--- a/docs/handouts/Oct13_session3_handouts.docx
+++ b/docs/handouts/Oct13_session3_handouts.docx
@@ -21,6 +21,7 @@
           <w:i w:val="false"/>
           <w:b w:val="false"/>
           <w:u w:val="none"/>
+          <w:strike w:val="false"/>
           <w:sz w:val="18"/>
           <w:szCs w:val="18"/>
           <w:color w:val="545860"/>
@@ -47,6 +48,7 @@
           <w:i w:val="false"/>
           <w:b w:val="true"/>
           <w:u w:val="none"/>
+          <w:strike w:val="false"/>
           <w:sz w:val="36"/>
           <w:szCs w:val="36"/>
           <w:color w:val="063360"/>
@@ -73,6 +75,7 @@
           <w:i w:val="false"/>
           <w:b w:val="false"/>
           <w:u w:val="none"/>
+          <w:strike w:val="false"/>
           <w:sz w:val="22"/>
           <w:szCs w:val="22"/>
           <w:color w:val="000000"/>
@@ -99,6 +102,7 @@
           <w:i w:val="false"/>
           <w:b w:val="true"/>
           <w:u w:val="none"/>
+          <w:strike w:val="false"/>
           <w:sz w:val="22"/>
           <w:szCs w:val="22"/>
           <w:color w:val="063360"/>
@@ -143,7 +147,6 @@
           </w:tcPr>
           <w:p>
             <w:pPr>
-              <w:pStyle w:val="Normal"/>
               <w:jc w:val="left"/>
               <w:pBdr>
                 <w:bottom w:val="none" w:sz="0" w:space="0" w:color="000000"/>
@@ -153,13 +156,24 @@
               </w:pBdr>
               <w:spacing w:after="80" w:before="80" w:line="240"/>
               <w:ind w:left="80" w:right="80" w:firstLine="0" w:firstLineChars="0"/>
+              <w:rPr>
+                <w:rFonts w:ascii="Arial" w:hAnsi="Arial" w:eastAsia="Arial" w:cs="Arial"/>
+                <w:i w:val="false"/>
+                <w:b w:val="true"/>
+                <w:u w:val="none"/>
+                <w:strike w:val="false"/>
+                <w:sz w:val="21"/>
+                <w:szCs w:val="21"/>
+                <w:color w:val="063360"/>
+              </w:rPr>
             </w:pPr>
             <w:r>
               <w:rPr>
-                <w:rFonts w:ascii="Arial" w:hAnsi="DejaVu Sans" w:eastAsia="DejaVu Sans" w:cs="DejaVu Sans"/>
+                <w:rFonts w:ascii="Arial" w:hAnsi="Arial" w:eastAsia="Arial" w:cs="Arial"/>
                 <w:i w:val="false"/>
                 <w:b w:val="true"/>
                 <w:u w:val="none"/>
+                <w:strike w:val="false"/>
                 <w:sz w:val="21"/>
                 <w:szCs w:val="21"/>
                 <w:color w:val="063360"/>
@@ -187,7 +201,6 @@
           </w:tcPr>
           <w:p>
             <w:pPr>
-              <w:pStyle w:val="Normal"/>
               <w:jc w:val="left"/>
               <w:pBdr>
                 <w:bottom w:val="none" w:sz="0" w:space="0" w:color="000000"/>
@@ -197,13 +210,24 @@
               </w:pBdr>
               <w:spacing w:after="80" w:before="80" w:line="240"/>
               <w:ind w:left="80" w:right="80" w:firstLine="0" w:firstLineChars="0"/>
+              <w:rPr>
+                <w:rFonts w:ascii="Arial" w:hAnsi="Arial" w:eastAsia="Arial" w:cs="Arial"/>
+                <w:i w:val="false"/>
+                <w:b w:val="true"/>
+                <w:u w:val="none"/>
+                <w:strike w:val="false"/>
+                <w:sz w:val="21"/>
+                <w:szCs w:val="21"/>
+                <w:color w:val="063360"/>
+              </w:rPr>
             </w:pPr>
             <w:r>
               <w:rPr>
-                <w:rFonts w:ascii="Arial" w:hAnsi="DejaVu Sans" w:eastAsia="DejaVu Sans" w:cs="DejaVu Sans"/>
+                <w:rFonts w:ascii="Arial" w:hAnsi="Arial" w:eastAsia="Arial" w:cs="Arial"/>
                 <w:i w:val="false"/>
                 <w:b w:val="true"/>
                 <w:u w:val="none"/>
+                <w:strike w:val="false"/>
                 <w:sz w:val="21"/>
                 <w:szCs w:val="21"/>
                 <w:color w:val="063360"/>
@@ -231,7 +255,6 @@
           </w:tcPr>
           <w:p>
             <w:pPr>
-              <w:pStyle w:val="Normal"/>
               <w:jc w:val="left"/>
               <w:pBdr>
                 <w:bottom w:val="none" w:sz="0" w:space="0" w:color="000000"/>
@@ -241,13 +264,24 @@
               </w:pBdr>
               <w:spacing w:after="80" w:before="80" w:line="240"/>
               <w:ind w:left="80" w:right="80" w:firstLine="0" w:firstLineChars="0"/>
+              <w:rPr>
+                <w:rFonts w:ascii="Arial" w:hAnsi="Arial" w:eastAsia="Arial" w:cs="Arial"/>
+                <w:i w:val="false"/>
+                <w:b w:val="true"/>
+                <w:u w:val="none"/>
+                <w:strike w:val="false"/>
+                <w:sz w:val="21"/>
+                <w:szCs w:val="21"/>
+                <w:color w:val="063360"/>
+              </w:rPr>
             </w:pPr>
             <w:r>
               <w:rPr>
-                <w:rFonts w:ascii="Arial" w:hAnsi="DejaVu Sans" w:eastAsia="DejaVu Sans" w:cs="DejaVu Sans"/>
+                <w:rFonts w:ascii="Arial" w:hAnsi="Arial" w:eastAsia="Arial" w:cs="Arial"/>
                 <w:i w:val="false"/>
                 <w:b w:val="true"/>
                 <w:u w:val="none"/>
+                <w:strike w:val="false"/>
                 <w:sz w:val="21"/>
                 <w:szCs w:val="21"/>
                 <w:color w:val="063360"/>
@@ -275,7 +309,6 @@
           </w:tcPr>
           <w:p>
             <w:pPr>
-              <w:pStyle w:val="Normal"/>
               <w:jc w:val="left"/>
               <w:pBdr>
                 <w:bottom w:val="none" w:sz="0" w:space="0" w:color="000000"/>
@@ -285,13 +318,24 @@
               </w:pBdr>
               <w:spacing w:after="80" w:before="80" w:line="240"/>
               <w:ind w:left="80" w:right="80" w:firstLine="0" w:firstLineChars="0"/>
+              <w:rPr>
+                <w:rFonts w:ascii="Arial" w:hAnsi="Arial" w:eastAsia="Arial" w:cs="Arial"/>
+                <w:i w:val="false"/>
+                <w:b w:val="true"/>
+                <w:u w:val="none"/>
+                <w:strike w:val="false"/>
+                <w:sz w:val="21"/>
+                <w:szCs w:val="21"/>
+                <w:color w:val="063360"/>
+              </w:rPr>
             </w:pPr>
             <w:r>
               <w:rPr>
-                <w:rFonts w:ascii="Arial" w:hAnsi="DejaVu Sans" w:eastAsia="DejaVu Sans" w:cs="DejaVu Sans"/>
+                <w:rFonts w:ascii="Arial" w:hAnsi="Arial" w:eastAsia="Arial" w:cs="Arial"/>
                 <w:i w:val="false"/>
                 <w:b w:val="true"/>
                 <w:u w:val="none"/>
+                <w:strike w:val="false"/>
                 <w:sz w:val="21"/>
                 <w:szCs w:val="21"/>
                 <w:color w:val="063360"/>
@@ -325,7 +369,6 @@
           </w:tcPr>
           <w:p>
             <w:pPr>
-              <w:pStyle w:val="Normal"/>
               <w:jc w:val="left"/>
               <w:pBdr>
                 <w:bottom w:val="none" w:sz="0" w:space="0" w:color="000000"/>
@@ -335,13 +378,24 @@
               </w:pBdr>
               <w:spacing w:after="80" w:before="80" w:line="240"/>
               <w:ind w:left="80" w:right="80" w:firstLine="0" w:firstLineChars="0"/>
+              <w:rPr>
+                <w:rFonts w:ascii="Arial" w:hAnsi="Arial" w:eastAsia="Arial" w:cs="Arial"/>
+                <w:i w:val="false"/>
+                <w:b w:val="false"/>
+                <w:u w:val="none"/>
+                <w:strike w:val="false"/>
+                <w:sz w:val="21"/>
+                <w:szCs w:val="21"/>
+                <w:color w:val="000000"/>
+              </w:rPr>
             </w:pPr>
             <w:r>
               <w:rPr>
-                <w:rFonts w:ascii="Arial" w:hAnsi="DejaVu Sans" w:eastAsia="DejaVu Sans" w:cs="DejaVu Sans"/>
-                <w:i w:val="false"/>
-                <w:b w:val="false"/>
-                <w:u w:val="none"/>
+                <w:rFonts w:ascii="Arial" w:hAnsi="Arial" w:eastAsia="Arial" w:cs="Arial"/>
+                <w:i w:val="false"/>
+                <w:b w:val="false"/>
+                <w:u w:val="none"/>
+                <w:strike w:val="false"/>
                 <w:sz w:val="21"/>
                 <w:szCs w:val="21"/>
                 <w:color w:val="000000"/>
@@ -369,7 +423,6 @@
           </w:tcPr>
           <w:p>
             <w:pPr>
-              <w:pStyle w:val="Normal"/>
               <w:jc w:val="left"/>
               <w:pBdr>
                 <w:bottom w:val="none" w:sz="0" w:space="0" w:color="000000"/>
@@ -379,13 +432,24 @@
               </w:pBdr>
               <w:spacing w:after="80" w:before="80" w:line="240"/>
               <w:ind w:left="80" w:right="80" w:firstLine="0" w:firstLineChars="0"/>
+              <w:rPr>
+                <w:rFonts w:ascii="Arial" w:hAnsi="Arial" w:eastAsia="Arial" w:cs="Arial"/>
+                <w:i w:val="false"/>
+                <w:b w:val="false"/>
+                <w:u w:val="none"/>
+                <w:strike w:val="false"/>
+                <w:sz w:val="21"/>
+                <w:szCs w:val="21"/>
+                <w:color w:val="000000"/>
+              </w:rPr>
             </w:pPr>
             <w:r>
               <w:rPr>
-                <w:rFonts w:ascii="Arial" w:hAnsi="DejaVu Sans" w:eastAsia="DejaVu Sans" w:cs="DejaVu Sans"/>
-                <w:i w:val="false"/>
-                <w:b w:val="false"/>
-                <w:u w:val="none"/>
+                <w:rFonts w:ascii="Arial" w:hAnsi="Arial" w:eastAsia="Arial" w:cs="Arial"/>
+                <w:i w:val="false"/>
+                <w:b w:val="false"/>
+                <w:u w:val="none"/>
+                <w:strike w:val="false"/>
                 <w:sz w:val="21"/>
                 <w:szCs w:val="21"/>
                 <w:color w:val="000000"/>
@@ -413,7 +477,6 @@
           </w:tcPr>
           <w:p>
             <w:pPr>
-              <w:pStyle w:val="Normal"/>
               <w:jc w:val="left"/>
               <w:pBdr>
                 <w:bottom w:val="none" w:sz="0" w:space="0" w:color="000000"/>
@@ -423,13 +486,24 @@
               </w:pBdr>
               <w:spacing w:after="80" w:before="80" w:line="240"/>
               <w:ind w:left="80" w:right="80" w:firstLine="0" w:firstLineChars="0"/>
+              <w:rPr>
+                <w:rFonts w:ascii="Arial" w:hAnsi="Arial" w:eastAsia="Arial" w:cs="Arial"/>
+                <w:i w:val="false"/>
+                <w:b w:val="false"/>
+                <w:u w:val="none"/>
+                <w:strike w:val="false"/>
+                <w:sz w:val="21"/>
+                <w:szCs w:val="21"/>
+                <w:color w:val="000000"/>
+              </w:rPr>
             </w:pPr>
             <w:r>
               <w:rPr>
-                <w:rFonts w:ascii="Arial" w:hAnsi="DejaVu Sans" w:eastAsia="DejaVu Sans" w:cs="DejaVu Sans"/>
-                <w:i w:val="false"/>
-                <w:b w:val="false"/>
-                <w:u w:val="none"/>
+                <w:rFonts w:ascii="Arial" w:hAnsi="Arial" w:eastAsia="Arial" w:cs="Arial"/>
+                <w:i w:val="false"/>
+                <w:b w:val="false"/>
+                <w:u w:val="none"/>
+                <w:strike w:val="false"/>
                 <w:sz w:val="21"/>
                 <w:szCs w:val="21"/>
                 <w:color w:val="000000"/>
@@ -457,7 +531,6 @@
           </w:tcPr>
           <w:p>
             <w:pPr>
-              <w:pStyle w:val="Normal"/>
               <w:jc w:val="left"/>
               <w:pBdr>
                 <w:bottom w:val="none" w:sz="0" w:space="0" w:color="000000"/>
@@ -467,13 +540,24 @@
               </w:pBdr>
               <w:spacing w:after="80" w:before="80" w:line="240"/>
               <w:ind w:left="80" w:right="80" w:firstLine="0" w:firstLineChars="0"/>
+              <w:rPr>
+                <w:rFonts w:ascii="Arial" w:hAnsi="Arial" w:eastAsia="Arial" w:cs="Arial"/>
+                <w:i w:val="false"/>
+                <w:b w:val="false"/>
+                <w:u w:val="none"/>
+                <w:strike w:val="false"/>
+                <w:sz w:val="21"/>
+                <w:szCs w:val="21"/>
+                <w:color w:val="000000"/>
+              </w:rPr>
             </w:pPr>
             <w:r>
               <w:rPr>
-                <w:rFonts w:ascii="Arial" w:hAnsi="DejaVu Sans" w:eastAsia="DejaVu Sans" w:cs="DejaVu Sans"/>
-                <w:i w:val="false"/>
-                <w:b w:val="false"/>
-                <w:u w:val="none"/>
+                <w:rFonts w:ascii="Arial" w:hAnsi="Arial" w:eastAsia="Arial" w:cs="Arial"/>
+                <w:i w:val="false"/>
+                <w:b w:val="false"/>
+                <w:u w:val="none"/>
+                <w:strike w:val="false"/>
                 <w:sz w:val="21"/>
                 <w:szCs w:val="21"/>
                 <w:color w:val="000000"/>
@@ -507,7 +591,6 @@
           </w:tcPr>
           <w:p>
             <w:pPr>
-              <w:pStyle w:val="Normal"/>
               <w:jc w:val="left"/>
               <w:pBdr>
                 <w:bottom w:val="none" w:sz="0" w:space="0" w:color="000000"/>
@@ -517,13 +600,24 @@
               </w:pBdr>
               <w:spacing w:after="80" w:before="80" w:line="240"/>
               <w:ind w:left="80" w:right="80" w:firstLine="0" w:firstLineChars="0"/>
+              <w:rPr>
+                <w:rFonts w:ascii="Arial" w:hAnsi="Arial" w:eastAsia="Arial" w:cs="Arial"/>
+                <w:i w:val="false"/>
+                <w:b w:val="false"/>
+                <w:u w:val="none"/>
+                <w:strike w:val="false"/>
+                <w:sz w:val="21"/>
+                <w:szCs w:val="21"/>
+                <w:color w:val="000000"/>
+              </w:rPr>
             </w:pPr>
             <w:r>
               <w:rPr>
-                <w:rFonts w:ascii="Arial" w:hAnsi="DejaVu Sans" w:eastAsia="DejaVu Sans" w:cs="DejaVu Sans"/>
-                <w:i w:val="false"/>
-                <w:b w:val="false"/>
-                <w:u w:val="none"/>
+                <w:rFonts w:ascii="Arial" w:hAnsi="Arial" w:eastAsia="Arial" w:cs="Arial"/>
+                <w:i w:val="false"/>
+                <w:b w:val="false"/>
+                <w:u w:val="none"/>
+                <w:strike w:val="false"/>
                 <w:sz w:val="21"/>
                 <w:szCs w:val="21"/>
                 <w:color w:val="000000"/>
@@ -551,7 +645,6 @@
           </w:tcPr>
           <w:p>
             <w:pPr>
-              <w:pStyle w:val="Normal"/>
               <w:jc w:val="left"/>
               <w:pBdr>
                 <w:bottom w:val="none" w:sz="0" w:space="0" w:color="000000"/>
@@ -561,13 +654,24 @@
               </w:pBdr>
               <w:spacing w:after="80" w:before="80" w:line="240"/>
               <w:ind w:left="80" w:right="80" w:firstLine="0" w:firstLineChars="0"/>
+              <w:rPr>
+                <w:rFonts w:ascii="Arial" w:hAnsi="Arial" w:eastAsia="Arial" w:cs="Arial"/>
+                <w:i w:val="false"/>
+                <w:b w:val="false"/>
+                <w:u w:val="none"/>
+                <w:strike w:val="false"/>
+                <w:sz w:val="21"/>
+                <w:szCs w:val="21"/>
+                <w:color w:val="000000"/>
+              </w:rPr>
             </w:pPr>
             <w:r>
               <w:rPr>
-                <w:rFonts w:ascii="Arial" w:hAnsi="DejaVu Sans" w:eastAsia="DejaVu Sans" w:cs="DejaVu Sans"/>
-                <w:i w:val="false"/>
-                <w:b w:val="false"/>
-                <w:u w:val="none"/>
+                <w:rFonts w:ascii="Arial" w:hAnsi="Arial" w:eastAsia="Arial" w:cs="Arial"/>
+                <w:i w:val="false"/>
+                <w:b w:val="false"/>
+                <w:u w:val="none"/>
+                <w:strike w:val="false"/>
                 <w:sz w:val="21"/>
                 <w:szCs w:val="21"/>
                 <w:color w:val="000000"/>
@@ -595,7 +699,6 @@
           </w:tcPr>
           <w:p>
             <w:pPr>
-              <w:pStyle w:val="Normal"/>
               <w:jc w:val="left"/>
               <w:pBdr>
                 <w:bottom w:val="none" w:sz="0" w:space="0" w:color="000000"/>
@@ -605,13 +708,24 @@
               </w:pBdr>
               <w:spacing w:after="80" w:before="80" w:line="240"/>
               <w:ind w:left="80" w:right="80" w:firstLine="0" w:firstLineChars="0"/>
+              <w:rPr>
+                <w:rFonts w:ascii="Arial" w:hAnsi="Arial" w:eastAsia="Arial" w:cs="Arial"/>
+                <w:i w:val="false"/>
+                <w:b w:val="false"/>
+                <w:u w:val="none"/>
+                <w:strike w:val="false"/>
+                <w:sz w:val="21"/>
+                <w:szCs w:val="21"/>
+                <w:color w:val="000000"/>
+              </w:rPr>
             </w:pPr>
             <w:r>
               <w:rPr>
-                <w:rFonts w:ascii="Arial" w:hAnsi="DejaVu Sans" w:eastAsia="DejaVu Sans" w:cs="DejaVu Sans"/>
-                <w:i w:val="false"/>
-                <w:b w:val="false"/>
-                <w:u w:val="none"/>
+                <w:rFonts w:ascii="Arial" w:hAnsi="Arial" w:eastAsia="Arial" w:cs="Arial"/>
+                <w:i w:val="false"/>
+                <w:b w:val="false"/>
+                <w:u w:val="none"/>
+                <w:strike w:val="false"/>
                 <w:sz w:val="21"/>
                 <w:szCs w:val="21"/>
                 <w:color w:val="000000"/>
@@ -639,7 +753,6 @@
           </w:tcPr>
           <w:p>
             <w:pPr>
-              <w:pStyle w:val="Normal"/>
               <w:jc w:val="left"/>
               <w:pBdr>
                 <w:bottom w:val="none" w:sz="0" w:space="0" w:color="000000"/>
@@ -649,13 +762,24 @@
               </w:pBdr>
               <w:spacing w:after="80" w:before="80" w:line="240"/>
               <w:ind w:left="80" w:right="80" w:firstLine="0" w:firstLineChars="0"/>
+              <w:rPr>
+                <w:rFonts w:ascii="Arial" w:hAnsi="Arial" w:eastAsia="Arial" w:cs="Arial"/>
+                <w:i w:val="false"/>
+                <w:b w:val="false"/>
+                <w:u w:val="none"/>
+                <w:strike w:val="false"/>
+                <w:sz w:val="21"/>
+                <w:szCs w:val="21"/>
+                <w:color w:val="000000"/>
+              </w:rPr>
             </w:pPr>
             <w:r>
               <w:rPr>
-                <w:rFonts w:ascii="Arial" w:hAnsi="DejaVu Sans" w:eastAsia="DejaVu Sans" w:cs="DejaVu Sans"/>
-                <w:i w:val="false"/>
-                <w:b w:val="false"/>
-                <w:u w:val="none"/>
+                <w:rFonts w:ascii="Arial" w:hAnsi="Arial" w:eastAsia="Arial" w:cs="Arial"/>
+                <w:i w:val="false"/>
+                <w:b w:val="false"/>
+                <w:u w:val="none"/>
+                <w:strike w:val="false"/>
                 <w:sz w:val="21"/>
                 <w:szCs w:val="21"/>
                 <w:color w:val="000000"/>
@@ -689,7 +813,6 @@
           </w:tcPr>
           <w:p>
             <w:pPr>
-              <w:pStyle w:val="Normal"/>
               <w:jc w:val="left"/>
               <w:pBdr>
                 <w:bottom w:val="none" w:sz="0" w:space="0" w:color="000000"/>
@@ -699,13 +822,24 @@
               </w:pBdr>
               <w:spacing w:after="80" w:before="80" w:line="240"/>
               <w:ind w:left="80" w:right="80" w:firstLine="0" w:firstLineChars="0"/>
+              <w:rPr>
+                <w:rFonts w:ascii="Arial" w:hAnsi="Arial" w:eastAsia="Arial" w:cs="Arial"/>
+                <w:i w:val="false"/>
+                <w:b w:val="false"/>
+                <w:u w:val="none"/>
+                <w:strike w:val="false"/>
+                <w:sz w:val="21"/>
+                <w:szCs w:val="21"/>
+                <w:color w:val="000000"/>
+              </w:rPr>
             </w:pPr>
             <w:r>
               <w:rPr>
-                <w:rFonts w:ascii="Arial" w:hAnsi="DejaVu Sans" w:eastAsia="DejaVu Sans" w:cs="DejaVu Sans"/>
-                <w:i w:val="false"/>
-                <w:b w:val="false"/>
-                <w:u w:val="none"/>
+                <w:rFonts w:ascii="Arial" w:hAnsi="Arial" w:eastAsia="Arial" w:cs="Arial"/>
+                <w:i w:val="false"/>
+                <w:b w:val="false"/>
+                <w:u w:val="none"/>
+                <w:strike w:val="false"/>
                 <w:sz w:val="21"/>
                 <w:szCs w:val="21"/>
                 <w:color w:val="000000"/>
@@ -733,7 +867,6 @@
           </w:tcPr>
           <w:p>
             <w:pPr>
-              <w:pStyle w:val="Normal"/>
               <w:jc w:val="left"/>
               <w:pBdr>
                 <w:bottom w:val="none" w:sz="0" w:space="0" w:color="000000"/>
@@ -743,13 +876,24 @@
               </w:pBdr>
               <w:spacing w:after="80" w:before="80" w:line="240"/>
               <w:ind w:left="80" w:right="80" w:firstLine="0" w:firstLineChars="0"/>
+              <w:rPr>
+                <w:rFonts w:ascii="Arial" w:hAnsi="Arial" w:eastAsia="Arial" w:cs="Arial"/>
+                <w:i w:val="false"/>
+                <w:b w:val="false"/>
+                <w:u w:val="none"/>
+                <w:strike w:val="false"/>
+                <w:sz w:val="21"/>
+                <w:szCs w:val="21"/>
+                <w:color w:val="000000"/>
+              </w:rPr>
             </w:pPr>
             <w:r>
               <w:rPr>
-                <w:rFonts w:ascii="Arial" w:hAnsi="DejaVu Sans" w:eastAsia="DejaVu Sans" w:cs="DejaVu Sans"/>
-                <w:i w:val="false"/>
-                <w:b w:val="false"/>
-                <w:u w:val="none"/>
+                <w:rFonts w:ascii="Arial" w:hAnsi="Arial" w:eastAsia="Arial" w:cs="Arial"/>
+                <w:i w:val="false"/>
+                <w:b w:val="false"/>
+                <w:u w:val="none"/>
+                <w:strike w:val="false"/>
                 <w:sz w:val="21"/>
                 <w:szCs w:val="21"/>
                 <w:color w:val="000000"/>
@@ -777,7 +921,6 @@
           </w:tcPr>
           <w:p>
             <w:pPr>
-              <w:pStyle w:val="Normal"/>
               <w:jc w:val="left"/>
               <w:pBdr>
                 <w:bottom w:val="none" w:sz="0" w:space="0" w:color="000000"/>
@@ -787,13 +930,24 @@
               </w:pBdr>
               <w:spacing w:after="80" w:before="80" w:line="240"/>
               <w:ind w:left="80" w:right="80" w:firstLine="0" w:firstLineChars="0"/>
+              <w:rPr>
+                <w:rFonts w:ascii="Arial" w:hAnsi="Arial" w:eastAsia="Arial" w:cs="Arial"/>
+                <w:i w:val="false"/>
+                <w:b w:val="false"/>
+                <w:u w:val="none"/>
+                <w:strike w:val="false"/>
+                <w:sz w:val="21"/>
+                <w:szCs w:val="21"/>
+                <w:color w:val="000000"/>
+              </w:rPr>
             </w:pPr>
             <w:r>
               <w:rPr>
-                <w:rFonts w:ascii="Arial" w:hAnsi="DejaVu Sans" w:eastAsia="DejaVu Sans" w:cs="DejaVu Sans"/>
-                <w:i w:val="false"/>
-                <w:b w:val="false"/>
-                <w:u w:val="none"/>
+                <w:rFonts w:ascii="Arial" w:hAnsi="Arial" w:eastAsia="Arial" w:cs="Arial"/>
+                <w:i w:val="false"/>
+                <w:b w:val="false"/>
+                <w:u w:val="none"/>
+                <w:strike w:val="false"/>
                 <w:sz w:val="21"/>
                 <w:szCs w:val="21"/>
                 <w:color w:val="000000"/>
@@ -821,7 +975,6 @@
           </w:tcPr>
           <w:p>
             <w:pPr>
-              <w:pStyle w:val="Normal"/>
               <w:jc w:val="left"/>
               <w:pBdr>
                 <w:bottom w:val="none" w:sz="0" w:space="0" w:color="000000"/>
@@ -831,13 +984,24 @@
               </w:pBdr>
               <w:spacing w:after="80" w:before="80" w:line="240"/>
               <w:ind w:left="80" w:right="80" w:firstLine="0" w:firstLineChars="0"/>
+              <w:rPr>
+                <w:rFonts w:ascii="Arial" w:hAnsi="Arial" w:eastAsia="Arial" w:cs="Arial"/>
+                <w:i w:val="false"/>
+                <w:b w:val="false"/>
+                <w:u w:val="none"/>
+                <w:strike w:val="false"/>
+                <w:sz w:val="21"/>
+                <w:szCs w:val="21"/>
+                <w:color w:val="000000"/>
+              </w:rPr>
             </w:pPr>
             <w:r>
               <w:rPr>
-                <w:rFonts w:ascii="Arial" w:hAnsi="DejaVu Sans" w:eastAsia="DejaVu Sans" w:cs="DejaVu Sans"/>
-                <w:i w:val="false"/>
-                <w:b w:val="false"/>
-                <w:u w:val="none"/>
+                <w:rFonts w:ascii="Arial" w:hAnsi="Arial" w:eastAsia="Arial" w:cs="Arial"/>
+                <w:i w:val="false"/>
+                <w:b w:val="false"/>
+                <w:u w:val="none"/>
+                <w:strike w:val="false"/>
                 <w:sz w:val="21"/>
                 <w:szCs w:val="21"/>
                 <w:color w:val="000000"/>
@@ -867,6 +1031,7 @@
           <w:i w:val="false"/>
           <w:b w:val="true"/>
           <w:u w:val="none"/>
+          <w:strike w:val="false"/>
           <w:sz w:val="22"/>
           <w:szCs w:val="22"/>
           <w:color w:val="063360"/>
@@ -911,7 +1076,6 @@
           </w:tcPr>
           <w:p>
             <w:pPr>
-              <w:pStyle w:val="Normal"/>
               <w:jc w:val="left"/>
               <w:pBdr>
                 <w:bottom w:val="none" w:sz="0" w:space="0" w:color="000000"/>
@@ -921,13 +1085,24 @@
               </w:pBdr>
               <w:spacing w:after="80" w:before="80" w:line="240"/>
               <w:ind w:left="80" w:right="80" w:firstLine="0" w:firstLineChars="0"/>
+              <w:rPr>
+                <w:rFonts w:ascii="Arial" w:hAnsi="Arial" w:eastAsia="Arial" w:cs="Arial"/>
+                <w:i w:val="false"/>
+                <w:b w:val="true"/>
+                <w:u w:val="none"/>
+                <w:strike w:val="false"/>
+                <w:sz w:val="21"/>
+                <w:szCs w:val="21"/>
+                <w:color w:val="063360"/>
+              </w:rPr>
             </w:pPr>
             <w:r>
               <w:rPr>
-                <w:rFonts w:ascii="Arial" w:hAnsi="DejaVu Sans" w:eastAsia="DejaVu Sans" w:cs="DejaVu Sans"/>
+                <w:rFonts w:ascii="Arial" w:hAnsi="Arial" w:eastAsia="Arial" w:cs="Arial"/>
                 <w:i w:val="false"/>
                 <w:b w:val="true"/>
                 <w:u w:val="none"/>
+                <w:strike w:val="false"/>
                 <w:sz w:val="21"/>
                 <w:szCs w:val="21"/>
                 <w:color w:val="063360"/>
@@ -955,7 +1130,6 @@
           </w:tcPr>
           <w:p>
             <w:pPr>
-              <w:pStyle w:val="Normal"/>
               <w:jc w:val="left"/>
               <w:pBdr>
                 <w:bottom w:val="none" w:sz="0" w:space="0" w:color="000000"/>
@@ -965,13 +1139,24 @@
               </w:pBdr>
               <w:spacing w:after="80" w:before="80" w:line="240"/>
               <w:ind w:left="80" w:right="80" w:firstLine="0" w:firstLineChars="0"/>
+              <w:rPr>
+                <w:rFonts w:ascii="Arial" w:hAnsi="Arial" w:eastAsia="Arial" w:cs="Arial"/>
+                <w:i w:val="false"/>
+                <w:b w:val="true"/>
+                <w:u w:val="none"/>
+                <w:strike w:val="false"/>
+                <w:sz w:val="21"/>
+                <w:szCs w:val="21"/>
+                <w:color w:val="063360"/>
+              </w:rPr>
             </w:pPr>
             <w:r>
               <w:rPr>
-                <w:rFonts w:ascii="Arial" w:hAnsi="DejaVu Sans" w:eastAsia="DejaVu Sans" w:cs="DejaVu Sans"/>
+                <w:rFonts w:ascii="Arial" w:hAnsi="Arial" w:eastAsia="Arial" w:cs="Arial"/>
                 <w:i w:val="false"/>
                 <w:b w:val="true"/>
                 <w:u w:val="none"/>
+                <w:strike w:val="false"/>
                 <w:sz w:val="21"/>
                 <w:szCs w:val="21"/>
                 <w:color w:val="063360"/>
@@ -999,7 +1184,6 @@
           </w:tcPr>
           <w:p>
             <w:pPr>
-              <w:pStyle w:val="Normal"/>
               <w:jc w:val="left"/>
               <w:pBdr>
                 <w:bottom w:val="none" w:sz="0" w:space="0" w:color="000000"/>
@@ -1009,13 +1193,24 @@
               </w:pBdr>
               <w:spacing w:after="80" w:before="80" w:line="240"/>
               <w:ind w:left="80" w:right="80" w:firstLine="0" w:firstLineChars="0"/>
+              <w:rPr>
+                <w:rFonts w:ascii="Arial" w:hAnsi="Arial" w:eastAsia="Arial" w:cs="Arial"/>
+                <w:i w:val="false"/>
+                <w:b w:val="true"/>
+                <w:u w:val="none"/>
+                <w:strike w:val="false"/>
+                <w:sz w:val="21"/>
+                <w:szCs w:val="21"/>
+                <w:color w:val="063360"/>
+              </w:rPr>
             </w:pPr>
             <w:r>
               <w:rPr>
-                <w:rFonts w:ascii="Arial" w:hAnsi="DejaVu Sans" w:eastAsia="DejaVu Sans" w:cs="DejaVu Sans"/>
+                <w:rFonts w:ascii="Arial" w:hAnsi="Arial" w:eastAsia="Arial" w:cs="Arial"/>
                 <w:i w:val="false"/>
                 <w:b w:val="true"/>
                 <w:u w:val="none"/>
+                <w:strike w:val="false"/>
                 <w:sz w:val="21"/>
                 <w:szCs w:val="21"/>
                 <w:color w:val="063360"/>
@@ -1043,7 +1238,6 @@
           </w:tcPr>
           <w:p>
             <w:pPr>
-              <w:pStyle w:val="Normal"/>
               <w:jc w:val="left"/>
               <w:pBdr>
                 <w:bottom w:val="none" w:sz="0" w:space="0" w:color="000000"/>
@@ -1053,13 +1247,24 @@
               </w:pBdr>
               <w:spacing w:after="80" w:before="80" w:line="240"/>
               <w:ind w:left="80" w:right="80" w:firstLine="0" w:firstLineChars="0"/>
+              <w:rPr>
+                <w:rFonts w:ascii="Arial" w:hAnsi="Arial" w:eastAsia="Arial" w:cs="Arial"/>
+                <w:i w:val="false"/>
+                <w:b w:val="true"/>
+                <w:u w:val="none"/>
+                <w:strike w:val="false"/>
+                <w:sz w:val="21"/>
+                <w:szCs w:val="21"/>
+                <w:color w:val="063360"/>
+              </w:rPr>
             </w:pPr>
             <w:r>
               <w:rPr>
-                <w:rFonts w:ascii="Arial" w:hAnsi="DejaVu Sans" w:eastAsia="DejaVu Sans" w:cs="DejaVu Sans"/>
+                <w:rFonts w:ascii="Arial" w:hAnsi="Arial" w:eastAsia="Arial" w:cs="Arial"/>
                 <w:i w:val="false"/>
                 <w:b w:val="true"/>
                 <w:u w:val="none"/>
+                <w:strike w:val="false"/>
                 <w:sz w:val="21"/>
                 <w:szCs w:val="21"/>
                 <w:color w:val="063360"/>
@@ -1093,7 +1298,6 @@
           </w:tcPr>
           <w:p>
             <w:pPr>
-              <w:pStyle w:val="Normal"/>
               <w:jc w:val="left"/>
               <w:pBdr>
                 <w:bottom w:val="none" w:sz="0" w:space="0" w:color="000000"/>
@@ -1103,13 +1307,24 @@
               </w:pBdr>
               <w:spacing w:after="80" w:before="80" w:line="240"/>
               <w:ind w:left="80" w:right="80" w:firstLine="0" w:firstLineChars="0"/>
+              <w:rPr>
+                <w:rFonts w:ascii="Arial" w:hAnsi="Arial" w:eastAsia="Arial" w:cs="Arial"/>
+                <w:i w:val="false"/>
+                <w:b w:val="false"/>
+                <w:u w:val="none"/>
+                <w:strike w:val="false"/>
+                <w:sz w:val="21"/>
+                <w:szCs w:val="21"/>
+                <w:color w:val="000000"/>
+              </w:rPr>
             </w:pPr>
             <w:r>
               <w:rPr>
-                <w:rFonts w:ascii="Arial" w:hAnsi="DejaVu Sans" w:eastAsia="DejaVu Sans" w:cs="DejaVu Sans"/>
-                <w:i w:val="false"/>
-                <w:b w:val="false"/>
-                <w:u w:val="none"/>
+                <w:rFonts w:ascii="Arial" w:hAnsi="Arial" w:eastAsia="Arial" w:cs="Arial"/>
+                <w:i w:val="false"/>
+                <w:b w:val="false"/>
+                <w:u w:val="none"/>
+                <w:strike w:val="false"/>
                 <w:sz w:val="21"/>
                 <w:szCs w:val="21"/>
                 <w:color w:val="000000"/>
@@ -1137,7 +1352,6 @@
           </w:tcPr>
           <w:p>
             <w:pPr>
-              <w:pStyle w:val="Normal"/>
               <w:jc w:val="left"/>
               <w:pBdr>
                 <w:bottom w:val="none" w:sz="0" w:space="0" w:color="000000"/>
@@ -1147,13 +1361,24 @@
               </w:pBdr>
               <w:spacing w:after="80" w:before="80" w:line="240"/>
               <w:ind w:left="80" w:right="80" w:firstLine="0" w:firstLineChars="0"/>
+              <w:rPr>
+                <w:rFonts w:ascii="Arial" w:hAnsi="Arial" w:eastAsia="Arial" w:cs="Arial"/>
+                <w:i w:val="false"/>
+                <w:b w:val="false"/>
+                <w:u w:val="none"/>
+                <w:strike w:val="false"/>
+                <w:sz w:val="21"/>
+                <w:szCs w:val="21"/>
+                <w:color w:val="000000"/>
+              </w:rPr>
             </w:pPr>
             <w:r>
               <w:rPr>
-                <w:rFonts w:ascii="Arial" w:hAnsi="DejaVu Sans" w:eastAsia="DejaVu Sans" w:cs="DejaVu Sans"/>
-                <w:i w:val="false"/>
-                <w:b w:val="false"/>
-                <w:u w:val="none"/>
+                <w:rFonts w:ascii="Arial" w:hAnsi="Arial" w:eastAsia="Arial" w:cs="Arial"/>
+                <w:i w:val="false"/>
+                <w:b w:val="false"/>
+                <w:u w:val="none"/>
+                <w:strike w:val="false"/>
                 <w:sz w:val="21"/>
                 <w:szCs w:val="21"/>
                 <w:color w:val="000000"/>
@@ -1181,7 +1406,6 @@
           </w:tcPr>
           <w:p>
             <w:pPr>
-              <w:pStyle w:val="Normal"/>
               <w:jc w:val="left"/>
               <w:pBdr>
                 <w:bottom w:val="none" w:sz="0" w:space="0" w:color="000000"/>
@@ -1191,13 +1415,24 @@
               </w:pBdr>
               <w:spacing w:after="80" w:before="80" w:line="240"/>
               <w:ind w:left="80" w:right="80" w:firstLine="0" w:firstLineChars="0"/>
+              <w:rPr>
+                <w:rFonts w:ascii="Arial" w:hAnsi="Arial" w:eastAsia="Arial" w:cs="Arial"/>
+                <w:i w:val="false"/>
+                <w:b w:val="false"/>
+                <w:u w:val="none"/>
+                <w:strike w:val="false"/>
+                <w:sz w:val="21"/>
+                <w:szCs w:val="21"/>
+                <w:color w:val="000000"/>
+              </w:rPr>
             </w:pPr>
             <w:r>
               <w:rPr>
-                <w:rFonts w:ascii="Arial" w:hAnsi="DejaVu Sans" w:eastAsia="DejaVu Sans" w:cs="DejaVu Sans"/>
-                <w:i w:val="false"/>
-                <w:b w:val="false"/>
-                <w:u w:val="none"/>
+                <w:rFonts w:ascii="Arial" w:hAnsi="Arial" w:eastAsia="Arial" w:cs="Arial"/>
+                <w:i w:val="false"/>
+                <w:b w:val="false"/>
+                <w:u w:val="none"/>
+                <w:strike w:val="false"/>
                 <w:sz w:val="21"/>
                 <w:szCs w:val="21"/>
                 <w:color w:val="000000"/>
@@ -1225,7 +1460,6 @@
           </w:tcPr>
           <w:p>
             <w:pPr>
-              <w:pStyle w:val="Normal"/>
               <w:jc w:val="left"/>
               <w:pBdr>
                 <w:bottom w:val="none" w:sz="0" w:space="0" w:color="000000"/>
@@ -1235,13 +1469,24 @@
               </w:pBdr>
               <w:spacing w:after="80" w:before="80" w:line="240"/>
               <w:ind w:left="80" w:right="80" w:firstLine="0" w:firstLineChars="0"/>
+              <w:rPr>
+                <w:rFonts w:ascii="Arial" w:hAnsi="Arial" w:eastAsia="Arial" w:cs="Arial"/>
+                <w:i w:val="false"/>
+                <w:b w:val="false"/>
+                <w:u w:val="none"/>
+                <w:strike w:val="false"/>
+                <w:sz w:val="21"/>
+                <w:szCs w:val="21"/>
+                <w:color w:val="000000"/>
+              </w:rPr>
             </w:pPr>
             <w:r>
               <w:rPr>
-                <w:rFonts w:ascii="Arial" w:hAnsi="DejaVu Sans" w:eastAsia="DejaVu Sans" w:cs="DejaVu Sans"/>
-                <w:i w:val="false"/>
-                <w:b w:val="false"/>
-                <w:u w:val="none"/>
+                <w:rFonts w:ascii="Arial" w:hAnsi="Arial" w:eastAsia="Arial" w:cs="Arial"/>
+                <w:i w:val="false"/>
+                <w:b w:val="false"/>
+                <w:u w:val="none"/>
+                <w:strike w:val="false"/>
                 <w:sz w:val="21"/>
                 <w:szCs w:val="21"/>
                 <w:color w:val="000000"/>
@@ -1275,7 +1520,6 @@
           </w:tcPr>
           <w:p>
             <w:pPr>
-              <w:pStyle w:val="Normal"/>
               <w:jc w:val="left"/>
               <w:pBdr>
                 <w:bottom w:val="none" w:sz="0" w:space="0" w:color="000000"/>
@@ -1285,13 +1529,24 @@
               </w:pBdr>
               <w:spacing w:after="80" w:before="80" w:line="240"/>
               <w:ind w:left="80" w:right="80" w:firstLine="0" w:firstLineChars="0"/>
+              <w:rPr>
+                <w:rFonts w:ascii="Arial" w:hAnsi="Arial" w:eastAsia="Arial" w:cs="Arial"/>
+                <w:i w:val="false"/>
+                <w:b w:val="false"/>
+                <w:u w:val="none"/>
+                <w:strike w:val="false"/>
+                <w:sz w:val="21"/>
+                <w:szCs w:val="21"/>
+                <w:color w:val="000000"/>
+              </w:rPr>
             </w:pPr>
             <w:r>
               <w:rPr>
-                <w:rFonts w:ascii="Arial" w:hAnsi="DejaVu Sans" w:eastAsia="DejaVu Sans" w:cs="DejaVu Sans"/>
-                <w:i w:val="false"/>
-                <w:b w:val="false"/>
-                <w:u w:val="none"/>
+                <w:rFonts w:ascii="Arial" w:hAnsi="Arial" w:eastAsia="Arial" w:cs="Arial"/>
+                <w:i w:val="false"/>
+                <w:b w:val="false"/>
+                <w:u w:val="none"/>
+                <w:strike w:val="false"/>
                 <w:sz w:val="21"/>
                 <w:szCs w:val="21"/>
                 <w:color w:val="000000"/>
@@ -1319,7 +1574,6 @@
           </w:tcPr>
           <w:p>
             <w:pPr>
-              <w:pStyle w:val="Normal"/>
               <w:jc w:val="left"/>
               <w:pBdr>
                 <w:bottom w:val="none" w:sz="0" w:space="0" w:color="000000"/>
@@ -1329,13 +1583,24 @@
               </w:pBdr>
               <w:spacing w:after="80" w:before="80" w:line="240"/>
               <w:ind w:left="80" w:right="80" w:firstLine="0" w:firstLineChars="0"/>
+              <w:rPr>
+                <w:rFonts w:ascii="Arial" w:hAnsi="Arial" w:eastAsia="Arial" w:cs="Arial"/>
+                <w:i w:val="false"/>
+                <w:b w:val="false"/>
+                <w:u w:val="none"/>
+                <w:strike w:val="false"/>
+                <w:sz w:val="21"/>
+                <w:szCs w:val="21"/>
+                <w:color w:val="000000"/>
+              </w:rPr>
             </w:pPr>
             <w:r>
               <w:rPr>
-                <w:rFonts w:ascii="Arial" w:hAnsi="DejaVu Sans" w:eastAsia="DejaVu Sans" w:cs="DejaVu Sans"/>
-                <w:i w:val="false"/>
-                <w:b w:val="false"/>
-                <w:u w:val="none"/>
+                <w:rFonts w:ascii="Arial" w:hAnsi="Arial" w:eastAsia="Arial" w:cs="Arial"/>
+                <w:i w:val="false"/>
+                <w:b w:val="false"/>
+                <w:u w:val="none"/>
+                <w:strike w:val="false"/>
                 <w:sz w:val="21"/>
                 <w:szCs w:val="21"/>
                 <w:color w:val="000000"/>
@@ -1363,7 +1628,6 @@
           </w:tcPr>
           <w:p>
             <w:pPr>
-              <w:pStyle w:val="Normal"/>
               <w:jc w:val="left"/>
               <w:pBdr>
                 <w:bottom w:val="none" w:sz="0" w:space="0" w:color="000000"/>
@@ -1373,13 +1637,24 @@
               </w:pBdr>
               <w:spacing w:after="80" w:before="80" w:line="240"/>
               <w:ind w:left="80" w:right="80" w:firstLine="0" w:firstLineChars="0"/>
+              <w:rPr>
+                <w:rFonts w:ascii="Arial" w:hAnsi="Arial" w:eastAsia="Arial" w:cs="Arial"/>
+                <w:i w:val="false"/>
+                <w:b w:val="false"/>
+                <w:u w:val="none"/>
+                <w:strike w:val="false"/>
+                <w:sz w:val="21"/>
+                <w:szCs w:val="21"/>
+                <w:color w:val="000000"/>
+              </w:rPr>
             </w:pPr>
             <w:r>
               <w:rPr>
-                <w:rFonts w:ascii="Arial" w:hAnsi="DejaVu Sans" w:eastAsia="DejaVu Sans" w:cs="DejaVu Sans"/>
-                <w:i w:val="false"/>
-                <w:b w:val="false"/>
-                <w:u w:val="none"/>
+                <w:rFonts w:ascii="Arial" w:hAnsi="Arial" w:eastAsia="Arial" w:cs="Arial"/>
+                <w:i w:val="false"/>
+                <w:b w:val="false"/>
+                <w:u w:val="none"/>
+                <w:strike w:val="false"/>
                 <w:sz w:val="21"/>
                 <w:szCs w:val="21"/>
                 <w:color w:val="000000"/>
@@ -1407,7 +1682,6 @@
           </w:tcPr>
           <w:p>
             <w:pPr>
-              <w:pStyle w:val="Normal"/>
               <w:jc w:val="left"/>
               <w:pBdr>
                 <w:bottom w:val="none" w:sz="0" w:space="0" w:color="000000"/>
@@ -1417,13 +1691,24 @@
               </w:pBdr>
               <w:spacing w:after="80" w:before="80" w:line="240"/>
               <w:ind w:left="80" w:right="80" w:firstLine="0" w:firstLineChars="0"/>
+              <w:rPr>
+                <w:rFonts w:ascii="Arial" w:hAnsi="Arial" w:eastAsia="Arial" w:cs="Arial"/>
+                <w:i w:val="false"/>
+                <w:b w:val="false"/>
+                <w:u w:val="none"/>
+                <w:strike w:val="false"/>
+                <w:sz w:val="21"/>
+                <w:szCs w:val="21"/>
+                <w:color w:val="000000"/>
+              </w:rPr>
             </w:pPr>
             <w:r>
               <w:rPr>
-                <w:rFonts w:ascii="Arial" w:hAnsi="DejaVu Sans" w:eastAsia="DejaVu Sans" w:cs="DejaVu Sans"/>
-                <w:i w:val="false"/>
-                <w:b w:val="false"/>
-                <w:u w:val="none"/>
+                <w:rFonts w:ascii="Arial" w:hAnsi="Arial" w:eastAsia="Arial" w:cs="Arial"/>
+                <w:i w:val="false"/>
+                <w:b w:val="false"/>
+                <w:u w:val="none"/>
+                <w:strike w:val="false"/>
                 <w:sz w:val="21"/>
                 <w:szCs w:val="21"/>
                 <w:color w:val="000000"/>
@@ -1457,7 +1742,6 @@
           </w:tcPr>
           <w:p>
             <w:pPr>
-              <w:pStyle w:val="Normal"/>
               <w:jc w:val="left"/>
               <w:pBdr>
                 <w:bottom w:val="none" w:sz="0" w:space="0" w:color="000000"/>
@@ -1467,13 +1751,24 @@
               </w:pBdr>
               <w:spacing w:after="80" w:before="80" w:line="240"/>
               <w:ind w:left="80" w:right="80" w:firstLine="0" w:firstLineChars="0"/>
+              <w:rPr>
+                <w:rFonts w:ascii="Arial" w:hAnsi="Arial" w:eastAsia="Arial" w:cs="Arial"/>
+                <w:i w:val="false"/>
+                <w:b w:val="false"/>
+                <w:u w:val="none"/>
+                <w:strike w:val="false"/>
+                <w:sz w:val="21"/>
+                <w:szCs w:val="21"/>
+                <w:color w:val="000000"/>
+              </w:rPr>
             </w:pPr>
             <w:r>
               <w:rPr>
-                <w:rFonts w:ascii="Arial" w:hAnsi="DejaVu Sans" w:eastAsia="DejaVu Sans" w:cs="DejaVu Sans"/>
-                <w:i w:val="false"/>
-                <w:b w:val="false"/>
-                <w:u w:val="none"/>
+                <w:rFonts w:ascii="Arial" w:hAnsi="Arial" w:eastAsia="Arial" w:cs="Arial"/>
+                <w:i w:val="false"/>
+                <w:b w:val="false"/>
+                <w:u w:val="none"/>
+                <w:strike w:val="false"/>
                 <w:sz w:val="21"/>
                 <w:szCs w:val="21"/>
                 <w:color w:val="000000"/>
@@ -1501,7 +1796,6 @@
           </w:tcPr>
           <w:p>
             <w:pPr>
-              <w:pStyle w:val="Normal"/>
               <w:jc w:val="left"/>
               <w:pBdr>
                 <w:bottom w:val="none" w:sz="0" w:space="0" w:color="000000"/>
@@ -1511,13 +1805,24 @@
               </w:pBdr>
               <w:spacing w:after="80" w:before="80" w:line="240"/>
               <w:ind w:left="80" w:right="80" w:firstLine="0" w:firstLineChars="0"/>
+              <w:rPr>
+                <w:rFonts w:ascii="Arial" w:hAnsi="Arial" w:eastAsia="Arial" w:cs="Arial"/>
+                <w:i w:val="false"/>
+                <w:b w:val="false"/>
+                <w:u w:val="none"/>
+                <w:strike w:val="false"/>
+                <w:sz w:val="21"/>
+                <w:szCs w:val="21"/>
+                <w:color w:val="000000"/>
+              </w:rPr>
             </w:pPr>
             <w:r>
               <w:rPr>
-                <w:rFonts w:ascii="Arial" w:hAnsi="DejaVu Sans" w:eastAsia="DejaVu Sans" w:cs="DejaVu Sans"/>
-                <w:i w:val="false"/>
-                <w:b w:val="false"/>
-                <w:u w:val="none"/>
+                <w:rFonts w:ascii="Arial" w:hAnsi="Arial" w:eastAsia="Arial" w:cs="Arial"/>
+                <w:i w:val="false"/>
+                <w:b w:val="false"/>
+                <w:u w:val="none"/>
+                <w:strike w:val="false"/>
                 <w:sz w:val="21"/>
                 <w:szCs w:val="21"/>
                 <w:color w:val="000000"/>
@@ -1545,7 +1850,6 @@
           </w:tcPr>
           <w:p>
             <w:pPr>
-              <w:pStyle w:val="Normal"/>
               <w:jc w:val="left"/>
               <w:pBdr>
                 <w:bottom w:val="none" w:sz="0" w:space="0" w:color="000000"/>
@@ -1555,13 +1859,24 @@
               </w:pBdr>
               <w:spacing w:after="80" w:before="80" w:line="240"/>
               <w:ind w:left="80" w:right="80" w:firstLine="0" w:firstLineChars="0"/>
+              <w:rPr>
+                <w:rFonts w:ascii="Arial" w:hAnsi="Arial" w:eastAsia="Arial" w:cs="Arial"/>
+                <w:i w:val="false"/>
+                <w:b w:val="false"/>
+                <w:u w:val="none"/>
+                <w:strike w:val="false"/>
+                <w:sz w:val="21"/>
+                <w:szCs w:val="21"/>
+                <w:color w:val="000000"/>
+              </w:rPr>
             </w:pPr>
             <w:r>
               <w:rPr>
-                <w:rFonts w:ascii="Arial" w:hAnsi="DejaVu Sans" w:eastAsia="DejaVu Sans" w:cs="DejaVu Sans"/>
-                <w:i w:val="false"/>
-                <w:b w:val="false"/>
-                <w:u w:val="none"/>
+                <w:rFonts w:ascii="Arial" w:hAnsi="Arial" w:eastAsia="Arial" w:cs="Arial"/>
+                <w:i w:val="false"/>
+                <w:b w:val="false"/>
+                <w:u w:val="none"/>
+                <w:strike w:val="false"/>
                 <w:sz w:val="21"/>
                 <w:szCs w:val="21"/>
                 <w:color w:val="000000"/>
@@ -1589,7 +1904,6 @@
           </w:tcPr>
           <w:p>
             <w:pPr>
-              <w:pStyle w:val="Normal"/>
               <w:jc w:val="left"/>
               <w:pBdr>
                 <w:bottom w:val="none" w:sz="0" w:space="0" w:color="000000"/>
@@ -1599,13 +1913,24 @@
               </w:pBdr>
               <w:spacing w:after="80" w:before="80" w:line="240"/>
               <w:ind w:left="80" w:right="80" w:firstLine="0" w:firstLineChars="0"/>
+              <w:rPr>
+                <w:rFonts w:ascii="Arial" w:hAnsi="Arial" w:eastAsia="Arial" w:cs="Arial"/>
+                <w:i w:val="false"/>
+                <w:b w:val="false"/>
+                <w:u w:val="none"/>
+                <w:strike w:val="false"/>
+                <w:sz w:val="21"/>
+                <w:szCs w:val="21"/>
+                <w:color w:val="000000"/>
+              </w:rPr>
             </w:pPr>
             <w:r>
               <w:rPr>
-                <w:rFonts w:ascii="Arial" w:hAnsi="DejaVu Sans" w:eastAsia="DejaVu Sans" w:cs="DejaVu Sans"/>
-                <w:i w:val="false"/>
-                <w:b w:val="false"/>
-                <w:u w:val="none"/>
+                <w:rFonts w:ascii="Arial" w:hAnsi="Arial" w:eastAsia="Arial" w:cs="Arial"/>
+                <w:i w:val="false"/>
+                <w:b w:val="false"/>
+                <w:u w:val="none"/>
+                <w:strike w:val="false"/>
                 <w:sz w:val="21"/>
                 <w:szCs w:val="21"/>
                 <w:color w:val="000000"/>
@@ -1639,7 +1964,6 @@
           </w:tcPr>
           <w:p>
             <w:pPr>
-              <w:pStyle w:val="Normal"/>
               <w:jc w:val="left"/>
               <w:pBdr>
                 <w:bottom w:val="none" w:sz="0" w:space="0" w:color="000000"/>
@@ -1649,13 +1973,24 @@
               </w:pBdr>
               <w:spacing w:after="80" w:before="80" w:line="240"/>
               <w:ind w:left="80" w:right="80" w:firstLine="0" w:firstLineChars="0"/>
+              <w:rPr>
+                <w:rFonts w:ascii="Arial" w:hAnsi="Arial" w:eastAsia="Arial" w:cs="Arial"/>
+                <w:i w:val="false"/>
+                <w:b w:val="false"/>
+                <w:u w:val="none"/>
+                <w:strike w:val="false"/>
+                <w:sz w:val="21"/>
+                <w:szCs w:val="21"/>
+                <w:color w:val="000000"/>
+              </w:rPr>
             </w:pPr>
             <w:r>
               <w:rPr>
-                <w:rFonts w:ascii="Arial" w:hAnsi="DejaVu Sans" w:eastAsia="DejaVu Sans" w:cs="DejaVu Sans"/>
-                <w:i w:val="false"/>
-                <w:b w:val="false"/>
-                <w:u w:val="none"/>
+                <w:rFonts w:ascii="Arial" w:hAnsi="Arial" w:eastAsia="Arial" w:cs="Arial"/>
+                <w:i w:val="false"/>
+                <w:b w:val="false"/>
+                <w:u w:val="none"/>
+                <w:strike w:val="false"/>
                 <w:sz w:val="21"/>
                 <w:szCs w:val="21"/>
                 <w:color w:val="000000"/>
@@ -1683,7 +2018,6 @@
           </w:tcPr>
           <w:p>
             <w:pPr>
-              <w:pStyle w:val="Normal"/>
               <w:jc w:val="left"/>
               <w:pBdr>
                 <w:bottom w:val="none" w:sz="0" w:space="0" w:color="000000"/>
@@ -1693,13 +2027,24 @@
               </w:pBdr>
               <w:spacing w:after="80" w:before="80" w:line="240"/>
               <w:ind w:left="80" w:right="80" w:firstLine="0" w:firstLineChars="0"/>
+              <w:rPr>
+                <w:rFonts w:ascii="Arial" w:hAnsi="Arial" w:eastAsia="Arial" w:cs="Arial"/>
+                <w:i w:val="false"/>
+                <w:b w:val="false"/>
+                <w:u w:val="none"/>
+                <w:strike w:val="false"/>
+                <w:sz w:val="21"/>
+                <w:szCs w:val="21"/>
+                <w:color w:val="000000"/>
+              </w:rPr>
             </w:pPr>
             <w:r>
               <w:rPr>
-                <w:rFonts w:ascii="Arial" w:hAnsi="DejaVu Sans" w:eastAsia="DejaVu Sans" w:cs="DejaVu Sans"/>
-                <w:i w:val="false"/>
-                <w:b w:val="false"/>
-                <w:u w:val="none"/>
+                <w:rFonts w:ascii="Arial" w:hAnsi="Arial" w:eastAsia="Arial" w:cs="Arial"/>
+                <w:i w:val="false"/>
+                <w:b w:val="false"/>
+                <w:u w:val="none"/>
+                <w:strike w:val="false"/>
                 <w:sz w:val="21"/>
                 <w:szCs w:val="21"/>
                 <w:color w:val="000000"/>
@@ -1727,7 +2072,6 @@
           </w:tcPr>
           <w:p>
             <w:pPr>
-              <w:pStyle w:val="Normal"/>
               <w:jc w:val="left"/>
               <w:pBdr>
                 <w:bottom w:val="none" w:sz="0" w:space="0" w:color="000000"/>
@@ -1737,13 +2081,24 @@
               </w:pBdr>
               <w:spacing w:after="80" w:before="80" w:line="240"/>
               <w:ind w:left="80" w:right="80" w:firstLine="0" w:firstLineChars="0"/>
+              <w:rPr>
+                <w:rFonts w:ascii="Arial" w:hAnsi="Arial" w:eastAsia="Arial" w:cs="Arial"/>
+                <w:i w:val="false"/>
+                <w:b w:val="false"/>
+                <w:u w:val="none"/>
+                <w:strike w:val="false"/>
+                <w:sz w:val="21"/>
+                <w:szCs w:val="21"/>
+                <w:color w:val="000000"/>
+              </w:rPr>
             </w:pPr>
             <w:r>
               <w:rPr>
-                <w:rFonts w:ascii="Arial" w:hAnsi="DejaVu Sans" w:eastAsia="DejaVu Sans" w:cs="DejaVu Sans"/>
-                <w:i w:val="false"/>
-                <w:b w:val="false"/>
-                <w:u w:val="none"/>
+                <w:rFonts w:ascii="Arial" w:hAnsi="Arial" w:eastAsia="Arial" w:cs="Arial"/>
+                <w:i w:val="false"/>
+                <w:b w:val="false"/>
+                <w:u w:val="none"/>
+                <w:strike w:val="false"/>
                 <w:sz w:val="21"/>
                 <w:szCs w:val="21"/>
                 <w:color w:val="000000"/>
@@ -1771,7 +2126,6 @@
           </w:tcPr>
           <w:p>
             <w:pPr>
-              <w:pStyle w:val="Normal"/>
               <w:jc w:val="left"/>
               <w:pBdr>
                 <w:bottom w:val="none" w:sz="0" w:space="0" w:color="000000"/>
@@ -1781,13 +2135,24 @@
               </w:pBdr>
               <w:spacing w:after="80" w:before="80" w:line="240"/>
               <w:ind w:left="80" w:right="80" w:firstLine="0" w:firstLineChars="0"/>
+              <w:rPr>
+                <w:rFonts w:ascii="Arial" w:hAnsi="Arial" w:eastAsia="Arial" w:cs="Arial"/>
+                <w:i w:val="false"/>
+                <w:b w:val="false"/>
+                <w:u w:val="none"/>
+                <w:strike w:val="false"/>
+                <w:sz w:val="21"/>
+                <w:szCs w:val="21"/>
+                <w:color w:val="000000"/>
+              </w:rPr>
             </w:pPr>
             <w:r>
               <w:rPr>
-                <w:rFonts w:ascii="Arial" w:hAnsi="DejaVu Sans" w:eastAsia="DejaVu Sans" w:cs="DejaVu Sans"/>
-                <w:i w:val="false"/>
-                <w:b w:val="false"/>
-                <w:u w:val="none"/>
+                <w:rFonts w:ascii="Arial" w:hAnsi="Arial" w:eastAsia="Arial" w:cs="Arial"/>
+                <w:i w:val="false"/>
+                <w:b w:val="false"/>
+                <w:u w:val="none"/>
+                <w:strike w:val="false"/>
                 <w:sz w:val="21"/>
                 <w:szCs w:val="21"/>
                 <w:color w:val="000000"/>
@@ -1817,6 +2182,7 @@
           <w:i w:val="true"/>
           <w:b w:val="false"/>
           <w:u w:val="none"/>
+          <w:strike w:val="false"/>
           <w:sz w:val="17"/>
           <w:szCs w:val="17"/>
           <w:color w:val="545860"/>
@@ -1843,6 +2209,7 @@
           <w:i w:val="false"/>
           <w:b w:val="true"/>
           <w:u w:val="none"/>
+          <w:strike w:val="false"/>
           <w:sz w:val="26"/>
           <w:szCs w:val="26"/>
           <w:color w:val="215A9E"/>
@@ -1886,7 +2253,6 @@
           </w:tcPr>
           <w:p>
             <w:pPr>
-              <w:pStyle w:val="Normal"/>
               <w:jc w:val="left"/>
               <w:pBdr>
                 <w:bottom w:val="none" w:sz="0" w:space="0" w:color="000000"/>
@@ -1896,13 +2262,24 @@
               </w:pBdr>
               <w:spacing w:after="80" w:before="80" w:line="240"/>
               <w:ind w:left="80" w:right="80" w:firstLine="0" w:firstLineChars="0"/>
+              <w:rPr>
+                <w:rFonts w:ascii="Arial" w:hAnsi="Arial" w:eastAsia="Arial" w:cs="Arial"/>
+                <w:i w:val="false"/>
+                <w:b w:val="true"/>
+                <w:u w:val="none"/>
+                <w:strike w:val="false"/>
+                <w:sz w:val="21"/>
+                <w:szCs w:val="21"/>
+                <w:color w:val="063360"/>
+              </w:rPr>
             </w:pPr>
             <w:r>
               <w:rPr>
-                <w:rFonts w:ascii="Arial" w:hAnsi="DejaVu Sans" w:eastAsia="DejaVu Sans" w:cs="DejaVu Sans"/>
+                <w:rFonts w:ascii="Arial" w:hAnsi="Arial" w:eastAsia="Arial" w:cs="Arial"/>
                 <w:i w:val="false"/>
                 <w:b w:val="true"/>
                 <w:u w:val="none"/>
+                <w:strike w:val="false"/>
                 <w:sz w:val="21"/>
                 <w:szCs w:val="21"/>
                 <w:color w:val="063360"/>
@@ -1930,7 +2307,6 @@
           </w:tcPr>
           <w:p>
             <w:pPr>
-              <w:pStyle w:val="Normal"/>
               <w:jc w:val="left"/>
               <w:pBdr>
                 <w:bottom w:val="none" w:sz="0" w:space="0" w:color="000000"/>
@@ -1940,13 +2316,24 @@
               </w:pBdr>
               <w:spacing w:after="80" w:before="80" w:line="240"/>
               <w:ind w:left="80" w:right="80" w:firstLine="0" w:firstLineChars="0"/>
+              <w:rPr>
+                <w:rFonts w:ascii="Arial" w:hAnsi="Arial" w:eastAsia="Arial" w:cs="Arial"/>
+                <w:i w:val="false"/>
+                <w:b w:val="true"/>
+                <w:u w:val="none"/>
+                <w:strike w:val="false"/>
+                <w:sz w:val="21"/>
+                <w:szCs w:val="21"/>
+                <w:color w:val="063360"/>
+              </w:rPr>
             </w:pPr>
             <w:r>
               <w:rPr>
-                <w:rFonts w:ascii="Arial" w:hAnsi="DejaVu Sans" w:eastAsia="DejaVu Sans" w:cs="DejaVu Sans"/>
+                <w:rFonts w:ascii="Arial" w:hAnsi="Arial" w:eastAsia="Arial" w:cs="Arial"/>
                 <w:i w:val="false"/>
                 <w:b w:val="true"/>
                 <w:u w:val="none"/>
+                <w:strike w:val="false"/>
                 <w:sz w:val="21"/>
                 <w:szCs w:val="21"/>
                 <w:color w:val="063360"/>
@@ -1974,7 +2361,6 @@
           </w:tcPr>
           <w:p>
             <w:pPr>
-              <w:pStyle w:val="Normal"/>
               <w:jc w:val="left"/>
               <w:pBdr>
                 <w:bottom w:val="none" w:sz="0" w:space="0" w:color="000000"/>
@@ -1984,13 +2370,24 @@
               </w:pBdr>
               <w:spacing w:after="80" w:before="80" w:line="240"/>
               <w:ind w:left="80" w:right="80" w:firstLine="0" w:firstLineChars="0"/>
+              <w:rPr>
+                <w:rFonts w:ascii="Arial" w:hAnsi="Arial" w:eastAsia="Arial" w:cs="Arial"/>
+                <w:i w:val="false"/>
+                <w:b w:val="true"/>
+                <w:u w:val="none"/>
+                <w:strike w:val="false"/>
+                <w:sz w:val="21"/>
+                <w:szCs w:val="21"/>
+                <w:color w:val="063360"/>
+              </w:rPr>
             </w:pPr>
             <w:r>
               <w:rPr>
-                <w:rFonts w:ascii="Arial" w:hAnsi="DejaVu Sans" w:eastAsia="DejaVu Sans" w:cs="DejaVu Sans"/>
+                <w:rFonts w:ascii="Arial" w:hAnsi="Arial" w:eastAsia="Arial" w:cs="Arial"/>
                 <w:i w:val="false"/>
                 <w:b w:val="true"/>
                 <w:u w:val="none"/>
+                <w:strike w:val="false"/>
                 <w:sz w:val="21"/>
                 <w:szCs w:val="21"/>
                 <w:color w:val="063360"/>
@@ -2024,7 +2421,6 @@
           </w:tcPr>
           <w:p>
             <w:pPr>
-              <w:pStyle w:val="Normal"/>
               <w:jc w:val="left"/>
               <w:pBdr>
                 <w:bottom w:val="none" w:sz="0" w:space="0" w:color="000000"/>
@@ -2034,13 +2430,24 @@
               </w:pBdr>
               <w:spacing w:after="80" w:before="80" w:line="240"/>
               <w:ind w:left="80" w:right="80" w:firstLine="0" w:firstLineChars="0"/>
+              <w:rPr>
+                <w:rFonts w:ascii="Arial" w:hAnsi="Arial" w:eastAsia="Arial" w:cs="Arial"/>
+                <w:i w:val="false"/>
+                <w:b w:val="false"/>
+                <w:u w:val="none"/>
+                <w:strike w:val="false"/>
+                <w:sz w:val="21"/>
+                <w:szCs w:val="21"/>
+                <w:color w:val="000000"/>
+              </w:rPr>
             </w:pPr>
             <w:r>
               <w:rPr>
-                <w:rFonts w:ascii="Arial" w:hAnsi="DejaVu Sans" w:eastAsia="DejaVu Sans" w:cs="DejaVu Sans"/>
-                <w:i w:val="false"/>
-                <w:b w:val="false"/>
-                <w:u w:val="none"/>
+                <w:rFonts w:ascii="Arial" w:hAnsi="Arial" w:eastAsia="Arial" w:cs="Arial"/>
+                <w:i w:val="false"/>
+                <w:b w:val="false"/>
+                <w:u w:val="none"/>
+                <w:strike w:val="false"/>
                 <w:sz w:val="21"/>
                 <w:szCs w:val="21"/>
                 <w:color w:val="000000"/>
@@ -2068,7 +2475,6 @@
           </w:tcPr>
           <w:p>
             <w:pPr>
-              <w:pStyle w:val="Normal"/>
               <w:jc w:val="left"/>
               <w:pBdr>
                 <w:bottom w:val="none" w:sz="0" w:space="0" w:color="000000"/>
@@ -2078,13 +2484,24 @@
               </w:pBdr>
               <w:spacing w:after="80" w:before="80" w:line="240"/>
               <w:ind w:left="80" w:right="80" w:firstLine="0" w:firstLineChars="0"/>
+              <w:rPr>
+                <w:rFonts w:ascii="Arial" w:hAnsi="Arial" w:eastAsia="Arial" w:cs="Arial"/>
+                <w:i w:val="false"/>
+                <w:b w:val="false"/>
+                <w:u w:val="none"/>
+                <w:strike w:val="false"/>
+                <w:sz w:val="21"/>
+                <w:szCs w:val="21"/>
+                <w:color w:val="000000"/>
+              </w:rPr>
             </w:pPr>
             <w:r>
               <w:rPr>
-                <w:rFonts w:ascii="Arial" w:hAnsi="DejaVu Sans" w:eastAsia="DejaVu Sans" w:cs="DejaVu Sans"/>
-                <w:i w:val="false"/>
-                <w:b w:val="false"/>
-                <w:u w:val="none"/>
+                <w:rFonts w:ascii="Arial" w:hAnsi="Arial" w:eastAsia="Arial" w:cs="Arial"/>
+                <w:i w:val="false"/>
+                <w:b w:val="false"/>
+                <w:u w:val="none"/>
+                <w:strike w:val="false"/>
                 <w:sz w:val="21"/>
                 <w:szCs w:val="21"/>
                 <w:color w:val="000000"/>
@@ -2112,7 +2529,6 @@
           </w:tcPr>
           <w:p>
             <w:pPr>
-              <w:pStyle w:val="Normal"/>
               <w:jc w:val="left"/>
               <w:pBdr>
                 <w:bottom w:val="none" w:sz="0" w:space="0" w:color="000000"/>
@@ -2122,13 +2538,24 @@
               </w:pBdr>
               <w:spacing w:after="80" w:before="80" w:line="240"/>
               <w:ind w:left="80" w:right="80" w:firstLine="0" w:firstLineChars="0"/>
+              <w:rPr>
+                <w:rFonts w:ascii="Arial" w:hAnsi="Arial" w:eastAsia="Arial" w:cs="Arial"/>
+                <w:i w:val="false"/>
+                <w:b w:val="false"/>
+                <w:u w:val="none"/>
+                <w:strike w:val="false"/>
+                <w:sz w:val="21"/>
+                <w:szCs w:val="21"/>
+                <w:color w:val="000000"/>
+              </w:rPr>
             </w:pPr>
             <w:r>
               <w:rPr>
-                <w:rFonts w:ascii="Arial" w:hAnsi="DejaVu Sans" w:eastAsia="DejaVu Sans" w:cs="DejaVu Sans"/>
-                <w:i w:val="false"/>
-                <w:b w:val="false"/>
-                <w:u w:val="none"/>
+                <w:rFonts w:ascii="Arial" w:hAnsi="Arial" w:eastAsia="Arial" w:cs="Arial"/>
+                <w:i w:val="false"/>
+                <w:b w:val="false"/>
+                <w:u w:val="none"/>
+                <w:strike w:val="false"/>
                 <w:sz w:val="21"/>
                 <w:szCs w:val="21"/>
                 <w:color w:val="000000"/>
@@ -2162,7 +2589,6 @@
           </w:tcPr>
           <w:p>
             <w:pPr>
-              <w:pStyle w:val="Normal"/>
               <w:jc w:val="left"/>
               <w:pBdr>
                 <w:bottom w:val="none" w:sz="0" w:space="0" w:color="000000"/>
@@ -2172,13 +2598,24 @@
               </w:pBdr>
               <w:spacing w:after="80" w:before="80" w:line="240"/>
               <w:ind w:left="80" w:right="80" w:firstLine="0" w:firstLineChars="0"/>
+              <w:rPr>
+                <w:rFonts w:ascii="Arial" w:hAnsi="Arial" w:eastAsia="Arial" w:cs="Arial"/>
+                <w:i w:val="false"/>
+                <w:b w:val="false"/>
+                <w:u w:val="none"/>
+                <w:strike w:val="false"/>
+                <w:sz w:val="21"/>
+                <w:szCs w:val="21"/>
+                <w:color w:val="000000"/>
+              </w:rPr>
             </w:pPr>
             <w:r>
               <w:rPr>
-                <w:rFonts w:ascii="Arial" w:hAnsi="DejaVu Sans" w:eastAsia="DejaVu Sans" w:cs="DejaVu Sans"/>
-                <w:i w:val="false"/>
-                <w:b w:val="false"/>
-                <w:u w:val="none"/>
+                <w:rFonts w:ascii="Arial" w:hAnsi="Arial" w:eastAsia="Arial" w:cs="Arial"/>
+                <w:i w:val="false"/>
+                <w:b w:val="false"/>
+                <w:u w:val="none"/>
+                <w:strike w:val="false"/>
                 <w:sz w:val="21"/>
                 <w:szCs w:val="21"/>
                 <w:color w:val="000000"/>
@@ -2206,7 +2643,6 @@
           </w:tcPr>
           <w:p>
             <w:pPr>
-              <w:pStyle w:val="Normal"/>
               <w:jc w:val="left"/>
               <w:pBdr>
                 <w:bottom w:val="none" w:sz="0" w:space="0" w:color="000000"/>
@@ -2216,13 +2652,24 @@
               </w:pBdr>
               <w:spacing w:after="80" w:before="80" w:line="240"/>
               <w:ind w:left="80" w:right="80" w:firstLine="0" w:firstLineChars="0"/>
+              <w:rPr>
+                <w:rFonts w:ascii="Arial" w:hAnsi="Arial" w:eastAsia="Arial" w:cs="Arial"/>
+                <w:i w:val="false"/>
+                <w:b w:val="false"/>
+                <w:u w:val="none"/>
+                <w:strike w:val="false"/>
+                <w:sz w:val="21"/>
+                <w:szCs w:val="21"/>
+                <w:color w:val="000000"/>
+              </w:rPr>
             </w:pPr>
             <w:r>
               <w:rPr>
-                <w:rFonts w:ascii="Arial" w:hAnsi="DejaVu Sans" w:eastAsia="DejaVu Sans" w:cs="DejaVu Sans"/>
-                <w:i w:val="false"/>
-                <w:b w:val="false"/>
-                <w:u w:val="none"/>
+                <w:rFonts w:ascii="Arial" w:hAnsi="Arial" w:eastAsia="Arial" w:cs="Arial"/>
+                <w:i w:val="false"/>
+                <w:b w:val="false"/>
+                <w:u w:val="none"/>
+                <w:strike w:val="false"/>
                 <w:sz w:val="21"/>
                 <w:szCs w:val="21"/>
                 <w:color w:val="000000"/>
@@ -2250,7 +2697,6 @@
           </w:tcPr>
           <w:p>
             <w:pPr>
-              <w:pStyle w:val="Normal"/>
               <w:jc w:val="left"/>
               <w:pBdr>
                 <w:bottom w:val="none" w:sz="0" w:space="0" w:color="000000"/>
@@ -2260,13 +2706,24 @@
               </w:pBdr>
               <w:spacing w:after="80" w:before="80" w:line="240"/>
               <w:ind w:left="80" w:right="80" w:firstLine="0" w:firstLineChars="0"/>
+              <w:rPr>
+                <w:rFonts w:ascii="Arial" w:hAnsi="Arial" w:eastAsia="Arial" w:cs="Arial"/>
+                <w:i w:val="false"/>
+                <w:b w:val="false"/>
+                <w:u w:val="none"/>
+                <w:strike w:val="false"/>
+                <w:sz w:val="21"/>
+                <w:szCs w:val="21"/>
+                <w:color w:val="000000"/>
+              </w:rPr>
             </w:pPr>
             <w:r>
               <w:rPr>
-                <w:rFonts w:ascii="Arial" w:hAnsi="DejaVu Sans" w:eastAsia="DejaVu Sans" w:cs="DejaVu Sans"/>
-                <w:i w:val="false"/>
-                <w:b w:val="false"/>
-                <w:u w:val="none"/>
+                <w:rFonts w:ascii="Arial" w:hAnsi="Arial" w:eastAsia="Arial" w:cs="Arial"/>
+                <w:i w:val="false"/>
+                <w:b w:val="false"/>
+                <w:u w:val="none"/>
+                <w:strike w:val="false"/>
                 <w:sz w:val="21"/>
                 <w:szCs w:val="21"/>
                 <w:color w:val="000000"/>
@@ -2300,7 +2757,6 @@
           </w:tcPr>
           <w:p>
             <w:pPr>
-              <w:pStyle w:val="Normal"/>
               <w:jc w:val="left"/>
               <w:pBdr>
                 <w:bottom w:val="none" w:sz="0" w:space="0" w:color="000000"/>
@@ -2310,13 +2766,24 @@
               </w:pBdr>
               <w:spacing w:after="80" w:before="80" w:line="240"/>
               <w:ind w:left="80" w:right="80" w:firstLine="0" w:firstLineChars="0"/>
+              <w:rPr>
+                <w:rFonts w:ascii="Arial" w:hAnsi="Arial" w:eastAsia="Arial" w:cs="Arial"/>
+                <w:i w:val="false"/>
+                <w:b w:val="false"/>
+                <w:u w:val="none"/>
+                <w:strike w:val="false"/>
+                <w:sz w:val="21"/>
+                <w:szCs w:val="21"/>
+                <w:color w:val="000000"/>
+              </w:rPr>
             </w:pPr>
             <w:r>
               <w:rPr>
-                <w:rFonts w:ascii="Arial" w:hAnsi="DejaVu Sans" w:eastAsia="DejaVu Sans" w:cs="DejaVu Sans"/>
-                <w:i w:val="false"/>
-                <w:b w:val="false"/>
-                <w:u w:val="none"/>
+                <w:rFonts w:ascii="Arial" w:hAnsi="Arial" w:eastAsia="Arial" w:cs="Arial"/>
+                <w:i w:val="false"/>
+                <w:b w:val="false"/>
+                <w:u w:val="none"/>
+                <w:strike w:val="false"/>
                 <w:sz w:val="21"/>
                 <w:szCs w:val="21"/>
                 <w:color w:val="000000"/>
@@ -2344,7 +2811,6 @@
           </w:tcPr>
           <w:p>
             <w:pPr>
-              <w:pStyle w:val="Normal"/>
               <w:jc w:val="left"/>
               <w:pBdr>
                 <w:bottom w:val="none" w:sz="0" w:space="0" w:color="000000"/>
@@ -2354,13 +2820,24 @@
               </w:pBdr>
               <w:spacing w:after="80" w:before="80" w:line="240"/>
               <w:ind w:left="80" w:right="80" w:firstLine="0" w:firstLineChars="0"/>
+              <w:rPr>
+                <w:rFonts w:ascii="Arial" w:hAnsi="Arial" w:eastAsia="Arial" w:cs="Arial"/>
+                <w:i w:val="false"/>
+                <w:b w:val="false"/>
+                <w:u w:val="none"/>
+                <w:strike w:val="false"/>
+                <w:sz w:val="21"/>
+                <w:szCs w:val="21"/>
+                <w:color w:val="000000"/>
+              </w:rPr>
             </w:pPr>
             <w:r>
               <w:rPr>
-                <w:rFonts w:ascii="Arial" w:hAnsi="DejaVu Sans" w:eastAsia="DejaVu Sans" w:cs="DejaVu Sans"/>
-                <w:i w:val="false"/>
-                <w:b w:val="false"/>
-                <w:u w:val="none"/>
+                <w:rFonts w:ascii="Arial" w:hAnsi="Arial" w:eastAsia="Arial" w:cs="Arial"/>
+                <w:i w:val="false"/>
+                <w:b w:val="false"/>
+                <w:u w:val="none"/>
+                <w:strike w:val="false"/>
                 <w:sz w:val="21"/>
                 <w:szCs w:val="21"/>
                 <w:color w:val="000000"/>
@@ -2388,7 +2865,6 @@
           </w:tcPr>
           <w:p>
             <w:pPr>
-              <w:pStyle w:val="Normal"/>
               <w:jc w:val="left"/>
               <w:pBdr>
                 <w:bottom w:val="none" w:sz="0" w:space="0" w:color="000000"/>
@@ -2398,13 +2874,24 @@
               </w:pBdr>
               <w:spacing w:after="80" w:before="80" w:line="240"/>
               <w:ind w:left="80" w:right="80" w:firstLine="0" w:firstLineChars="0"/>
+              <w:rPr>
+                <w:rFonts w:ascii="Arial" w:hAnsi="Arial" w:eastAsia="Arial" w:cs="Arial"/>
+                <w:i w:val="false"/>
+                <w:b w:val="false"/>
+                <w:u w:val="none"/>
+                <w:strike w:val="false"/>
+                <w:sz w:val="21"/>
+                <w:szCs w:val="21"/>
+                <w:color w:val="000000"/>
+              </w:rPr>
             </w:pPr>
             <w:r>
               <w:rPr>
-                <w:rFonts w:ascii="Arial" w:hAnsi="DejaVu Sans" w:eastAsia="DejaVu Sans" w:cs="DejaVu Sans"/>
-                <w:i w:val="false"/>
-                <w:b w:val="false"/>
-                <w:u w:val="none"/>
+                <w:rFonts w:ascii="Arial" w:hAnsi="Arial" w:eastAsia="Arial" w:cs="Arial"/>
+                <w:i w:val="false"/>
+                <w:b w:val="false"/>
+                <w:u w:val="none"/>
+                <w:strike w:val="false"/>
                 <w:sz w:val="21"/>
                 <w:szCs w:val="21"/>
                 <w:color w:val="000000"/>
@@ -2434,6 +2921,7 @@
           <w:i w:val="false"/>
           <w:b w:val="false"/>
           <w:u w:val="none"/>
+          <w:strike w:val="false"/>
           <w:sz w:val="22"/>
           <w:szCs w:val="22"/>
           <w:color w:val="000000"/>
@@ -2460,6 +2948,7 @@
           <w:i w:val="false"/>
           <w:b w:val="false"/>
           <w:u w:val="none"/>
+          <w:strike w:val="false"/>
           <w:sz w:val="22"/>
           <w:szCs w:val="22"/>
           <w:color w:val="000000"/>
@@ -2486,6 +2975,7 @@
           <w:i w:val="false"/>
           <w:b w:val="false"/>
           <w:u w:val="none"/>
+          <w:strike w:val="false"/>
           <w:sz w:val="22"/>
           <w:szCs w:val="22"/>
           <w:color w:val="B5BEC9"/>
@@ -2512,6 +3002,7 @@
           <w:i w:val="false"/>
           <w:b w:val="false"/>
           <w:u w:val="none"/>
+          <w:strike w:val="false"/>
           <w:sz w:val="22"/>
           <w:szCs w:val="22"/>
           <w:color w:val="B5BEC9"/>
@@ -2544,6 +3035,7 @@
           <w:i w:val="false"/>
           <w:b w:val="false"/>
           <w:u w:val="none"/>
+          <w:strike w:val="false"/>
           <w:sz w:val="18"/>
           <w:szCs w:val="18"/>
           <w:color w:val="545860"/>
@@ -2570,6 +3062,7 @@
           <w:i w:val="false"/>
           <w:b w:val="true"/>
           <w:u w:val="none"/>
+          <w:strike w:val="false"/>
           <w:sz w:val="36"/>
           <w:szCs w:val="36"/>
           <w:color w:val="063360"/>
@@ -2596,6 +3089,7 @@
           <w:i w:val="false"/>
           <w:b w:val="false"/>
           <w:u w:val="none"/>
+          <w:strike w:val="false"/>
           <w:sz w:val="22"/>
           <w:szCs w:val="22"/>
           <w:color w:val="000000"/>
@@ -2639,7 +3133,6 @@
           </w:tcPr>
           <w:p>
             <w:pPr>
-              <w:pStyle w:val="Normal"/>
               <w:jc w:val="left"/>
               <w:pBdr>
                 <w:bottom w:val="none" w:sz="0" w:space="0" w:color="000000"/>
@@ -2649,13 +3142,24 @@
               </w:pBdr>
               <w:spacing w:after="80" w:before="80" w:line="240"/>
               <w:ind w:left="80" w:right="80" w:firstLine="0" w:firstLineChars="0"/>
+              <w:rPr>
+                <w:rFonts w:ascii="Arial" w:hAnsi="Arial" w:eastAsia="Arial" w:cs="Arial"/>
+                <w:i w:val="false"/>
+                <w:b w:val="true"/>
+                <w:u w:val="none"/>
+                <w:strike w:val="false"/>
+                <w:sz w:val="21"/>
+                <w:szCs w:val="21"/>
+                <w:color w:val="063360"/>
+              </w:rPr>
             </w:pPr>
             <w:r>
               <w:rPr>
-                <w:rFonts w:ascii="Arial" w:hAnsi="DejaVu Sans" w:eastAsia="DejaVu Sans" w:cs="DejaVu Sans"/>
+                <w:rFonts w:ascii="Arial" w:hAnsi="Arial" w:eastAsia="Arial" w:cs="Arial"/>
                 <w:i w:val="false"/>
                 <w:b w:val="true"/>
                 <w:u w:val="none"/>
+                <w:strike w:val="false"/>
                 <w:sz w:val="21"/>
                 <w:szCs w:val="21"/>
                 <w:color w:val="063360"/>
@@ -2683,7 +3187,6 @@
           </w:tcPr>
           <w:p>
             <w:pPr>
-              <w:pStyle w:val="Normal"/>
               <w:jc w:val="left"/>
               <w:pBdr>
                 <w:bottom w:val="none" w:sz="0" w:space="0" w:color="000000"/>
@@ -2693,13 +3196,24 @@
               </w:pBdr>
               <w:spacing w:after="80" w:before="80" w:line="240"/>
               <w:ind w:left="80" w:right="80" w:firstLine="0" w:firstLineChars="0"/>
+              <w:rPr>
+                <w:rFonts w:ascii="Arial" w:hAnsi="Arial" w:eastAsia="Arial" w:cs="Arial"/>
+                <w:i w:val="false"/>
+                <w:b w:val="true"/>
+                <w:u w:val="none"/>
+                <w:strike w:val="false"/>
+                <w:sz w:val="21"/>
+                <w:szCs w:val="21"/>
+                <w:color w:val="063360"/>
+              </w:rPr>
             </w:pPr>
             <w:r>
               <w:rPr>
-                <w:rFonts w:ascii="Arial" w:hAnsi="DejaVu Sans" w:eastAsia="DejaVu Sans" w:cs="DejaVu Sans"/>
+                <w:rFonts w:ascii="Arial" w:hAnsi="Arial" w:eastAsia="Arial" w:cs="Arial"/>
                 <w:i w:val="false"/>
                 <w:b w:val="true"/>
                 <w:u w:val="none"/>
+                <w:strike w:val="false"/>
                 <w:sz w:val="21"/>
                 <w:szCs w:val="21"/>
                 <w:color w:val="063360"/>
@@ -2727,7 +3241,6 @@
           </w:tcPr>
           <w:p>
             <w:pPr>
-              <w:pStyle w:val="Normal"/>
               <w:jc w:val="left"/>
               <w:pBdr>
                 <w:bottom w:val="none" w:sz="0" w:space="0" w:color="000000"/>
@@ -2737,13 +3250,24 @@
               </w:pBdr>
               <w:spacing w:after="80" w:before="80" w:line="240"/>
               <w:ind w:left="80" w:right="80" w:firstLine="0" w:firstLineChars="0"/>
+              <w:rPr>
+                <w:rFonts w:ascii="Arial" w:hAnsi="Arial" w:eastAsia="Arial" w:cs="Arial"/>
+                <w:i w:val="false"/>
+                <w:b w:val="true"/>
+                <w:u w:val="none"/>
+                <w:strike w:val="false"/>
+                <w:sz w:val="21"/>
+                <w:szCs w:val="21"/>
+                <w:color w:val="063360"/>
+              </w:rPr>
             </w:pPr>
             <w:r>
               <w:rPr>
-                <w:rFonts w:ascii="Arial" w:hAnsi="DejaVu Sans" w:eastAsia="DejaVu Sans" w:cs="DejaVu Sans"/>
+                <w:rFonts w:ascii="Arial" w:hAnsi="Arial" w:eastAsia="Arial" w:cs="Arial"/>
                 <w:i w:val="false"/>
                 <w:b w:val="true"/>
                 <w:u w:val="none"/>
+                <w:strike w:val="false"/>
                 <w:sz w:val="21"/>
                 <w:szCs w:val="21"/>
                 <w:color w:val="063360"/>
@@ -2777,7 +3301,6 @@
           </w:tcPr>
           <w:p>
             <w:pPr>
-              <w:pStyle w:val="Normal"/>
               <w:jc w:val="left"/>
               <w:pBdr>
                 <w:bottom w:val="none" w:sz="0" w:space="0" w:color="000000"/>
@@ -2787,13 +3310,24 @@
               </w:pBdr>
               <w:spacing w:after="80" w:before="80" w:line="240"/>
               <w:ind w:left="80" w:right="80" w:firstLine="0" w:firstLineChars="0"/>
+              <w:rPr>
+                <w:rFonts w:ascii="Arial" w:hAnsi="Arial" w:eastAsia="Arial" w:cs="Arial"/>
+                <w:i w:val="false"/>
+                <w:b w:val="false"/>
+                <w:u w:val="none"/>
+                <w:strike w:val="false"/>
+                <w:sz w:val="21"/>
+                <w:szCs w:val="21"/>
+                <w:color w:val="000000"/>
+              </w:rPr>
             </w:pPr>
             <w:r>
               <w:rPr>
-                <w:rFonts w:ascii="Arial" w:hAnsi="DejaVu Sans" w:eastAsia="DejaVu Sans" w:cs="DejaVu Sans"/>
-                <w:i w:val="false"/>
-                <w:b w:val="false"/>
-                <w:u w:val="none"/>
+                <w:rFonts w:ascii="Arial" w:hAnsi="Arial" w:eastAsia="Arial" w:cs="Arial"/>
+                <w:i w:val="false"/>
+                <w:b w:val="false"/>
+                <w:u w:val="none"/>
+                <w:strike w:val="false"/>
                 <w:sz w:val="21"/>
                 <w:szCs w:val="21"/>
                 <w:color w:val="000000"/>
@@ -2821,7 +3355,6 @@
           </w:tcPr>
           <w:p>
             <w:pPr>
-              <w:pStyle w:val="Normal"/>
               <w:jc w:val="left"/>
               <w:pBdr>
                 <w:bottom w:val="none" w:sz="0" w:space="0" w:color="000000"/>
@@ -2831,13 +3364,24 @@
               </w:pBdr>
               <w:spacing w:after="80" w:before="80" w:line="240"/>
               <w:ind w:left="80" w:right="80" w:firstLine="0" w:firstLineChars="0"/>
+              <w:rPr>
+                <w:rFonts w:ascii="Arial" w:hAnsi="Arial" w:eastAsia="Arial" w:cs="Arial"/>
+                <w:i w:val="false"/>
+                <w:b w:val="false"/>
+                <w:u w:val="none"/>
+                <w:strike w:val="false"/>
+                <w:sz w:val="21"/>
+                <w:szCs w:val="21"/>
+                <w:color w:val="000000"/>
+              </w:rPr>
             </w:pPr>
             <w:r>
               <w:rPr>
-                <w:rFonts w:ascii="Arial" w:hAnsi="DejaVu Sans" w:eastAsia="DejaVu Sans" w:cs="DejaVu Sans"/>
-                <w:i w:val="false"/>
-                <w:b w:val="false"/>
-                <w:u w:val="none"/>
+                <w:rFonts w:ascii="Arial" w:hAnsi="Arial" w:eastAsia="Arial" w:cs="Arial"/>
+                <w:i w:val="false"/>
+                <w:b w:val="false"/>
+                <w:u w:val="none"/>
+                <w:strike w:val="false"/>
                 <w:sz w:val="21"/>
                 <w:szCs w:val="21"/>
                 <w:color w:val="000000"/>
@@ -2865,7 +3409,6 @@
           </w:tcPr>
           <w:p>
             <w:pPr>
-              <w:pStyle w:val="Normal"/>
               <w:jc w:val="left"/>
               <w:pBdr>
                 <w:bottom w:val="none" w:sz="0" w:space="0" w:color="000000"/>
@@ -2875,13 +3418,24 @@
               </w:pBdr>
               <w:spacing w:after="80" w:before="80" w:line="240"/>
               <w:ind w:left="80" w:right="80" w:firstLine="0" w:firstLineChars="0"/>
+              <w:rPr>
+                <w:rFonts w:ascii="Arial" w:hAnsi="Arial" w:eastAsia="Arial" w:cs="Arial"/>
+                <w:i w:val="false"/>
+                <w:b w:val="false"/>
+                <w:u w:val="none"/>
+                <w:strike w:val="false"/>
+                <w:sz w:val="21"/>
+                <w:szCs w:val="21"/>
+                <w:color w:val="000000"/>
+              </w:rPr>
             </w:pPr>
             <w:r>
               <w:rPr>
-                <w:rFonts w:ascii="Arial" w:hAnsi="DejaVu Sans" w:eastAsia="DejaVu Sans" w:cs="DejaVu Sans"/>
-                <w:i w:val="false"/>
-                <w:b w:val="false"/>
-                <w:u w:val="none"/>
+                <w:rFonts w:ascii="Arial" w:hAnsi="Arial" w:eastAsia="Arial" w:cs="Arial"/>
+                <w:i w:val="false"/>
+                <w:b w:val="false"/>
+                <w:u w:val="none"/>
+                <w:strike w:val="false"/>
                 <w:sz w:val="21"/>
                 <w:szCs w:val="21"/>
                 <w:color w:val="000000"/>
@@ -2915,7 +3469,6 @@
           </w:tcPr>
           <w:p>
             <w:pPr>
-              <w:pStyle w:val="Normal"/>
               <w:jc w:val="left"/>
               <w:pBdr>
                 <w:bottom w:val="none" w:sz="0" w:space="0" w:color="000000"/>
@@ -2925,13 +3478,24 @@
               </w:pBdr>
               <w:spacing w:after="80" w:before="80" w:line="240"/>
               <w:ind w:left="80" w:right="80" w:firstLine="0" w:firstLineChars="0"/>
+              <w:rPr>
+                <w:rFonts w:ascii="Arial" w:hAnsi="Arial" w:eastAsia="Arial" w:cs="Arial"/>
+                <w:i w:val="false"/>
+                <w:b w:val="false"/>
+                <w:u w:val="none"/>
+                <w:strike w:val="false"/>
+                <w:sz w:val="21"/>
+                <w:szCs w:val="21"/>
+                <w:color w:val="000000"/>
+              </w:rPr>
             </w:pPr>
             <w:r>
               <w:rPr>
-                <w:rFonts w:ascii="Arial" w:hAnsi="DejaVu Sans" w:eastAsia="DejaVu Sans" w:cs="DejaVu Sans"/>
-                <w:i w:val="false"/>
-                <w:b w:val="false"/>
-                <w:u w:val="none"/>
+                <w:rFonts w:ascii="Arial" w:hAnsi="Arial" w:eastAsia="Arial" w:cs="Arial"/>
+                <w:i w:val="false"/>
+                <w:b w:val="false"/>
+                <w:u w:val="none"/>
+                <w:strike w:val="false"/>
                 <w:sz w:val="21"/>
                 <w:szCs w:val="21"/>
                 <w:color w:val="000000"/>
@@ -2959,7 +3523,6 @@
           </w:tcPr>
           <w:p>
             <w:pPr>
-              <w:pStyle w:val="Normal"/>
               <w:jc w:val="left"/>
               <w:pBdr>
                 <w:bottom w:val="none" w:sz="0" w:space="0" w:color="000000"/>
@@ -2969,13 +3532,24 @@
               </w:pBdr>
               <w:spacing w:after="80" w:before="80" w:line="240"/>
               <w:ind w:left="80" w:right="80" w:firstLine="0" w:firstLineChars="0"/>
+              <w:rPr>
+                <w:rFonts w:ascii="Arial" w:hAnsi="Arial" w:eastAsia="Arial" w:cs="Arial"/>
+                <w:i w:val="false"/>
+                <w:b w:val="false"/>
+                <w:u w:val="none"/>
+                <w:strike w:val="false"/>
+                <w:sz w:val="21"/>
+                <w:szCs w:val="21"/>
+                <w:color w:val="000000"/>
+              </w:rPr>
             </w:pPr>
             <w:r>
               <w:rPr>
-                <w:rFonts w:ascii="Arial" w:hAnsi="DejaVu Sans" w:eastAsia="DejaVu Sans" w:cs="DejaVu Sans"/>
-                <w:i w:val="false"/>
-                <w:b w:val="false"/>
-                <w:u w:val="none"/>
+                <w:rFonts w:ascii="Arial" w:hAnsi="Arial" w:eastAsia="Arial" w:cs="Arial"/>
+                <w:i w:val="false"/>
+                <w:b w:val="false"/>
+                <w:u w:val="none"/>
+                <w:strike w:val="false"/>
                 <w:sz w:val="21"/>
                 <w:szCs w:val="21"/>
                 <w:color w:val="000000"/>
@@ -3003,7 +3577,6 @@
           </w:tcPr>
           <w:p>
             <w:pPr>
-              <w:pStyle w:val="Normal"/>
               <w:jc w:val="left"/>
               <w:pBdr>
                 <w:bottom w:val="none" w:sz="0" w:space="0" w:color="000000"/>
@@ -3013,13 +3586,24 @@
               </w:pBdr>
               <w:spacing w:after="80" w:before="80" w:line="240"/>
               <w:ind w:left="80" w:right="80" w:firstLine="0" w:firstLineChars="0"/>
+              <w:rPr>
+                <w:rFonts w:ascii="Arial" w:hAnsi="Arial" w:eastAsia="Arial" w:cs="Arial"/>
+                <w:i w:val="false"/>
+                <w:b w:val="false"/>
+                <w:u w:val="none"/>
+                <w:strike w:val="false"/>
+                <w:sz w:val="21"/>
+                <w:szCs w:val="21"/>
+                <w:color w:val="000000"/>
+              </w:rPr>
             </w:pPr>
             <w:r>
               <w:rPr>
-                <w:rFonts w:ascii="Arial" w:hAnsi="DejaVu Sans" w:eastAsia="DejaVu Sans" w:cs="DejaVu Sans"/>
-                <w:i w:val="false"/>
-                <w:b w:val="false"/>
-                <w:u w:val="none"/>
+                <w:rFonts w:ascii="Arial" w:hAnsi="Arial" w:eastAsia="Arial" w:cs="Arial"/>
+                <w:i w:val="false"/>
+                <w:b w:val="false"/>
+                <w:u w:val="none"/>
+                <w:strike w:val="false"/>
                 <w:sz w:val="21"/>
                 <w:szCs w:val="21"/>
                 <w:color w:val="000000"/>
@@ -3053,7 +3637,6 @@
           </w:tcPr>
           <w:p>
             <w:pPr>
-              <w:pStyle w:val="Normal"/>
               <w:jc w:val="left"/>
               <w:pBdr>
                 <w:bottom w:val="none" w:sz="0" w:space="0" w:color="000000"/>
@@ -3063,13 +3646,24 @@
               </w:pBdr>
               <w:spacing w:after="80" w:before="80" w:line="240"/>
               <w:ind w:left="80" w:right="80" w:firstLine="0" w:firstLineChars="0"/>
+              <w:rPr>
+                <w:rFonts w:ascii="Arial" w:hAnsi="Arial" w:eastAsia="Arial" w:cs="Arial"/>
+                <w:i w:val="false"/>
+                <w:b w:val="false"/>
+                <w:u w:val="none"/>
+                <w:strike w:val="false"/>
+                <w:sz w:val="21"/>
+                <w:szCs w:val="21"/>
+                <w:color w:val="000000"/>
+              </w:rPr>
             </w:pPr>
             <w:r>
               <w:rPr>
-                <w:rFonts w:ascii="Arial" w:hAnsi="DejaVu Sans" w:eastAsia="DejaVu Sans" w:cs="DejaVu Sans"/>
-                <w:i w:val="false"/>
-                <w:b w:val="false"/>
-                <w:u w:val="none"/>
+                <w:rFonts w:ascii="Arial" w:hAnsi="Arial" w:eastAsia="Arial" w:cs="Arial"/>
+                <w:i w:val="false"/>
+                <w:b w:val="false"/>
+                <w:u w:val="none"/>
+                <w:strike w:val="false"/>
                 <w:sz w:val="21"/>
                 <w:szCs w:val="21"/>
                 <w:color w:val="000000"/>
@@ -3097,7 +3691,6 @@
           </w:tcPr>
           <w:p>
             <w:pPr>
-              <w:pStyle w:val="Normal"/>
               <w:jc w:val="left"/>
               <w:pBdr>
                 <w:bottom w:val="none" w:sz="0" w:space="0" w:color="000000"/>
@@ -3107,13 +3700,24 @@
               </w:pBdr>
               <w:spacing w:after="80" w:before="80" w:line="240"/>
               <w:ind w:left="80" w:right="80" w:firstLine="0" w:firstLineChars="0"/>
+              <w:rPr>
+                <w:rFonts w:ascii="Arial" w:hAnsi="Arial" w:eastAsia="Arial" w:cs="Arial"/>
+                <w:i w:val="false"/>
+                <w:b w:val="false"/>
+                <w:u w:val="none"/>
+                <w:strike w:val="false"/>
+                <w:sz w:val="21"/>
+                <w:szCs w:val="21"/>
+                <w:color w:val="000000"/>
+              </w:rPr>
             </w:pPr>
             <w:r>
               <w:rPr>
-                <w:rFonts w:ascii="Arial" w:hAnsi="DejaVu Sans" w:eastAsia="DejaVu Sans" w:cs="DejaVu Sans"/>
-                <w:i w:val="false"/>
-                <w:b w:val="false"/>
-                <w:u w:val="none"/>
+                <w:rFonts w:ascii="Arial" w:hAnsi="Arial" w:eastAsia="Arial" w:cs="Arial"/>
+                <w:i w:val="false"/>
+                <w:b w:val="false"/>
+                <w:u w:val="none"/>
+                <w:strike w:val="false"/>
                 <w:sz w:val="21"/>
                 <w:szCs w:val="21"/>
                 <w:color w:val="000000"/>
@@ -3141,7 +3745,6 @@
           </w:tcPr>
           <w:p>
             <w:pPr>
-              <w:pStyle w:val="Normal"/>
               <w:jc w:val="left"/>
               <w:pBdr>
                 <w:bottom w:val="none" w:sz="0" w:space="0" w:color="000000"/>
@@ -3151,18 +3754,29 @@
               </w:pBdr>
               <w:spacing w:after="80" w:before="80" w:line="240"/>
               <w:ind w:left="80" w:right="80" w:firstLine="0" w:firstLineChars="0"/>
+              <w:rPr>
+                <w:rFonts w:ascii="Arial" w:hAnsi="Arial" w:eastAsia="Arial" w:cs="Arial"/>
+                <w:i w:val="false"/>
+                <w:b w:val="false"/>
+                <w:u w:val="none"/>
+                <w:strike w:val="false"/>
+                <w:sz w:val="21"/>
+                <w:szCs w:val="21"/>
+                <w:color w:val="000000"/>
+              </w:rPr>
             </w:pPr>
             <w:r>
               <w:rPr>
-                <w:rFonts w:ascii="Arial" w:hAnsi="DejaVu Sans" w:eastAsia="DejaVu Sans" w:cs="DejaVu Sans"/>
-                <w:i w:val="false"/>
-                <w:b w:val="false"/>
-                <w:u w:val="none"/>
-                <w:sz w:val="21"/>
-                <w:szCs w:val="21"/>
-                <w:color w:val="000000"/>
-              </w:rPr>
-              <w:t xml:space="preserve">yes (worst 0.12)</w:t>
+                <w:rFonts w:ascii="Arial" w:hAnsi="Arial" w:eastAsia="Arial" w:cs="Arial"/>
+                <w:i w:val="false"/>
+                <w:b w:val="false"/>
+                <w:u w:val="none"/>
+                <w:strike w:val="false"/>
+                <w:sz w:val="21"/>
+                <w:szCs w:val="21"/>
+                <w:color w:val="000000"/>
+              </w:rPr>
+              <w:t xml:space="preserve">partly: 2 of 6 over 0.1 (worst 0.17)</w:t>
             </w:r>
           </w:p>
         </w:tc>
@@ -3191,7 +3805,6 @@
           </w:tcPr>
           <w:p>
             <w:pPr>
-              <w:pStyle w:val="Normal"/>
               <w:jc w:val="left"/>
               <w:pBdr>
                 <w:bottom w:val="none" w:sz="0" w:space="0" w:color="000000"/>
@@ -3201,13 +3814,24 @@
               </w:pBdr>
               <w:spacing w:after="80" w:before="80" w:line="240"/>
               <w:ind w:left="80" w:right="80" w:firstLine="0" w:firstLineChars="0"/>
+              <w:rPr>
+                <w:rFonts w:ascii="Arial" w:hAnsi="Arial" w:eastAsia="Arial" w:cs="Arial"/>
+                <w:i w:val="false"/>
+                <w:b w:val="false"/>
+                <w:u w:val="none"/>
+                <w:strike w:val="false"/>
+                <w:sz w:val="21"/>
+                <w:szCs w:val="21"/>
+                <w:color w:val="000000"/>
+              </w:rPr>
             </w:pPr>
             <w:r>
               <w:rPr>
-                <w:rFonts w:ascii="Arial" w:hAnsi="DejaVu Sans" w:eastAsia="DejaVu Sans" w:cs="DejaVu Sans"/>
-                <w:i w:val="false"/>
-                <w:b w:val="false"/>
-                <w:u w:val="none"/>
+                <w:rFonts w:ascii="Arial" w:hAnsi="Arial" w:eastAsia="Arial" w:cs="Arial"/>
+                <w:i w:val="false"/>
+                <w:b w:val="false"/>
+                <w:u w:val="none"/>
+                <w:strike w:val="false"/>
                 <w:sz w:val="21"/>
                 <w:szCs w:val="21"/>
                 <w:color w:val="000000"/>
@@ -3235,7 +3859,6 @@
           </w:tcPr>
           <w:p>
             <w:pPr>
-              <w:pStyle w:val="Normal"/>
               <w:jc w:val="left"/>
               <w:pBdr>
                 <w:bottom w:val="none" w:sz="0" w:space="0" w:color="000000"/>
@@ -3245,13 +3868,24 @@
               </w:pBdr>
               <w:spacing w:after="80" w:before="80" w:line="240"/>
               <w:ind w:left="80" w:right="80" w:firstLine="0" w:firstLineChars="0"/>
+              <w:rPr>
+                <w:rFonts w:ascii="Arial" w:hAnsi="Arial" w:eastAsia="Arial" w:cs="Arial"/>
+                <w:i w:val="false"/>
+                <w:b w:val="false"/>
+                <w:u w:val="none"/>
+                <w:strike w:val="false"/>
+                <w:sz w:val="21"/>
+                <w:szCs w:val="21"/>
+                <w:color w:val="000000"/>
+              </w:rPr>
             </w:pPr>
             <w:r>
               <w:rPr>
-                <w:rFonts w:ascii="Arial" w:hAnsi="DejaVu Sans" w:eastAsia="DejaVu Sans" w:cs="DejaVu Sans"/>
-                <w:i w:val="false"/>
-                <w:b w:val="false"/>
-                <w:u w:val="none"/>
+                <w:rFonts w:ascii="Arial" w:hAnsi="Arial" w:eastAsia="Arial" w:cs="Arial"/>
+                <w:i w:val="false"/>
+                <w:b w:val="false"/>
+                <w:u w:val="none"/>
+                <w:strike w:val="false"/>
                 <w:sz w:val="21"/>
                 <w:szCs w:val="21"/>
                 <w:color w:val="000000"/>
@@ -3279,7 +3913,6 @@
           </w:tcPr>
           <w:p>
             <w:pPr>
-              <w:pStyle w:val="Normal"/>
               <w:jc w:val="left"/>
               <w:pBdr>
                 <w:bottom w:val="none" w:sz="0" w:space="0" w:color="000000"/>
@@ -3289,13 +3922,24 @@
               </w:pBdr>
               <w:spacing w:after="80" w:before="80" w:line="240"/>
               <w:ind w:left="80" w:right="80" w:firstLine="0" w:firstLineChars="0"/>
+              <w:rPr>
+                <w:rFonts w:ascii="Arial" w:hAnsi="Arial" w:eastAsia="Arial" w:cs="Arial"/>
+                <w:i w:val="false"/>
+                <w:b w:val="false"/>
+                <w:u w:val="none"/>
+                <w:strike w:val="false"/>
+                <w:sz w:val="21"/>
+                <w:szCs w:val="21"/>
+                <w:color w:val="000000"/>
+              </w:rPr>
             </w:pPr>
             <w:r>
               <w:rPr>
-                <w:rFonts w:ascii="Arial" w:hAnsi="DejaVu Sans" w:eastAsia="DejaVu Sans" w:cs="DejaVu Sans"/>
-                <w:i w:val="false"/>
-                <w:b w:val="false"/>
-                <w:u w:val="none"/>
+                <w:rFonts w:ascii="Arial" w:hAnsi="Arial" w:eastAsia="Arial" w:cs="Arial"/>
+                <w:i w:val="false"/>
+                <w:b w:val="false"/>
+                <w:u w:val="none"/>
+                <w:strike w:val="false"/>
                 <w:sz w:val="21"/>
                 <w:szCs w:val="21"/>
                 <w:color w:val="000000"/>
@@ -3329,7 +3973,6 @@
           </w:tcPr>
           <w:p>
             <w:pPr>
-              <w:pStyle w:val="Normal"/>
               <w:jc w:val="left"/>
               <w:pBdr>
                 <w:bottom w:val="none" w:sz="0" w:space="0" w:color="000000"/>
@@ -3339,13 +3982,24 @@
               </w:pBdr>
               <w:spacing w:after="80" w:before="80" w:line="240"/>
               <w:ind w:left="80" w:right="80" w:firstLine="0" w:firstLineChars="0"/>
+              <w:rPr>
+                <w:rFonts w:ascii="Arial" w:hAnsi="Arial" w:eastAsia="Arial" w:cs="Arial"/>
+                <w:i w:val="false"/>
+                <w:b w:val="false"/>
+                <w:u w:val="none"/>
+                <w:strike w:val="false"/>
+                <w:sz w:val="21"/>
+                <w:szCs w:val="21"/>
+                <w:color w:val="000000"/>
+              </w:rPr>
             </w:pPr>
             <w:r>
               <w:rPr>
-                <w:rFonts w:ascii="Arial" w:hAnsi="DejaVu Sans" w:eastAsia="DejaVu Sans" w:cs="DejaVu Sans"/>
-                <w:i w:val="false"/>
-                <w:b w:val="false"/>
-                <w:u w:val="none"/>
+                <w:rFonts w:ascii="Arial" w:hAnsi="Arial" w:eastAsia="Arial" w:cs="Arial"/>
+                <w:i w:val="false"/>
+                <w:b w:val="false"/>
+                <w:u w:val="none"/>
+                <w:strike w:val="false"/>
                 <w:sz w:val="21"/>
                 <w:szCs w:val="21"/>
                 <w:color w:val="000000"/>
@@ -3373,7 +4027,6 @@
           </w:tcPr>
           <w:p>
             <w:pPr>
-              <w:pStyle w:val="Normal"/>
               <w:jc w:val="left"/>
               <w:pBdr>
                 <w:bottom w:val="none" w:sz="0" w:space="0" w:color="000000"/>
@@ -3383,13 +4036,24 @@
               </w:pBdr>
               <w:spacing w:after="80" w:before="80" w:line="240"/>
               <w:ind w:left="80" w:right="80" w:firstLine="0" w:firstLineChars="0"/>
+              <w:rPr>
+                <w:rFonts w:ascii="Arial" w:hAnsi="Arial" w:eastAsia="Arial" w:cs="Arial"/>
+                <w:i w:val="false"/>
+                <w:b w:val="false"/>
+                <w:u w:val="none"/>
+                <w:strike w:val="false"/>
+                <w:sz w:val="21"/>
+                <w:szCs w:val="21"/>
+                <w:color w:val="000000"/>
+              </w:rPr>
             </w:pPr>
             <w:r>
               <w:rPr>
-                <w:rFonts w:ascii="Arial" w:hAnsi="DejaVu Sans" w:eastAsia="DejaVu Sans" w:cs="DejaVu Sans"/>
-                <w:i w:val="false"/>
-                <w:b w:val="false"/>
-                <w:u w:val="none"/>
+                <w:rFonts w:ascii="Arial" w:hAnsi="Arial" w:eastAsia="Arial" w:cs="Arial"/>
+                <w:i w:val="false"/>
+                <w:b w:val="false"/>
+                <w:u w:val="none"/>
+                <w:strike w:val="false"/>
                 <w:sz w:val="21"/>
                 <w:szCs w:val="21"/>
                 <w:color w:val="000000"/>
@@ -3417,7 +4081,6 @@
           </w:tcPr>
           <w:p>
             <w:pPr>
-              <w:pStyle w:val="Normal"/>
               <w:jc w:val="left"/>
               <w:pBdr>
                 <w:bottom w:val="none" w:sz="0" w:space="0" w:color="000000"/>
@@ -3427,13 +4090,24 @@
               </w:pBdr>
               <w:spacing w:after="80" w:before="80" w:line="240"/>
               <w:ind w:left="80" w:right="80" w:firstLine="0" w:firstLineChars="0"/>
+              <w:rPr>
+                <w:rFonts w:ascii="Arial" w:hAnsi="Arial" w:eastAsia="Arial" w:cs="Arial"/>
+                <w:i w:val="false"/>
+                <w:b w:val="false"/>
+                <w:u w:val="none"/>
+                <w:strike w:val="false"/>
+                <w:sz w:val="21"/>
+                <w:szCs w:val="21"/>
+                <w:color w:val="000000"/>
+              </w:rPr>
             </w:pPr>
             <w:r>
               <w:rPr>
-                <w:rFonts w:ascii="Arial" w:hAnsi="DejaVu Sans" w:eastAsia="DejaVu Sans" w:cs="DejaVu Sans"/>
-                <w:i w:val="false"/>
-                <w:b w:val="false"/>
-                <w:u w:val="none"/>
+                <w:rFonts w:ascii="Arial" w:hAnsi="Arial" w:eastAsia="Arial" w:cs="Arial"/>
+                <w:i w:val="false"/>
+                <w:b w:val="false"/>
+                <w:u w:val="none"/>
+                <w:strike w:val="false"/>
                 <w:sz w:val="21"/>
                 <w:szCs w:val="21"/>
                 <w:color w:val="000000"/>
@@ -3467,7 +4141,6 @@
           </w:tcPr>
           <w:p>
             <w:pPr>
-              <w:pStyle w:val="Normal"/>
               <w:jc w:val="left"/>
               <w:pBdr>
                 <w:bottom w:val="none" w:sz="0" w:space="0" w:color="000000"/>
@@ -3477,13 +4150,24 @@
               </w:pBdr>
               <w:spacing w:after="80" w:before="80" w:line="240"/>
               <w:ind w:left="80" w:right="80" w:firstLine="0" w:firstLineChars="0"/>
+              <w:rPr>
+                <w:rFonts w:ascii="Arial" w:hAnsi="Arial" w:eastAsia="Arial" w:cs="Arial"/>
+                <w:i w:val="false"/>
+                <w:b w:val="false"/>
+                <w:u w:val="none"/>
+                <w:strike w:val="false"/>
+                <w:sz w:val="21"/>
+                <w:szCs w:val="21"/>
+                <w:color w:val="000000"/>
+              </w:rPr>
             </w:pPr>
             <w:r>
               <w:rPr>
-                <w:rFonts w:ascii="Arial" w:hAnsi="DejaVu Sans" w:eastAsia="DejaVu Sans" w:cs="DejaVu Sans"/>
-                <w:i w:val="false"/>
-                <w:b w:val="false"/>
-                <w:u w:val="none"/>
+                <w:rFonts w:ascii="Arial" w:hAnsi="Arial" w:eastAsia="Arial" w:cs="Arial"/>
+                <w:i w:val="false"/>
+                <w:b w:val="false"/>
+                <w:u w:val="none"/>
+                <w:strike w:val="false"/>
                 <w:sz w:val="21"/>
                 <w:szCs w:val="21"/>
                 <w:color w:val="000000"/>
@@ -3511,7 +4195,6 @@
           </w:tcPr>
           <w:p>
             <w:pPr>
-              <w:pStyle w:val="Normal"/>
               <w:jc w:val="left"/>
               <w:pBdr>
                 <w:bottom w:val="none" w:sz="0" w:space="0" w:color="000000"/>
@@ -3521,13 +4204,24 @@
               </w:pBdr>
               <w:spacing w:after="80" w:before="80" w:line="240"/>
               <w:ind w:left="80" w:right="80" w:firstLine="0" w:firstLineChars="0"/>
+              <w:rPr>
+                <w:rFonts w:ascii="Arial" w:hAnsi="Arial" w:eastAsia="Arial" w:cs="Arial"/>
+                <w:i w:val="false"/>
+                <w:b w:val="false"/>
+                <w:u w:val="none"/>
+                <w:strike w:val="false"/>
+                <w:sz w:val="21"/>
+                <w:szCs w:val="21"/>
+                <w:color w:val="000000"/>
+              </w:rPr>
             </w:pPr>
             <w:r>
               <w:rPr>
-                <w:rFonts w:ascii="Arial" w:hAnsi="DejaVu Sans" w:eastAsia="DejaVu Sans" w:cs="DejaVu Sans"/>
-                <w:i w:val="false"/>
-                <w:b w:val="false"/>
-                <w:u w:val="none"/>
+                <w:rFonts w:ascii="Arial" w:hAnsi="Arial" w:eastAsia="Arial" w:cs="Arial"/>
+                <w:i w:val="false"/>
+                <w:b w:val="false"/>
+                <w:u w:val="none"/>
+                <w:strike w:val="false"/>
                 <w:sz w:val="21"/>
                 <w:szCs w:val="21"/>
                 <w:color w:val="000000"/>
@@ -3555,7 +4249,6 @@
           </w:tcPr>
           <w:p>
             <w:pPr>
-              <w:pStyle w:val="Normal"/>
               <w:jc w:val="left"/>
               <w:pBdr>
                 <w:bottom w:val="none" w:sz="0" w:space="0" w:color="000000"/>
@@ -3565,13 +4258,24 @@
               </w:pBdr>
               <w:spacing w:after="80" w:before="80" w:line="240"/>
               <w:ind w:left="80" w:right="80" w:firstLine="0" w:firstLineChars="0"/>
+              <w:rPr>
+                <w:rFonts w:ascii="Arial" w:hAnsi="Arial" w:eastAsia="Arial" w:cs="Arial"/>
+                <w:i w:val="false"/>
+                <w:b w:val="false"/>
+                <w:u w:val="none"/>
+                <w:strike w:val="false"/>
+                <w:sz w:val="21"/>
+                <w:szCs w:val="21"/>
+                <w:color w:val="000000"/>
+              </w:rPr>
             </w:pPr>
             <w:r>
               <w:rPr>
-                <w:rFonts w:ascii="Arial" w:hAnsi="DejaVu Sans" w:eastAsia="DejaVu Sans" w:cs="DejaVu Sans"/>
-                <w:i w:val="false"/>
-                <w:b w:val="false"/>
-                <w:u w:val="none"/>
+                <w:rFonts w:ascii="Arial" w:hAnsi="Arial" w:eastAsia="Arial" w:cs="Arial"/>
+                <w:i w:val="false"/>
+                <w:b w:val="false"/>
+                <w:u w:val="none"/>
+                <w:strike w:val="false"/>
                 <w:sz w:val="21"/>
                 <w:szCs w:val="21"/>
                 <w:color w:val="000000"/>
@@ -3605,7 +4309,6 @@
           </w:tcPr>
           <w:p>
             <w:pPr>
-              <w:pStyle w:val="Normal"/>
               <w:jc w:val="left"/>
               <w:pBdr>
                 <w:bottom w:val="none" w:sz="0" w:space="0" w:color="000000"/>
@@ -3615,13 +4318,24 @@
               </w:pBdr>
               <w:spacing w:after="80" w:before="80" w:line="240"/>
               <w:ind w:left="80" w:right="80" w:firstLine="0" w:firstLineChars="0"/>
+              <w:rPr>
+                <w:rFonts w:ascii="Arial" w:hAnsi="Arial" w:eastAsia="Arial" w:cs="Arial"/>
+                <w:i w:val="false"/>
+                <w:b w:val="false"/>
+                <w:u w:val="none"/>
+                <w:strike w:val="false"/>
+                <w:sz w:val="21"/>
+                <w:szCs w:val="21"/>
+                <w:color w:val="000000"/>
+              </w:rPr>
             </w:pPr>
             <w:r>
               <w:rPr>
-                <w:rFonts w:ascii="Arial" w:hAnsi="DejaVu Sans" w:eastAsia="DejaVu Sans" w:cs="DejaVu Sans"/>
-                <w:i w:val="false"/>
-                <w:b w:val="false"/>
-                <w:u w:val="none"/>
+                <w:rFonts w:ascii="Arial" w:hAnsi="Arial" w:eastAsia="Arial" w:cs="Arial"/>
+                <w:i w:val="false"/>
+                <w:b w:val="false"/>
+                <w:u w:val="none"/>
+                <w:strike w:val="false"/>
                 <w:sz w:val="21"/>
                 <w:szCs w:val="21"/>
                 <w:color w:val="000000"/>
@@ -3649,7 +4363,6 @@
           </w:tcPr>
           <w:p>
             <w:pPr>
-              <w:pStyle w:val="Normal"/>
               <w:jc w:val="left"/>
               <w:pBdr>
                 <w:bottom w:val="none" w:sz="0" w:space="0" w:color="000000"/>
@@ -3659,13 +4372,24 @@
               </w:pBdr>
               <w:spacing w:after="80" w:before="80" w:line="240"/>
               <w:ind w:left="80" w:right="80" w:firstLine="0" w:firstLineChars="0"/>
+              <w:rPr>
+                <w:rFonts w:ascii="Arial" w:hAnsi="Arial" w:eastAsia="Arial" w:cs="Arial"/>
+                <w:i w:val="false"/>
+                <w:b w:val="false"/>
+                <w:u w:val="none"/>
+                <w:strike w:val="false"/>
+                <w:sz w:val="21"/>
+                <w:szCs w:val="21"/>
+                <w:color w:val="000000"/>
+              </w:rPr>
             </w:pPr>
             <w:r>
               <w:rPr>
-                <w:rFonts w:ascii="Arial" w:hAnsi="DejaVu Sans" w:eastAsia="DejaVu Sans" w:cs="DejaVu Sans"/>
-                <w:i w:val="false"/>
-                <w:b w:val="false"/>
-                <w:u w:val="none"/>
+                <w:rFonts w:ascii="Arial" w:hAnsi="Arial" w:eastAsia="Arial" w:cs="Arial"/>
+                <w:i w:val="false"/>
+                <w:b w:val="false"/>
+                <w:u w:val="none"/>
+                <w:strike w:val="false"/>
                 <w:sz w:val="21"/>
                 <w:szCs w:val="21"/>
                 <w:color w:val="000000"/>
@@ -3693,7 +4417,6 @@
           </w:tcPr>
           <w:p>
             <w:pPr>
-              <w:pStyle w:val="Normal"/>
               <w:jc w:val="left"/>
               <w:pBdr>
                 <w:bottom w:val="none" w:sz="0" w:space="0" w:color="000000"/>
@@ -3703,13 +4426,24 @@
               </w:pBdr>
               <w:spacing w:after="80" w:before="80" w:line="240"/>
               <w:ind w:left="80" w:right="80" w:firstLine="0" w:firstLineChars="0"/>
+              <w:rPr>
+                <w:rFonts w:ascii="Arial" w:hAnsi="Arial" w:eastAsia="Arial" w:cs="Arial"/>
+                <w:i w:val="false"/>
+                <w:b w:val="false"/>
+                <w:u w:val="none"/>
+                <w:strike w:val="false"/>
+                <w:sz w:val="21"/>
+                <w:szCs w:val="21"/>
+                <w:color w:val="000000"/>
+              </w:rPr>
             </w:pPr>
             <w:r>
               <w:rPr>
-                <w:rFonts w:ascii="Arial" w:hAnsi="DejaVu Sans" w:eastAsia="DejaVu Sans" w:cs="DejaVu Sans"/>
-                <w:i w:val="false"/>
-                <w:b w:val="false"/>
-                <w:u w:val="none"/>
+                <w:rFonts w:ascii="Arial" w:hAnsi="Arial" w:eastAsia="Arial" w:cs="Arial"/>
+                <w:i w:val="false"/>
+                <w:b w:val="false"/>
+                <w:u w:val="none"/>
+                <w:strike w:val="false"/>
                 <w:sz w:val="21"/>
                 <w:szCs w:val="21"/>
                 <w:color w:val="000000"/>
@@ -3739,6 +4473,7 @@
           <w:i w:val="true"/>
           <w:b w:val="false"/>
           <w:u w:val="none"/>
+          <w:strike w:val="false"/>
           <w:sz w:val="17"/>
           <w:szCs w:val="17"/>
           <w:color w:val="545860"/>
@@ -3765,6 +4500,7 @@
           <w:i w:val="false"/>
           <w:b w:val="true"/>
           <w:u w:val="none"/>
+          <w:strike w:val="false"/>
           <w:sz w:val="26"/>
           <w:szCs w:val="26"/>
           <w:color w:val="215A9E"/>
@@ -3791,6 +4527,7 @@
           <w:i w:val="false"/>
           <w:b w:val="false"/>
           <w:u w:val="none"/>
+          <w:strike w:val="false"/>
           <w:sz w:val="22"/>
           <w:szCs w:val="22"/>
           <w:color w:val="000000"/>
@@ -3817,6 +4554,7 @@
           <w:i w:val="false"/>
           <w:b w:val="false"/>
           <w:u w:val="none"/>
+          <w:strike w:val="false"/>
           <w:sz w:val="22"/>
           <w:szCs w:val="22"/>
           <w:color w:val="B5BEC9"/>
@@ -3843,6 +4581,7 @@
           <w:i w:val="false"/>
           <w:b w:val="false"/>
           <w:u w:val="none"/>
+          <w:strike w:val="false"/>
           <w:sz w:val="22"/>
           <w:szCs w:val="22"/>
           <w:color w:val="000000"/>
@@ -3869,6 +4608,7 @@
           <w:i w:val="false"/>
           <w:b w:val="false"/>
           <w:u w:val="none"/>
+          <w:strike w:val="false"/>
           <w:sz w:val="22"/>
           <w:szCs w:val="22"/>
           <w:color w:val="B5BEC9"/>
@@ -3895,11 +4635,12 @@
           <w:i w:val="false"/>
           <w:b w:val="false"/>
           <w:u w:val="none"/>
+          <w:strike w:val="false"/>
           <w:sz w:val="22"/>
           <w:szCs w:val="22"/>
           <w:color w:val="000000"/>
         </w:rPr>
-        <w:t xml:space="preserve">3. Case 2 is the only one whose central estimate clears its rule. Does that change your answer?</w:t>
+        <w:t xml:space="preserve">3. Case 2's changes estimate clears its rule by more than Case 1's does (5% against 1%). Does that change your answer?</w:t>
       </w:r>
     </w:p>
     <w:p>
@@ -3921,6 +4662,7 @@
           <w:i w:val="false"/>
           <w:b w:val="false"/>
           <w:u w:val="none"/>
+          <w:strike w:val="false"/>
           <w:sz w:val="22"/>
           <w:szCs w:val="22"/>
           <w:color w:val="B5BEC9"/>
@@ -3947,6 +4689,7 @@
           <w:i w:val="false"/>
           <w:b w:val="false"/>
           <w:u w:val="none"/>
+          <w:strike w:val="false"/>
           <w:sz w:val="22"/>
           <w:szCs w:val="22"/>
           <w:color w:val="000000"/>
@@ -3973,6 +4716,7 @@
           <w:i w:val="false"/>
           <w:b w:val="false"/>
           <w:u w:val="none"/>
+          <w:strike w:val="false"/>
           <w:sz w:val="22"/>
           <w:szCs w:val="22"/>
           <w:color w:val="000000"/>
@@ -4005,6 +4749,7 @@
           <w:i w:val="false"/>
           <w:b w:val="false"/>
           <w:u w:val="none"/>
+          <w:strike w:val="false"/>
           <w:sz w:val="18"/>
           <w:szCs w:val="18"/>
           <w:color w:val="545860"/>
@@ -4031,6 +4776,7 @@
           <w:i w:val="false"/>
           <w:b w:val="true"/>
           <w:u w:val="none"/>
+          <w:strike w:val="false"/>
           <w:sz w:val="36"/>
           <w:szCs w:val="36"/>
           <w:color w:val="063360"/>
@@ -4057,6 +4803,7 @@
           <w:i w:val="false"/>
           <w:b w:val="true"/>
           <w:u w:val="none"/>
+          <w:strike w:val="false"/>
           <w:sz w:val="22"/>
           <w:szCs w:val="22"/>
           <w:color w:val="000000"/>
@@ -4083,6 +4830,7 @@
           <w:i w:val="true"/>
           <w:b w:val="false"/>
           <w:u w:val="none"/>
+          <w:strike w:val="false"/>
           <w:sz w:val="22"/>
           <w:szCs w:val="22"/>
           <w:color w:val="000000"/>
@@ -4109,6 +4857,7 @@
           <w:i w:val="false"/>
           <w:b w:val="true"/>
           <w:u w:val="none"/>
+          <w:strike w:val="false"/>
           <w:sz w:val="26"/>
           <w:szCs w:val="26"/>
           <w:color w:val="215A9E"/>
@@ -4135,6 +4884,7 @@
           <w:i w:val="false"/>
           <w:b w:val="false"/>
           <w:u w:val="none"/>
+          <w:strike w:val="false"/>
           <w:sz w:val="22"/>
           <w:szCs w:val="22"/>
           <w:color w:val="000000"/>
@@ -4161,6 +4911,7 @@
           <w:i w:val="false"/>
           <w:b w:val="false"/>
           <w:u w:val="none"/>
+          <w:strike w:val="false"/>
           <w:sz w:val="22"/>
           <w:szCs w:val="22"/>
           <w:color w:val="000000"/>
@@ -4187,6 +4938,7 @@
           <w:i w:val="false"/>
           <w:b w:val="true"/>
           <w:u w:val="none"/>
+          <w:strike w:val="false"/>
           <w:sz w:val="22"/>
           <w:szCs w:val="22"/>
           <w:color w:val="000000"/>
@@ -4213,6 +4965,7 @@
           <w:i w:val="false"/>
           <w:b w:val="false"/>
           <w:u w:val="none"/>
+          <w:strike w:val="false"/>
           <w:sz w:val="22"/>
           <w:szCs w:val="22"/>
           <w:color w:val="B5BEC9"/>
@@ -4239,6 +4992,7 @@
           <w:i w:val="false"/>
           <w:b w:val="false"/>
           <w:u w:val="none"/>
+          <w:strike w:val="false"/>
           <w:sz w:val="22"/>
           <w:szCs w:val="22"/>
           <w:color w:val="B5BEC9"/>
@@ -4265,89 +5019,12 @@
           <w:i w:val="false"/>
           <w:b w:val="false"/>
           <w:u w:val="none"/>
+          <w:strike w:val="false"/>
           <w:sz w:val="22"/>
           <w:szCs w:val="22"/>
           <w:color w:val="B5BEC9"/>
         </w:rPr>
         <w:t xml:space="preserve">____________________________________________________________________________</w:t>
-      </w:r>
-    </w:p>
-    <w:p>
-      <w:pPr>
-        <w:pStyle w:val="Normal"/>
-        <w:jc w:val="left"/>
-        <w:pBdr>
-          <w:bottom w:val="none" w:sz="0" w:space="0" w:color="000000"/>
-          <w:top w:val="none" w:sz="0" w:space="0" w:color="000000"/>
-          <w:left w:val="none" w:sz="0" w:space="0" w:color="000000"/>
-          <w:right w:val="none" w:sz="0" w:space="0" w:color="000000"/>
-        </w:pBdr>
-        <w:spacing w:after="60" w:before="0" w:line="240"/>
-        <w:ind w:left="0" w:right="0" w:firstLine="0" w:firstLineChars="0"/>
-      </w:pPr>
-      <w:r>
-        <w:rPr>
-          <w:rFonts w:ascii="Arial" w:hAnsi="Arial" w:eastAsia="Arial" w:cs="Arial"/>
-          <w:i w:val="false"/>
-          <w:b w:val="true"/>
-          <w:u w:val="none"/>
-          <w:sz w:val="26"/>
-          <w:szCs w:val="26"/>
-          <w:color w:val="215A9E"/>
-        </w:rPr>
-        <w:t xml:space="preserve">Then run this prompt instead, and compare</w:t>
-      </w:r>
-    </w:p>
-    <w:p>
-      <w:pPr>
-        <w:pStyle w:val="Normal"/>
-        <w:jc w:val="left"/>
-        <w:pBdr>
-          <w:bottom w:val="none" w:sz="0" w:space="0" w:color="000000"/>
-          <w:top w:val="none" w:sz="0" w:space="0" w:color="000000"/>
-          <w:left w:val="none" w:sz="0" w:space="0" w:color="000000"/>
-          <w:right w:val="none" w:sz="0" w:space="0" w:color="000000"/>
-        </w:pBdr>
-        <w:spacing w:after="80" w:before="0" w:line="240"/>
-        <w:ind w:left="0" w:right="0" w:firstLine="0" w:firstLineChars="0"/>
-      </w:pPr>
-      <w:r>
-        <w:rPr>
-          <w:rFonts w:ascii="Arial" w:hAnsi="Arial" w:eastAsia="Arial" w:cs="Arial"/>
-          <w:i w:val="true"/>
-          <w:b w:val="false"/>
-          <w:u w:val="none"/>
-          <w:sz w:val="22"/>
-          <w:szCs w:val="22"/>
-          <w:color w:val="000000"/>
-        </w:rPr>
-        <w:t xml:space="preserve">"Two matching studies. For each: how many treated units had no real lookalike; did the outcome's baseline balance; do levels and changes agree? Our decision rules are below. Ask me questions before you answer."</w:t>
-      </w:r>
-    </w:p>
-    <w:p>
-      <w:pPr>
-        <w:pStyle w:val="Normal"/>
-        <w:jc w:val="left"/>
-        <w:pBdr>
-          <w:bottom w:val="none" w:sz="0" w:space="0" w:color="000000"/>
-          <w:top w:val="none" w:sz="0" w:space="0" w:color="000000"/>
-          <w:left w:val="none" w:sz="0" w:space="0" w:color="000000"/>
-          <w:right w:val="none" w:sz="0" w:space="0" w:color="000000"/>
-        </w:pBdr>
-        <w:spacing w:after="80" w:before="0" w:line="240"/>
-        <w:ind w:left="0" w:right="0" w:firstLine="0" w:firstLineChars="0"/>
-      </w:pPr>
-      <w:r>
-        <w:rPr>
-          <w:rFonts w:ascii="Arial" w:hAnsi="Arial" w:eastAsia="Arial" w:cs="Arial"/>
-          <w:i w:val="false"/>
-          <w:b w:val="false"/>
-          <w:u w:val="none"/>
-          <w:sz w:val="22"/>
-          <w:szCs w:val="22"/>
-          <w:color w:val="000000"/>
-        </w:rPr>
-        <w:t xml:space="preserve">Run both, then compare: what did each get wrong, and what did each explain well? Then paste the second answer into a fresh chat and ask it to check for overstatement.</w:t>
       </w:r>
     </w:p>
     <w:p>
@@ -4375,6 +5052,7 @@
           <w:i w:val="false"/>
           <w:b w:val="false"/>
           <w:u w:val="none"/>
+          <w:strike w:val="false"/>
           <w:sz w:val="18"/>
           <w:szCs w:val="18"/>
           <w:color w:val="545860"/>
@@ -4401,6 +5079,525 @@
           <w:i w:val="false"/>
           <w:b w:val="true"/>
           <w:u w:val="none"/>
+          <w:strike w:val="false"/>
+          <w:sz w:val="36"/>
+          <w:szCs w:val="36"/>
+          <w:color w:val="063360"/>
+        </w:rPr>
+        <w:t xml:space="preserve">The same question, a better prompt</w:t>
+      </w:r>
+    </w:p>
+    <w:tbl xmlns:a="http://schemas.openxmlformats.org/drawingml/2006/main" xmlns:pic="http://schemas.openxmlformats.org/drawingml/2006/picture">
+      <w:tblPr>
+        <w:tblLayout w:type="fixed"/>
+        <w:jc w:val="center"/>
+        <w:tblLook w:firstRow="1" w:lastRow="0" w:firstColumn="0" w:lastColumn="0" w:noHBand="0" w:noVBand="1"/>
+      </w:tblPr>
+      <w:tblGrid>
+        <w:gridCol w:w="9792"/>
+      </w:tblGrid>
+      <w:tr>
+        <w:trPr>
+          <w:trHeight w:val="2736" w:hRule="atLeast"/>
+        </w:trPr>
+        body1
+        <w:tc>
+          <w:tcPr>
+            <w:tcBorders>
+              <w:bottom w:val="dashed" w:sz="8" w:space="0" w:color="9AA8B8"/>
+              <w:top w:val="dashed" w:sz="8" w:space="0" w:color="9AA8B8"/>
+              <w:left w:val="dashed" w:sz="8" w:space="0" w:color="9AA8B8"/>
+              <w:right w:val="dashed" w:sz="8" w:space="0" w:color="9AA8B8"/>
+            </w:tcBorders>
+            <w:shd w:val="clear" w:color="auto" w:fill="FFFFFF"/>
+            <w:tcMar>
+              <w:top w:w="0" w:type="dxa"/>
+              <w:bottom w:w="0" w:type="dxa"/>
+              <w:left w:w="0" w:type="dxa"/>
+              <w:right w:w="0" w:type="dxa"/>
+            </w:tcMar>
+            <w:vAlign w:val="top"/>
+          </w:tcPr>
+          <w:p>
+            <w:pPr>
+              <w:jc w:val="left"/>
+              <w:pBdr>
+                <w:bottom w:val="none" w:sz="0" w:space="0" w:color="000000"/>
+                <w:top w:val="none" w:sz="0" w:space="0" w:color="000000"/>
+                <w:left w:val="none" w:sz="0" w:space="0" w:color="000000"/>
+                <w:right w:val="none" w:sz="0" w:space="0" w:color="000000"/>
+              </w:pBdr>
+              <w:spacing w:after="200" w:before="200" w:line="240"/>
+              <w:ind w:left="200" w:right="200" w:firstLine="0" w:firstLineChars="0"/>
+              <w:rPr>
+                <w:rFonts w:ascii="Arial" w:hAnsi="Arial" w:eastAsia="Arial" w:cs="Arial"/>
+                <w:i w:val="false"/>
+                <w:b w:val="false"/>
+                <w:u w:val="none"/>
+                <w:strike w:val="false"/>
+                <w:sz w:val="21"/>
+                <w:szCs w:val="21"/>
+                <w:color w:val="000000"/>
+              </w:rPr>
+            </w:pPr>
+            <w:r>
+              <w:rPr>
+                <w:rFonts w:ascii="Arial" w:hAnsi="Arial" w:eastAsia="Arial" w:cs="Arial"/>
+                <w:i w:val="false"/>
+                <w:b w:val="true"/>
+                <w:u w:val="none"/>
+                <w:strike w:val="false"/>
+                <w:sz w:val="22"/>
+                <w:szCs w:val="22"/>
+                <w:color w:val="063360"/>
+              </w:rPr>
+              <w:t xml:space="preserve">Take home: run this prompt too, and compare</w:t>
+            </w:r>
+            <w:r>
+              <w:rPr>
+                <w:rFonts w:ascii="Arial" w:hAnsi="Arial" w:eastAsia="Arial" w:cs="Arial"/>
+                <w:i w:val="false"/>
+                <w:b w:val="false"/>
+                <w:u w:val="none"/>
+                <w:strike w:val="false"/>
+                <w:sz w:val="21"/>
+                <w:szCs w:val="21"/>
+                <w:color w:val="000000"/>
+              </w:rPr>
+              <w:br/>
+            </w:r>
+            <w:r>
+              <w:rPr>
+                <w:rFonts w:ascii="Arial" w:hAnsi="Arial" w:eastAsia="Arial" w:cs="Arial"/>
+                <w:i w:val="false"/>
+                <w:b w:val="false"/>
+                <w:u w:val="none"/>
+                <w:strike w:val="false"/>
+                <w:sz w:val="21"/>
+                <w:szCs w:val="21"/>
+                <w:color w:val="000000"/>
+              </w:rPr>
+              <w:t xml:space="preserve">"Two matching studies. For each: how many treated units had no real lookalike; did the outcome's baseline balance; do levels and changes agree? Our decision rules are below. Ask me questions before you answer."</w:t>
+            </w:r>
+            <w:r>
+              <w:rPr>
+                <w:rFonts w:ascii="Arial" w:hAnsi="Arial" w:eastAsia="Arial" w:cs="Arial"/>
+                <w:i w:val="false"/>
+                <w:b w:val="false"/>
+                <w:u w:val="none"/>
+                <w:strike w:val="false"/>
+                <w:sz w:val="21"/>
+                <w:szCs w:val="21"/>
+                <w:color w:val="000000"/>
+              </w:rPr>
+              <w:br/>
+            </w:r>
+            <w:r>
+              <w:rPr>
+                <w:rFonts w:ascii="Arial" w:hAnsi="Arial" w:eastAsia="Arial" w:cs="Arial"/>
+                <w:i w:val="false"/>
+                <w:b w:val="false"/>
+                <w:u w:val="none"/>
+                <w:strike w:val="false"/>
+                <w:sz w:val="21"/>
+                <w:szCs w:val="21"/>
+                <w:color w:val="000000"/>
+              </w:rPr>
+              <w:t xml:space="preserve">Run both, then compare: what did each get wrong, and what did each explain well? Then paste the second answer into a fresh chat and ask it to check for overstatement.</w:t>
+            </w:r>
+          </w:p>
+        </w:tc>
+      </w:tr>
+      <w:tr>
+        <w:trPr>
+          <w:trHeight w:val="2736" w:hRule="atLeast"/>
+        </w:trPr>
+        body2
+        <w:tc>
+          <w:tcPr>
+            <w:tcBorders>
+              <w:bottom w:val="dashed" w:sz="8" w:space="0" w:color="9AA8B8"/>
+              <w:top w:val="dashed" w:sz="8" w:space="0" w:color="9AA8B8"/>
+              <w:left w:val="dashed" w:sz="8" w:space="0" w:color="9AA8B8"/>
+              <w:right w:val="dashed" w:sz="8" w:space="0" w:color="9AA8B8"/>
+            </w:tcBorders>
+            <w:shd w:val="clear" w:color="auto" w:fill="FFFFFF"/>
+            <w:tcMar>
+              <w:top w:w="0" w:type="dxa"/>
+              <w:bottom w:w="0" w:type="dxa"/>
+              <w:left w:w="0" w:type="dxa"/>
+              <w:right w:w="0" w:type="dxa"/>
+            </w:tcMar>
+            <w:vAlign w:val="top"/>
+          </w:tcPr>
+          <w:p>
+            <w:pPr>
+              <w:jc w:val="left"/>
+              <w:pBdr>
+                <w:bottom w:val="none" w:sz="0" w:space="0" w:color="000000"/>
+                <w:top w:val="none" w:sz="0" w:space="0" w:color="000000"/>
+                <w:left w:val="none" w:sz="0" w:space="0" w:color="000000"/>
+                <w:right w:val="none" w:sz="0" w:space="0" w:color="000000"/>
+              </w:pBdr>
+              <w:spacing w:after="200" w:before="200" w:line="240"/>
+              <w:ind w:left="200" w:right="200" w:firstLine="0" w:firstLineChars="0"/>
+              <w:rPr>
+                <w:rFonts w:ascii="Arial" w:hAnsi="Arial" w:eastAsia="Arial" w:cs="Arial"/>
+                <w:i w:val="false"/>
+                <w:b w:val="false"/>
+                <w:u w:val="none"/>
+                <w:strike w:val="false"/>
+                <w:sz w:val="21"/>
+                <w:szCs w:val="21"/>
+                <w:color w:val="000000"/>
+              </w:rPr>
+            </w:pPr>
+            <w:r>
+              <w:rPr>
+                <w:rFonts w:ascii="Arial" w:hAnsi="Arial" w:eastAsia="Arial" w:cs="Arial"/>
+                <w:i w:val="false"/>
+                <w:b w:val="true"/>
+                <w:u w:val="none"/>
+                <w:strike w:val="false"/>
+                <w:sz w:val="22"/>
+                <w:szCs w:val="22"/>
+                <w:color w:val="063360"/>
+              </w:rPr>
+              <w:t xml:space="preserve">Take home: run this prompt too, and compare</w:t>
+            </w:r>
+            <w:r>
+              <w:rPr>
+                <w:rFonts w:ascii="Arial" w:hAnsi="Arial" w:eastAsia="Arial" w:cs="Arial"/>
+                <w:i w:val="false"/>
+                <w:b w:val="false"/>
+                <w:u w:val="none"/>
+                <w:strike w:val="false"/>
+                <w:sz w:val="21"/>
+                <w:szCs w:val="21"/>
+                <w:color w:val="000000"/>
+              </w:rPr>
+              <w:br/>
+            </w:r>
+            <w:r>
+              <w:rPr>
+                <w:rFonts w:ascii="Arial" w:hAnsi="Arial" w:eastAsia="Arial" w:cs="Arial"/>
+                <w:i w:val="false"/>
+                <w:b w:val="false"/>
+                <w:u w:val="none"/>
+                <w:strike w:val="false"/>
+                <w:sz w:val="21"/>
+                <w:szCs w:val="21"/>
+                <w:color w:val="000000"/>
+              </w:rPr>
+              <w:t xml:space="preserve">"Two matching studies. For each: how many treated units had no real lookalike; did the outcome's baseline balance; do levels and changes agree? Our decision rules are below. Ask me questions before you answer."</w:t>
+            </w:r>
+            <w:r>
+              <w:rPr>
+                <w:rFonts w:ascii="Arial" w:hAnsi="Arial" w:eastAsia="Arial" w:cs="Arial"/>
+                <w:i w:val="false"/>
+                <w:b w:val="false"/>
+                <w:u w:val="none"/>
+                <w:strike w:val="false"/>
+                <w:sz w:val="21"/>
+                <w:szCs w:val="21"/>
+                <w:color w:val="000000"/>
+              </w:rPr>
+              <w:br/>
+            </w:r>
+            <w:r>
+              <w:rPr>
+                <w:rFonts w:ascii="Arial" w:hAnsi="Arial" w:eastAsia="Arial" w:cs="Arial"/>
+                <w:i w:val="false"/>
+                <w:b w:val="false"/>
+                <w:u w:val="none"/>
+                <w:strike w:val="false"/>
+                <w:sz w:val="21"/>
+                <w:szCs w:val="21"/>
+                <w:color w:val="000000"/>
+              </w:rPr>
+              <w:t xml:space="preserve">Run both, then compare: what did each get wrong, and what did each explain well? Then paste the second answer into a fresh chat and ask it to check for overstatement.</w:t>
+            </w:r>
+          </w:p>
+        </w:tc>
+      </w:tr>
+      <w:tr>
+        <w:trPr>
+          <w:trHeight w:val="2736" w:hRule="atLeast"/>
+        </w:trPr>
+        body3
+        <w:tc>
+          <w:tcPr>
+            <w:tcBorders>
+              <w:bottom w:val="dashed" w:sz="8" w:space="0" w:color="9AA8B8"/>
+              <w:top w:val="dashed" w:sz="8" w:space="0" w:color="9AA8B8"/>
+              <w:left w:val="dashed" w:sz="8" w:space="0" w:color="9AA8B8"/>
+              <w:right w:val="dashed" w:sz="8" w:space="0" w:color="9AA8B8"/>
+            </w:tcBorders>
+            <w:shd w:val="clear" w:color="auto" w:fill="FFFFFF"/>
+            <w:tcMar>
+              <w:top w:w="0" w:type="dxa"/>
+              <w:bottom w:w="0" w:type="dxa"/>
+              <w:left w:w="0" w:type="dxa"/>
+              <w:right w:w="0" w:type="dxa"/>
+            </w:tcMar>
+            <w:vAlign w:val="top"/>
+          </w:tcPr>
+          <w:p>
+            <w:pPr>
+              <w:jc w:val="left"/>
+              <w:pBdr>
+                <w:bottom w:val="none" w:sz="0" w:space="0" w:color="000000"/>
+                <w:top w:val="none" w:sz="0" w:space="0" w:color="000000"/>
+                <w:left w:val="none" w:sz="0" w:space="0" w:color="000000"/>
+                <w:right w:val="none" w:sz="0" w:space="0" w:color="000000"/>
+              </w:pBdr>
+              <w:spacing w:after="200" w:before="200" w:line="240"/>
+              <w:ind w:left="200" w:right="200" w:firstLine="0" w:firstLineChars="0"/>
+              <w:rPr>
+                <w:rFonts w:ascii="Arial" w:hAnsi="Arial" w:eastAsia="Arial" w:cs="Arial"/>
+                <w:i w:val="false"/>
+                <w:b w:val="false"/>
+                <w:u w:val="none"/>
+                <w:strike w:val="false"/>
+                <w:sz w:val="21"/>
+                <w:szCs w:val="21"/>
+                <w:color w:val="000000"/>
+              </w:rPr>
+            </w:pPr>
+            <w:r>
+              <w:rPr>
+                <w:rFonts w:ascii="Arial" w:hAnsi="Arial" w:eastAsia="Arial" w:cs="Arial"/>
+                <w:i w:val="false"/>
+                <w:b w:val="true"/>
+                <w:u w:val="none"/>
+                <w:strike w:val="false"/>
+                <w:sz w:val="22"/>
+                <w:szCs w:val="22"/>
+                <w:color w:val="063360"/>
+              </w:rPr>
+              <w:t xml:space="preserve">Take home: run this prompt too, and compare</w:t>
+            </w:r>
+            <w:r>
+              <w:rPr>
+                <w:rFonts w:ascii="Arial" w:hAnsi="Arial" w:eastAsia="Arial" w:cs="Arial"/>
+                <w:i w:val="false"/>
+                <w:b w:val="false"/>
+                <w:u w:val="none"/>
+                <w:strike w:val="false"/>
+                <w:sz w:val="21"/>
+                <w:szCs w:val="21"/>
+                <w:color w:val="000000"/>
+              </w:rPr>
+              <w:br/>
+            </w:r>
+            <w:r>
+              <w:rPr>
+                <w:rFonts w:ascii="Arial" w:hAnsi="Arial" w:eastAsia="Arial" w:cs="Arial"/>
+                <w:i w:val="false"/>
+                <w:b w:val="false"/>
+                <w:u w:val="none"/>
+                <w:strike w:val="false"/>
+                <w:sz w:val="21"/>
+                <w:szCs w:val="21"/>
+                <w:color w:val="000000"/>
+              </w:rPr>
+              <w:t xml:space="preserve">"Two matching studies. For each: how many treated units had no real lookalike; did the outcome's baseline balance; do levels and changes agree? Our decision rules are below. Ask me questions before you answer."</w:t>
+            </w:r>
+            <w:r>
+              <w:rPr>
+                <w:rFonts w:ascii="Arial" w:hAnsi="Arial" w:eastAsia="Arial" w:cs="Arial"/>
+                <w:i w:val="false"/>
+                <w:b w:val="false"/>
+                <w:u w:val="none"/>
+                <w:strike w:val="false"/>
+                <w:sz w:val="21"/>
+                <w:szCs w:val="21"/>
+                <w:color w:val="000000"/>
+              </w:rPr>
+              <w:br/>
+            </w:r>
+            <w:r>
+              <w:rPr>
+                <w:rFonts w:ascii="Arial" w:hAnsi="Arial" w:eastAsia="Arial" w:cs="Arial"/>
+                <w:i w:val="false"/>
+                <w:b w:val="false"/>
+                <w:u w:val="none"/>
+                <w:strike w:val="false"/>
+                <w:sz w:val="21"/>
+                <w:szCs w:val="21"/>
+                <w:color w:val="000000"/>
+              </w:rPr>
+              <w:t xml:space="preserve">Run both, then compare: what did each get wrong, and what did each explain well? Then paste the second answer into a fresh chat and ask it to check for overstatement.</w:t>
+            </w:r>
+          </w:p>
+        </w:tc>
+      </w:tr>
+      <w:tr>
+        <w:trPr>
+          <w:trHeight w:val="2736" w:hRule="atLeast"/>
+        </w:trPr>
+        body4
+        <w:tc>
+          <w:tcPr>
+            <w:tcBorders>
+              <w:bottom w:val="dashed" w:sz="8" w:space="0" w:color="9AA8B8"/>
+              <w:top w:val="dashed" w:sz="8" w:space="0" w:color="9AA8B8"/>
+              <w:left w:val="dashed" w:sz="8" w:space="0" w:color="9AA8B8"/>
+              <w:right w:val="dashed" w:sz="8" w:space="0" w:color="9AA8B8"/>
+            </w:tcBorders>
+            <w:shd w:val="clear" w:color="auto" w:fill="FFFFFF"/>
+            <w:tcMar>
+              <w:top w:w="0" w:type="dxa"/>
+              <w:bottom w:w="0" w:type="dxa"/>
+              <w:left w:w="0" w:type="dxa"/>
+              <w:right w:w="0" w:type="dxa"/>
+            </w:tcMar>
+            <w:vAlign w:val="top"/>
+          </w:tcPr>
+          <w:p>
+            <w:pPr>
+              <w:jc w:val="left"/>
+              <w:pBdr>
+                <w:bottom w:val="none" w:sz="0" w:space="0" w:color="000000"/>
+                <w:top w:val="none" w:sz="0" w:space="0" w:color="000000"/>
+                <w:left w:val="none" w:sz="0" w:space="0" w:color="000000"/>
+                <w:right w:val="none" w:sz="0" w:space="0" w:color="000000"/>
+              </w:pBdr>
+              <w:spacing w:after="200" w:before="200" w:line="240"/>
+              <w:ind w:left="200" w:right="200" w:firstLine="0" w:firstLineChars="0"/>
+              <w:rPr>
+                <w:rFonts w:ascii="Arial" w:hAnsi="Arial" w:eastAsia="Arial" w:cs="Arial"/>
+                <w:i w:val="false"/>
+                <w:b w:val="false"/>
+                <w:u w:val="none"/>
+                <w:strike w:val="false"/>
+                <w:sz w:val="21"/>
+                <w:szCs w:val="21"/>
+                <w:color w:val="000000"/>
+              </w:rPr>
+            </w:pPr>
+            <w:r>
+              <w:rPr>
+                <w:rFonts w:ascii="Arial" w:hAnsi="Arial" w:eastAsia="Arial" w:cs="Arial"/>
+                <w:i w:val="false"/>
+                <w:b w:val="true"/>
+                <w:u w:val="none"/>
+                <w:strike w:val="false"/>
+                <w:sz w:val="22"/>
+                <w:szCs w:val="22"/>
+                <w:color w:val="063360"/>
+              </w:rPr>
+              <w:t xml:space="preserve">Take home: run this prompt too, and compare</w:t>
+            </w:r>
+            <w:r>
+              <w:rPr>
+                <w:rFonts w:ascii="Arial" w:hAnsi="Arial" w:eastAsia="Arial" w:cs="Arial"/>
+                <w:i w:val="false"/>
+                <w:b w:val="false"/>
+                <w:u w:val="none"/>
+                <w:strike w:val="false"/>
+                <w:sz w:val="21"/>
+                <w:szCs w:val="21"/>
+                <w:color w:val="000000"/>
+              </w:rPr>
+              <w:br/>
+            </w:r>
+            <w:r>
+              <w:rPr>
+                <w:rFonts w:ascii="Arial" w:hAnsi="Arial" w:eastAsia="Arial" w:cs="Arial"/>
+                <w:i w:val="false"/>
+                <w:b w:val="false"/>
+                <w:u w:val="none"/>
+                <w:strike w:val="false"/>
+                <w:sz w:val="21"/>
+                <w:szCs w:val="21"/>
+                <w:color w:val="000000"/>
+              </w:rPr>
+              <w:t xml:space="preserve">"Two matching studies. For each: how many treated units had no real lookalike; did the outcome's baseline balance; do levels and changes agree? Our decision rules are below. Ask me questions before you answer."</w:t>
+            </w:r>
+            <w:r>
+              <w:rPr>
+                <w:rFonts w:ascii="Arial" w:hAnsi="Arial" w:eastAsia="Arial" w:cs="Arial"/>
+                <w:i w:val="false"/>
+                <w:b w:val="false"/>
+                <w:u w:val="none"/>
+                <w:strike w:val="false"/>
+                <w:sz w:val="21"/>
+                <w:szCs w:val="21"/>
+                <w:color w:val="000000"/>
+              </w:rPr>
+              <w:br/>
+            </w:r>
+            <w:r>
+              <w:rPr>
+                <w:rFonts w:ascii="Arial" w:hAnsi="Arial" w:eastAsia="Arial" w:cs="Arial"/>
+                <w:i w:val="false"/>
+                <w:b w:val="false"/>
+                <w:u w:val="none"/>
+                <w:strike w:val="false"/>
+                <w:sz w:val="21"/>
+                <w:szCs w:val="21"/>
+                <w:color w:val="000000"/>
+              </w:rPr>
+              <w:t xml:space="preserve">Run both, then compare: what did each get wrong, and what did each explain well? Then paste the second answer into a fresh chat and ask it to check for overstatement.</w:t>
+            </w:r>
+          </w:p>
+        </w:tc>
+      </w:tr>
+    </w:tbl>
+    <w:p>
+      <w:pPr/>
+      <w:r>
+        <w:br w:type="page"/>
+      </w:r>
+    </w:p>
+    <w:p>
+      <w:pPr>
+        <w:pStyle w:val="Normal"/>
+        <w:jc w:val="left"/>
+        <w:pBdr>
+          <w:bottom w:val="none" w:sz="0" w:space="0" w:color="000000"/>
+          <w:top w:val="none" w:sz="0" w:space="0" w:color="000000"/>
+          <w:left w:val="none" w:sz="0" w:space="0" w:color="000000"/>
+          <w:right w:val="none" w:sz="0" w:space="0" w:color="000000"/>
+        </w:pBdr>
+        <w:spacing w:after="0" w:before="0" w:line="240"/>
+        <w:ind w:left="0" w:right="0" w:firstLine="0" w:firstLineChars="0"/>
+      </w:pPr>
+      <w:r>
+        <w:rPr>
+          <w:rFonts w:ascii="Arial" w:hAnsi="Arial" w:eastAsia="Arial" w:cs="Arial"/>
+          <w:i w:val="false"/>
+          <w:b w:val="false"/>
+          <w:u w:val="none"/>
+          <w:strike w:val="false"/>
+          <w:sz w:val="18"/>
+          <w:szCs w:val="18"/>
+          <w:color w:val="545860"/>
+        </w:rPr>
+        <w:t xml:space="preserve">Module 2 · Day 2, Session 3 · Reading Matching Results</w:t>
+      </w:r>
+    </w:p>
+    <w:p>
+      <w:pPr>
+        <w:pStyle w:val="Normal"/>
+        <w:jc w:val="left"/>
+        <w:pBdr>
+          <w:bottom w:val="none" w:sz="0" w:space="0" w:color="000000"/>
+          <w:top w:val="none" w:sz="0" w:space="0" w:color="000000"/>
+          <w:left w:val="none" w:sz="0" w:space="0" w:color="000000"/>
+          <w:right w:val="none" w:sz="0" w:space="0" w:color="000000"/>
+        </w:pBdr>
+        <w:spacing w:after="40" w:before="0" w:line="240"/>
+        <w:ind w:left="0" w:right="0" w:firstLine="0" w:firstLineChars="0"/>
+      </w:pPr>
+      <w:r>
+        <w:rPr>
+          <w:rFonts w:ascii="Arial" w:hAnsi="Arial" w:eastAsia="Arial" w:cs="Arial"/>
+          <w:i w:val="false"/>
+          <w:b w:val="true"/>
+          <w:u w:val="none"/>
+          <w:strike w:val="false"/>
           <w:sz w:val="36"/>
           <w:szCs w:val="36"/>
           <w:color w:val="063360"/>
@@ -4442,7 +5639,6 @@
           </w:tcPr>
           <w:p>
             <w:pPr>
-              <w:pStyle w:val="Normal"/>
               <w:jc w:val="left"/>
               <w:pBdr>
                 <w:bottom w:val="none" w:sz="0" w:space="0" w:color="000000"/>
@@ -4452,6 +5648,16 @@
               </w:pBdr>
               <w:spacing w:after="200" w:before="200" w:line="240"/>
               <w:ind w:left="200" w:right="200" w:firstLine="0" w:firstLineChars="0"/>
+              <w:rPr>
+                <w:rFonts w:ascii="Arial" w:hAnsi="Arial" w:eastAsia="Arial" w:cs="Arial"/>
+                <w:i w:val="false"/>
+                <w:b w:val="false"/>
+                <w:u w:val="none"/>
+                <w:strike w:val="false"/>
+                <w:sz w:val="21"/>
+                <w:szCs w:val="21"/>
+                <w:color w:val="000000"/>
+              </w:rPr>
             </w:pPr>
             <w:r>
               <w:rPr>
@@ -4459,6 +5665,7 @@
                 <w:i w:val="false"/>
                 <w:b w:val="true"/>
                 <w:u w:val="none"/>
+                <w:strike w:val="false"/>
                 <w:sz w:val="22"/>
                 <w:szCs w:val="22"/>
                 <w:color w:val="063360"/>
@@ -4471,6 +5678,7 @@
                 <w:i w:val="false"/>
                 <w:b w:val="false"/>
                 <w:u w:val="none"/>
+                <w:strike w:val="false"/>
                 <w:sz w:val="21"/>
                 <w:szCs w:val="21"/>
                 <w:color w:val="000000"/>
@@ -4483,6 +5691,7 @@
                 <w:i w:val="false"/>
                 <w:b w:val="false"/>
                 <w:u w:val="none"/>
+                <w:strike w:val="false"/>
                 <w:sz w:val="21"/>
                 <w:szCs w:val="21"/>
                 <w:color w:val="000000"/>
@@ -4495,6 +5704,7 @@
                 <w:i w:val="false"/>
                 <w:b w:val="false"/>
                 <w:u w:val="none"/>
+                <w:strike w:val="false"/>
                 <w:sz w:val="21"/>
                 <w:szCs w:val="21"/>
                 <w:color w:val="000000"/>
@@ -4507,6 +5717,7 @@
                 <w:i w:val="false"/>
                 <w:b w:val="false"/>
                 <w:u w:val="none"/>
+                <w:strike w:val="false"/>
                 <w:sz w:val="21"/>
                 <w:szCs w:val="21"/>
                 <w:color w:val="000000"/>
@@ -4519,6 +5730,7 @@
                 <w:i w:val="false"/>
                 <w:b w:val="false"/>
                 <w:u w:val="none"/>
+                <w:strike w:val="false"/>
                 <w:sz w:val="21"/>
                 <w:szCs w:val="21"/>
                 <w:color w:val="000000"/>
@@ -4531,6 +5743,7 @@
                 <w:i w:val="false"/>
                 <w:b w:val="false"/>
                 <w:u w:val="none"/>
+                <w:strike w:val="false"/>
                 <w:sz w:val="21"/>
                 <w:szCs w:val="21"/>
                 <w:color w:val="000000"/>
@@ -4543,6 +5756,7 @@
                 <w:i w:val="false"/>
                 <w:b w:val="false"/>
                 <w:u w:val="none"/>
+                <w:strike w:val="false"/>
                 <w:sz w:val="21"/>
                 <w:szCs w:val="21"/>
                 <w:color w:val="000000"/>
@@ -4555,6 +5769,7 @@
                 <w:i w:val="false"/>
                 <w:b w:val="false"/>
                 <w:u w:val="none"/>
+                <w:strike w:val="false"/>
                 <w:sz w:val="21"/>
                 <w:szCs w:val="21"/>
                 <w:color w:val="000000"/>
@@ -4567,6 +5782,7 @@
                 <w:i w:val="false"/>
                 <w:b w:val="false"/>
                 <w:u w:val="none"/>
+                <w:strike w:val="false"/>
                 <w:sz w:val="21"/>
                 <w:szCs w:val="21"/>
                 <w:color w:val="000000"/>
@@ -4579,6 +5795,7 @@
                 <w:i w:val="false"/>
                 <w:b w:val="false"/>
                 <w:u w:val="none"/>
+                <w:strike w:val="false"/>
                 <w:sz w:val="21"/>
                 <w:szCs w:val="21"/>
                 <w:color w:val="000000"/>
@@ -4591,6 +5808,7 @@
                 <w:i w:val="false"/>
                 <w:b w:val="false"/>
                 <w:u w:val="none"/>
+                <w:strike w:val="false"/>
                 <w:sz w:val="21"/>
                 <w:szCs w:val="21"/>
                 <w:color w:val="000000"/>
@@ -4603,6 +5821,7 @@
                 <w:i w:val="false"/>
                 <w:b w:val="false"/>
                 <w:u w:val="none"/>
+                <w:strike w:val="false"/>
                 <w:sz w:val="21"/>
                 <w:szCs w:val="21"/>
                 <w:color w:val="000000"/>
@@ -4615,6 +5834,7 @@
                 <w:i w:val="false"/>
                 <w:b w:val="false"/>
                 <w:u w:val="none"/>
+                <w:strike w:val="false"/>
                 <w:sz w:val="21"/>
                 <w:szCs w:val="21"/>
                 <w:color w:val="000000"/>
@@ -4627,6 +5847,7 @@
                 <w:i w:val="false"/>
                 <w:b w:val="false"/>
                 <w:u w:val="none"/>
+                <w:strike w:val="false"/>
                 <w:sz w:val="21"/>
                 <w:szCs w:val="21"/>
                 <w:color w:val="000000"/>
@@ -4639,6 +5860,7 @@
                 <w:i w:val="false"/>
                 <w:b w:val="false"/>
                 <w:u w:val="none"/>
+                <w:strike w:val="false"/>
                 <w:sz w:val="21"/>
                 <w:szCs w:val="21"/>
                 <w:color w:val="000000"/>
@@ -4666,7 +5888,6 @@
           </w:tcPr>
           <w:p>
             <w:pPr>
-              <w:pStyle w:val="Normal"/>
               <w:jc w:val="left"/>
               <w:pBdr>
                 <w:bottom w:val="none" w:sz="0" w:space="0" w:color="000000"/>
@@ -4676,6 +5897,16 @@
               </w:pBdr>
               <w:spacing w:after="200" w:before="200" w:line="240"/>
               <w:ind w:left="200" w:right="200" w:firstLine="0" w:firstLineChars="0"/>
+              <w:rPr>
+                <w:rFonts w:ascii="Arial" w:hAnsi="Arial" w:eastAsia="Arial" w:cs="Arial"/>
+                <w:i w:val="false"/>
+                <w:b w:val="false"/>
+                <w:u w:val="none"/>
+                <w:strike w:val="false"/>
+                <w:sz w:val="21"/>
+                <w:szCs w:val="21"/>
+                <w:color w:val="000000"/>
+              </w:rPr>
             </w:pPr>
             <w:r>
               <w:rPr>
@@ -4683,6 +5914,7 @@
                 <w:i w:val="false"/>
                 <w:b w:val="true"/>
                 <w:u w:val="none"/>
+                <w:strike w:val="false"/>
                 <w:sz w:val="22"/>
                 <w:szCs w:val="22"/>
                 <w:color w:val="063360"/>
@@ -4695,6 +5927,7 @@
                 <w:i w:val="false"/>
                 <w:b w:val="false"/>
                 <w:u w:val="none"/>
+                <w:strike w:val="false"/>
                 <w:sz w:val="21"/>
                 <w:szCs w:val="21"/>
                 <w:color w:val="000000"/>
@@ -4707,6 +5940,7 @@
                 <w:i w:val="false"/>
                 <w:b w:val="false"/>
                 <w:u w:val="none"/>
+                <w:strike w:val="false"/>
                 <w:sz w:val="21"/>
                 <w:szCs w:val="21"/>
                 <w:color w:val="000000"/>
@@ -4719,6 +5953,7 @@
                 <w:i w:val="false"/>
                 <w:b w:val="false"/>
                 <w:u w:val="none"/>
+                <w:strike w:val="false"/>
                 <w:sz w:val="21"/>
                 <w:szCs w:val="21"/>
                 <w:color w:val="000000"/>
@@ -4731,6 +5966,7 @@
                 <w:i w:val="false"/>
                 <w:b w:val="false"/>
                 <w:u w:val="none"/>
+                <w:strike w:val="false"/>
                 <w:sz w:val="21"/>
                 <w:szCs w:val="21"/>
                 <w:color w:val="000000"/>
@@ -4743,6 +5979,7 @@
                 <w:i w:val="false"/>
                 <w:b w:val="false"/>
                 <w:u w:val="none"/>
+                <w:strike w:val="false"/>
                 <w:sz w:val="21"/>
                 <w:szCs w:val="21"/>
                 <w:color w:val="000000"/>
@@ -4755,6 +5992,7 @@
                 <w:i w:val="false"/>
                 <w:b w:val="false"/>
                 <w:u w:val="none"/>
+                <w:strike w:val="false"/>
                 <w:sz w:val="21"/>
                 <w:szCs w:val="21"/>
                 <w:color w:val="000000"/>
@@ -4767,6 +6005,7 @@
                 <w:i w:val="false"/>
                 <w:b w:val="false"/>
                 <w:u w:val="none"/>
+                <w:strike w:val="false"/>
                 <w:sz w:val="21"/>
                 <w:szCs w:val="21"/>
                 <w:color w:val="000000"/>
@@ -4779,6 +6018,7 @@
                 <w:i w:val="false"/>
                 <w:b w:val="false"/>
                 <w:u w:val="none"/>
+                <w:strike w:val="false"/>
                 <w:sz w:val="21"/>
                 <w:szCs w:val="21"/>
                 <w:color w:val="000000"/>
@@ -4791,6 +6031,7 @@
                 <w:i w:val="false"/>
                 <w:b w:val="false"/>
                 <w:u w:val="none"/>
+                <w:strike w:val="false"/>
                 <w:sz w:val="21"/>
                 <w:szCs w:val="21"/>
                 <w:color w:val="000000"/>
@@ -4803,6 +6044,7 @@
                 <w:i w:val="false"/>
                 <w:b w:val="false"/>
                 <w:u w:val="none"/>
+                <w:strike w:val="false"/>
                 <w:sz w:val="21"/>
                 <w:szCs w:val="21"/>
                 <w:color w:val="000000"/>
@@ -4815,6 +6057,7 @@
                 <w:i w:val="false"/>
                 <w:b w:val="false"/>
                 <w:u w:val="none"/>
+                <w:strike w:val="false"/>
                 <w:sz w:val="21"/>
                 <w:szCs w:val="21"/>
                 <w:color w:val="000000"/>
@@ -4827,6 +6070,7 @@
                 <w:i w:val="false"/>
                 <w:b w:val="false"/>
                 <w:u w:val="none"/>
+                <w:strike w:val="false"/>
                 <w:sz w:val="21"/>
                 <w:szCs w:val="21"/>
                 <w:color w:val="000000"/>
@@ -4839,6 +6083,7 @@
                 <w:i w:val="false"/>
                 <w:b w:val="false"/>
                 <w:u w:val="none"/>
+                <w:strike w:val="false"/>
                 <w:sz w:val="21"/>
                 <w:szCs w:val="21"/>
                 <w:color w:val="000000"/>
@@ -4851,6 +6096,7 @@
                 <w:i w:val="false"/>
                 <w:b w:val="false"/>
                 <w:u w:val="none"/>
+                <w:strike w:val="false"/>
                 <w:sz w:val="21"/>
                 <w:szCs w:val="21"/>
                 <w:color w:val="000000"/>
@@ -4863,6 +6109,7 @@
                 <w:i w:val="false"/>
                 <w:b w:val="false"/>
                 <w:u w:val="none"/>
+                <w:strike w:val="false"/>
                 <w:sz w:val="21"/>
                 <w:szCs w:val="21"/>
                 <w:color w:val="000000"/>
@@ -4896,7 +6143,6 @@
           </w:tcPr>
           <w:p>
             <w:pPr>
-              <w:pStyle w:val="Normal"/>
               <w:jc w:val="left"/>
               <w:pBdr>
                 <w:bottom w:val="none" w:sz="0" w:space="0" w:color="000000"/>
@@ -4906,6 +6152,16 @@
               </w:pBdr>
               <w:spacing w:after="200" w:before="200" w:line="240"/>
               <w:ind w:left="200" w:right="200" w:firstLine="0" w:firstLineChars="0"/>
+              <w:rPr>
+                <w:rFonts w:ascii="Arial" w:hAnsi="Arial" w:eastAsia="Arial" w:cs="Arial"/>
+                <w:i w:val="false"/>
+                <w:b w:val="false"/>
+                <w:u w:val="none"/>
+                <w:strike w:val="false"/>
+                <w:sz w:val="21"/>
+                <w:szCs w:val="21"/>
+                <w:color w:val="000000"/>
+              </w:rPr>
             </w:pPr>
             <w:r>
               <w:rPr>
@@ -4913,6 +6169,7 @@
                 <w:i w:val="false"/>
                 <w:b w:val="true"/>
                 <w:u w:val="none"/>
+                <w:strike w:val="false"/>
                 <w:sz w:val="22"/>
                 <w:szCs w:val="22"/>
                 <w:color w:val="063360"/>
@@ -4925,6 +6182,7 @@
                 <w:i w:val="false"/>
                 <w:b w:val="false"/>
                 <w:u w:val="none"/>
+                <w:strike w:val="false"/>
                 <w:sz w:val="21"/>
                 <w:szCs w:val="21"/>
                 <w:color w:val="000000"/>
@@ -4937,6 +6195,7 @@
                 <w:i w:val="false"/>
                 <w:b w:val="false"/>
                 <w:u w:val="none"/>
+                <w:strike w:val="false"/>
                 <w:sz w:val="21"/>
                 <w:szCs w:val="21"/>
                 <w:color w:val="000000"/>
@@ -4949,6 +6208,7 @@
                 <w:i w:val="false"/>
                 <w:b w:val="false"/>
                 <w:u w:val="none"/>
+                <w:strike w:val="false"/>
                 <w:sz w:val="21"/>
                 <w:szCs w:val="21"/>
                 <w:color w:val="000000"/>
@@ -4961,6 +6221,7 @@
                 <w:i w:val="false"/>
                 <w:b w:val="false"/>
                 <w:u w:val="none"/>
+                <w:strike w:val="false"/>
                 <w:sz w:val="21"/>
                 <w:szCs w:val="21"/>
                 <w:color w:val="000000"/>
@@ -4973,6 +6234,7 @@
                 <w:i w:val="false"/>
                 <w:b w:val="false"/>
                 <w:u w:val="none"/>
+                <w:strike w:val="false"/>
                 <w:sz w:val="21"/>
                 <w:szCs w:val="21"/>
                 <w:color w:val="000000"/>
@@ -4985,6 +6247,7 @@
                 <w:i w:val="false"/>
                 <w:b w:val="false"/>
                 <w:u w:val="none"/>
+                <w:strike w:val="false"/>
                 <w:sz w:val="21"/>
                 <w:szCs w:val="21"/>
                 <w:color w:val="000000"/>
@@ -4997,6 +6260,7 @@
                 <w:i w:val="false"/>
                 <w:b w:val="false"/>
                 <w:u w:val="none"/>
+                <w:strike w:val="false"/>
                 <w:sz w:val="21"/>
                 <w:szCs w:val="21"/>
                 <w:color w:val="000000"/>
@@ -5009,6 +6273,7 @@
                 <w:i w:val="false"/>
                 <w:b w:val="false"/>
                 <w:u w:val="none"/>
+                <w:strike w:val="false"/>
                 <w:sz w:val="21"/>
                 <w:szCs w:val="21"/>
                 <w:color w:val="000000"/>
@@ -5021,6 +6286,7 @@
                 <w:i w:val="false"/>
                 <w:b w:val="false"/>
                 <w:u w:val="none"/>
+                <w:strike w:val="false"/>
                 <w:sz w:val="21"/>
                 <w:szCs w:val="21"/>
                 <w:color w:val="000000"/>
@@ -5033,6 +6299,7 @@
                 <w:i w:val="false"/>
                 <w:b w:val="false"/>
                 <w:u w:val="none"/>
+                <w:strike w:val="false"/>
                 <w:sz w:val="21"/>
                 <w:szCs w:val="21"/>
                 <w:color w:val="000000"/>
@@ -5045,6 +6312,7 @@
                 <w:i w:val="false"/>
                 <w:b w:val="false"/>
                 <w:u w:val="none"/>
+                <w:strike w:val="false"/>
                 <w:sz w:val="21"/>
                 <w:szCs w:val="21"/>
                 <w:color w:val="000000"/>
@@ -5057,6 +6325,7 @@
                 <w:i w:val="false"/>
                 <w:b w:val="false"/>
                 <w:u w:val="none"/>
+                <w:strike w:val="false"/>
                 <w:sz w:val="21"/>
                 <w:szCs w:val="21"/>
                 <w:color w:val="000000"/>
@@ -5069,6 +6338,7 @@
                 <w:i w:val="false"/>
                 <w:b w:val="false"/>
                 <w:u w:val="none"/>
+                <w:strike w:val="false"/>
                 <w:sz w:val="21"/>
                 <w:szCs w:val="21"/>
                 <w:color w:val="000000"/>
@@ -5081,6 +6351,7 @@
                 <w:i w:val="false"/>
                 <w:b w:val="false"/>
                 <w:u w:val="none"/>
+                <w:strike w:val="false"/>
                 <w:sz w:val="21"/>
                 <w:szCs w:val="21"/>
                 <w:color w:val="000000"/>
@@ -5093,6 +6364,7 @@
                 <w:i w:val="false"/>
                 <w:b w:val="false"/>
                 <w:u w:val="none"/>
+                <w:strike w:val="false"/>
                 <w:sz w:val="21"/>
                 <w:szCs w:val="21"/>
                 <w:color w:val="000000"/>
@@ -5120,7 +6392,6 @@
           </w:tcPr>
           <w:p>
             <w:pPr>
-              <w:pStyle w:val="Normal"/>
               <w:jc w:val="left"/>
               <w:pBdr>
                 <w:bottom w:val="none" w:sz="0" w:space="0" w:color="000000"/>
@@ -5130,6 +6401,16 @@
               </w:pBdr>
               <w:spacing w:after="200" w:before="200" w:line="240"/>
               <w:ind w:left="200" w:right="200" w:firstLine="0" w:firstLineChars="0"/>
+              <w:rPr>
+                <w:rFonts w:ascii="Arial" w:hAnsi="Arial" w:eastAsia="Arial" w:cs="Arial"/>
+                <w:i w:val="false"/>
+                <w:b w:val="false"/>
+                <w:u w:val="none"/>
+                <w:strike w:val="false"/>
+                <w:sz w:val="21"/>
+                <w:szCs w:val="21"/>
+                <w:color w:val="000000"/>
+              </w:rPr>
             </w:pPr>
             <w:r>
               <w:rPr>
@@ -5137,6 +6418,7 @@
                 <w:i w:val="false"/>
                 <w:b w:val="true"/>
                 <w:u w:val="none"/>
+                <w:strike w:val="false"/>
                 <w:sz w:val="22"/>
                 <w:szCs w:val="22"/>
                 <w:color w:val="063360"/>
@@ -5149,6 +6431,7 @@
                 <w:i w:val="false"/>
                 <w:b w:val="false"/>
                 <w:u w:val="none"/>
+                <w:strike w:val="false"/>
                 <w:sz w:val="21"/>
                 <w:szCs w:val="21"/>
                 <w:color w:val="000000"/>
@@ -5161,6 +6444,7 @@
                 <w:i w:val="false"/>
                 <w:b w:val="false"/>
                 <w:u w:val="none"/>
+                <w:strike w:val="false"/>
                 <w:sz w:val="21"/>
                 <w:szCs w:val="21"/>
                 <w:color w:val="000000"/>
@@ -5173,6 +6457,7 @@
                 <w:i w:val="false"/>
                 <w:b w:val="false"/>
                 <w:u w:val="none"/>
+                <w:strike w:val="false"/>
                 <w:sz w:val="21"/>
                 <w:szCs w:val="21"/>
                 <w:color w:val="000000"/>
@@ -5185,6 +6470,7 @@
                 <w:i w:val="false"/>
                 <w:b w:val="false"/>
                 <w:u w:val="none"/>
+                <w:strike w:val="false"/>
                 <w:sz w:val="21"/>
                 <w:szCs w:val="21"/>
                 <w:color w:val="000000"/>
@@ -5197,6 +6483,7 @@
                 <w:i w:val="false"/>
                 <w:b w:val="false"/>
                 <w:u w:val="none"/>
+                <w:strike w:val="false"/>
                 <w:sz w:val="21"/>
                 <w:szCs w:val="21"/>
                 <w:color w:val="000000"/>
@@ -5209,6 +6496,7 @@
                 <w:i w:val="false"/>
                 <w:b w:val="false"/>
                 <w:u w:val="none"/>
+                <w:strike w:val="false"/>
                 <w:sz w:val="21"/>
                 <w:szCs w:val="21"/>
                 <w:color w:val="000000"/>
@@ -5221,6 +6509,7 @@
                 <w:i w:val="false"/>
                 <w:b w:val="false"/>
                 <w:u w:val="none"/>
+                <w:strike w:val="false"/>
                 <w:sz w:val="21"/>
                 <w:szCs w:val="21"/>
                 <w:color w:val="000000"/>
@@ -5233,6 +6522,7 @@
                 <w:i w:val="false"/>
                 <w:b w:val="false"/>
                 <w:u w:val="none"/>
+                <w:strike w:val="false"/>
                 <w:sz w:val="21"/>
                 <w:szCs w:val="21"/>
                 <w:color w:val="000000"/>
@@ -5245,6 +6535,7 @@
                 <w:i w:val="false"/>
                 <w:b w:val="false"/>
                 <w:u w:val="none"/>
+                <w:strike w:val="false"/>
                 <w:sz w:val="21"/>
                 <w:szCs w:val="21"/>
                 <w:color w:val="000000"/>
@@ -5257,6 +6548,7 @@
                 <w:i w:val="false"/>
                 <w:b w:val="false"/>
                 <w:u w:val="none"/>
+                <w:strike w:val="false"/>
                 <w:sz w:val="21"/>
                 <w:szCs w:val="21"/>
                 <w:color w:val="000000"/>
@@ -5269,6 +6561,7 @@
                 <w:i w:val="false"/>
                 <w:b w:val="false"/>
                 <w:u w:val="none"/>
+                <w:strike w:val="false"/>
                 <w:sz w:val="21"/>
                 <w:szCs w:val="21"/>
                 <w:color w:val="000000"/>
@@ -5281,6 +6574,7 @@
                 <w:i w:val="false"/>
                 <w:b w:val="false"/>
                 <w:u w:val="none"/>
+                <w:strike w:val="false"/>
                 <w:sz w:val="21"/>
                 <w:szCs w:val="21"/>
                 <w:color w:val="000000"/>
@@ -5293,6 +6587,7 @@
                 <w:i w:val="false"/>
                 <w:b w:val="false"/>
                 <w:u w:val="none"/>
+                <w:strike w:val="false"/>
                 <w:sz w:val="21"/>
                 <w:szCs w:val="21"/>
                 <w:color w:val="000000"/>
@@ -5305,6 +6600,7 @@
                 <w:i w:val="false"/>
                 <w:b w:val="false"/>
                 <w:u w:val="none"/>
+                <w:strike w:val="false"/>
                 <w:sz w:val="21"/>
                 <w:szCs w:val="21"/>
                 <w:color w:val="000000"/>
@@ -5317,6 +6613,7 @@
                 <w:i w:val="false"/>
                 <w:b w:val="false"/>
                 <w:u w:val="none"/>
+                <w:strike w:val="false"/>
                 <w:sz w:val="21"/>
                 <w:szCs w:val="21"/>
                 <w:color w:val="000000"/>
@@ -5350,7 +6647,6 @@
           </w:tcPr>
           <w:p>
             <w:pPr>
-              <w:pStyle w:val="Normal"/>
               <w:jc w:val="left"/>
               <w:pBdr>
                 <w:bottom w:val="none" w:sz="0" w:space="0" w:color="000000"/>
@@ -5360,6 +6656,16 @@
               </w:pBdr>
               <w:spacing w:after="200" w:before="200" w:line="240"/>
               <w:ind w:left="200" w:right="200" w:firstLine="0" w:firstLineChars="0"/>
+              <w:rPr>
+                <w:rFonts w:ascii="Arial" w:hAnsi="Arial" w:eastAsia="Arial" w:cs="Arial"/>
+                <w:i w:val="false"/>
+                <w:b w:val="false"/>
+                <w:u w:val="none"/>
+                <w:strike w:val="false"/>
+                <w:sz w:val="21"/>
+                <w:szCs w:val="21"/>
+                <w:color w:val="000000"/>
+              </w:rPr>
             </w:pPr>
             <w:r>
               <w:rPr>
@@ -5367,6 +6673,7 @@
                 <w:i w:val="false"/>
                 <w:b w:val="true"/>
                 <w:u w:val="none"/>
+                <w:strike w:val="false"/>
                 <w:sz w:val="22"/>
                 <w:szCs w:val="22"/>
                 <w:color w:val="063360"/>
@@ -5379,6 +6686,7 @@
                 <w:i w:val="false"/>
                 <w:b w:val="false"/>
                 <w:u w:val="none"/>
+                <w:strike w:val="false"/>
                 <w:sz w:val="21"/>
                 <w:szCs w:val="21"/>
                 <w:color w:val="000000"/>
@@ -5391,6 +6699,7 @@
                 <w:i w:val="false"/>
                 <w:b w:val="false"/>
                 <w:u w:val="none"/>
+                <w:strike w:val="false"/>
                 <w:sz w:val="21"/>
                 <w:szCs w:val="21"/>
                 <w:color w:val="000000"/>
@@ -5403,6 +6712,7 @@
                 <w:i w:val="false"/>
                 <w:b w:val="false"/>
                 <w:u w:val="none"/>
+                <w:strike w:val="false"/>
                 <w:sz w:val="21"/>
                 <w:szCs w:val="21"/>
                 <w:color w:val="000000"/>
@@ -5415,6 +6725,7 @@
                 <w:i w:val="false"/>
                 <w:b w:val="false"/>
                 <w:u w:val="none"/>
+                <w:strike w:val="false"/>
                 <w:sz w:val="21"/>
                 <w:szCs w:val="21"/>
                 <w:color w:val="000000"/>
@@ -5427,6 +6738,7 @@
                 <w:i w:val="false"/>
                 <w:b w:val="false"/>
                 <w:u w:val="none"/>
+                <w:strike w:val="false"/>
                 <w:sz w:val="21"/>
                 <w:szCs w:val="21"/>
                 <w:color w:val="000000"/>
@@ -5439,6 +6751,7 @@
                 <w:i w:val="false"/>
                 <w:b w:val="false"/>
                 <w:u w:val="none"/>
+                <w:strike w:val="false"/>
                 <w:sz w:val="21"/>
                 <w:szCs w:val="21"/>
                 <w:color w:val="000000"/>
@@ -5451,6 +6764,7 @@
                 <w:i w:val="false"/>
                 <w:b w:val="false"/>
                 <w:u w:val="none"/>
+                <w:strike w:val="false"/>
                 <w:sz w:val="21"/>
                 <w:szCs w:val="21"/>
                 <w:color w:val="000000"/>
@@ -5463,6 +6777,7 @@
                 <w:i w:val="false"/>
                 <w:b w:val="false"/>
                 <w:u w:val="none"/>
+                <w:strike w:val="false"/>
                 <w:sz w:val="21"/>
                 <w:szCs w:val="21"/>
                 <w:color w:val="000000"/>
@@ -5475,6 +6790,7 @@
                 <w:i w:val="false"/>
                 <w:b w:val="false"/>
                 <w:u w:val="none"/>
+                <w:strike w:val="false"/>
                 <w:sz w:val="21"/>
                 <w:szCs w:val="21"/>
                 <w:color w:val="000000"/>
@@ -5487,6 +6803,7 @@
                 <w:i w:val="false"/>
                 <w:b w:val="false"/>
                 <w:u w:val="none"/>
+                <w:strike w:val="false"/>
                 <w:sz w:val="21"/>
                 <w:szCs w:val="21"/>
                 <w:color w:val="000000"/>
@@ -5499,6 +6816,7 @@
                 <w:i w:val="false"/>
                 <w:b w:val="false"/>
                 <w:u w:val="none"/>
+                <w:strike w:val="false"/>
                 <w:sz w:val="21"/>
                 <w:szCs w:val="21"/>
                 <w:color w:val="000000"/>
@@ -5511,6 +6829,7 @@
                 <w:i w:val="false"/>
                 <w:b w:val="false"/>
                 <w:u w:val="none"/>
+                <w:strike w:val="false"/>
                 <w:sz w:val="21"/>
                 <w:szCs w:val="21"/>
                 <w:color w:val="000000"/>
@@ -5523,6 +6842,7 @@
                 <w:i w:val="false"/>
                 <w:b w:val="false"/>
                 <w:u w:val="none"/>
+                <w:strike w:val="false"/>
                 <w:sz w:val="21"/>
                 <w:szCs w:val="21"/>
                 <w:color w:val="000000"/>
@@ -5535,6 +6855,7 @@
                 <w:i w:val="false"/>
                 <w:b w:val="false"/>
                 <w:u w:val="none"/>
+                <w:strike w:val="false"/>
                 <w:sz w:val="21"/>
                 <w:szCs w:val="21"/>
                 <w:color w:val="000000"/>
@@ -5547,6 +6868,7 @@
                 <w:i w:val="false"/>
                 <w:b w:val="false"/>
                 <w:u w:val="none"/>
+                <w:strike w:val="false"/>
                 <w:sz w:val="21"/>
                 <w:szCs w:val="21"/>
                 <w:color w:val="000000"/>
@@ -5574,7 +6896,6 @@
           </w:tcPr>
           <w:p>
             <w:pPr>
-              <w:pStyle w:val="Normal"/>
               <w:jc w:val="left"/>
               <w:pBdr>
                 <w:bottom w:val="none" w:sz="0" w:space="0" w:color="000000"/>
@@ -5584,6 +6905,16 @@
               </w:pBdr>
               <w:spacing w:after="200" w:before="200" w:line="240"/>
               <w:ind w:left="200" w:right="200" w:firstLine="0" w:firstLineChars="0"/>
+              <w:rPr>
+                <w:rFonts w:ascii="Arial" w:hAnsi="Arial" w:eastAsia="Arial" w:cs="Arial"/>
+                <w:i w:val="false"/>
+                <w:b w:val="false"/>
+                <w:u w:val="none"/>
+                <w:strike w:val="false"/>
+                <w:sz w:val="21"/>
+                <w:szCs w:val="21"/>
+                <w:color w:val="000000"/>
+              </w:rPr>
             </w:pPr>
             <w:r>
               <w:rPr>
@@ -5591,6 +6922,7 @@
                 <w:i w:val="false"/>
                 <w:b w:val="true"/>
                 <w:u w:val="none"/>
+                <w:strike w:val="false"/>
                 <w:sz w:val="22"/>
                 <w:szCs w:val="22"/>
                 <w:color w:val="063360"/>
@@ -5603,6 +6935,7 @@
                 <w:i w:val="false"/>
                 <w:b w:val="false"/>
                 <w:u w:val="none"/>
+                <w:strike w:val="false"/>
                 <w:sz w:val="21"/>
                 <w:szCs w:val="21"/>
                 <w:color w:val="000000"/>
@@ -5615,6 +6948,7 @@
                 <w:i w:val="false"/>
                 <w:b w:val="false"/>
                 <w:u w:val="none"/>
+                <w:strike w:val="false"/>
                 <w:sz w:val="21"/>
                 <w:szCs w:val="21"/>
                 <w:color w:val="000000"/>
@@ -5627,6 +6961,7 @@
                 <w:i w:val="false"/>
                 <w:b w:val="false"/>
                 <w:u w:val="none"/>
+                <w:strike w:val="false"/>
                 <w:sz w:val="21"/>
                 <w:szCs w:val="21"/>
                 <w:color w:val="000000"/>
@@ -5639,6 +6974,7 @@
                 <w:i w:val="false"/>
                 <w:b w:val="false"/>
                 <w:u w:val="none"/>
+                <w:strike w:val="false"/>
                 <w:sz w:val="21"/>
                 <w:szCs w:val="21"/>
                 <w:color w:val="000000"/>
@@ -5651,6 +6987,7 @@
                 <w:i w:val="false"/>
                 <w:b w:val="false"/>
                 <w:u w:val="none"/>
+                <w:strike w:val="false"/>
                 <w:sz w:val="21"/>
                 <w:szCs w:val="21"/>
                 <w:color w:val="000000"/>
@@ -5663,6 +7000,7 @@
                 <w:i w:val="false"/>
                 <w:b w:val="false"/>
                 <w:u w:val="none"/>
+                <w:strike w:val="false"/>
                 <w:sz w:val="21"/>
                 <w:szCs w:val="21"/>
                 <w:color w:val="000000"/>
@@ -5675,6 +7013,7 @@
                 <w:i w:val="false"/>
                 <w:b w:val="false"/>
                 <w:u w:val="none"/>
+                <w:strike w:val="false"/>
                 <w:sz w:val="21"/>
                 <w:szCs w:val="21"/>
                 <w:color w:val="000000"/>
@@ -5687,6 +7026,7 @@
                 <w:i w:val="false"/>
                 <w:b w:val="false"/>
                 <w:u w:val="none"/>
+                <w:strike w:val="false"/>
                 <w:sz w:val="21"/>
                 <w:szCs w:val="21"/>
                 <w:color w:val="000000"/>
@@ -5699,6 +7039,7 @@
                 <w:i w:val="false"/>
                 <w:b w:val="false"/>
                 <w:u w:val="none"/>
+                <w:strike w:val="false"/>
                 <w:sz w:val="21"/>
                 <w:szCs w:val="21"/>
                 <w:color w:val="000000"/>
@@ -5711,6 +7052,7 @@
                 <w:i w:val="false"/>
                 <w:b w:val="false"/>
                 <w:u w:val="none"/>
+                <w:strike w:val="false"/>
                 <w:sz w:val="21"/>
                 <w:szCs w:val="21"/>
                 <w:color w:val="000000"/>
@@ -5723,6 +7065,7 @@
                 <w:i w:val="false"/>
                 <w:b w:val="false"/>
                 <w:u w:val="none"/>
+                <w:strike w:val="false"/>
                 <w:sz w:val="21"/>
                 <w:szCs w:val="21"/>
                 <w:color w:val="000000"/>
@@ -5735,6 +7078,7 @@
                 <w:i w:val="false"/>
                 <w:b w:val="false"/>
                 <w:u w:val="none"/>
+                <w:strike w:val="false"/>
                 <w:sz w:val="21"/>
                 <w:szCs w:val="21"/>
                 <w:color w:val="000000"/>
@@ -5747,6 +7091,7 @@
                 <w:i w:val="false"/>
                 <w:b w:val="false"/>
                 <w:u w:val="none"/>
+                <w:strike w:val="false"/>
                 <w:sz w:val="21"/>
                 <w:szCs w:val="21"/>
                 <w:color w:val="000000"/>
@@ -5759,6 +7104,7 @@
                 <w:i w:val="false"/>
                 <w:b w:val="false"/>
                 <w:u w:val="none"/>
+                <w:strike w:val="false"/>
                 <w:sz w:val="21"/>
                 <w:szCs w:val="21"/>
                 <w:color w:val="000000"/>
@@ -5771,6 +7117,7 @@
                 <w:i w:val="false"/>
                 <w:b w:val="false"/>
                 <w:u w:val="none"/>
+                <w:strike w:val="false"/>
                 <w:sz w:val="21"/>
                 <w:szCs w:val="21"/>
                 <w:color w:val="000000"/>
@@ -5781,11 +7128,11 @@
         </w:tc>
       </w:tr>
     </w:tbl>
-    <w:sectPr w:officer="true">
-      <w:pgMar w:header="720" w:bottom="1008" w:top="1008" w:right="1152" w:left="1152" w:footer="720" w:gutter="720"/>
+    <w:sectPr>
+      <w:pgMar w:header="708" w:bottom="1008" w:top="1008" w:right="1152" w:left="1152" w:footer="708" w:gutter="0"/>
       <w:pgSz w:h="16838" w:w="11906" w:orient="portrait"/>
+      <w:type w:val="continuous"/>
       <w:cols/>
-      <w:type w:val="continuous"/>
     </w:sectPr>
   </w:body>
 </w:document>

--- a/docs/handouts/Oct13_session3_handouts.docx
+++ b/docs/handouts/Oct13_session3_handouts.docx
@@ -127,7 +127,6 @@
           <w:trHeight w:val="360" w:hRule="auto"/>
           <w:tblHeader/>
         </w:trPr>
-        header1
         <w:tc>
           <w:tcPr>
             <w:tcBorders>
@@ -147,6 +146,7 @@
           </w:tcPr>
           <w:p>
             <w:pPr>
+              <w:pStyle w:val="Normal"/>
               <w:jc w:val="left"/>
               <w:pBdr>
                 <w:bottom w:val="none" w:sz="0" w:space="0" w:color="000000"/>
@@ -201,6 +201,7 @@
           </w:tcPr>
           <w:p>
             <w:pPr>
+              <w:pStyle w:val="Normal"/>
               <w:jc w:val="left"/>
               <w:pBdr>
                 <w:bottom w:val="none" w:sz="0" w:space="0" w:color="000000"/>
@@ -255,6 +256,7 @@
           </w:tcPr>
           <w:p>
             <w:pPr>
+              <w:pStyle w:val="Normal"/>
               <w:jc w:val="left"/>
               <w:pBdr>
                 <w:bottom w:val="none" w:sz="0" w:space="0" w:color="000000"/>
@@ -309,6 +311,7 @@
           </w:tcPr>
           <w:p>
             <w:pPr>
+              <w:pStyle w:val="Normal"/>
               <w:jc w:val="left"/>
               <w:pBdr>
                 <w:bottom w:val="none" w:sz="0" w:space="0" w:color="000000"/>
@@ -349,7 +352,6 @@
         <w:trPr>
           <w:trHeight w:val="360" w:hRule="auto"/>
         </w:trPr>
-        body1
         <w:tc>
           <w:tcPr>
             <w:tcBorders>
@@ -369,6 +371,7 @@
           </w:tcPr>
           <w:p>
             <w:pPr>
+              <w:pStyle w:val="Normal"/>
               <w:jc w:val="left"/>
               <w:pBdr>
                 <w:bottom w:val="none" w:sz="0" w:space="0" w:color="000000"/>
@@ -423,6 +426,7 @@
           </w:tcPr>
           <w:p>
             <w:pPr>
+              <w:pStyle w:val="Normal"/>
               <w:jc w:val="left"/>
               <w:pBdr>
                 <w:bottom w:val="none" w:sz="0" w:space="0" w:color="000000"/>
@@ -477,6 +481,7 @@
           </w:tcPr>
           <w:p>
             <w:pPr>
+              <w:pStyle w:val="Normal"/>
               <w:jc w:val="left"/>
               <w:pBdr>
                 <w:bottom w:val="none" w:sz="0" w:space="0" w:color="000000"/>
@@ -531,6 +536,7 @@
           </w:tcPr>
           <w:p>
             <w:pPr>
+              <w:pStyle w:val="Normal"/>
               <w:jc w:val="left"/>
               <w:pBdr>
                 <w:bottom w:val="none" w:sz="0" w:space="0" w:color="000000"/>
@@ -571,7 +577,6 @@
         <w:trPr>
           <w:trHeight w:val="360" w:hRule="auto"/>
         </w:trPr>
-        body2
         <w:tc>
           <w:tcPr>
             <w:tcBorders>
@@ -591,6 +596,7 @@
           </w:tcPr>
           <w:p>
             <w:pPr>
+              <w:pStyle w:val="Normal"/>
               <w:jc w:val="left"/>
               <w:pBdr>
                 <w:bottom w:val="none" w:sz="0" w:space="0" w:color="000000"/>
@@ -645,6 +651,7 @@
           </w:tcPr>
           <w:p>
             <w:pPr>
+              <w:pStyle w:val="Normal"/>
               <w:jc w:val="left"/>
               <w:pBdr>
                 <w:bottom w:val="none" w:sz="0" w:space="0" w:color="000000"/>
@@ -699,6 +706,7 @@
           </w:tcPr>
           <w:p>
             <w:pPr>
+              <w:pStyle w:val="Normal"/>
               <w:jc w:val="left"/>
               <w:pBdr>
                 <w:bottom w:val="none" w:sz="0" w:space="0" w:color="000000"/>
@@ -753,6 +761,7 @@
           </w:tcPr>
           <w:p>
             <w:pPr>
+              <w:pStyle w:val="Normal"/>
               <w:jc w:val="left"/>
               <w:pBdr>
                 <w:bottom w:val="none" w:sz="0" w:space="0" w:color="000000"/>
@@ -793,7 +802,6 @@
         <w:trPr>
           <w:trHeight w:val="360" w:hRule="auto"/>
         </w:trPr>
-        body3
         <w:tc>
           <w:tcPr>
             <w:tcBorders>
@@ -813,6 +821,7 @@
           </w:tcPr>
           <w:p>
             <w:pPr>
+              <w:pStyle w:val="Normal"/>
               <w:jc w:val="left"/>
               <w:pBdr>
                 <w:bottom w:val="none" w:sz="0" w:space="0" w:color="000000"/>
@@ -867,6 +876,7 @@
           </w:tcPr>
           <w:p>
             <w:pPr>
+              <w:pStyle w:val="Normal"/>
               <w:jc w:val="left"/>
               <w:pBdr>
                 <w:bottom w:val="none" w:sz="0" w:space="0" w:color="000000"/>
@@ -921,6 +931,7 @@
           </w:tcPr>
           <w:p>
             <w:pPr>
+              <w:pStyle w:val="Normal"/>
               <w:jc w:val="left"/>
               <w:pBdr>
                 <w:bottom w:val="none" w:sz="0" w:space="0" w:color="000000"/>
@@ -975,6 +986,7 @@
           </w:tcPr>
           <w:p>
             <w:pPr>
+              <w:pStyle w:val="Normal"/>
               <w:jc w:val="left"/>
               <w:pBdr>
                 <w:bottom w:val="none" w:sz="0" w:space="0" w:color="000000"/>
@@ -1056,7 +1068,6 @@
           <w:trHeight w:val="360" w:hRule="auto"/>
           <w:tblHeader/>
         </w:trPr>
-        header1
         <w:tc>
           <w:tcPr>
             <w:tcBorders>
@@ -1076,6 +1087,7 @@
           </w:tcPr>
           <w:p>
             <w:pPr>
+              <w:pStyle w:val="Normal"/>
               <w:jc w:val="left"/>
               <w:pBdr>
                 <w:bottom w:val="none" w:sz="0" w:space="0" w:color="000000"/>
@@ -1130,6 +1142,7 @@
           </w:tcPr>
           <w:p>
             <w:pPr>
+              <w:pStyle w:val="Normal"/>
               <w:jc w:val="left"/>
               <w:pBdr>
                 <w:bottom w:val="none" w:sz="0" w:space="0" w:color="000000"/>
@@ -1184,6 +1197,7 @@
           </w:tcPr>
           <w:p>
             <w:pPr>
+              <w:pStyle w:val="Normal"/>
               <w:jc w:val="left"/>
               <w:pBdr>
                 <w:bottom w:val="none" w:sz="0" w:space="0" w:color="000000"/>
@@ -1238,6 +1252,7 @@
           </w:tcPr>
           <w:p>
             <w:pPr>
+              <w:pStyle w:val="Normal"/>
               <w:jc w:val="left"/>
               <w:pBdr>
                 <w:bottom w:val="none" w:sz="0" w:space="0" w:color="000000"/>
@@ -1278,7 +1293,6 @@
         <w:trPr>
           <w:trHeight w:val="360" w:hRule="auto"/>
         </w:trPr>
-        body1
         <w:tc>
           <w:tcPr>
             <w:tcBorders>
@@ -1298,6 +1312,7 @@
           </w:tcPr>
           <w:p>
             <w:pPr>
+              <w:pStyle w:val="Normal"/>
               <w:jc w:val="left"/>
               <w:pBdr>
                 <w:bottom w:val="none" w:sz="0" w:space="0" w:color="000000"/>
@@ -1352,6 +1367,7 @@
           </w:tcPr>
           <w:p>
             <w:pPr>
+              <w:pStyle w:val="Normal"/>
               <w:jc w:val="left"/>
               <w:pBdr>
                 <w:bottom w:val="none" w:sz="0" w:space="0" w:color="000000"/>
@@ -1406,6 +1422,7 @@
           </w:tcPr>
           <w:p>
             <w:pPr>
+              <w:pStyle w:val="Normal"/>
               <w:jc w:val="left"/>
               <w:pBdr>
                 <w:bottom w:val="none" w:sz="0" w:space="0" w:color="000000"/>
@@ -1460,6 +1477,7 @@
           </w:tcPr>
           <w:p>
             <w:pPr>
+              <w:pStyle w:val="Normal"/>
               <w:jc w:val="left"/>
               <w:pBdr>
                 <w:bottom w:val="none" w:sz="0" w:space="0" w:color="000000"/>
@@ -1500,7 +1518,6 @@
         <w:trPr>
           <w:trHeight w:val="360" w:hRule="auto"/>
         </w:trPr>
-        body2
         <w:tc>
           <w:tcPr>
             <w:tcBorders>
@@ -1520,6 +1537,7 @@
           </w:tcPr>
           <w:p>
             <w:pPr>
+              <w:pStyle w:val="Normal"/>
               <w:jc w:val="left"/>
               <w:pBdr>
                 <w:bottom w:val="none" w:sz="0" w:space="0" w:color="000000"/>
@@ -1574,6 +1592,7 @@
           </w:tcPr>
           <w:p>
             <w:pPr>
+              <w:pStyle w:val="Normal"/>
               <w:jc w:val="left"/>
               <w:pBdr>
                 <w:bottom w:val="none" w:sz="0" w:space="0" w:color="000000"/>
@@ -1628,6 +1647,7 @@
           </w:tcPr>
           <w:p>
             <w:pPr>
+              <w:pStyle w:val="Normal"/>
               <w:jc w:val="left"/>
               <w:pBdr>
                 <w:bottom w:val="none" w:sz="0" w:space="0" w:color="000000"/>
@@ -1682,6 +1702,7 @@
           </w:tcPr>
           <w:p>
             <w:pPr>
+              <w:pStyle w:val="Normal"/>
               <w:jc w:val="left"/>
               <w:pBdr>
                 <w:bottom w:val="none" w:sz="0" w:space="0" w:color="000000"/>
@@ -1722,7 +1743,6 @@
         <w:trPr>
           <w:trHeight w:val="360" w:hRule="auto"/>
         </w:trPr>
-        body3
         <w:tc>
           <w:tcPr>
             <w:tcBorders>
@@ -1742,6 +1762,7 @@
           </w:tcPr>
           <w:p>
             <w:pPr>
+              <w:pStyle w:val="Normal"/>
               <w:jc w:val="left"/>
               <w:pBdr>
                 <w:bottom w:val="none" w:sz="0" w:space="0" w:color="000000"/>
@@ -1796,6 +1817,7 @@
           </w:tcPr>
           <w:p>
             <w:pPr>
+              <w:pStyle w:val="Normal"/>
               <w:jc w:val="left"/>
               <w:pBdr>
                 <w:bottom w:val="none" w:sz="0" w:space="0" w:color="000000"/>
@@ -1850,6 +1872,7 @@
           </w:tcPr>
           <w:p>
             <w:pPr>
+              <w:pStyle w:val="Normal"/>
               <w:jc w:val="left"/>
               <w:pBdr>
                 <w:bottom w:val="none" w:sz="0" w:space="0" w:color="000000"/>
@@ -1904,6 +1927,7 @@
           </w:tcPr>
           <w:p>
             <w:pPr>
+              <w:pStyle w:val="Normal"/>
               <w:jc w:val="left"/>
               <w:pBdr>
                 <w:bottom w:val="none" w:sz="0" w:space="0" w:color="000000"/>
@@ -1944,7 +1968,6 @@
         <w:trPr>
           <w:trHeight w:val="360" w:hRule="auto"/>
         </w:trPr>
-        body4
         <w:tc>
           <w:tcPr>
             <w:tcBorders>
@@ -1964,6 +1987,7 @@
           </w:tcPr>
           <w:p>
             <w:pPr>
+              <w:pStyle w:val="Normal"/>
               <w:jc w:val="left"/>
               <w:pBdr>
                 <w:bottom w:val="none" w:sz="0" w:space="0" w:color="000000"/>
@@ -2018,6 +2042,7 @@
           </w:tcPr>
           <w:p>
             <w:pPr>
+              <w:pStyle w:val="Normal"/>
               <w:jc w:val="left"/>
               <w:pBdr>
                 <w:bottom w:val="none" w:sz="0" w:space="0" w:color="000000"/>
@@ -2072,6 +2097,7 @@
           </w:tcPr>
           <w:p>
             <w:pPr>
+              <w:pStyle w:val="Normal"/>
               <w:jc w:val="left"/>
               <w:pBdr>
                 <w:bottom w:val="none" w:sz="0" w:space="0" w:color="000000"/>
@@ -2126,6 +2152,7 @@
           </w:tcPr>
           <w:p>
             <w:pPr>
+              <w:pStyle w:val="Normal"/>
               <w:jc w:val="left"/>
               <w:pBdr>
                 <w:bottom w:val="none" w:sz="0" w:space="0" w:color="000000"/>
@@ -2233,7 +2260,6 @@
           <w:trHeight w:val="360" w:hRule="auto"/>
           <w:tblHeader/>
         </w:trPr>
-        header1
         <w:tc>
           <w:tcPr>
             <w:tcBorders>
@@ -2253,6 +2279,7 @@
           </w:tcPr>
           <w:p>
             <w:pPr>
+              <w:pStyle w:val="Normal"/>
               <w:jc w:val="left"/>
               <w:pBdr>
                 <w:bottom w:val="none" w:sz="0" w:space="0" w:color="000000"/>
@@ -2307,6 +2334,7 @@
           </w:tcPr>
           <w:p>
             <w:pPr>
+              <w:pStyle w:val="Normal"/>
               <w:jc w:val="left"/>
               <w:pBdr>
                 <w:bottom w:val="none" w:sz="0" w:space="0" w:color="000000"/>
@@ -2361,6 +2389,7 @@
           </w:tcPr>
           <w:p>
             <w:pPr>
+              <w:pStyle w:val="Normal"/>
               <w:jc w:val="left"/>
               <w:pBdr>
                 <w:bottom w:val="none" w:sz="0" w:space="0" w:color="000000"/>
@@ -2401,7 +2430,6 @@
         <w:trPr>
           <w:trHeight w:val="576" w:hRule="atLeast"/>
         </w:trPr>
-        body1
         <w:tc>
           <w:tcPr>
             <w:tcBorders>
@@ -2421,6 +2449,7 @@
           </w:tcPr>
           <w:p>
             <w:pPr>
+              <w:pStyle w:val="Normal"/>
               <w:jc w:val="left"/>
               <w:pBdr>
                 <w:bottom w:val="none" w:sz="0" w:space="0" w:color="000000"/>
@@ -2475,6 +2504,7 @@
           </w:tcPr>
           <w:p>
             <w:pPr>
+              <w:pStyle w:val="Normal"/>
               <w:jc w:val="left"/>
               <w:pBdr>
                 <w:bottom w:val="none" w:sz="0" w:space="0" w:color="000000"/>
@@ -2529,6 +2559,7 @@
           </w:tcPr>
           <w:p>
             <w:pPr>
+              <w:pStyle w:val="Normal"/>
               <w:jc w:val="left"/>
               <w:pBdr>
                 <w:bottom w:val="none" w:sz="0" w:space="0" w:color="000000"/>
@@ -2569,7 +2600,6 @@
         <w:trPr>
           <w:trHeight w:val="576" w:hRule="atLeast"/>
         </w:trPr>
-        body2
         <w:tc>
           <w:tcPr>
             <w:tcBorders>
@@ -2589,6 +2619,7 @@
           </w:tcPr>
           <w:p>
             <w:pPr>
+              <w:pStyle w:val="Normal"/>
               <w:jc w:val="left"/>
               <w:pBdr>
                 <w:bottom w:val="none" w:sz="0" w:space="0" w:color="000000"/>
@@ -2643,6 +2674,7 @@
           </w:tcPr>
           <w:p>
             <w:pPr>
+              <w:pStyle w:val="Normal"/>
               <w:jc w:val="left"/>
               <w:pBdr>
                 <w:bottom w:val="none" w:sz="0" w:space="0" w:color="000000"/>
@@ -2697,6 +2729,7 @@
           </w:tcPr>
           <w:p>
             <w:pPr>
+              <w:pStyle w:val="Normal"/>
               <w:jc w:val="left"/>
               <w:pBdr>
                 <w:bottom w:val="none" w:sz="0" w:space="0" w:color="000000"/>
@@ -2737,7 +2770,6 @@
         <w:trPr>
           <w:trHeight w:val="576" w:hRule="atLeast"/>
         </w:trPr>
-        body3
         <w:tc>
           <w:tcPr>
             <w:tcBorders>
@@ -2757,6 +2789,7 @@
           </w:tcPr>
           <w:p>
             <w:pPr>
+              <w:pStyle w:val="Normal"/>
               <w:jc w:val="left"/>
               <w:pBdr>
                 <w:bottom w:val="none" w:sz="0" w:space="0" w:color="000000"/>
@@ -2811,6 +2844,7 @@
           </w:tcPr>
           <w:p>
             <w:pPr>
+              <w:pStyle w:val="Normal"/>
               <w:jc w:val="left"/>
               <w:pBdr>
                 <w:bottom w:val="none" w:sz="0" w:space="0" w:color="000000"/>
@@ -2865,6 +2899,7 @@
           </w:tcPr>
           <w:p>
             <w:pPr>
+              <w:pStyle w:val="Normal"/>
               <w:jc w:val="left"/>
               <w:pBdr>
                 <w:bottom w:val="none" w:sz="0" w:space="0" w:color="000000"/>
@@ -2953,7 +2988,7 @@
           <w:szCs w:val="22"/>
           <w:color w:val="000000"/>
         </w:rPr>
-        <w:t xml:space="preserve">One business is nobody's twin. Which one, and what happens to it?</w:t>
+        <w:t xml:space="preserve">One business that did not enrol is nobody's twin. Which business? What happens to that business in the analysis?</w:t>
       </w:r>
     </w:p>
     <w:p>
@@ -3094,7 +3129,7 @@
           <w:szCs w:val="22"/>
           <w:color w:val="000000"/>
         </w:rPr>
-        <w:t xml:space="preserve">Two matching studies, read side by side. The rules: GreenWaste must cut costs by at least 1,000 AED; cameras must avoid at least 2.0 injury collisions per segment.</w:t>
+        <w:t xml:space="preserve">Two matching studies, side by side. The decision rules: GreenWaste must cut costs by at least 1,000 AED; cameras must avoid at least 2.0 injury collisions per segment.</w:t>
       </w:r>
     </w:p>
     <w:tbl xmlns:a="http://schemas.openxmlformats.org/drawingml/2006/main" xmlns:pic="http://schemas.openxmlformats.org/drawingml/2006/picture">
@@ -3113,7 +3148,6 @@
           <w:trHeight w:val="360" w:hRule="auto"/>
           <w:tblHeader/>
         </w:trPr>
-        header1
         <w:tc>
           <w:tcPr>
             <w:tcBorders>
@@ -3133,6 +3167,7 @@
           </w:tcPr>
           <w:p>
             <w:pPr>
+              <w:pStyle w:val="Normal"/>
               <w:jc w:val="left"/>
               <w:pBdr>
                 <w:bottom w:val="none" w:sz="0" w:space="0" w:color="000000"/>
@@ -3187,6 +3222,7 @@
           </w:tcPr>
           <w:p>
             <w:pPr>
+              <w:pStyle w:val="Normal"/>
               <w:jc w:val="left"/>
               <w:pBdr>
                 <w:bottom w:val="none" w:sz="0" w:space="0" w:color="000000"/>
@@ -3241,6 +3277,7 @@
           </w:tcPr>
           <w:p>
             <w:pPr>
+              <w:pStyle w:val="Normal"/>
               <w:jc w:val="left"/>
               <w:pBdr>
                 <w:bottom w:val="none" w:sz="0" w:space="0" w:color="000000"/>
@@ -3281,7 +3318,6 @@
         <w:trPr>
           <w:trHeight w:val="360" w:hRule="auto"/>
         </w:trPr>
-        body1
         <w:tc>
           <w:tcPr>
             <w:tcBorders>
@@ -3301,6 +3337,7 @@
           </w:tcPr>
           <w:p>
             <w:pPr>
+              <w:pStyle w:val="Normal"/>
               <w:jc w:val="left"/>
               <w:pBdr>
                 <w:bottom w:val="none" w:sz="0" w:space="0" w:color="000000"/>
@@ -3332,7 +3369,7 @@
                 <w:szCs w:val="21"/>
                 <w:color w:val="000000"/>
               </w:rPr>
-              <w:t xml:space="preserve">Every treated unit had a real lookalike?</w:t>
+              <w:t xml:space="preserve">Did every treated unit find a close match?</w:t>
             </w:r>
           </w:p>
         </w:tc>
@@ -3355,6 +3392,7 @@
           </w:tcPr>
           <w:p>
             <w:pPr>
+              <w:pStyle w:val="Normal"/>
               <w:jc w:val="left"/>
               <w:pBdr>
                 <w:bottom w:val="none" w:sz="0" w:space="0" w:color="000000"/>
@@ -3409,6 +3447,7 @@
           </w:tcPr>
           <w:p>
             <w:pPr>
+              <w:pStyle w:val="Normal"/>
               <w:jc w:val="left"/>
               <w:pBdr>
                 <w:bottom w:val="none" w:sz="0" w:space="0" w:color="000000"/>
@@ -3449,7 +3488,6 @@
         <w:trPr>
           <w:trHeight w:val="360" w:hRule="auto"/>
         </w:trPr>
-        body2
         <w:tc>
           <w:tcPr>
             <w:tcBorders>
@@ -3469,6 +3507,7 @@
           </w:tcPr>
           <w:p>
             <w:pPr>
+              <w:pStyle w:val="Normal"/>
               <w:jc w:val="left"/>
               <w:pBdr>
                 <w:bottom w:val="none" w:sz="0" w:space="0" w:color="000000"/>
@@ -3500,7 +3539,7 @@
                 <w:szCs w:val="21"/>
                 <w:color w:val="000000"/>
               </w:rPr>
-              <w:t xml:space="preserve">Comparison units reused as twins</w:t>
+              <w:t xml:space="preserve">Comparison units used as twins (some used more than once)</w:t>
             </w:r>
           </w:p>
         </w:tc>
@@ -3523,6 +3562,7 @@
           </w:tcPr>
           <w:p>
             <w:pPr>
+              <w:pStyle w:val="Normal"/>
               <w:jc w:val="left"/>
               <w:pBdr>
                 <w:bottom w:val="none" w:sz="0" w:space="0" w:color="000000"/>
@@ -3577,6 +3617,7 @@
           </w:tcPr>
           <w:p>
             <w:pPr>
+              <w:pStyle w:val="Normal"/>
               <w:jc w:val="left"/>
               <w:pBdr>
                 <w:bottom w:val="none" w:sz="0" w:space="0" w:color="000000"/>
@@ -3617,7 +3658,6 @@
         <w:trPr>
           <w:trHeight w:val="360" w:hRule="auto"/>
         </w:trPr>
-        body3
         <w:tc>
           <w:tcPr>
             <w:tcBorders>
@@ -3637,6 +3677,7 @@
           </w:tcPr>
           <w:p>
             <w:pPr>
+              <w:pStyle w:val="Normal"/>
               <w:jc w:val="left"/>
               <w:pBdr>
                 <w:bottom w:val="none" w:sz="0" w:space="0" w:color="000000"/>
@@ -3691,6 +3732,7 @@
           </w:tcPr>
           <w:p>
             <w:pPr>
+              <w:pStyle w:val="Normal"/>
               <w:jc w:val="left"/>
               <w:pBdr>
                 <w:bottom w:val="none" w:sz="0" w:space="0" w:color="000000"/>
@@ -3722,7 +3764,7 @@
                 <w:szCs w:val="21"/>
                 <w:color w:val="000000"/>
               </w:rPr>
-              <w:t xml:space="preserve">yes (worst 0.04)</w:t>
+              <w:t xml:space="preserve">yes (largest difference 0.04)</w:t>
             </w:r>
           </w:p>
         </w:tc>
@@ -3745,6 +3787,7 @@
           </w:tcPr>
           <w:p>
             <w:pPr>
+              <w:pStyle w:val="Normal"/>
               <w:jc w:val="left"/>
               <w:pBdr>
                 <w:bottom w:val="none" w:sz="0" w:space="0" w:color="000000"/>
@@ -3776,7 +3819,7 @@
                 <w:szCs w:val="21"/>
                 <w:color w:val="000000"/>
               </w:rPr>
-              <w:t xml:space="preserve">partly: 2 of 6 over 0.1 (worst 0.17)</w:t>
+              <w:t xml:space="preserve">partly: 2 of 6 over 0.1 (largest difference 0.17)</w:t>
             </w:r>
           </w:p>
         </w:tc>
@@ -3785,7 +3828,6 @@
         <w:trPr>
           <w:trHeight w:val="360" w:hRule="auto"/>
         </w:trPr>
-        body4
         <w:tc>
           <w:tcPr>
             <w:tcBorders>
@@ -3805,6 +3847,7 @@
           </w:tcPr>
           <w:p>
             <w:pPr>
+              <w:pStyle w:val="Normal"/>
               <w:jc w:val="left"/>
               <w:pBdr>
                 <w:bottom w:val="none" w:sz="0" w:space="0" w:color="000000"/>
@@ -3836,7 +3879,7 @@
                 <w:szCs w:val="21"/>
                 <w:color w:val="000000"/>
               </w:rPr>
-              <w:t xml:space="preserve">Outcome's own baseline balanced?</w:t>
+              <w:t xml:space="preserve">Was the outcome similar before the programme?</w:t>
             </w:r>
           </w:p>
         </w:tc>
@@ -3859,6 +3902,7 @@
           </w:tcPr>
           <w:p>
             <w:pPr>
+              <w:pStyle w:val="Normal"/>
               <w:jc w:val="left"/>
               <w:pBdr>
                 <w:bottom w:val="none" w:sz="0" w:space="0" w:color="000000"/>
@@ -3913,6 +3957,7 @@
           </w:tcPr>
           <w:p>
             <w:pPr>
+              <w:pStyle w:val="Normal"/>
               <w:jc w:val="left"/>
               <w:pBdr>
                 <w:bottom w:val="none" w:sz="0" w:space="0" w:color="000000"/>
@@ -3944,7 +3989,7 @@
                 <w:szCs w:val="21"/>
                 <w:color w:val="000000"/>
               </w:rPr>
-              <w:t xml:space="preserve">no (std. diff 0.20)</w:t>
+              <w:t xml:space="preserve">no (standardised difference 0.20)</w:t>
             </w:r>
           </w:p>
         </w:tc>
@@ -3953,7 +3998,6 @@
         <w:trPr>
           <w:trHeight w:val="360" w:hRule="auto"/>
         </w:trPr>
-        body5
         <w:tc>
           <w:tcPr>
             <w:tcBorders>
@@ -3973,6 +4017,7 @@
           </w:tcPr>
           <w:p>
             <w:pPr>
+              <w:pStyle w:val="Normal"/>
               <w:jc w:val="left"/>
               <w:pBdr>
                 <w:bottom w:val="none" w:sz="0" w:space="0" w:color="000000"/>
@@ -4004,7 +4049,7 @@
                 <w:szCs w:val="21"/>
                 <w:color w:val="000000"/>
               </w:rPr>
-              <w:t xml:space="preserve">Estimate, follow-up levels</w:t>
+              <w:t xml:space="preserve">Estimate comparing outcomes after the programme</w:t>
             </w:r>
           </w:p>
         </w:tc>
@@ -4027,6 +4072,7 @@
           </w:tcPr>
           <w:p>
             <w:pPr>
+              <w:pStyle w:val="Normal"/>
               <w:jc w:val="left"/>
               <w:pBdr>
                 <w:bottom w:val="none" w:sz="0" w:space="0" w:color="000000"/>
@@ -4081,6 +4127,7 @@
           </w:tcPr>
           <w:p>
             <w:pPr>
+              <w:pStyle w:val="Normal"/>
               <w:jc w:val="left"/>
               <w:pBdr>
                 <w:bottom w:val="none" w:sz="0" w:space="0" w:color="000000"/>
@@ -4121,7 +4168,6 @@
         <w:trPr>
           <w:trHeight w:val="360" w:hRule="auto"/>
         </w:trPr>
-        body6
         <w:tc>
           <w:tcPr>
             <w:tcBorders>
@@ -4141,6 +4187,7 @@
           </w:tcPr>
           <w:p>
             <w:pPr>
+              <w:pStyle w:val="Normal"/>
               <w:jc w:val="left"/>
               <w:pBdr>
                 <w:bottom w:val="none" w:sz="0" w:space="0" w:color="000000"/>
@@ -4172,7 +4219,7 @@
                 <w:szCs w:val="21"/>
                 <w:color w:val="000000"/>
               </w:rPr>
-              <w:t xml:space="preserve">Estimate, changes</w:t>
+              <w:t xml:space="preserve">Estimate comparing changes (after minus before)</w:t>
             </w:r>
           </w:p>
         </w:tc>
@@ -4195,6 +4242,7 @@
           </w:tcPr>
           <w:p>
             <w:pPr>
+              <w:pStyle w:val="Normal"/>
               <w:jc w:val="left"/>
               <w:pBdr>
                 <w:bottom w:val="none" w:sz="0" w:space="0" w:color="000000"/>
@@ -4249,6 +4297,7 @@
           </w:tcPr>
           <w:p>
             <w:pPr>
+              <w:pStyle w:val="Normal"/>
               <w:jc w:val="left"/>
               <w:pBdr>
                 <w:bottom w:val="none" w:sz="0" w:space="0" w:color="000000"/>
@@ -4289,7 +4338,6 @@
         <w:trPr>
           <w:trHeight w:val="360" w:hRule="auto"/>
         </w:trPr>
-        body7
         <w:tc>
           <w:tcPr>
             <w:tcBorders>
@@ -4309,6 +4357,7 @@
           </w:tcPr>
           <w:p>
             <w:pPr>
+              <w:pStyle w:val="Normal"/>
               <w:jc w:val="left"/>
               <w:pBdr>
                 <w:bottom w:val="none" w:sz="0" w:space="0" w:color="000000"/>
@@ -4340,7 +4389,7 @@
                 <w:szCs w:val="21"/>
                 <w:color w:val="000000"/>
               </w:rPr>
-              <w:t xml:space="preserve">Least generous end vs the rule</w:t>
+              <w:t xml:space="preserve">Smallest effect in the 95% interval, against the rule</w:t>
             </w:r>
           </w:p>
         </w:tc>
@@ -4363,6 +4412,7 @@
           </w:tcPr>
           <w:p>
             <w:pPr>
+              <w:pStyle w:val="Normal"/>
               <w:jc w:val="left"/>
               <w:pBdr>
                 <w:bottom w:val="none" w:sz="0" w:space="0" w:color="000000"/>
@@ -4394,7 +4444,7 @@
                 <w:szCs w:val="21"/>
                 <w:color w:val="000000"/>
               </w:rPr>
-              <w:t xml:space="preserve">911 against 1,000: short</w:t>
+              <w:t xml:space="preserve">911 against 1,000: below the rule</w:t>
             </w:r>
           </w:p>
         </w:tc>
@@ -4417,6 +4467,7 @@
           </w:tcPr>
           <w:p>
             <w:pPr>
+              <w:pStyle w:val="Normal"/>
               <w:jc w:val="left"/>
               <w:pBdr>
                 <w:bottom w:val="none" w:sz="0" w:space="0" w:color="000000"/>
@@ -4448,7 +4499,7 @@
                 <w:szCs w:val="21"/>
                 <w:color w:val="000000"/>
               </w:rPr>
-              <w:t xml:space="preserve">1.32 against 2.0: short</w:t>
+              <w:t xml:space="preserve">1.32 against 2.0: below the rule</w:t>
             </w:r>
           </w:p>
         </w:tc>
@@ -4640,7 +4691,7 @@
           <w:szCs w:val="22"/>
           <w:color w:val="000000"/>
         </w:rPr>
-        <w:t xml:space="preserve">3. Case 2's changes estimate clears its rule by more than Case 1's does (5% against 1%). Does that change your answer?</w:t>
+        <w:t xml:space="preserve">3. Using changes, Case 2's estimate is 5% above its decision rule; Case 1's estimate is only 1% above its rule. Does that change your answer?</w:t>
       </w:r>
     </w:p>
     <w:p>
@@ -4694,7 +4745,7 @@
           <w:szCs w:val="22"/>
           <w:color w:val="000000"/>
         </w:rPr>
-        <w:t xml:space="preserve">Our verdict on Case 1:   Act  /  Act with conditions  /  Send back</w:t>
+        <w:t xml:space="preserve">Our verdict on Case 1:   Act  /  Act with conditions  /  Send back to the evaluator</w:t>
       </w:r>
     </w:p>
     <w:p>
@@ -4721,7 +4772,7 @@
           <w:szCs w:val="22"/>
           <w:color w:val="000000"/>
         </w:rPr>
-        <w:t xml:space="preserve">Our verdict on Case 2:   Act  /  Act with conditions  /  Send back</w:t>
+        <w:t xml:space="preserve">Our verdict on Case 2:   Act  /  Act with conditions  /  Send back to the evaluator</w:t>
       </w:r>
     </w:p>
     <w:p>
@@ -4943,7 +4994,7 @@
           <w:szCs w:val="22"/>
           <w:color w:val="000000"/>
         </w:rPr>
-        <w:t xml:space="preserve">Which sentences would you sign your name to? Underline them, and cross out the rest. Four minutes, in groups.</w:t>
+        <w:t xml:space="preserve">In groups (four minutes): underline each sentence you agree is correct. Cross out each sentence that is wrong or claims too much.</w:t>
       </w:r>
     </w:p>
     <w:p>
@@ -5100,7 +5151,6 @@
         <w:trPr>
           <w:trHeight w:val="2736" w:hRule="atLeast"/>
         </w:trPr>
-        body1
         <w:tc>
           <w:tcPr>
             <w:tcBorders>
@@ -5120,6 +5170,7 @@
           </w:tcPr>
           <w:p>
             <w:pPr>
+              <w:pStyle w:val="Normal"/>
               <w:jc w:val="left"/>
               <w:pBdr>
                 <w:bottom w:val="none" w:sz="0" w:space="0" w:color="000000"/>
@@ -5203,7 +5254,7 @@
                 <w:szCs w:val="21"/>
                 <w:color w:val="000000"/>
               </w:rPr>
-              <w:t xml:space="preserve">Run both, then compare: what did each get wrong, and what did each explain well? Then paste the second answer into a fresh chat and ask it to check for overstatement.</w:t>
+              <w:t xml:space="preserve">Run both prompts, then compare: what did each answer get wrong, and what did each answer explain well? Then paste the second answer into a new chat and ask the AI to check that answer for claims that go further than the evidence.</w:t>
             </w:r>
           </w:p>
         </w:tc>
@@ -5212,7 +5263,6 @@
         <w:trPr>
           <w:trHeight w:val="2736" w:hRule="atLeast"/>
         </w:trPr>
-        body2
         <w:tc>
           <w:tcPr>
             <w:tcBorders>
@@ -5232,6 +5282,7 @@
           </w:tcPr>
           <w:p>
             <w:pPr>
+              <w:pStyle w:val="Normal"/>
               <w:jc w:val="left"/>
               <w:pBdr>
                 <w:bottom w:val="none" w:sz="0" w:space="0" w:color="000000"/>
@@ -5315,7 +5366,7 @@
                 <w:szCs w:val="21"/>
                 <w:color w:val="000000"/>
               </w:rPr>
-              <w:t xml:space="preserve">Run both, then compare: what did each get wrong, and what did each explain well? Then paste the second answer into a fresh chat and ask it to check for overstatement.</w:t>
+              <w:t xml:space="preserve">Run both prompts, then compare: what did each answer get wrong, and what did each answer explain well? Then paste the second answer into a new chat and ask the AI to check that answer for claims that go further than the evidence.</w:t>
             </w:r>
           </w:p>
         </w:tc>
@@ -5324,7 +5375,6 @@
         <w:trPr>
           <w:trHeight w:val="2736" w:hRule="atLeast"/>
         </w:trPr>
-        body3
         <w:tc>
           <w:tcPr>
             <w:tcBorders>
@@ -5344,6 +5394,7 @@
           </w:tcPr>
           <w:p>
             <w:pPr>
+              <w:pStyle w:val="Normal"/>
               <w:jc w:val="left"/>
               <w:pBdr>
                 <w:bottom w:val="none" w:sz="0" w:space="0" w:color="000000"/>
@@ -5427,7 +5478,7 @@
                 <w:szCs w:val="21"/>
                 <w:color w:val="000000"/>
               </w:rPr>
-              <w:t xml:space="preserve">Run both, then compare: what did each get wrong, and what did each explain well? Then paste the second answer into a fresh chat and ask it to check for overstatement.</w:t>
+              <w:t xml:space="preserve">Run both prompts, then compare: what did each answer get wrong, and what did each answer explain well? Then paste the second answer into a new chat and ask the AI to check that answer for claims that go further than the evidence.</w:t>
             </w:r>
           </w:p>
         </w:tc>
@@ -5436,7 +5487,6 @@
         <w:trPr>
           <w:trHeight w:val="2736" w:hRule="atLeast"/>
         </w:trPr>
-        body4
         <w:tc>
           <w:tcPr>
             <w:tcBorders>
@@ -5456,6 +5506,7 @@
           </w:tcPr>
           <w:p>
             <w:pPr>
+              <w:pStyle w:val="Normal"/>
               <w:jc w:val="left"/>
               <w:pBdr>
                 <w:bottom w:val="none" w:sz="0" w:space="0" w:color="000000"/>
@@ -5539,7 +5590,7 @@
                 <w:szCs w:val="21"/>
                 <w:color w:val="000000"/>
               </w:rPr>
-              <w:t xml:space="preserve">Run both, then compare: what did each get wrong, and what did each explain well? Then paste the second answer into a fresh chat and ask it to check for overstatement.</w:t>
+              <w:t xml:space="preserve">Run both prompts, then compare: what did each answer get wrong, and what did each answer explain well? Then paste the second answer into a new chat and ask the AI to check that answer for claims that go further than the evidence.</w:t>
             </w:r>
           </w:p>
         </w:tc>
@@ -5619,7 +5670,6 @@
         <w:trPr>
           <w:trHeight w:val="3744" w:hRule="atLeast"/>
         </w:trPr>
-        body1
         <w:tc>
           <w:tcPr>
             <w:tcBorders>
@@ -5639,6 +5689,7 @@
           </w:tcPr>
           <w:p>
             <w:pPr>
+              <w:pStyle w:val="Normal"/>
               <w:jc w:val="left"/>
               <w:pBdr>
                 <w:bottom w:val="none" w:sz="0" w:space="0" w:color="000000"/>
@@ -5722,7 +5773,7 @@
                 <w:szCs w:val="21"/>
                 <w:color w:val="000000"/>
               </w:rPr>
-              <w:t xml:space="preserve">2. How many treated units had no real lookalike, and what happened to them?</w:t>
+              <w:t xml:space="preserve">2. How many treated units had no close match, and what happened to those units?</w:t>
             </w:r>
             <w:r>
               <w:rPr>
@@ -5748,7 +5799,7 @@
                 <w:szCs w:val="21"/>
                 <w:color w:val="000000"/>
               </w:rPr>
-              <w:t xml:space="preserve">3. Do the covariates balance, and does the outcome's baseline balance?</w:t>
+              <w:t xml:space="preserve">3. Are the matched groups similar on their characteristics? Was the outcome itself similar before the programme?</w:t>
             </w:r>
             <w:r>
               <w:rPr>
@@ -5839,7 +5890,7 @@
                 <w:szCs w:val="21"/>
                 <w:color w:val="000000"/>
               </w:rPr>
-              <w:t xml:space="preserve">On my desk, I will ask these about:</w:t>
+              <w:t xml:space="preserve">Back at work, I will ask these questions about:</w:t>
             </w:r>
             <w:r>
               <w:rPr>
@@ -5888,6 +5939,7 @@
           </w:tcPr>
           <w:p>
             <w:pPr>
+              <w:pStyle w:val="Normal"/>
               <w:jc w:val="left"/>
               <w:pBdr>
                 <w:bottom w:val="none" w:sz="0" w:space="0" w:color="000000"/>
@@ -5971,7 +6023,7 @@
                 <w:szCs w:val="21"/>
                 <w:color w:val="000000"/>
               </w:rPr>
-              <w:t xml:space="preserve">2. How many treated units had no real lookalike, and what happened to them?</w:t>
+              <w:t xml:space="preserve">2. How many treated units had no close match, and what happened to those units?</w:t>
             </w:r>
             <w:r>
               <w:rPr>
@@ -5997,7 +6049,7 @@
                 <w:szCs w:val="21"/>
                 <w:color w:val="000000"/>
               </w:rPr>
-              <w:t xml:space="preserve">3. Do the covariates balance, and does the outcome's baseline balance?</w:t>
+              <w:t xml:space="preserve">3. Are the matched groups similar on their characteristics? Was the outcome itself similar before the programme?</w:t>
             </w:r>
             <w:r>
               <w:rPr>
@@ -6088,7 +6140,7 @@
                 <w:szCs w:val="21"/>
                 <w:color w:val="000000"/>
               </w:rPr>
-              <w:t xml:space="preserve">On my desk, I will ask these about:</w:t>
+              <w:t xml:space="preserve">Back at work, I will ask these questions about:</w:t>
             </w:r>
             <w:r>
               <w:rPr>
@@ -6123,7 +6175,6 @@
         <w:trPr>
           <w:trHeight w:val="3744" w:hRule="atLeast"/>
         </w:trPr>
-        body2
         <w:tc>
           <w:tcPr>
             <w:tcBorders>
@@ -6143,6 +6194,7 @@
           </w:tcPr>
           <w:p>
             <w:pPr>
+              <w:pStyle w:val="Normal"/>
               <w:jc w:val="left"/>
               <w:pBdr>
                 <w:bottom w:val="none" w:sz="0" w:space="0" w:color="000000"/>
@@ -6226,7 +6278,7 @@
                 <w:szCs w:val="21"/>
                 <w:color w:val="000000"/>
               </w:rPr>
-              <w:t xml:space="preserve">2. How many treated units had no real lookalike, and what happened to them?</w:t>
+              <w:t xml:space="preserve">2. How many treated units had no close match, and what happened to those units?</w:t>
             </w:r>
             <w:r>
               <w:rPr>
@@ -6252,7 +6304,7 @@
                 <w:szCs w:val="21"/>
                 <w:color w:val="000000"/>
               </w:rPr>
-              <w:t xml:space="preserve">3. Do the covariates balance, and does the outcome's baseline balance?</w:t>
+              <w:t xml:space="preserve">3. Are the matched groups similar on their characteristics? Was the outcome itself similar before the programme?</w:t>
             </w:r>
             <w:r>
               <w:rPr>
@@ -6343,7 +6395,7 @@
                 <w:szCs w:val="21"/>
                 <w:color w:val="000000"/>
               </w:rPr>
-              <w:t xml:space="preserve">On my desk, I will ask these about:</w:t>
+              <w:t xml:space="preserve">Back at work, I will ask these questions about:</w:t>
             </w:r>
             <w:r>
               <w:rPr>
@@ -6392,6 +6444,7 @@
           </w:tcPr>
           <w:p>
             <w:pPr>
+              <w:pStyle w:val="Normal"/>
               <w:jc w:val="left"/>
               <w:pBdr>
                 <w:bottom w:val="none" w:sz="0" w:space="0" w:color="000000"/>
@@ -6475,7 +6528,7 @@
                 <w:szCs w:val="21"/>
                 <w:color w:val="000000"/>
               </w:rPr>
-              <w:t xml:space="preserve">2. How many treated units had no real lookalike, and what happened to them?</w:t>
+              <w:t xml:space="preserve">2. How many treated units had no close match, and what happened to those units?</w:t>
             </w:r>
             <w:r>
               <w:rPr>
@@ -6501,7 +6554,7 @@
                 <w:szCs w:val="21"/>
                 <w:color w:val="000000"/>
               </w:rPr>
-              <w:t xml:space="preserve">3. Do the covariates balance, and does the outcome's baseline balance?</w:t>
+              <w:t xml:space="preserve">3. Are the matched groups similar on their characteristics? Was the outcome itself similar before the programme?</w:t>
             </w:r>
             <w:r>
               <w:rPr>
@@ -6592,7 +6645,7 @@
                 <w:szCs w:val="21"/>
                 <w:color w:val="000000"/>
               </w:rPr>
-              <w:t xml:space="preserve">On my desk, I will ask these about:</w:t>
+              <w:t xml:space="preserve">Back at work, I will ask these questions about:</w:t>
             </w:r>
             <w:r>
               <w:rPr>
@@ -6627,7 +6680,6 @@
         <w:trPr>
           <w:trHeight w:val="3744" w:hRule="atLeast"/>
         </w:trPr>
-        body3
         <w:tc>
           <w:tcPr>
             <w:tcBorders>
@@ -6647,6 +6699,7 @@
           </w:tcPr>
           <w:p>
             <w:pPr>
+              <w:pStyle w:val="Normal"/>
               <w:jc w:val="left"/>
               <w:pBdr>
                 <w:bottom w:val="none" w:sz="0" w:space="0" w:color="000000"/>
@@ -6730,7 +6783,7 @@
                 <w:szCs w:val="21"/>
                 <w:color w:val="000000"/>
               </w:rPr>
-              <w:t xml:space="preserve">2. How many treated units had no real lookalike, and what happened to them?</w:t>
+              <w:t xml:space="preserve">2. How many treated units had no close match, and what happened to those units?</w:t>
             </w:r>
             <w:r>
               <w:rPr>
@@ -6756,7 +6809,7 @@
                 <w:szCs w:val="21"/>
                 <w:color w:val="000000"/>
               </w:rPr>
-              <w:t xml:space="preserve">3. Do the covariates balance, and does the outcome's baseline balance?</w:t>
+              <w:t xml:space="preserve">3. Are the matched groups similar on their characteristics? Was the outcome itself similar before the programme?</w:t>
             </w:r>
             <w:r>
               <w:rPr>
@@ -6847,7 +6900,7 @@
                 <w:szCs w:val="21"/>
                 <w:color w:val="000000"/>
               </w:rPr>
-              <w:t xml:space="preserve">On my desk, I will ask these about:</w:t>
+              <w:t xml:space="preserve">Back at work, I will ask these questions about:</w:t>
             </w:r>
             <w:r>
               <w:rPr>
@@ -6896,6 +6949,7 @@
           </w:tcPr>
           <w:p>
             <w:pPr>
+              <w:pStyle w:val="Normal"/>
               <w:jc w:val="left"/>
               <w:pBdr>
                 <w:bottom w:val="none" w:sz="0" w:space="0" w:color="000000"/>
@@ -6979,7 +7033,7 @@
                 <w:szCs w:val="21"/>
                 <w:color w:val="000000"/>
               </w:rPr>
-              <w:t xml:space="preserve">2. How many treated units had no real lookalike, and what happened to them?</w:t>
+              <w:t xml:space="preserve">2. How many treated units had no close match, and what happened to those units?</w:t>
             </w:r>
             <w:r>
               <w:rPr>
@@ -7005,7 +7059,7 @@
                 <w:szCs w:val="21"/>
                 <w:color w:val="000000"/>
               </w:rPr>
-              <w:t xml:space="preserve">3. Do the covariates balance, and does the outcome's baseline balance?</w:t>
+              <w:t xml:space="preserve">3. Are the matched groups similar on their characteristics? Was the outcome itself similar before the programme?</w:t>
             </w:r>
             <w:r>
               <w:rPr>
@@ -7096,7 +7150,7 @@
                 <w:szCs w:val="21"/>
                 <w:color w:val="000000"/>
               </w:rPr>
-              <w:t xml:space="preserve">On my desk, I will ask these about:</w:t>
+              <w:t xml:space="preserve">Back at work, I will ask these questions about:</w:t>
             </w:r>
             <w:r>
               <w:rPr>

--- a/docs/handouts/Oct13_session3_handouts.docx
+++ b/docs/handouts/Oct13_session3_handouts.docx
@@ -21,7 +21,6 @@
           <w:i w:val="false"/>
           <w:b w:val="false"/>
           <w:u w:val="none"/>
-          <w:strike w:val="false"/>
           <w:sz w:val="18"/>
           <w:szCs w:val="18"/>
           <w:color w:val="545860"/>
@@ -48,7 +47,6 @@
           <w:i w:val="false"/>
           <w:b w:val="true"/>
           <w:u w:val="none"/>
-          <w:strike w:val="false"/>
           <w:sz w:val="36"/>
           <w:szCs w:val="36"/>
           <w:color w:val="063360"/>
@@ -75,12 +73,11 @@
           <w:i w:val="false"/>
           <w:b w:val="false"/>
           <w:u w:val="none"/>
-          <w:strike w:val="false"/>
           <w:sz w:val="22"/>
           <w:szCs w:val="22"/>
           <w:color w:val="000000"/>
         </w:rPr>
-        <w:t xml:space="preserve">Three businesses that enrolled in GreenWaste and four that did not. Pair each enrolled business with its closest twin, matching on who they are (manager age and size), not on their cost. Then take the average cost difference across the three pairs.</w:t>
+        <w:t xml:space="preserve">As a group: three businesses that enrolled in GreenWaste and four that did not. Pair each enrolled business with its closest twin, matching on who they are (manager age and size), not on their cost. Then take the average cost difference across the three pairs. Your group reports one answer: the three pairs, the average, and the business that is nobody's twin.</w:t>
       </w:r>
     </w:p>
     <w:p>
@@ -102,7 +99,6 @@
           <w:i w:val="false"/>
           <w:b w:val="true"/>
           <w:u w:val="none"/>
-          <w:strike w:val="false"/>
           <w:sz w:val="22"/>
           <w:szCs w:val="22"/>
           <w:color w:val="063360"/>
@@ -127,6 +123,7 @@
           <w:trHeight w:val="360" w:hRule="auto"/>
           <w:tblHeader/>
         </w:trPr>
+        header1
         <w:tc>
           <w:tcPr>
             <w:tcBorders>
@@ -156,24 +153,13 @@
               </w:pBdr>
               <w:spacing w:after="80" w:before="80" w:line="240"/>
               <w:ind w:left="80" w:right="80" w:firstLine="0" w:firstLineChars="0"/>
-              <w:rPr>
-                <w:rFonts w:ascii="Arial" w:hAnsi="Arial" w:eastAsia="Arial" w:cs="Arial"/>
+            </w:pPr>
+            <w:r>
+              <w:rPr>
+                <w:rFonts w:ascii="Arial" w:hAnsi="DejaVu Sans" w:eastAsia="DejaVu Sans" w:cs="DejaVu Sans"/>
                 <w:i w:val="false"/>
                 <w:b w:val="true"/>
                 <w:u w:val="none"/>
-                <w:strike w:val="false"/>
-                <w:sz w:val="21"/>
-                <w:szCs w:val="21"/>
-                <w:color w:val="063360"/>
-              </w:rPr>
-            </w:pPr>
-            <w:r>
-              <w:rPr>
-                <w:rFonts w:ascii="Arial" w:hAnsi="Arial" w:eastAsia="Arial" w:cs="Arial"/>
-                <w:i w:val="false"/>
-                <w:b w:val="true"/>
-                <w:u w:val="none"/>
-                <w:strike w:val="false"/>
                 <w:sz w:val="21"/>
                 <w:szCs w:val="21"/>
                 <w:color w:val="063360"/>
@@ -211,24 +197,13 @@
               </w:pBdr>
               <w:spacing w:after="80" w:before="80" w:line="240"/>
               <w:ind w:left="80" w:right="80" w:firstLine="0" w:firstLineChars="0"/>
-              <w:rPr>
-                <w:rFonts w:ascii="Arial" w:hAnsi="Arial" w:eastAsia="Arial" w:cs="Arial"/>
+            </w:pPr>
+            <w:r>
+              <w:rPr>
+                <w:rFonts w:ascii="Arial" w:hAnsi="DejaVu Sans" w:eastAsia="DejaVu Sans" w:cs="DejaVu Sans"/>
                 <w:i w:val="false"/>
                 <w:b w:val="true"/>
                 <w:u w:val="none"/>
-                <w:strike w:val="false"/>
-                <w:sz w:val="21"/>
-                <w:szCs w:val="21"/>
-                <w:color w:val="063360"/>
-              </w:rPr>
-            </w:pPr>
-            <w:r>
-              <w:rPr>
-                <w:rFonts w:ascii="Arial" w:hAnsi="Arial" w:eastAsia="Arial" w:cs="Arial"/>
-                <w:i w:val="false"/>
-                <w:b w:val="true"/>
-                <w:u w:val="none"/>
-                <w:strike w:val="false"/>
                 <w:sz w:val="21"/>
                 <w:szCs w:val="21"/>
                 <w:color w:val="063360"/>
@@ -266,24 +241,13 @@
               </w:pBdr>
               <w:spacing w:after="80" w:before="80" w:line="240"/>
               <w:ind w:left="80" w:right="80" w:firstLine="0" w:firstLineChars="0"/>
-              <w:rPr>
-                <w:rFonts w:ascii="Arial" w:hAnsi="Arial" w:eastAsia="Arial" w:cs="Arial"/>
+            </w:pPr>
+            <w:r>
+              <w:rPr>
+                <w:rFonts w:ascii="Arial" w:hAnsi="DejaVu Sans" w:eastAsia="DejaVu Sans" w:cs="DejaVu Sans"/>
                 <w:i w:val="false"/>
                 <w:b w:val="true"/>
                 <w:u w:val="none"/>
-                <w:strike w:val="false"/>
-                <w:sz w:val="21"/>
-                <w:szCs w:val="21"/>
-                <w:color w:val="063360"/>
-              </w:rPr>
-            </w:pPr>
-            <w:r>
-              <w:rPr>
-                <w:rFonts w:ascii="Arial" w:hAnsi="Arial" w:eastAsia="Arial" w:cs="Arial"/>
-                <w:i w:val="false"/>
-                <w:b w:val="true"/>
-                <w:u w:val="none"/>
-                <w:strike w:val="false"/>
                 <w:sz w:val="21"/>
                 <w:szCs w:val="21"/>
                 <w:color w:val="063360"/>
@@ -321,24 +285,13 @@
               </w:pBdr>
               <w:spacing w:after="80" w:before="80" w:line="240"/>
               <w:ind w:left="80" w:right="80" w:firstLine="0" w:firstLineChars="0"/>
-              <w:rPr>
-                <w:rFonts w:ascii="Arial" w:hAnsi="Arial" w:eastAsia="Arial" w:cs="Arial"/>
+            </w:pPr>
+            <w:r>
+              <w:rPr>
+                <w:rFonts w:ascii="Arial" w:hAnsi="DejaVu Sans" w:eastAsia="DejaVu Sans" w:cs="DejaVu Sans"/>
                 <w:i w:val="false"/>
                 <w:b w:val="true"/>
                 <w:u w:val="none"/>
-                <w:strike w:val="false"/>
-                <w:sz w:val="21"/>
-                <w:szCs w:val="21"/>
-                <w:color w:val="063360"/>
-              </w:rPr>
-            </w:pPr>
-            <w:r>
-              <w:rPr>
-                <w:rFonts w:ascii="Arial" w:hAnsi="Arial" w:eastAsia="Arial" w:cs="Arial"/>
-                <w:i w:val="false"/>
-                <w:b w:val="true"/>
-                <w:u w:val="none"/>
-                <w:strike w:val="false"/>
                 <w:sz w:val="21"/>
                 <w:szCs w:val="21"/>
                 <w:color w:val="063360"/>
@@ -352,6 +305,7 @@
         <w:trPr>
           <w:trHeight w:val="360" w:hRule="auto"/>
         </w:trPr>
+        body1
         <w:tc>
           <w:tcPr>
             <w:tcBorders>
@@ -381,24 +335,13 @@
               </w:pBdr>
               <w:spacing w:after="80" w:before="80" w:line="240"/>
               <w:ind w:left="80" w:right="80" w:firstLine="0" w:firstLineChars="0"/>
-              <w:rPr>
-                <w:rFonts w:ascii="Arial" w:hAnsi="Arial" w:eastAsia="Arial" w:cs="Arial"/>
-                <w:i w:val="false"/>
-                <w:b w:val="false"/>
-                <w:u w:val="none"/>
-                <w:strike w:val="false"/>
-                <w:sz w:val="21"/>
-                <w:szCs w:val="21"/>
-                <w:color w:val="000000"/>
-              </w:rPr>
-            </w:pPr>
-            <w:r>
-              <w:rPr>
-                <w:rFonts w:ascii="Arial" w:hAnsi="Arial" w:eastAsia="Arial" w:cs="Arial"/>
-                <w:i w:val="false"/>
-                <w:b w:val="false"/>
-                <w:u w:val="none"/>
-                <w:strike w:val="false"/>
+            </w:pPr>
+            <w:r>
+              <w:rPr>
+                <w:rFonts w:ascii="Arial" w:hAnsi="DejaVu Sans" w:eastAsia="DejaVu Sans" w:cs="DejaVu Sans"/>
+                <w:i w:val="false"/>
+                <w:b w:val="false"/>
+                <w:u w:val="none"/>
                 <w:sz w:val="21"/>
                 <w:szCs w:val="21"/>
                 <w:color w:val="000000"/>
@@ -436,24 +379,13 @@
               </w:pBdr>
               <w:spacing w:after="80" w:before="80" w:line="240"/>
               <w:ind w:left="80" w:right="80" w:firstLine="0" w:firstLineChars="0"/>
-              <w:rPr>
-                <w:rFonts w:ascii="Arial" w:hAnsi="Arial" w:eastAsia="Arial" w:cs="Arial"/>
-                <w:i w:val="false"/>
-                <w:b w:val="false"/>
-                <w:u w:val="none"/>
-                <w:strike w:val="false"/>
-                <w:sz w:val="21"/>
-                <w:szCs w:val="21"/>
-                <w:color w:val="000000"/>
-              </w:rPr>
-            </w:pPr>
-            <w:r>
-              <w:rPr>
-                <w:rFonts w:ascii="Arial" w:hAnsi="Arial" w:eastAsia="Arial" w:cs="Arial"/>
-                <w:i w:val="false"/>
-                <w:b w:val="false"/>
-                <w:u w:val="none"/>
-                <w:strike w:val="false"/>
+            </w:pPr>
+            <w:r>
+              <w:rPr>
+                <w:rFonts w:ascii="Arial" w:hAnsi="DejaVu Sans" w:eastAsia="DejaVu Sans" w:cs="DejaVu Sans"/>
+                <w:i w:val="false"/>
+                <w:b w:val="false"/>
+                <w:u w:val="none"/>
                 <w:sz w:val="21"/>
                 <w:szCs w:val="21"/>
                 <w:color w:val="000000"/>
@@ -491,24 +423,13 @@
               </w:pBdr>
               <w:spacing w:after="80" w:before="80" w:line="240"/>
               <w:ind w:left="80" w:right="80" w:firstLine="0" w:firstLineChars="0"/>
-              <w:rPr>
-                <w:rFonts w:ascii="Arial" w:hAnsi="Arial" w:eastAsia="Arial" w:cs="Arial"/>
-                <w:i w:val="false"/>
-                <w:b w:val="false"/>
-                <w:u w:val="none"/>
-                <w:strike w:val="false"/>
-                <w:sz w:val="21"/>
-                <w:szCs w:val="21"/>
-                <w:color w:val="000000"/>
-              </w:rPr>
-            </w:pPr>
-            <w:r>
-              <w:rPr>
-                <w:rFonts w:ascii="Arial" w:hAnsi="Arial" w:eastAsia="Arial" w:cs="Arial"/>
-                <w:i w:val="false"/>
-                <w:b w:val="false"/>
-                <w:u w:val="none"/>
-                <w:strike w:val="false"/>
+            </w:pPr>
+            <w:r>
+              <w:rPr>
+                <w:rFonts w:ascii="Arial" w:hAnsi="DejaVu Sans" w:eastAsia="DejaVu Sans" w:cs="DejaVu Sans"/>
+                <w:i w:val="false"/>
+                <w:b w:val="false"/>
+                <w:u w:val="none"/>
                 <w:sz w:val="21"/>
                 <w:szCs w:val="21"/>
                 <w:color w:val="000000"/>
@@ -546,24 +467,13 @@
               </w:pBdr>
               <w:spacing w:after="80" w:before="80" w:line="240"/>
               <w:ind w:left="80" w:right="80" w:firstLine="0" w:firstLineChars="0"/>
-              <w:rPr>
-                <w:rFonts w:ascii="Arial" w:hAnsi="Arial" w:eastAsia="Arial" w:cs="Arial"/>
-                <w:i w:val="false"/>
-                <w:b w:val="false"/>
-                <w:u w:val="none"/>
-                <w:strike w:val="false"/>
-                <w:sz w:val="21"/>
-                <w:szCs w:val="21"/>
-                <w:color w:val="000000"/>
-              </w:rPr>
-            </w:pPr>
-            <w:r>
-              <w:rPr>
-                <w:rFonts w:ascii="Arial" w:hAnsi="Arial" w:eastAsia="Arial" w:cs="Arial"/>
-                <w:i w:val="false"/>
-                <w:b w:val="false"/>
-                <w:u w:val="none"/>
-                <w:strike w:val="false"/>
+            </w:pPr>
+            <w:r>
+              <w:rPr>
+                <w:rFonts w:ascii="Arial" w:hAnsi="DejaVu Sans" w:eastAsia="DejaVu Sans" w:cs="DejaVu Sans"/>
+                <w:i w:val="false"/>
+                <w:b w:val="false"/>
+                <w:u w:val="none"/>
                 <w:sz w:val="21"/>
                 <w:szCs w:val="21"/>
                 <w:color w:val="000000"/>
@@ -577,6 +487,7 @@
         <w:trPr>
           <w:trHeight w:val="360" w:hRule="auto"/>
         </w:trPr>
+        body2
         <w:tc>
           <w:tcPr>
             <w:tcBorders>
@@ -606,24 +517,13 @@
               </w:pBdr>
               <w:spacing w:after="80" w:before="80" w:line="240"/>
               <w:ind w:left="80" w:right="80" w:firstLine="0" w:firstLineChars="0"/>
-              <w:rPr>
-                <w:rFonts w:ascii="Arial" w:hAnsi="Arial" w:eastAsia="Arial" w:cs="Arial"/>
-                <w:i w:val="false"/>
-                <w:b w:val="false"/>
-                <w:u w:val="none"/>
-                <w:strike w:val="false"/>
-                <w:sz w:val="21"/>
-                <w:szCs w:val="21"/>
-                <w:color w:val="000000"/>
-              </w:rPr>
-            </w:pPr>
-            <w:r>
-              <w:rPr>
-                <w:rFonts w:ascii="Arial" w:hAnsi="Arial" w:eastAsia="Arial" w:cs="Arial"/>
-                <w:i w:val="false"/>
-                <w:b w:val="false"/>
-                <w:u w:val="none"/>
-                <w:strike w:val="false"/>
+            </w:pPr>
+            <w:r>
+              <w:rPr>
+                <w:rFonts w:ascii="Arial" w:hAnsi="DejaVu Sans" w:eastAsia="DejaVu Sans" w:cs="DejaVu Sans"/>
+                <w:i w:val="false"/>
+                <w:b w:val="false"/>
+                <w:u w:val="none"/>
                 <w:sz w:val="21"/>
                 <w:szCs w:val="21"/>
                 <w:color w:val="000000"/>
@@ -661,24 +561,13 @@
               </w:pBdr>
               <w:spacing w:after="80" w:before="80" w:line="240"/>
               <w:ind w:left="80" w:right="80" w:firstLine="0" w:firstLineChars="0"/>
-              <w:rPr>
-                <w:rFonts w:ascii="Arial" w:hAnsi="Arial" w:eastAsia="Arial" w:cs="Arial"/>
-                <w:i w:val="false"/>
-                <w:b w:val="false"/>
-                <w:u w:val="none"/>
-                <w:strike w:val="false"/>
-                <w:sz w:val="21"/>
-                <w:szCs w:val="21"/>
-                <w:color w:val="000000"/>
-              </w:rPr>
-            </w:pPr>
-            <w:r>
-              <w:rPr>
-                <w:rFonts w:ascii="Arial" w:hAnsi="Arial" w:eastAsia="Arial" w:cs="Arial"/>
-                <w:i w:val="false"/>
-                <w:b w:val="false"/>
-                <w:u w:val="none"/>
-                <w:strike w:val="false"/>
+            </w:pPr>
+            <w:r>
+              <w:rPr>
+                <w:rFonts w:ascii="Arial" w:hAnsi="DejaVu Sans" w:eastAsia="DejaVu Sans" w:cs="DejaVu Sans"/>
+                <w:i w:val="false"/>
+                <w:b w:val="false"/>
+                <w:u w:val="none"/>
                 <w:sz w:val="21"/>
                 <w:szCs w:val="21"/>
                 <w:color w:val="000000"/>
@@ -716,24 +605,13 @@
               </w:pBdr>
               <w:spacing w:after="80" w:before="80" w:line="240"/>
               <w:ind w:left="80" w:right="80" w:firstLine="0" w:firstLineChars="0"/>
-              <w:rPr>
-                <w:rFonts w:ascii="Arial" w:hAnsi="Arial" w:eastAsia="Arial" w:cs="Arial"/>
-                <w:i w:val="false"/>
-                <w:b w:val="false"/>
-                <w:u w:val="none"/>
-                <w:strike w:val="false"/>
-                <w:sz w:val="21"/>
-                <w:szCs w:val="21"/>
-                <w:color w:val="000000"/>
-              </w:rPr>
-            </w:pPr>
-            <w:r>
-              <w:rPr>
-                <w:rFonts w:ascii="Arial" w:hAnsi="Arial" w:eastAsia="Arial" w:cs="Arial"/>
-                <w:i w:val="false"/>
-                <w:b w:val="false"/>
-                <w:u w:val="none"/>
-                <w:strike w:val="false"/>
+            </w:pPr>
+            <w:r>
+              <w:rPr>
+                <w:rFonts w:ascii="Arial" w:hAnsi="DejaVu Sans" w:eastAsia="DejaVu Sans" w:cs="DejaVu Sans"/>
+                <w:i w:val="false"/>
+                <w:b w:val="false"/>
+                <w:u w:val="none"/>
                 <w:sz w:val="21"/>
                 <w:szCs w:val="21"/>
                 <w:color w:val="000000"/>
@@ -771,24 +649,13 @@
               </w:pBdr>
               <w:spacing w:after="80" w:before="80" w:line="240"/>
               <w:ind w:left="80" w:right="80" w:firstLine="0" w:firstLineChars="0"/>
-              <w:rPr>
-                <w:rFonts w:ascii="Arial" w:hAnsi="Arial" w:eastAsia="Arial" w:cs="Arial"/>
-                <w:i w:val="false"/>
-                <w:b w:val="false"/>
-                <w:u w:val="none"/>
-                <w:strike w:val="false"/>
-                <w:sz w:val="21"/>
-                <w:szCs w:val="21"/>
-                <w:color w:val="000000"/>
-              </w:rPr>
-            </w:pPr>
-            <w:r>
-              <w:rPr>
-                <w:rFonts w:ascii="Arial" w:hAnsi="Arial" w:eastAsia="Arial" w:cs="Arial"/>
-                <w:i w:val="false"/>
-                <w:b w:val="false"/>
-                <w:u w:val="none"/>
-                <w:strike w:val="false"/>
+            </w:pPr>
+            <w:r>
+              <w:rPr>
+                <w:rFonts w:ascii="Arial" w:hAnsi="DejaVu Sans" w:eastAsia="DejaVu Sans" w:cs="DejaVu Sans"/>
+                <w:i w:val="false"/>
+                <w:b w:val="false"/>
+                <w:u w:val="none"/>
                 <w:sz w:val="21"/>
                 <w:szCs w:val="21"/>
                 <w:color w:val="000000"/>
@@ -802,6 +669,7 @@
         <w:trPr>
           <w:trHeight w:val="360" w:hRule="auto"/>
         </w:trPr>
+        body3
         <w:tc>
           <w:tcPr>
             <w:tcBorders>
@@ -831,24 +699,13 @@
               </w:pBdr>
               <w:spacing w:after="80" w:before="80" w:line="240"/>
               <w:ind w:left="80" w:right="80" w:firstLine="0" w:firstLineChars="0"/>
-              <w:rPr>
-                <w:rFonts w:ascii="Arial" w:hAnsi="Arial" w:eastAsia="Arial" w:cs="Arial"/>
-                <w:i w:val="false"/>
-                <w:b w:val="false"/>
-                <w:u w:val="none"/>
-                <w:strike w:val="false"/>
-                <w:sz w:val="21"/>
-                <w:szCs w:val="21"/>
-                <w:color w:val="000000"/>
-              </w:rPr>
-            </w:pPr>
-            <w:r>
-              <w:rPr>
-                <w:rFonts w:ascii="Arial" w:hAnsi="Arial" w:eastAsia="Arial" w:cs="Arial"/>
-                <w:i w:val="false"/>
-                <w:b w:val="false"/>
-                <w:u w:val="none"/>
-                <w:strike w:val="false"/>
+            </w:pPr>
+            <w:r>
+              <w:rPr>
+                <w:rFonts w:ascii="Arial" w:hAnsi="DejaVu Sans" w:eastAsia="DejaVu Sans" w:cs="DejaVu Sans"/>
+                <w:i w:val="false"/>
+                <w:b w:val="false"/>
+                <w:u w:val="none"/>
                 <w:sz w:val="21"/>
                 <w:szCs w:val="21"/>
                 <w:color w:val="000000"/>
@@ -886,24 +743,13 @@
               </w:pBdr>
               <w:spacing w:after="80" w:before="80" w:line="240"/>
               <w:ind w:left="80" w:right="80" w:firstLine="0" w:firstLineChars="0"/>
-              <w:rPr>
-                <w:rFonts w:ascii="Arial" w:hAnsi="Arial" w:eastAsia="Arial" w:cs="Arial"/>
-                <w:i w:val="false"/>
-                <w:b w:val="false"/>
-                <w:u w:val="none"/>
-                <w:strike w:val="false"/>
-                <w:sz w:val="21"/>
-                <w:szCs w:val="21"/>
-                <w:color w:val="000000"/>
-              </w:rPr>
-            </w:pPr>
-            <w:r>
-              <w:rPr>
-                <w:rFonts w:ascii="Arial" w:hAnsi="Arial" w:eastAsia="Arial" w:cs="Arial"/>
-                <w:i w:val="false"/>
-                <w:b w:val="false"/>
-                <w:u w:val="none"/>
-                <w:strike w:val="false"/>
+            </w:pPr>
+            <w:r>
+              <w:rPr>
+                <w:rFonts w:ascii="Arial" w:hAnsi="DejaVu Sans" w:eastAsia="DejaVu Sans" w:cs="DejaVu Sans"/>
+                <w:i w:val="false"/>
+                <w:b w:val="false"/>
+                <w:u w:val="none"/>
                 <w:sz w:val="21"/>
                 <w:szCs w:val="21"/>
                 <w:color w:val="000000"/>
@@ -941,24 +787,13 @@
               </w:pBdr>
               <w:spacing w:after="80" w:before="80" w:line="240"/>
               <w:ind w:left="80" w:right="80" w:firstLine="0" w:firstLineChars="0"/>
-              <w:rPr>
-                <w:rFonts w:ascii="Arial" w:hAnsi="Arial" w:eastAsia="Arial" w:cs="Arial"/>
-                <w:i w:val="false"/>
-                <w:b w:val="false"/>
-                <w:u w:val="none"/>
-                <w:strike w:val="false"/>
-                <w:sz w:val="21"/>
-                <w:szCs w:val="21"/>
-                <w:color w:val="000000"/>
-              </w:rPr>
-            </w:pPr>
-            <w:r>
-              <w:rPr>
-                <w:rFonts w:ascii="Arial" w:hAnsi="Arial" w:eastAsia="Arial" w:cs="Arial"/>
-                <w:i w:val="false"/>
-                <w:b w:val="false"/>
-                <w:u w:val="none"/>
-                <w:strike w:val="false"/>
+            </w:pPr>
+            <w:r>
+              <w:rPr>
+                <w:rFonts w:ascii="Arial" w:hAnsi="DejaVu Sans" w:eastAsia="DejaVu Sans" w:cs="DejaVu Sans"/>
+                <w:i w:val="false"/>
+                <w:b w:val="false"/>
+                <w:u w:val="none"/>
                 <w:sz w:val="21"/>
                 <w:szCs w:val="21"/>
                 <w:color w:val="000000"/>
@@ -996,24 +831,13 @@
               </w:pBdr>
               <w:spacing w:after="80" w:before="80" w:line="240"/>
               <w:ind w:left="80" w:right="80" w:firstLine="0" w:firstLineChars="0"/>
-              <w:rPr>
-                <w:rFonts w:ascii="Arial" w:hAnsi="Arial" w:eastAsia="Arial" w:cs="Arial"/>
-                <w:i w:val="false"/>
-                <w:b w:val="false"/>
-                <w:u w:val="none"/>
-                <w:strike w:val="false"/>
-                <w:sz w:val="21"/>
-                <w:szCs w:val="21"/>
-                <w:color w:val="000000"/>
-              </w:rPr>
-            </w:pPr>
-            <w:r>
-              <w:rPr>
-                <w:rFonts w:ascii="Arial" w:hAnsi="Arial" w:eastAsia="Arial" w:cs="Arial"/>
-                <w:i w:val="false"/>
-                <w:b w:val="false"/>
-                <w:u w:val="none"/>
-                <w:strike w:val="false"/>
+            </w:pPr>
+            <w:r>
+              <w:rPr>
+                <w:rFonts w:ascii="Arial" w:hAnsi="DejaVu Sans" w:eastAsia="DejaVu Sans" w:cs="DejaVu Sans"/>
+                <w:i w:val="false"/>
+                <w:b w:val="false"/>
+                <w:u w:val="none"/>
                 <w:sz w:val="21"/>
                 <w:szCs w:val="21"/>
                 <w:color w:val="000000"/>
@@ -1043,7 +867,6 @@
           <w:i w:val="false"/>
           <w:b w:val="true"/>
           <w:u w:val="none"/>
-          <w:strike w:val="false"/>
           <w:sz w:val="22"/>
           <w:szCs w:val="22"/>
           <w:color w:val="063360"/>
@@ -1068,6 +891,7 @@
           <w:trHeight w:val="360" w:hRule="auto"/>
           <w:tblHeader/>
         </w:trPr>
+        header1
         <w:tc>
           <w:tcPr>
             <w:tcBorders>
@@ -1097,24 +921,13 @@
               </w:pBdr>
               <w:spacing w:after="80" w:before="80" w:line="240"/>
               <w:ind w:left="80" w:right="80" w:firstLine="0" w:firstLineChars="0"/>
-              <w:rPr>
-                <w:rFonts w:ascii="Arial" w:hAnsi="Arial" w:eastAsia="Arial" w:cs="Arial"/>
+            </w:pPr>
+            <w:r>
+              <w:rPr>
+                <w:rFonts w:ascii="Arial" w:hAnsi="DejaVu Sans" w:eastAsia="DejaVu Sans" w:cs="DejaVu Sans"/>
                 <w:i w:val="false"/>
                 <w:b w:val="true"/>
                 <w:u w:val="none"/>
-                <w:strike w:val="false"/>
-                <w:sz w:val="21"/>
-                <w:szCs w:val="21"/>
-                <w:color w:val="063360"/>
-              </w:rPr>
-            </w:pPr>
-            <w:r>
-              <w:rPr>
-                <w:rFonts w:ascii="Arial" w:hAnsi="Arial" w:eastAsia="Arial" w:cs="Arial"/>
-                <w:i w:val="false"/>
-                <w:b w:val="true"/>
-                <w:u w:val="none"/>
-                <w:strike w:val="false"/>
                 <w:sz w:val="21"/>
                 <w:szCs w:val="21"/>
                 <w:color w:val="063360"/>
@@ -1152,24 +965,13 @@
               </w:pBdr>
               <w:spacing w:after="80" w:before="80" w:line="240"/>
               <w:ind w:left="80" w:right="80" w:firstLine="0" w:firstLineChars="0"/>
-              <w:rPr>
-                <w:rFonts w:ascii="Arial" w:hAnsi="Arial" w:eastAsia="Arial" w:cs="Arial"/>
+            </w:pPr>
+            <w:r>
+              <w:rPr>
+                <w:rFonts w:ascii="Arial" w:hAnsi="DejaVu Sans" w:eastAsia="DejaVu Sans" w:cs="DejaVu Sans"/>
                 <w:i w:val="false"/>
                 <w:b w:val="true"/>
                 <w:u w:val="none"/>
-                <w:strike w:val="false"/>
-                <w:sz w:val="21"/>
-                <w:szCs w:val="21"/>
-                <w:color w:val="063360"/>
-              </w:rPr>
-            </w:pPr>
-            <w:r>
-              <w:rPr>
-                <w:rFonts w:ascii="Arial" w:hAnsi="Arial" w:eastAsia="Arial" w:cs="Arial"/>
-                <w:i w:val="false"/>
-                <w:b w:val="true"/>
-                <w:u w:val="none"/>
-                <w:strike w:val="false"/>
                 <w:sz w:val="21"/>
                 <w:szCs w:val="21"/>
                 <w:color w:val="063360"/>
@@ -1207,24 +1009,13 @@
               </w:pBdr>
               <w:spacing w:after="80" w:before="80" w:line="240"/>
               <w:ind w:left="80" w:right="80" w:firstLine="0" w:firstLineChars="0"/>
-              <w:rPr>
-                <w:rFonts w:ascii="Arial" w:hAnsi="Arial" w:eastAsia="Arial" w:cs="Arial"/>
+            </w:pPr>
+            <w:r>
+              <w:rPr>
+                <w:rFonts w:ascii="Arial" w:hAnsi="DejaVu Sans" w:eastAsia="DejaVu Sans" w:cs="DejaVu Sans"/>
                 <w:i w:val="false"/>
                 <w:b w:val="true"/>
                 <w:u w:val="none"/>
-                <w:strike w:val="false"/>
-                <w:sz w:val="21"/>
-                <w:szCs w:val="21"/>
-                <w:color w:val="063360"/>
-              </w:rPr>
-            </w:pPr>
-            <w:r>
-              <w:rPr>
-                <w:rFonts w:ascii="Arial" w:hAnsi="Arial" w:eastAsia="Arial" w:cs="Arial"/>
-                <w:i w:val="false"/>
-                <w:b w:val="true"/>
-                <w:u w:val="none"/>
-                <w:strike w:val="false"/>
                 <w:sz w:val="21"/>
                 <w:szCs w:val="21"/>
                 <w:color w:val="063360"/>
@@ -1262,24 +1053,13 @@
               </w:pBdr>
               <w:spacing w:after="80" w:before="80" w:line="240"/>
               <w:ind w:left="80" w:right="80" w:firstLine="0" w:firstLineChars="0"/>
-              <w:rPr>
-                <w:rFonts w:ascii="Arial" w:hAnsi="Arial" w:eastAsia="Arial" w:cs="Arial"/>
+            </w:pPr>
+            <w:r>
+              <w:rPr>
+                <w:rFonts w:ascii="Arial" w:hAnsi="DejaVu Sans" w:eastAsia="DejaVu Sans" w:cs="DejaVu Sans"/>
                 <w:i w:val="false"/>
                 <w:b w:val="true"/>
                 <w:u w:val="none"/>
-                <w:strike w:val="false"/>
-                <w:sz w:val="21"/>
-                <w:szCs w:val="21"/>
-                <w:color w:val="063360"/>
-              </w:rPr>
-            </w:pPr>
-            <w:r>
-              <w:rPr>
-                <w:rFonts w:ascii="Arial" w:hAnsi="Arial" w:eastAsia="Arial" w:cs="Arial"/>
-                <w:i w:val="false"/>
-                <w:b w:val="true"/>
-                <w:u w:val="none"/>
-                <w:strike w:val="false"/>
                 <w:sz w:val="21"/>
                 <w:szCs w:val="21"/>
                 <w:color w:val="063360"/>
@@ -1293,6 +1073,7 @@
         <w:trPr>
           <w:trHeight w:val="360" w:hRule="auto"/>
         </w:trPr>
+        body1
         <w:tc>
           <w:tcPr>
             <w:tcBorders>
@@ -1322,24 +1103,13 @@
               </w:pBdr>
               <w:spacing w:after="80" w:before="80" w:line="240"/>
               <w:ind w:left="80" w:right="80" w:firstLine="0" w:firstLineChars="0"/>
-              <w:rPr>
-                <w:rFonts w:ascii="Arial" w:hAnsi="Arial" w:eastAsia="Arial" w:cs="Arial"/>
-                <w:i w:val="false"/>
-                <w:b w:val="false"/>
-                <w:u w:val="none"/>
-                <w:strike w:val="false"/>
-                <w:sz w:val="21"/>
-                <w:szCs w:val="21"/>
-                <w:color w:val="000000"/>
-              </w:rPr>
-            </w:pPr>
-            <w:r>
-              <w:rPr>
-                <w:rFonts w:ascii="Arial" w:hAnsi="Arial" w:eastAsia="Arial" w:cs="Arial"/>
-                <w:i w:val="false"/>
-                <w:b w:val="false"/>
-                <w:u w:val="none"/>
-                <w:strike w:val="false"/>
+            </w:pPr>
+            <w:r>
+              <w:rPr>
+                <w:rFonts w:ascii="Arial" w:hAnsi="DejaVu Sans" w:eastAsia="DejaVu Sans" w:cs="DejaVu Sans"/>
+                <w:i w:val="false"/>
+                <w:b w:val="false"/>
+                <w:u w:val="none"/>
                 <w:sz w:val="21"/>
                 <w:szCs w:val="21"/>
                 <w:color w:val="000000"/>
@@ -1377,24 +1147,13 @@
               </w:pBdr>
               <w:spacing w:after="80" w:before="80" w:line="240"/>
               <w:ind w:left="80" w:right="80" w:firstLine="0" w:firstLineChars="0"/>
-              <w:rPr>
-                <w:rFonts w:ascii="Arial" w:hAnsi="Arial" w:eastAsia="Arial" w:cs="Arial"/>
-                <w:i w:val="false"/>
-                <w:b w:val="false"/>
-                <w:u w:val="none"/>
-                <w:strike w:val="false"/>
-                <w:sz w:val="21"/>
-                <w:szCs w:val="21"/>
-                <w:color w:val="000000"/>
-              </w:rPr>
-            </w:pPr>
-            <w:r>
-              <w:rPr>
-                <w:rFonts w:ascii="Arial" w:hAnsi="Arial" w:eastAsia="Arial" w:cs="Arial"/>
-                <w:i w:val="false"/>
-                <w:b w:val="false"/>
-                <w:u w:val="none"/>
-                <w:strike w:val="false"/>
+            </w:pPr>
+            <w:r>
+              <w:rPr>
+                <w:rFonts w:ascii="Arial" w:hAnsi="DejaVu Sans" w:eastAsia="DejaVu Sans" w:cs="DejaVu Sans"/>
+                <w:i w:val="false"/>
+                <w:b w:val="false"/>
+                <w:u w:val="none"/>
                 <w:sz w:val="21"/>
                 <w:szCs w:val="21"/>
                 <w:color w:val="000000"/>
@@ -1432,24 +1191,13 @@
               </w:pBdr>
               <w:spacing w:after="80" w:before="80" w:line="240"/>
               <w:ind w:left="80" w:right="80" w:firstLine="0" w:firstLineChars="0"/>
-              <w:rPr>
-                <w:rFonts w:ascii="Arial" w:hAnsi="Arial" w:eastAsia="Arial" w:cs="Arial"/>
-                <w:i w:val="false"/>
-                <w:b w:val="false"/>
-                <w:u w:val="none"/>
-                <w:strike w:val="false"/>
-                <w:sz w:val="21"/>
-                <w:szCs w:val="21"/>
-                <w:color w:val="000000"/>
-              </w:rPr>
-            </w:pPr>
-            <w:r>
-              <w:rPr>
-                <w:rFonts w:ascii="Arial" w:hAnsi="Arial" w:eastAsia="Arial" w:cs="Arial"/>
-                <w:i w:val="false"/>
-                <w:b w:val="false"/>
-                <w:u w:val="none"/>
-                <w:strike w:val="false"/>
+            </w:pPr>
+            <w:r>
+              <w:rPr>
+                <w:rFonts w:ascii="Arial" w:hAnsi="DejaVu Sans" w:eastAsia="DejaVu Sans" w:cs="DejaVu Sans"/>
+                <w:i w:val="false"/>
+                <w:b w:val="false"/>
+                <w:u w:val="none"/>
                 <w:sz w:val="21"/>
                 <w:szCs w:val="21"/>
                 <w:color w:val="000000"/>
@@ -1487,24 +1235,13 @@
               </w:pBdr>
               <w:spacing w:after="80" w:before="80" w:line="240"/>
               <w:ind w:left="80" w:right="80" w:firstLine="0" w:firstLineChars="0"/>
-              <w:rPr>
-                <w:rFonts w:ascii="Arial" w:hAnsi="Arial" w:eastAsia="Arial" w:cs="Arial"/>
-                <w:i w:val="false"/>
-                <w:b w:val="false"/>
-                <w:u w:val="none"/>
-                <w:strike w:val="false"/>
-                <w:sz w:val="21"/>
-                <w:szCs w:val="21"/>
-                <w:color w:val="000000"/>
-              </w:rPr>
-            </w:pPr>
-            <w:r>
-              <w:rPr>
-                <w:rFonts w:ascii="Arial" w:hAnsi="Arial" w:eastAsia="Arial" w:cs="Arial"/>
-                <w:i w:val="false"/>
-                <w:b w:val="false"/>
-                <w:u w:val="none"/>
-                <w:strike w:val="false"/>
+            </w:pPr>
+            <w:r>
+              <w:rPr>
+                <w:rFonts w:ascii="Arial" w:hAnsi="DejaVu Sans" w:eastAsia="DejaVu Sans" w:cs="DejaVu Sans"/>
+                <w:i w:val="false"/>
+                <w:b w:val="false"/>
+                <w:u w:val="none"/>
                 <w:sz w:val="21"/>
                 <w:szCs w:val="21"/>
                 <w:color w:val="000000"/>
@@ -1518,6 +1255,7 @@
         <w:trPr>
           <w:trHeight w:val="360" w:hRule="auto"/>
         </w:trPr>
+        body2
         <w:tc>
           <w:tcPr>
             <w:tcBorders>
@@ -1547,24 +1285,13 @@
               </w:pBdr>
               <w:spacing w:after="80" w:before="80" w:line="240"/>
               <w:ind w:left="80" w:right="80" w:firstLine="0" w:firstLineChars="0"/>
-              <w:rPr>
-                <w:rFonts w:ascii="Arial" w:hAnsi="Arial" w:eastAsia="Arial" w:cs="Arial"/>
-                <w:i w:val="false"/>
-                <w:b w:val="false"/>
-                <w:u w:val="none"/>
-                <w:strike w:val="false"/>
-                <w:sz w:val="21"/>
-                <w:szCs w:val="21"/>
-                <w:color w:val="000000"/>
-              </w:rPr>
-            </w:pPr>
-            <w:r>
-              <w:rPr>
-                <w:rFonts w:ascii="Arial" w:hAnsi="Arial" w:eastAsia="Arial" w:cs="Arial"/>
-                <w:i w:val="false"/>
-                <w:b w:val="false"/>
-                <w:u w:val="none"/>
-                <w:strike w:val="false"/>
+            </w:pPr>
+            <w:r>
+              <w:rPr>
+                <w:rFonts w:ascii="Arial" w:hAnsi="DejaVu Sans" w:eastAsia="DejaVu Sans" w:cs="DejaVu Sans"/>
+                <w:i w:val="false"/>
+                <w:b w:val="false"/>
+                <w:u w:val="none"/>
                 <w:sz w:val="21"/>
                 <w:szCs w:val="21"/>
                 <w:color w:val="000000"/>
@@ -1602,24 +1329,13 @@
               </w:pBdr>
               <w:spacing w:after="80" w:before="80" w:line="240"/>
               <w:ind w:left="80" w:right="80" w:firstLine="0" w:firstLineChars="0"/>
-              <w:rPr>
-                <w:rFonts w:ascii="Arial" w:hAnsi="Arial" w:eastAsia="Arial" w:cs="Arial"/>
-                <w:i w:val="false"/>
-                <w:b w:val="false"/>
-                <w:u w:val="none"/>
-                <w:strike w:val="false"/>
-                <w:sz w:val="21"/>
-                <w:szCs w:val="21"/>
-                <w:color w:val="000000"/>
-              </w:rPr>
-            </w:pPr>
-            <w:r>
-              <w:rPr>
-                <w:rFonts w:ascii="Arial" w:hAnsi="Arial" w:eastAsia="Arial" w:cs="Arial"/>
-                <w:i w:val="false"/>
-                <w:b w:val="false"/>
-                <w:u w:val="none"/>
-                <w:strike w:val="false"/>
+            </w:pPr>
+            <w:r>
+              <w:rPr>
+                <w:rFonts w:ascii="Arial" w:hAnsi="DejaVu Sans" w:eastAsia="DejaVu Sans" w:cs="DejaVu Sans"/>
+                <w:i w:val="false"/>
+                <w:b w:val="false"/>
+                <w:u w:val="none"/>
                 <w:sz w:val="21"/>
                 <w:szCs w:val="21"/>
                 <w:color w:val="000000"/>
@@ -1657,24 +1373,13 @@
               </w:pBdr>
               <w:spacing w:after="80" w:before="80" w:line="240"/>
               <w:ind w:left="80" w:right="80" w:firstLine="0" w:firstLineChars="0"/>
-              <w:rPr>
-                <w:rFonts w:ascii="Arial" w:hAnsi="Arial" w:eastAsia="Arial" w:cs="Arial"/>
-                <w:i w:val="false"/>
-                <w:b w:val="false"/>
-                <w:u w:val="none"/>
-                <w:strike w:val="false"/>
-                <w:sz w:val="21"/>
-                <w:szCs w:val="21"/>
-                <w:color w:val="000000"/>
-              </w:rPr>
-            </w:pPr>
-            <w:r>
-              <w:rPr>
-                <w:rFonts w:ascii="Arial" w:hAnsi="Arial" w:eastAsia="Arial" w:cs="Arial"/>
-                <w:i w:val="false"/>
-                <w:b w:val="false"/>
-                <w:u w:val="none"/>
-                <w:strike w:val="false"/>
+            </w:pPr>
+            <w:r>
+              <w:rPr>
+                <w:rFonts w:ascii="Arial" w:hAnsi="DejaVu Sans" w:eastAsia="DejaVu Sans" w:cs="DejaVu Sans"/>
+                <w:i w:val="false"/>
+                <w:b w:val="false"/>
+                <w:u w:val="none"/>
                 <w:sz w:val="21"/>
                 <w:szCs w:val="21"/>
                 <w:color w:val="000000"/>
@@ -1712,24 +1417,13 @@
               </w:pBdr>
               <w:spacing w:after="80" w:before="80" w:line="240"/>
               <w:ind w:left="80" w:right="80" w:firstLine="0" w:firstLineChars="0"/>
-              <w:rPr>
-                <w:rFonts w:ascii="Arial" w:hAnsi="Arial" w:eastAsia="Arial" w:cs="Arial"/>
-                <w:i w:val="false"/>
-                <w:b w:val="false"/>
-                <w:u w:val="none"/>
-                <w:strike w:val="false"/>
-                <w:sz w:val="21"/>
-                <w:szCs w:val="21"/>
-                <w:color w:val="000000"/>
-              </w:rPr>
-            </w:pPr>
-            <w:r>
-              <w:rPr>
-                <w:rFonts w:ascii="Arial" w:hAnsi="Arial" w:eastAsia="Arial" w:cs="Arial"/>
-                <w:i w:val="false"/>
-                <w:b w:val="false"/>
-                <w:u w:val="none"/>
-                <w:strike w:val="false"/>
+            </w:pPr>
+            <w:r>
+              <w:rPr>
+                <w:rFonts w:ascii="Arial" w:hAnsi="DejaVu Sans" w:eastAsia="DejaVu Sans" w:cs="DejaVu Sans"/>
+                <w:i w:val="false"/>
+                <w:b w:val="false"/>
+                <w:u w:val="none"/>
                 <w:sz w:val="21"/>
                 <w:szCs w:val="21"/>
                 <w:color w:val="000000"/>
@@ -1743,6 +1437,7 @@
         <w:trPr>
           <w:trHeight w:val="360" w:hRule="auto"/>
         </w:trPr>
+        body3
         <w:tc>
           <w:tcPr>
             <w:tcBorders>
@@ -1772,24 +1467,13 @@
               </w:pBdr>
               <w:spacing w:after="80" w:before="80" w:line="240"/>
               <w:ind w:left="80" w:right="80" w:firstLine="0" w:firstLineChars="0"/>
-              <w:rPr>
-                <w:rFonts w:ascii="Arial" w:hAnsi="Arial" w:eastAsia="Arial" w:cs="Arial"/>
-                <w:i w:val="false"/>
-                <w:b w:val="false"/>
-                <w:u w:val="none"/>
-                <w:strike w:val="false"/>
-                <w:sz w:val="21"/>
-                <w:szCs w:val="21"/>
-                <w:color w:val="000000"/>
-              </w:rPr>
-            </w:pPr>
-            <w:r>
-              <w:rPr>
-                <w:rFonts w:ascii="Arial" w:hAnsi="Arial" w:eastAsia="Arial" w:cs="Arial"/>
-                <w:i w:val="false"/>
-                <w:b w:val="false"/>
-                <w:u w:val="none"/>
-                <w:strike w:val="false"/>
+            </w:pPr>
+            <w:r>
+              <w:rPr>
+                <w:rFonts w:ascii="Arial" w:hAnsi="DejaVu Sans" w:eastAsia="DejaVu Sans" w:cs="DejaVu Sans"/>
+                <w:i w:val="false"/>
+                <w:b w:val="false"/>
+                <w:u w:val="none"/>
                 <w:sz w:val="21"/>
                 <w:szCs w:val="21"/>
                 <w:color w:val="000000"/>
@@ -1827,24 +1511,13 @@
               </w:pBdr>
               <w:spacing w:after="80" w:before="80" w:line="240"/>
               <w:ind w:left="80" w:right="80" w:firstLine="0" w:firstLineChars="0"/>
-              <w:rPr>
-                <w:rFonts w:ascii="Arial" w:hAnsi="Arial" w:eastAsia="Arial" w:cs="Arial"/>
-                <w:i w:val="false"/>
-                <w:b w:val="false"/>
-                <w:u w:val="none"/>
-                <w:strike w:val="false"/>
-                <w:sz w:val="21"/>
-                <w:szCs w:val="21"/>
-                <w:color w:val="000000"/>
-              </w:rPr>
-            </w:pPr>
-            <w:r>
-              <w:rPr>
-                <w:rFonts w:ascii="Arial" w:hAnsi="Arial" w:eastAsia="Arial" w:cs="Arial"/>
-                <w:i w:val="false"/>
-                <w:b w:val="false"/>
-                <w:u w:val="none"/>
-                <w:strike w:val="false"/>
+            </w:pPr>
+            <w:r>
+              <w:rPr>
+                <w:rFonts w:ascii="Arial" w:hAnsi="DejaVu Sans" w:eastAsia="DejaVu Sans" w:cs="DejaVu Sans"/>
+                <w:i w:val="false"/>
+                <w:b w:val="false"/>
+                <w:u w:val="none"/>
                 <w:sz w:val="21"/>
                 <w:szCs w:val="21"/>
                 <w:color w:val="000000"/>
@@ -1882,24 +1555,13 @@
               </w:pBdr>
               <w:spacing w:after="80" w:before="80" w:line="240"/>
               <w:ind w:left="80" w:right="80" w:firstLine="0" w:firstLineChars="0"/>
-              <w:rPr>
-                <w:rFonts w:ascii="Arial" w:hAnsi="Arial" w:eastAsia="Arial" w:cs="Arial"/>
-                <w:i w:val="false"/>
-                <w:b w:val="false"/>
-                <w:u w:val="none"/>
-                <w:strike w:val="false"/>
-                <w:sz w:val="21"/>
-                <w:szCs w:val="21"/>
-                <w:color w:val="000000"/>
-              </w:rPr>
-            </w:pPr>
-            <w:r>
-              <w:rPr>
-                <w:rFonts w:ascii="Arial" w:hAnsi="Arial" w:eastAsia="Arial" w:cs="Arial"/>
-                <w:i w:val="false"/>
-                <w:b w:val="false"/>
-                <w:u w:val="none"/>
-                <w:strike w:val="false"/>
+            </w:pPr>
+            <w:r>
+              <w:rPr>
+                <w:rFonts w:ascii="Arial" w:hAnsi="DejaVu Sans" w:eastAsia="DejaVu Sans" w:cs="DejaVu Sans"/>
+                <w:i w:val="false"/>
+                <w:b w:val="false"/>
+                <w:u w:val="none"/>
                 <w:sz w:val="21"/>
                 <w:szCs w:val="21"/>
                 <w:color w:val="000000"/>
@@ -1937,24 +1599,13 @@
               </w:pBdr>
               <w:spacing w:after="80" w:before="80" w:line="240"/>
               <w:ind w:left="80" w:right="80" w:firstLine="0" w:firstLineChars="0"/>
-              <w:rPr>
-                <w:rFonts w:ascii="Arial" w:hAnsi="Arial" w:eastAsia="Arial" w:cs="Arial"/>
-                <w:i w:val="false"/>
-                <w:b w:val="false"/>
-                <w:u w:val="none"/>
-                <w:strike w:val="false"/>
-                <w:sz w:val="21"/>
-                <w:szCs w:val="21"/>
-                <w:color w:val="000000"/>
-              </w:rPr>
-            </w:pPr>
-            <w:r>
-              <w:rPr>
-                <w:rFonts w:ascii="Arial" w:hAnsi="Arial" w:eastAsia="Arial" w:cs="Arial"/>
-                <w:i w:val="false"/>
-                <w:b w:val="false"/>
-                <w:u w:val="none"/>
-                <w:strike w:val="false"/>
+            </w:pPr>
+            <w:r>
+              <w:rPr>
+                <w:rFonts w:ascii="Arial" w:hAnsi="DejaVu Sans" w:eastAsia="DejaVu Sans" w:cs="DejaVu Sans"/>
+                <w:i w:val="false"/>
+                <w:b w:val="false"/>
+                <w:u w:val="none"/>
                 <w:sz w:val="21"/>
                 <w:szCs w:val="21"/>
                 <w:color w:val="000000"/>
@@ -1968,6 +1619,7 @@
         <w:trPr>
           <w:trHeight w:val="360" w:hRule="auto"/>
         </w:trPr>
+        body4
         <w:tc>
           <w:tcPr>
             <w:tcBorders>
@@ -1997,24 +1649,13 @@
               </w:pBdr>
               <w:spacing w:after="80" w:before="80" w:line="240"/>
               <w:ind w:left="80" w:right="80" w:firstLine="0" w:firstLineChars="0"/>
-              <w:rPr>
-                <w:rFonts w:ascii="Arial" w:hAnsi="Arial" w:eastAsia="Arial" w:cs="Arial"/>
-                <w:i w:val="false"/>
-                <w:b w:val="false"/>
-                <w:u w:val="none"/>
-                <w:strike w:val="false"/>
-                <w:sz w:val="21"/>
-                <w:szCs w:val="21"/>
-                <w:color w:val="000000"/>
-              </w:rPr>
-            </w:pPr>
-            <w:r>
-              <w:rPr>
-                <w:rFonts w:ascii="Arial" w:hAnsi="Arial" w:eastAsia="Arial" w:cs="Arial"/>
-                <w:i w:val="false"/>
-                <w:b w:val="false"/>
-                <w:u w:val="none"/>
-                <w:strike w:val="false"/>
+            </w:pPr>
+            <w:r>
+              <w:rPr>
+                <w:rFonts w:ascii="Arial" w:hAnsi="DejaVu Sans" w:eastAsia="DejaVu Sans" w:cs="DejaVu Sans"/>
+                <w:i w:val="false"/>
+                <w:b w:val="false"/>
+                <w:u w:val="none"/>
                 <w:sz w:val="21"/>
                 <w:szCs w:val="21"/>
                 <w:color w:val="000000"/>
@@ -2052,24 +1693,13 @@
               </w:pBdr>
               <w:spacing w:after="80" w:before="80" w:line="240"/>
               <w:ind w:left="80" w:right="80" w:firstLine="0" w:firstLineChars="0"/>
-              <w:rPr>
-                <w:rFonts w:ascii="Arial" w:hAnsi="Arial" w:eastAsia="Arial" w:cs="Arial"/>
-                <w:i w:val="false"/>
-                <w:b w:val="false"/>
-                <w:u w:val="none"/>
-                <w:strike w:val="false"/>
-                <w:sz w:val="21"/>
-                <w:szCs w:val="21"/>
-                <w:color w:val="000000"/>
-              </w:rPr>
-            </w:pPr>
-            <w:r>
-              <w:rPr>
-                <w:rFonts w:ascii="Arial" w:hAnsi="Arial" w:eastAsia="Arial" w:cs="Arial"/>
-                <w:i w:val="false"/>
-                <w:b w:val="false"/>
-                <w:u w:val="none"/>
-                <w:strike w:val="false"/>
+            </w:pPr>
+            <w:r>
+              <w:rPr>
+                <w:rFonts w:ascii="Arial" w:hAnsi="DejaVu Sans" w:eastAsia="DejaVu Sans" w:cs="DejaVu Sans"/>
+                <w:i w:val="false"/>
+                <w:b w:val="false"/>
+                <w:u w:val="none"/>
                 <w:sz w:val="21"/>
                 <w:szCs w:val="21"/>
                 <w:color w:val="000000"/>
@@ -2107,24 +1737,13 @@
               </w:pBdr>
               <w:spacing w:after="80" w:before="80" w:line="240"/>
               <w:ind w:left="80" w:right="80" w:firstLine="0" w:firstLineChars="0"/>
-              <w:rPr>
-                <w:rFonts w:ascii="Arial" w:hAnsi="Arial" w:eastAsia="Arial" w:cs="Arial"/>
-                <w:i w:val="false"/>
-                <w:b w:val="false"/>
-                <w:u w:val="none"/>
-                <w:strike w:val="false"/>
-                <w:sz w:val="21"/>
-                <w:szCs w:val="21"/>
-                <w:color w:val="000000"/>
-              </w:rPr>
-            </w:pPr>
-            <w:r>
-              <w:rPr>
-                <w:rFonts w:ascii="Arial" w:hAnsi="Arial" w:eastAsia="Arial" w:cs="Arial"/>
-                <w:i w:val="false"/>
-                <w:b w:val="false"/>
-                <w:u w:val="none"/>
-                <w:strike w:val="false"/>
+            </w:pPr>
+            <w:r>
+              <w:rPr>
+                <w:rFonts w:ascii="Arial" w:hAnsi="DejaVu Sans" w:eastAsia="DejaVu Sans" w:cs="DejaVu Sans"/>
+                <w:i w:val="false"/>
+                <w:b w:val="false"/>
+                <w:u w:val="none"/>
                 <w:sz w:val="21"/>
                 <w:szCs w:val="21"/>
                 <w:color w:val="000000"/>
@@ -2162,24 +1781,13 @@
               </w:pBdr>
               <w:spacing w:after="80" w:before="80" w:line="240"/>
               <w:ind w:left="80" w:right="80" w:firstLine="0" w:firstLineChars="0"/>
-              <w:rPr>
-                <w:rFonts w:ascii="Arial" w:hAnsi="Arial" w:eastAsia="Arial" w:cs="Arial"/>
-                <w:i w:val="false"/>
-                <w:b w:val="false"/>
-                <w:u w:val="none"/>
-                <w:strike w:val="false"/>
-                <w:sz w:val="21"/>
-                <w:szCs w:val="21"/>
-                <w:color w:val="000000"/>
-              </w:rPr>
-            </w:pPr>
-            <w:r>
-              <w:rPr>
-                <w:rFonts w:ascii="Arial" w:hAnsi="Arial" w:eastAsia="Arial" w:cs="Arial"/>
-                <w:i w:val="false"/>
-                <w:b w:val="false"/>
-                <w:u w:val="none"/>
-                <w:strike w:val="false"/>
+            </w:pPr>
+            <w:r>
+              <w:rPr>
+                <w:rFonts w:ascii="Arial" w:hAnsi="DejaVu Sans" w:eastAsia="DejaVu Sans" w:cs="DejaVu Sans"/>
+                <w:i w:val="false"/>
+                <w:b w:val="false"/>
+                <w:u w:val="none"/>
                 <w:sz w:val="21"/>
                 <w:szCs w:val="21"/>
                 <w:color w:val="000000"/>
@@ -2209,7 +1817,6 @@
           <w:i w:val="true"/>
           <w:b w:val="false"/>
           <w:u w:val="none"/>
-          <w:strike w:val="false"/>
           <w:sz w:val="17"/>
           <w:szCs w:val="17"/>
           <w:color w:val="545860"/>
@@ -2236,7 +1843,6 @@
           <w:i w:val="false"/>
           <w:b w:val="true"/>
           <w:u w:val="none"/>
-          <w:strike w:val="false"/>
           <w:sz w:val="26"/>
           <w:szCs w:val="26"/>
           <w:color w:val="215A9E"/>
@@ -2260,6 +1866,7 @@
           <w:trHeight w:val="360" w:hRule="auto"/>
           <w:tblHeader/>
         </w:trPr>
+        header1
         <w:tc>
           <w:tcPr>
             <w:tcBorders>
@@ -2289,24 +1896,13 @@
               </w:pBdr>
               <w:spacing w:after="80" w:before="80" w:line="240"/>
               <w:ind w:left="80" w:right="80" w:firstLine="0" w:firstLineChars="0"/>
-              <w:rPr>
-                <w:rFonts w:ascii="Arial" w:hAnsi="Arial" w:eastAsia="Arial" w:cs="Arial"/>
+            </w:pPr>
+            <w:r>
+              <w:rPr>
+                <w:rFonts w:ascii="Arial" w:hAnsi="DejaVu Sans" w:eastAsia="DejaVu Sans" w:cs="DejaVu Sans"/>
                 <w:i w:val="false"/>
                 <w:b w:val="true"/>
                 <w:u w:val="none"/>
-                <w:strike w:val="false"/>
-                <w:sz w:val="21"/>
-                <w:szCs w:val="21"/>
-                <w:color w:val="063360"/>
-              </w:rPr>
-            </w:pPr>
-            <w:r>
-              <w:rPr>
-                <w:rFonts w:ascii="Arial" w:hAnsi="Arial" w:eastAsia="Arial" w:cs="Arial"/>
-                <w:i w:val="false"/>
-                <w:b w:val="true"/>
-                <w:u w:val="none"/>
-                <w:strike w:val="false"/>
                 <w:sz w:val="21"/>
                 <w:szCs w:val="21"/>
                 <w:color w:val="063360"/>
@@ -2344,24 +1940,13 @@
               </w:pBdr>
               <w:spacing w:after="80" w:before="80" w:line="240"/>
               <w:ind w:left="80" w:right="80" w:firstLine="0" w:firstLineChars="0"/>
-              <w:rPr>
-                <w:rFonts w:ascii="Arial" w:hAnsi="Arial" w:eastAsia="Arial" w:cs="Arial"/>
+            </w:pPr>
+            <w:r>
+              <w:rPr>
+                <w:rFonts w:ascii="Arial" w:hAnsi="DejaVu Sans" w:eastAsia="DejaVu Sans" w:cs="DejaVu Sans"/>
                 <w:i w:val="false"/>
                 <w:b w:val="true"/>
                 <w:u w:val="none"/>
-                <w:strike w:val="false"/>
-                <w:sz w:val="21"/>
-                <w:szCs w:val="21"/>
-                <w:color w:val="063360"/>
-              </w:rPr>
-            </w:pPr>
-            <w:r>
-              <w:rPr>
-                <w:rFonts w:ascii="Arial" w:hAnsi="Arial" w:eastAsia="Arial" w:cs="Arial"/>
-                <w:i w:val="false"/>
-                <w:b w:val="true"/>
-                <w:u w:val="none"/>
-                <w:strike w:val="false"/>
                 <w:sz w:val="21"/>
                 <w:szCs w:val="21"/>
                 <w:color w:val="063360"/>
@@ -2399,24 +1984,13 @@
               </w:pBdr>
               <w:spacing w:after="80" w:before="80" w:line="240"/>
               <w:ind w:left="80" w:right="80" w:firstLine="0" w:firstLineChars="0"/>
-              <w:rPr>
-                <w:rFonts w:ascii="Arial" w:hAnsi="Arial" w:eastAsia="Arial" w:cs="Arial"/>
+            </w:pPr>
+            <w:r>
+              <w:rPr>
+                <w:rFonts w:ascii="Arial" w:hAnsi="DejaVu Sans" w:eastAsia="DejaVu Sans" w:cs="DejaVu Sans"/>
                 <w:i w:val="false"/>
                 <w:b w:val="true"/>
                 <w:u w:val="none"/>
-                <w:strike w:val="false"/>
-                <w:sz w:val="21"/>
-                <w:szCs w:val="21"/>
-                <w:color w:val="063360"/>
-              </w:rPr>
-            </w:pPr>
-            <w:r>
-              <w:rPr>
-                <w:rFonts w:ascii="Arial" w:hAnsi="Arial" w:eastAsia="Arial" w:cs="Arial"/>
-                <w:i w:val="false"/>
-                <w:b w:val="true"/>
-                <w:u w:val="none"/>
-                <w:strike w:val="false"/>
                 <w:sz w:val="21"/>
                 <w:szCs w:val="21"/>
                 <w:color w:val="063360"/>
@@ -2430,6 +2004,7 @@
         <w:trPr>
           <w:trHeight w:val="576" w:hRule="atLeast"/>
         </w:trPr>
+        body1
         <w:tc>
           <w:tcPr>
             <w:tcBorders>
@@ -2459,24 +2034,13 @@
               </w:pBdr>
               <w:spacing w:after="80" w:before="80" w:line="240"/>
               <w:ind w:left="80" w:right="80" w:firstLine="0" w:firstLineChars="0"/>
-              <w:rPr>
-                <w:rFonts w:ascii="Arial" w:hAnsi="Arial" w:eastAsia="Arial" w:cs="Arial"/>
-                <w:i w:val="false"/>
-                <w:b w:val="false"/>
-                <w:u w:val="none"/>
-                <w:strike w:val="false"/>
-                <w:sz w:val="21"/>
-                <w:szCs w:val="21"/>
-                <w:color w:val="000000"/>
-              </w:rPr>
-            </w:pPr>
-            <w:r>
-              <w:rPr>
-                <w:rFonts w:ascii="Arial" w:hAnsi="Arial" w:eastAsia="Arial" w:cs="Arial"/>
-                <w:i w:val="false"/>
-                <w:b w:val="false"/>
-                <w:u w:val="none"/>
-                <w:strike w:val="false"/>
+            </w:pPr>
+            <w:r>
+              <w:rPr>
+                <w:rFonts w:ascii="Arial" w:hAnsi="DejaVu Sans" w:eastAsia="DejaVu Sans" w:cs="DejaVu Sans"/>
+                <w:i w:val="false"/>
+                <w:b w:val="false"/>
+                <w:u w:val="none"/>
                 <w:sz w:val="21"/>
                 <w:szCs w:val="21"/>
                 <w:color w:val="000000"/>
@@ -2514,24 +2078,13 @@
               </w:pBdr>
               <w:spacing w:after="80" w:before="80" w:line="240"/>
               <w:ind w:left="80" w:right="80" w:firstLine="0" w:firstLineChars="0"/>
-              <w:rPr>
-                <w:rFonts w:ascii="Arial" w:hAnsi="Arial" w:eastAsia="Arial" w:cs="Arial"/>
-                <w:i w:val="false"/>
-                <w:b w:val="false"/>
-                <w:u w:val="none"/>
-                <w:strike w:val="false"/>
-                <w:sz w:val="21"/>
-                <w:szCs w:val="21"/>
-                <w:color w:val="000000"/>
-              </w:rPr>
-            </w:pPr>
-            <w:r>
-              <w:rPr>
-                <w:rFonts w:ascii="Arial" w:hAnsi="Arial" w:eastAsia="Arial" w:cs="Arial"/>
-                <w:i w:val="false"/>
-                <w:b w:val="false"/>
-                <w:u w:val="none"/>
-                <w:strike w:val="false"/>
+            </w:pPr>
+            <w:r>
+              <w:rPr>
+                <w:rFonts w:ascii="Arial" w:hAnsi="DejaVu Sans" w:eastAsia="DejaVu Sans" w:cs="DejaVu Sans"/>
+                <w:i w:val="false"/>
+                <w:b w:val="false"/>
+                <w:u w:val="none"/>
                 <w:sz w:val="21"/>
                 <w:szCs w:val="21"/>
                 <w:color w:val="000000"/>
@@ -2569,24 +2122,13 @@
               </w:pBdr>
               <w:spacing w:after="80" w:before="80" w:line="240"/>
               <w:ind w:left="80" w:right="80" w:firstLine="0" w:firstLineChars="0"/>
-              <w:rPr>
-                <w:rFonts w:ascii="Arial" w:hAnsi="Arial" w:eastAsia="Arial" w:cs="Arial"/>
-                <w:i w:val="false"/>
-                <w:b w:val="false"/>
-                <w:u w:val="none"/>
-                <w:strike w:val="false"/>
-                <w:sz w:val="21"/>
-                <w:szCs w:val="21"/>
-                <w:color w:val="000000"/>
-              </w:rPr>
-            </w:pPr>
-            <w:r>
-              <w:rPr>
-                <w:rFonts w:ascii="Arial" w:hAnsi="Arial" w:eastAsia="Arial" w:cs="Arial"/>
-                <w:i w:val="false"/>
-                <w:b w:val="false"/>
-                <w:u w:val="none"/>
-                <w:strike w:val="false"/>
+            </w:pPr>
+            <w:r>
+              <w:rPr>
+                <w:rFonts w:ascii="Arial" w:hAnsi="DejaVu Sans" w:eastAsia="DejaVu Sans" w:cs="DejaVu Sans"/>
+                <w:i w:val="false"/>
+                <w:b w:val="false"/>
+                <w:u w:val="none"/>
                 <w:sz w:val="21"/>
                 <w:szCs w:val="21"/>
                 <w:color w:val="000000"/>
@@ -2600,6 +2142,7 @@
         <w:trPr>
           <w:trHeight w:val="576" w:hRule="atLeast"/>
         </w:trPr>
+        body2
         <w:tc>
           <w:tcPr>
             <w:tcBorders>
@@ -2629,24 +2172,13 @@
               </w:pBdr>
               <w:spacing w:after="80" w:before="80" w:line="240"/>
               <w:ind w:left="80" w:right="80" w:firstLine="0" w:firstLineChars="0"/>
-              <w:rPr>
-                <w:rFonts w:ascii="Arial" w:hAnsi="Arial" w:eastAsia="Arial" w:cs="Arial"/>
-                <w:i w:val="false"/>
-                <w:b w:val="false"/>
-                <w:u w:val="none"/>
-                <w:strike w:val="false"/>
-                <w:sz w:val="21"/>
-                <w:szCs w:val="21"/>
-                <w:color w:val="000000"/>
-              </w:rPr>
-            </w:pPr>
-            <w:r>
-              <w:rPr>
-                <w:rFonts w:ascii="Arial" w:hAnsi="Arial" w:eastAsia="Arial" w:cs="Arial"/>
-                <w:i w:val="false"/>
-                <w:b w:val="false"/>
-                <w:u w:val="none"/>
-                <w:strike w:val="false"/>
+            </w:pPr>
+            <w:r>
+              <w:rPr>
+                <w:rFonts w:ascii="Arial" w:hAnsi="DejaVu Sans" w:eastAsia="DejaVu Sans" w:cs="DejaVu Sans"/>
+                <w:i w:val="false"/>
+                <w:b w:val="false"/>
+                <w:u w:val="none"/>
                 <w:sz w:val="21"/>
                 <w:szCs w:val="21"/>
                 <w:color w:val="000000"/>
@@ -2684,24 +2216,13 @@
               </w:pBdr>
               <w:spacing w:after="80" w:before="80" w:line="240"/>
               <w:ind w:left="80" w:right="80" w:firstLine="0" w:firstLineChars="0"/>
-              <w:rPr>
-                <w:rFonts w:ascii="Arial" w:hAnsi="Arial" w:eastAsia="Arial" w:cs="Arial"/>
-                <w:i w:val="false"/>
-                <w:b w:val="false"/>
-                <w:u w:val="none"/>
-                <w:strike w:val="false"/>
-                <w:sz w:val="21"/>
-                <w:szCs w:val="21"/>
-                <w:color w:val="000000"/>
-              </w:rPr>
-            </w:pPr>
-            <w:r>
-              <w:rPr>
-                <w:rFonts w:ascii="Arial" w:hAnsi="Arial" w:eastAsia="Arial" w:cs="Arial"/>
-                <w:i w:val="false"/>
-                <w:b w:val="false"/>
-                <w:u w:val="none"/>
-                <w:strike w:val="false"/>
+            </w:pPr>
+            <w:r>
+              <w:rPr>
+                <w:rFonts w:ascii="Arial" w:hAnsi="DejaVu Sans" w:eastAsia="DejaVu Sans" w:cs="DejaVu Sans"/>
+                <w:i w:val="false"/>
+                <w:b w:val="false"/>
+                <w:u w:val="none"/>
                 <w:sz w:val="21"/>
                 <w:szCs w:val="21"/>
                 <w:color w:val="000000"/>
@@ -2739,24 +2260,13 @@
               </w:pBdr>
               <w:spacing w:after="80" w:before="80" w:line="240"/>
               <w:ind w:left="80" w:right="80" w:firstLine="0" w:firstLineChars="0"/>
-              <w:rPr>
-                <w:rFonts w:ascii="Arial" w:hAnsi="Arial" w:eastAsia="Arial" w:cs="Arial"/>
-                <w:i w:val="false"/>
-                <w:b w:val="false"/>
-                <w:u w:val="none"/>
-                <w:strike w:val="false"/>
-                <w:sz w:val="21"/>
-                <w:szCs w:val="21"/>
-                <w:color w:val="000000"/>
-              </w:rPr>
-            </w:pPr>
-            <w:r>
-              <w:rPr>
-                <w:rFonts w:ascii="Arial" w:hAnsi="Arial" w:eastAsia="Arial" w:cs="Arial"/>
-                <w:i w:val="false"/>
-                <w:b w:val="false"/>
-                <w:u w:val="none"/>
-                <w:strike w:val="false"/>
+            </w:pPr>
+            <w:r>
+              <w:rPr>
+                <w:rFonts w:ascii="Arial" w:hAnsi="DejaVu Sans" w:eastAsia="DejaVu Sans" w:cs="DejaVu Sans"/>
+                <w:i w:val="false"/>
+                <w:b w:val="false"/>
+                <w:u w:val="none"/>
                 <w:sz w:val="21"/>
                 <w:szCs w:val="21"/>
                 <w:color w:val="000000"/>
@@ -2770,6 +2280,7 @@
         <w:trPr>
           <w:trHeight w:val="576" w:hRule="atLeast"/>
         </w:trPr>
+        body3
         <w:tc>
           <w:tcPr>
             <w:tcBorders>
@@ -2799,24 +2310,13 @@
               </w:pBdr>
               <w:spacing w:after="80" w:before="80" w:line="240"/>
               <w:ind w:left="80" w:right="80" w:firstLine="0" w:firstLineChars="0"/>
-              <w:rPr>
-                <w:rFonts w:ascii="Arial" w:hAnsi="Arial" w:eastAsia="Arial" w:cs="Arial"/>
-                <w:i w:val="false"/>
-                <w:b w:val="false"/>
-                <w:u w:val="none"/>
-                <w:strike w:val="false"/>
-                <w:sz w:val="21"/>
-                <w:szCs w:val="21"/>
-                <w:color w:val="000000"/>
-              </w:rPr>
-            </w:pPr>
-            <w:r>
-              <w:rPr>
-                <w:rFonts w:ascii="Arial" w:hAnsi="Arial" w:eastAsia="Arial" w:cs="Arial"/>
-                <w:i w:val="false"/>
-                <w:b w:val="false"/>
-                <w:u w:val="none"/>
-                <w:strike w:val="false"/>
+            </w:pPr>
+            <w:r>
+              <w:rPr>
+                <w:rFonts w:ascii="Arial" w:hAnsi="DejaVu Sans" w:eastAsia="DejaVu Sans" w:cs="DejaVu Sans"/>
+                <w:i w:val="false"/>
+                <w:b w:val="false"/>
+                <w:u w:val="none"/>
                 <w:sz w:val="21"/>
                 <w:szCs w:val="21"/>
                 <w:color w:val="000000"/>
@@ -2854,24 +2354,13 @@
               </w:pBdr>
               <w:spacing w:after="80" w:before="80" w:line="240"/>
               <w:ind w:left="80" w:right="80" w:firstLine="0" w:firstLineChars="0"/>
-              <w:rPr>
-                <w:rFonts w:ascii="Arial" w:hAnsi="Arial" w:eastAsia="Arial" w:cs="Arial"/>
-                <w:i w:val="false"/>
-                <w:b w:val="false"/>
-                <w:u w:val="none"/>
-                <w:strike w:val="false"/>
-                <w:sz w:val="21"/>
-                <w:szCs w:val="21"/>
-                <w:color w:val="000000"/>
-              </w:rPr>
-            </w:pPr>
-            <w:r>
-              <w:rPr>
-                <w:rFonts w:ascii="Arial" w:hAnsi="Arial" w:eastAsia="Arial" w:cs="Arial"/>
-                <w:i w:val="false"/>
-                <w:b w:val="false"/>
-                <w:u w:val="none"/>
-                <w:strike w:val="false"/>
+            </w:pPr>
+            <w:r>
+              <w:rPr>
+                <w:rFonts w:ascii="Arial" w:hAnsi="DejaVu Sans" w:eastAsia="DejaVu Sans" w:cs="DejaVu Sans"/>
+                <w:i w:val="false"/>
+                <w:b w:val="false"/>
+                <w:u w:val="none"/>
                 <w:sz w:val="21"/>
                 <w:szCs w:val="21"/>
                 <w:color w:val="000000"/>
@@ -2909,24 +2398,13 @@
               </w:pBdr>
               <w:spacing w:after="80" w:before="80" w:line="240"/>
               <w:ind w:left="80" w:right="80" w:firstLine="0" w:firstLineChars="0"/>
-              <w:rPr>
-                <w:rFonts w:ascii="Arial" w:hAnsi="Arial" w:eastAsia="Arial" w:cs="Arial"/>
-                <w:i w:val="false"/>
-                <w:b w:val="false"/>
-                <w:u w:val="none"/>
-                <w:strike w:val="false"/>
-                <w:sz w:val="21"/>
-                <w:szCs w:val="21"/>
-                <w:color w:val="000000"/>
-              </w:rPr>
-            </w:pPr>
-            <w:r>
-              <w:rPr>
-                <w:rFonts w:ascii="Arial" w:hAnsi="Arial" w:eastAsia="Arial" w:cs="Arial"/>
-                <w:i w:val="false"/>
-                <w:b w:val="false"/>
-                <w:u w:val="none"/>
-                <w:strike w:val="false"/>
+            </w:pPr>
+            <w:r>
+              <w:rPr>
+                <w:rFonts w:ascii="Arial" w:hAnsi="DejaVu Sans" w:eastAsia="DejaVu Sans" w:cs="DejaVu Sans"/>
+                <w:i w:val="false"/>
+                <w:b w:val="false"/>
+                <w:u w:val="none"/>
                 <w:sz w:val="21"/>
                 <w:szCs w:val="21"/>
                 <w:color w:val="000000"/>
@@ -2956,7 +2434,6 @@
           <w:i w:val="false"/>
           <w:b w:val="false"/>
           <w:u w:val="none"/>
-          <w:strike w:val="false"/>
           <w:sz w:val="22"/>
           <w:szCs w:val="22"/>
           <w:color w:val="000000"/>
@@ -2983,7 +2460,6 @@
           <w:i w:val="false"/>
           <w:b w:val="false"/>
           <w:u w:val="none"/>
-          <w:strike w:val="false"/>
           <w:sz w:val="22"/>
           <w:szCs w:val="22"/>
           <w:color w:val="000000"/>
@@ -3010,7 +2486,6 @@
           <w:i w:val="false"/>
           <w:b w:val="false"/>
           <w:u w:val="none"/>
-          <w:strike w:val="false"/>
           <w:sz w:val="22"/>
           <w:szCs w:val="22"/>
           <w:color w:val="B5BEC9"/>
@@ -3037,7 +2512,6 @@
           <w:i w:val="false"/>
           <w:b w:val="false"/>
           <w:u w:val="none"/>
-          <w:strike w:val="false"/>
           <w:sz w:val="22"/>
           <w:szCs w:val="22"/>
           <w:color w:val="B5BEC9"/>
@@ -3070,7 +2544,6 @@
           <w:i w:val="false"/>
           <w:b w:val="false"/>
           <w:u w:val="none"/>
-          <w:strike w:val="false"/>
           <w:sz w:val="18"/>
           <w:szCs w:val="18"/>
           <w:color w:val="545860"/>
@@ -3097,7 +2570,1233 @@
           <w:i w:val="false"/>
           <w:b w:val="true"/>
           <w:u w:val="none"/>
-          <w:strike w:val="false"/>
+          <w:sz w:val="36"/>
+          <w:szCs w:val="36"/>
+          <w:color w:val="063360"/>
+        </w:rPr>
+        <w:t xml:space="preserve">Find the twins: profile cards</w:t>
+      </w:r>
+    </w:p>
+    <w:tbl xmlns:a="http://schemas.openxmlformats.org/drawingml/2006/main" xmlns:pic="http://schemas.openxmlformats.org/drawingml/2006/picture">
+      <w:tblPr>
+        <w:tblLayout w:type="fixed"/>
+        <w:jc w:val="center"/>
+        <w:tblLook w:firstRow="1" w:lastRow="0" w:firstColumn="0" w:lastColumn="0" w:noHBand="0" w:noVBand="1"/>
+      </w:tblPr>
+      <w:tblGrid>
+        <w:gridCol w:w="4896"/>
+        <w:gridCol w:w="4896"/>
+      </w:tblGrid>
+      <w:tr>
+        <w:trPr>
+          <w:trHeight w:val="3240" w:hRule="atLeast"/>
+        </w:trPr>
+        body1
+        <w:tc>
+          <w:tcPr>
+            <w:tcBorders>
+              <w:bottom w:val="dashed" w:sz="8" w:space="0" w:color="9AA8B8"/>
+              <w:top w:val="dashed" w:sz="8" w:space="0" w:color="9AA8B8"/>
+              <w:left w:val="dashed" w:sz="8" w:space="0" w:color="9AA8B8"/>
+              <w:right w:val="dashed" w:sz="8" w:space="0" w:color="9AA8B8"/>
+            </w:tcBorders>
+            <w:shd w:val="clear" w:color="auto" w:fill="FFFFFF"/>
+            <w:tcMar>
+              <w:top w:w="0" w:type="dxa"/>
+              <w:bottom w:w="0" w:type="dxa"/>
+              <w:left w:w="0" w:type="dxa"/>
+              <w:right w:w="0" w:type="dxa"/>
+            </w:tcMar>
+            <w:vAlign w:val="top"/>
+          </w:tcPr>
+          <w:p>
+            <w:pPr>
+              <w:pStyle w:val="Normal"/>
+              <w:jc w:val="left"/>
+              <w:pBdr>
+                <w:bottom w:val="none" w:sz="0" w:space="0" w:color="000000"/>
+                <w:top w:val="none" w:sz="0" w:space="0" w:color="000000"/>
+                <w:left w:val="none" w:sz="0" w:space="0" w:color="000000"/>
+                <w:right w:val="none" w:sz="0" w:space="0" w:color="000000"/>
+              </w:pBdr>
+              <w:spacing w:after="200" w:before="200" w:line="240"/>
+              <w:ind w:left="200" w:right="200" w:firstLine="0" w:firstLineChars="0"/>
+            </w:pPr>
+            <w:r>
+              <w:rPr>
+                <w:rFonts w:ascii="Arial" w:hAnsi="Arial" w:eastAsia="Arial" w:cs="Arial"/>
+                <w:i w:val="false"/>
+                <w:b w:val="true"/>
+                <w:u w:val="none"/>
+                <w:sz w:val="40"/>
+                <w:szCs w:val="40"/>
+                <w:color w:val="063360"/>
+              </w:rPr>
+              <w:t xml:space="preserve">A  ·  Enrolled</w:t>
+            </w:r>
+            <w:r>
+              <w:rPr>
+                <w:rFonts w:ascii="Arial" w:hAnsi="Arial" w:eastAsia="Arial" w:cs="Arial"/>
+                <w:i w:val="false"/>
+                <w:b w:val="false"/>
+                <w:u w:val="none"/>
+                <w:sz w:val="30"/>
+                <w:szCs w:val="30"/>
+                <w:color w:val="000000"/>
+              </w:rPr>
+              <w:br/>
+            </w:r>
+            <w:r>
+              <w:rPr>
+                <w:rFonts w:ascii="Arial" w:hAnsi="Arial" w:eastAsia="Arial" w:cs="Arial"/>
+                <w:i w:val="false"/>
+                <w:b w:val="false"/>
+                <w:u w:val="none"/>
+                <w:sz w:val="30"/>
+                <w:szCs w:val="30"/>
+                <w:color w:val="000000"/>
+              </w:rPr>
+              <w:t xml:space="preserve">Manager age: 45</w:t>
+            </w:r>
+            <w:r>
+              <w:rPr>
+                <w:rFonts w:ascii="Arial" w:hAnsi="Arial" w:eastAsia="Arial" w:cs="Arial"/>
+                <w:i w:val="false"/>
+                <w:b w:val="false"/>
+                <w:u w:val="none"/>
+                <w:sz w:val="30"/>
+                <w:szCs w:val="30"/>
+                <w:color w:val="000000"/>
+              </w:rPr>
+              <w:br/>
+            </w:r>
+            <w:r>
+              <w:rPr>
+                <w:rFonts w:ascii="Arial" w:hAnsi="Arial" w:eastAsia="Arial" w:cs="Arial"/>
+                <w:i w:val="false"/>
+                <w:b w:val="false"/>
+                <w:u w:val="none"/>
+                <w:sz w:val="30"/>
+                <w:szCs w:val="30"/>
+                <w:color w:val="000000"/>
+              </w:rPr>
+              <w:t xml:space="preserve">Size: small</w:t>
+            </w:r>
+            <w:r>
+              <w:rPr>
+                <w:rFonts w:ascii="Arial" w:hAnsi="Arial" w:eastAsia="Arial" w:cs="Arial"/>
+                <w:i w:val="false"/>
+                <w:b w:val="false"/>
+                <w:u w:val="none"/>
+                <w:sz w:val="30"/>
+                <w:szCs w:val="30"/>
+                <w:color w:val="000000"/>
+              </w:rPr>
+              <w:br/>
+            </w:r>
+            <w:r>
+              <w:rPr>
+                <w:rFonts w:ascii="Arial" w:hAnsi="Arial" w:eastAsia="Arial" w:cs="Arial"/>
+                <w:i w:val="false"/>
+                <w:b w:val="false"/>
+                <w:u w:val="none"/>
+                <w:sz w:val="30"/>
+                <w:szCs w:val="30"/>
+                <w:color w:val="000000"/>
+              </w:rPr>
+              <w:t xml:space="preserve">Cost after: 900 AED</w:t>
+            </w:r>
+            <w:r>
+              <w:rPr>
+                <w:rFonts w:ascii="Arial" w:hAnsi="Arial" w:eastAsia="Arial" w:cs="Arial"/>
+                <w:i w:val="false"/>
+                <w:b w:val="false"/>
+                <w:u w:val="none"/>
+                <w:sz w:val="30"/>
+                <w:szCs w:val="30"/>
+                <w:color w:val="000000"/>
+              </w:rPr>
+              <w:br/>
+            </w:r>
+            <w:r>
+              <w:rPr>
+                <w:rFonts w:ascii="Arial" w:hAnsi="Arial" w:eastAsia="Arial" w:cs="Arial"/>
+                <w:i w:val="false"/>
+                <w:b w:val="false"/>
+                <w:u w:val="none"/>
+                <w:sz w:val="30"/>
+                <w:szCs w:val="30"/>
+                <w:color w:val="000000"/>
+              </w:rPr>
+              <w:br/>
+            </w:r>
+            <w:r>
+              <w:rPr>
+                <w:rFonts w:ascii="Arial" w:hAnsi="Arial" w:eastAsia="Arial" w:cs="Arial"/>
+                <w:i w:val="false"/>
+                <w:b w:val="false"/>
+                <w:u w:val="none"/>
+                <w:sz w:val="30"/>
+                <w:szCs w:val="30"/>
+                <w:color w:val="000000"/>
+              </w:rPr>
+              <w:t xml:space="preserve">Find your closest twin. Match on who you are, not on cost.</w:t>
+            </w:r>
+          </w:p>
+        </w:tc>
+        <w:tc>
+          <w:tcPr>
+            <w:tcBorders>
+              <w:bottom w:val="dashed" w:sz="8" w:space="0" w:color="9AA8B8"/>
+              <w:top w:val="dashed" w:sz="8" w:space="0" w:color="9AA8B8"/>
+              <w:left w:val="dashed" w:sz="8" w:space="0" w:color="9AA8B8"/>
+              <w:right w:val="dashed" w:sz="8" w:space="0" w:color="9AA8B8"/>
+            </w:tcBorders>
+            <w:shd w:val="clear" w:color="auto" w:fill="FFFFFF"/>
+            <w:tcMar>
+              <w:top w:w="0" w:type="dxa"/>
+              <w:bottom w:w="0" w:type="dxa"/>
+              <w:left w:w="0" w:type="dxa"/>
+              <w:right w:w="0" w:type="dxa"/>
+            </w:tcMar>
+            <w:vAlign w:val="top"/>
+          </w:tcPr>
+          <w:p>
+            <w:pPr>
+              <w:pStyle w:val="Normal"/>
+              <w:jc w:val="left"/>
+              <w:pBdr>
+                <w:bottom w:val="none" w:sz="0" w:space="0" w:color="000000"/>
+                <w:top w:val="none" w:sz="0" w:space="0" w:color="000000"/>
+                <w:left w:val="none" w:sz="0" w:space="0" w:color="000000"/>
+                <w:right w:val="none" w:sz="0" w:space="0" w:color="000000"/>
+              </w:pBdr>
+              <w:spacing w:after="200" w:before="200" w:line="240"/>
+              <w:ind w:left="200" w:right="200" w:firstLine="0" w:firstLineChars="0"/>
+            </w:pPr>
+            <w:r>
+              <w:rPr>
+                <w:rFonts w:ascii="Arial" w:hAnsi="Arial" w:eastAsia="Arial" w:cs="Arial"/>
+                <w:i w:val="false"/>
+                <w:b w:val="true"/>
+                <w:u w:val="none"/>
+                <w:sz w:val="40"/>
+                <w:szCs w:val="40"/>
+                <w:color w:val="063360"/>
+              </w:rPr>
+              <w:t xml:space="preserve">B  ·  Enrolled</w:t>
+            </w:r>
+            <w:r>
+              <w:rPr>
+                <w:rFonts w:ascii="Arial" w:hAnsi="Arial" w:eastAsia="Arial" w:cs="Arial"/>
+                <w:i w:val="false"/>
+                <w:b w:val="false"/>
+                <w:u w:val="none"/>
+                <w:sz w:val="30"/>
+                <w:szCs w:val="30"/>
+                <w:color w:val="000000"/>
+              </w:rPr>
+              <w:br/>
+            </w:r>
+            <w:r>
+              <w:rPr>
+                <w:rFonts w:ascii="Arial" w:hAnsi="Arial" w:eastAsia="Arial" w:cs="Arial"/>
+                <w:i w:val="false"/>
+                <w:b w:val="false"/>
+                <w:u w:val="none"/>
+                <w:sz w:val="30"/>
+                <w:szCs w:val="30"/>
+                <w:color w:val="000000"/>
+              </w:rPr>
+              <w:t xml:space="preserve">Manager age: 38</w:t>
+            </w:r>
+            <w:r>
+              <w:rPr>
+                <w:rFonts w:ascii="Arial" w:hAnsi="Arial" w:eastAsia="Arial" w:cs="Arial"/>
+                <w:i w:val="false"/>
+                <w:b w:val="false"/>
+                <w:u w:val="none"/>
+                <w:sz w:val="30"/>
+                <w:szCs w:val="30"/>
+                <w:color w:val="000000"/>
+              </w:rPr>
+              <w:br/>
+            </w:r>
+            <w:r>
+              <w:rPr>
+                <w:rFonts w:ascii="Arial" w:hAnsi="Arial" w:eastAsia="Arial" w:cs="Arial"/>
+                <w:i w:val="false"/>
+                <w:b w:val="false"/>
+                <w:u w:val="none"/>
+                <w:sz w:val="30"/>
+                <w:szCs w:val="30"/>
+                <w:color w:val="000000"/>
+              </w:rPr>
+              <w:t xml:space="preserve">Size: large</w:t>
+            </w:r>
+            <w:r>
+              <w:rPr>
+                <w:rFonts w:ascii="Arial" w:hAnsi="Arial" w:eastAsia="Arial" w:cs="Arial"/>
+                <w:i w:val="false"/>
+                <w:b w:val="false"/>
+                <w:u w:val="none"/>
+                <w:sz w:val="30"/>
+                <w:szCs w:val="30"/>
+                <w:color w:val="000000"/>
+              </w:rPr>
+              <w:br/>
+            </w:r>
+            <w:r>
+              <w:rPr>
+                <w:rFonts w:ascii="Arial" w:hAnsi="Arial" w:eastAsia="Arial" w:cs="Arial"/>
+                <w:i w:val="false"/>
+                <w:b w:val="false"/>
+                <w:u w:val="none"/>
+                <w:sz w:val="30"/>
+                <w:szCs w:val="30"/>
+                <w:color w:val="000000"/>
+              </w:rPr>
+              <w:t xml:space="preserve">Cost after: 1,400 AED</w:t>
+            </w:r>
+            <w:r>
+              <w:rPr>
+                <w:rFonts w:ascii="Arial" w:hAnsi="Arial" w:eastAsia="Arial" w:cs="Arial"/>
+                <w:i w:val="false"/>
+                <w:b w:val="false"/>
+                <w:u w:val="none"/>
+                <w:sz w:val="30"/>
+                <w:szCs w:val="30"/>
+                <w:color w:val="000000"/>
+              </w:rPr>
+              <w:br/>
+            </w:r>
+            <w:r>
+              <w:rPr>
+                <w:rFonts w:ascii="Arial" w:hAnsi="Arial" w:eastAsia="Arial" w:cs="Arial"/>
+                <w:i w:val="false"/>
+                <w:b w:val="false"/>
+                <w:u w:val="none"/>
+                <w:sz w:val="30"/>
+                <w:szCs w:val="30"/>
+                <w:color w:val="000000"/>
+              </w:rPr>
+              <w:br/>
+            </w:r>
+            <w:r>
+              <w:rPr>
+                <w:rFonts w:ascii="Arial" w:hAnsi="Arial" w:eastAsia="Arial" w:cs="Arial"/>
+                <w:i w:val="false"/>
+                <w:b w:val="false"/>
+                <w:u w:val="none"/>
+                <w:sz w:val="30"/>
+                <w:szCs w:val="30"/>
+                <w:color w:val="000000"/>
+              </w:rPr>
+              <w:t xml:space="preserve">Find your closest twin. Match on who you are, not on cost.</w:t>
+            </w:r>
+          </w:p>
+        </w:tc>
+      </w:tr>
+      <w:tr>
+        <w:trPr>
+          <w:trHeight w:val="3240" w:hRule="atLeast"/>
+        </w:trPr>
+        body2
+        <w:tc>
+          <w:tcPr>
+            <w:tcBorders>
+              <w:bottom w:val="dashed" w:sz="8" w:space="0" w:color="9AA8B8"/>
+              <w:top w:val="dashed" w:sz="8" w:space="0" w:color="9AA8B8"/>
+              <w:left w:val="dashed" w:sz="8" w:space="0" w:color="9AA8B8"/>
+              <w:right w:val="dashed" w:sz="8" w:space="0" w:color="9AA8B8"/>
+            </w:tcBorders>
+            <w:shd w:val="clear" w:color="auto" w:fill="FFFFFF"/>
+            <w:tcMar>
+              <w:top w:w="0" w:type="dxa"/>
+              <w:bottom w:w="0" w:type="dxa"/>
+              <w:left w:w="0" w:type="dxa"/>
+              <w:right w:w="0" w:type="dxa"/>
+            </w:tcMar>
+            <w:vAlign w:val="top"/>
+          </w:tcPr>
+          <w:p>
+            <w:pPr>
+              <w:pStyle w:val="Normal"/>
+              <w:jc w:val="left"/>
+              <w:pBdr>
+                <w:bottom w:val="none" w:sz="0" w:space="0" w:color="000000"/>
+                <w:top w:val="none" w:sz="0" w:space="0" w:color="000000"/>
+                <w:left w:val="none" w:sz="0" w:space="0" w:color="000000"/>
+                <w:right w:val="none" w:sz="0" w:space="0" w:color="000000"/>
+              </w:pBdr>
+              <w:spacing w:after="200" w:before="200" w:line="240"/>
+              <w:ind w:left="200" w:right="200" w:firstLine="0" w:firstLineChars="0"/>
+            </w:pPr>
+            <w:r>
+              <w:rPr>
+                <w:rFonts w:ascii="Arial" w:hAnsi="Arial" w:eastAsia="Arial" w:cs="Arial"/>
+                <w:i w:val="false"/>
+                <w:b w:val="true"/>
+                <w:u w:val="none"/>
+                <w:sz w:val="40"/>
+                <w:szCs w:val="40"/>
+                <w:color w:val="063360"/>
+              </w:rPr>
+              <w:t xml:space="preserve">C  ·  Enrolled</w:t>
+            </w:r>
+            <w:r>
+              <w:rPr>
+                <w:rFonts w:ascii="Arial" w:hAnsi="Arial" w:eastAsia="Arial" w:cs="Arial"/>
+                <w:i w:val="false"/>
+                <w:b w:val="false"/>
+                <w:u w:val="none"/>
+                <w:sz w:val="30"/>
+                <w:szCs w:val="30"/>
+                <w:color w:val="000000"/>
+              </w:rPr>
+              <w:br/>
+            </w:r>
+            <w:r>
+              <w:rPr>
+                <w:rFonts w:ascii="Arial" w:hAnsi="Arial" w:eastAsia="Arial" w:cs="Arial"/>
+                <w:i w:val="false"/>
+                <w:b w:val="false"/>
+                <w:u w:val="none"/>
+                <w:sz w:val="30"/>
+                <w:szCs w:val="30"/>
+                <w:color w:val="000000"/>
+              </w:rPr>
+              <w:t xml:space="preserve">Manager age: 52</w:t>
+            </w:r>
+            <w:r>
+              <w:rPr>
+                <w:rFonts w:ascii="Arial" w:hAnsi="Arial" w:eastAsia="Arial" w:cs="Arial"/>
+                <w:i w:val="false"/>
+                <w:b w:val="false"/>
+                <w:u w:val="none"/>
+                <w:sz w:val="30"/>
+                <w:szCs w:val="30"/>
+                <w:color w:val="000000"/>
+              </w:rPr>
+              <w:br/>
+            </w:r>
+            <w:r>
+              <w:rPr>
+                <w:rFonts w:ascii="Arial" w:hAnsi="Arial" w:eastAsia="Arial" w:cs="Arial"/>
+                <w:i w:val="false"/>
+                <w:b w:val="false"/>
+                <w:u w:val="none"/>
+                <w:sz w:val="30"/>
+                <w:szCs w:val="30"/>
+                <w:color w:val="000000"/>
+              </w:rPr>
+              <w:t xml:space="preserve">Size: small</w:t>
+            </w:r>
+            <w:r>
+              <w:rPr>
+                <w:rFonts w:ascii="Arial" w:hAnsi="Arial" w:eastAsia="Arial" w:cs="Arial"/>
+                <w:i w:val="false"/>
+                <w:b w:val="false"/>
+                <w:u w:val="none"/>
+                <w:sz w:val="30"/>
+                <w:szCs w:val="30"/>
+                <w:color w:val="000000"/>
+              </w:rPr>
+              <w:br/>
+            </w:r>
+            <w:r>
+              <w:rPr>
+                <w:rFonts w:ascii="Arial" w:hAnsi="Arial" w:eastAsia="Arial" w:cs="Arial"/>
+                <w:i w:val="false"/>
+                <w:b w:val="false"/>
+                <w:u w:val="none"/>
+                <w:sz w:val="30"/>
+                <w:szCs w:val="30"/>
+                <w:color w:val="000000"/>
+              </w:rPr>
+              <w:t xml:space="preserve">Cost after: 700 AED</w:t>
+            </w:r>
+            <w:r>
+              <w:rPr>
+                <w:rFonts w:ascii="Arial" w:hAnsi="Arial" w:eastAsia="Arial" w:cs="Arial"/>
+                <w:i w:val="false"/>
+                <w:b w:val="false"/>
+                <w:u w:val="none"/>
+                <w:sz w:val="30"/>
+                <w:szCs w:val="30"/>
+                <w:color w:val="000000"/>
+              </w:rPr>
+              <w:br/>
+            </w:r>
+            <w:r>
+              <w:rPr>
+                <w:rFonts w:ascii="Arial" w:hAnsi="Arial" w:eastAsia="Arial" w:cs="Arial"/>
+                <w:i w:val="false"/>
+                <w:b w:val="false"/>
+                <w:u w:val="none"/>
+                <w:sz w:val="30"/>
+                <w:szCs w:val="30"/>
+                <w:color w:val="000000"/>
+              </w:rPr>
+              <w:br/>
+            </w:r>
+            <w:r>
+              <w:rPr>
+                <w:rFonts w:ascii="Arial" w:hAnsi="Arial" w:eastAsia="Arial" w:cs="Arial"/>
+                <w:i w:val="false"/>
+                <w:b w:val="false"/>
+                <w:u w:val="none"/>
+                <w:sz w:val="30"/>
+                <w:szCs w:val="30"/>
+                <w:color w:val="000000"/>
+              </w:rPr>
+              <w:t xml:space="preserve">Find your closest twin. Match on who you are, not on cost.</w:t>
+            </w:r>
+          </w:p>
+        </w:tc>
+        <w:tc>
+          <w:tcPr>
+            <w:tcBorders>
+              <w:bottom w:val="dashed" w:sz="8" w:space="0" w:color="9AA8B8"/>
+              <w:top w:val="dashed" w:sz="8" w:space="0" w:color="9AA8B8"/>
+              <w:left w:val="dashed" w:sz="8" w:space="0" w:color="9AA8B8"/>
+              <w:right w:val="dashed" w:sz="8" w:space="0" w:color="9AA8B8"/>
+            </w:tcBorders>
+            <w:shd w:val="clear" w:color="auto" w:fill="FFFFFF"/>
+            <w:tcMar>
+              <w:top w:w="0" w:type="dxa"/>
+              <w:bottom w:w="0" w:type="dxa"/>
+              <w:left w:w="0" w:type="dxa"/>
+              <w:right w:w="0" w:type="dxa"/>
+            </w:tcMar>
+            <w:vAlign w:val="top"/>
+          </w:tcPr>
+          <w:p>
+            <w:pPr>
+              <w:pStyle w:val="Normal"/>
+              <w:jc w:val="left"/>
+              <w:pBdr>
+                <w:bottom w:val="none" w:sz="0" w:space="0" w:color="000000"/>
+                <w:top w:val="none" w:sz="0" w:space="0" w:color="000000"/>
+                <w:left w:val="none" w:sz="0" w:space="0" w:color="000000"/>
+                <w:right w:val="none" w:sz="0" w:space="0" w:color="000000"/>
+              </w:pBdr>
+              <w:spacing w:after="200" w:before="200" w:line="240"/>
+              <w:ind w:left="200" w:right="200" w:firstLine="0" w:firstLineChars="0"/>
+            </w:pPr>
+            <w:r>
+              <w:rPr>
+                <w:rFonts w:ascii="Arial" w:hAnsi="Arial" w:eastAsia="Arial" w:cs="Arial"/>
+                <w:i w:val="false"/>
+                <w:b w:val="true"/>
+                <w:u w:val="none"/>
+                <w:sz w:val="40"/>
+                <w:szCs w:val="40"/>
+                <w:color w:val="063360"/>
+              </w:rPr>
+              <w:t xml:space="preserve">1  ·  Did not enrol</w:t>
+            </w:r>
+            <w:r>
+              <w:rPr>
+                <w:rFonts w:ascii="Arial" w:hAnsi="Arial" w:eastAsia="Arial" w:cs="Arial"/>
+                <w:i w:val="false"/>
+                <w:b w:val="false"/>
+                <w:u w:val="none"/>
+                <w:sz w:val="30"/>
+                <w:szCs w:val="30"/>
+                <w:color w:val="000000"/>
+              </w:rPr>
+              <w:br/>
+            </w:r>
+            <w:r>
+              <w:rPr>
+                <w:rFonts w:ascii="Arial" w:hAnsi="Arial" w:eastAsia="Arial" w:cs="Arial"/>
+                <w:i w:val="false"/>
+                <w:b w:val="false"/>
+                <w:u w:val="none"/>
+                <w:sz w:val="30"/>
+                <w:szCs w:val="30"/>
+                <w:color w:val="000000"/>
+              </w:rPr>
+              <w:t xml:space="preserve">Manager age: 39</w:t>
+            </w:r>
+            <w:r>
+              <w:rPr>
+                <w:rFonts w:ascii="Arial" w:hAnsi="Arial" w:eastAsia="Arial" w:cs="Arial"/>
+                <w:i w:val="false"/>
+                <w:b w:val="false"/>
+                <w:u w:val="none"/>
+                <w:sz w:val="30"/>
+                <w:szCs w:val="30"/>
+                <w:color w:val="000000"/>
+              </w:rPr>
+              <w:br/>
+            </w:r>
+            <w:r>
+              <w:rPr>
+                <w:rFonts w:ascii="Arial" w:hAnsi="Arial" w:eastAsia="Arial" w:cs="Arial"/>
+                <w:i w:val="false"/>
+                <w:b w:val="false"/>
+                <w:u w:val="none"/>
+                <w:sz w:val="30"/>
+                <w:szCs w:val="30"/>
+                <w:color w:val="000000"/>
+              </w:rPr>
+              <w:t xml:space="preserve">Size: large</w:t>
+            </w:r>
+            <w:r>
+              <w:rPr>
+                <w:rFonts w:ascii="Arial" w:hAnsi="Arial" w:eastAsia="Arial" w:cs="Arial"/>
+                <w:i w:val="false"/>
+                <w:b w:val="false"/>
+                <w:u w:val="none"/>
+                <w:sz w:val="30"/>
+                <w:szCs w:val="30"/>
+                <w:color w:val="000000"/>
+              </w:rPr>
+              <w:br/>
+            </w:r>
+            <w:r>
+              <w:rPr>
+                <w:rFonts w:ascii="Arial" w:hAnsi="Arial" w:eastAsia="Arial" w:cs="Arial"/>
+                <w:i w:val="false"/>
+                <w:b w:val="false"/>
+                <w:u w:val="none"/>
+                <w:sz w:val="30"/>
+                <w:szCs w:val="30"/>
+                <w:color w:val="000000"/>
+              </w:rPr>
+              <w:t xml:space="preserve">Cost after: 2,300 AED</w:t>
+            </w:r>
+            <w:r>
+              <w:rPr>
+                <w:rFonts w:ascii="Arial" w:hAnsi="Arial" w:eastAsia="Arial" w:cs="Arial"/>
+                <w:i w:val="false"/>
+                <w:b w:val="false"/>
+                <w:u w:val="none"/>
+                <w:sz w:val="30"/>
+                <w:szCs w:val="30"/>
+                <w:color w:val="000000"/>
+              </w:rPr>
+              <w:br/>
+            </w:r>
+            <w:r>
+              <w:rPr>
+                <w:rFonts w:ascii="Arial" w:hAnsi="Arial" w:eastAsia="Arial" w:cs="Arial"/>
+                <w:i w:val="false"/>
+                <w:b w:val="false"/>
+                <w:u w:val="none"/>
+                <w:sz w:val="30"/>
+                <w:szCs w:val="30"/>
+                <w:color w:val="000000"/>
+              </w:rPr>
+              <w:br/>
+            </w:r>
+            <w:r>
+              <w:rPr>
+                <w:rFonts w:ascii="Arial" w:hAnsi="Arial" w:eastAsia="Arial" w:cs="Arial"/>
+                <w:i w:val="false"/>
+                <w:b w:val="false"/>
+                <w:u w:val="none"/>
+                <w:sz w:val="30"/>
+                <w:szCs w:val="30"/>
+                <w:color w:val="000000"/>
+              </w:rPr>
+              <w:t xml:space="preserve">Wait to be chosen as someone's twin.</w:t>
+            </w:r>
+          </w:p>
+        </w:tc>
+      </w:tr>
+      <w:tr>
+        <w:trPr>
+          <w:trHeight w:val="3240" w:hRule="atLeast"/>
+        </w:trPr>
+        body3
+        <w:tc>
+          <w:tcPr>
+            <w:tcBorders>
+              <w:bottom w:val="dashed" w:sz="8" w:space="0" w:color="9AA8B8"/>
+              <w:top w:val="dashed" w:sz="8" w:space="0" w:color="9AA8B8"/>
+              <w:left w:val="dashed" w:sz="8" w:space="0" w:color="9AA8B8"/>
+              <w:right w:val="dashed" w:sz="8" w:space="0" w:color="9AA8B8"/>
+            </w:tcBorders>
+            <w:shd w:val="clear" w:color="auto" w:fill="FFFFFF"/>
+            <w:tcMar>
+              <w:top w:w="0" w:type="dxa"/>
+              <w:bottom w:w="0" w:type="dxa"/>
+              <w:left w:w="0" w:type="dxa"/>
+              <w:right w:w="0" w:type="dxa"/>
+            </w:tcMar>
+            <w:vAlign w:val="top"/>
+          </w:tcPr>
+          <w:p>
+            <w:pPr>
+              <w:pStyle w:val="Normal"/>
+              <w:jc w:val="left"/>
+              <w:pBdr>
+                <w:bottom w:val="none" w:sz="0" w:space="0" w:color="000000"/>
+                <w:top w:val="none" w:sz="0" w:space="0" w:color="000000"/>
+                <w:left w:val="none" w:sz="0" w:space="0" w:color="000000"/>
+                <w:right w:val="none" w:sz="0" w:space="0" w:color="000000"/>
+              </w:pBdr>
+              <w:spacing w:after="200" w:before="200" w:line="240"/>
+              <w:ind w:left="200" w:right="200" w:firstLine="0" w:firstLineChars="0"/>
+            </w:pPr>
+            <w:r>
+              <w:rPr>
+                <w:rFonts w:ascii="Arial" w:hAnsi="Arial" w:eastAsia="Arial" w:cs="Arial"/>
+                <w:i w:val="false"/>
+                <w:b w:val="true"/>
+                <w:u w:val="none"/>
+                <w:sz w:val="40"/>
+                <w:szCs w:val="40"/>
+                <w:color w:val="063360"/>
+              </w:rPr>
+              <w:t xml:space="preserve">2  ·  Did not enrol</w:t>
+            </w:r>
+            <w:r>
+              <w:rPr>
+                <w:rFonts w:ascii="Arial" w:hAnsi="Arial" w:eastAsia="Arial" w:cs="Arial"/>
+                <w:i w:val="false"/>
+                <w:b w:val="false"/>
+                <w:u w:val="none"/>
+                <w:sz w:val="30"/>
+                <w:szCs w:val="30"/>
+                <w:color w:val="000000"/>
+              </w:rPr>
+              <w:br/>
+            </w:r>
+            <w:r>
+              <w:rPr>
+                <w:rFonts w:ascii="Arial" w:hAnsi="Arial" w:eastAsia="Arial" w:cs="Arial"/>
+                <w:i w:val="false"/>
+                <w:b w:val="false"/>
+                <w:u w:val="none"/>
+                <w:sz w:val="30"/>
+                <w:szCs w:val="30"/>
+                <w:color w:val="000000"/>
+              </w:rPr>
+              <w:t xml:space="preserve">Manager age: 46</w:t>
+            </w:r>
+            <w:r>
+              <w:rPr>
+                <w:rFonts w:ascii="Arial" w:hAnsi="Arial" w:eastAsia="Arial" w:cs="Arial"/>
+                <w:i w:val="false"/>
+                <w:b w:val="false"/>
+                <w:u w:val="none"/>
+                <w:sz w:val="30"/>
+                <w:szCs w:val="30"/>
+                <w:color w:val="000000"/>
+              </w:rPr>
+              <w:br/>
+            </w:r>
+            <w:r>
+              <w:rPr>
+                <w:rFonts w:ascii="Arial" w:hAnsi="Arial" w:eastAsia="Arial" w:cs="Arial"/>
+                <w:i w:val="false"/>
+                <w:b w:val="false"/>
+                <w:u w:val="none"/>
+                <w:sz w:val="30"/>
+                <w:szCs w:val="30"/>
+                <w:color w:val="000000"/>
+              </w:rPr>
+              <w:t xml:space="preserve">Size: small</w:t>
+            </w:r>
+            <w:r>
+              <w:rPr>
+                <w:rFonts w:ascii="Arial" w:hAnsi="Arial" w:eastAsia="Arial" w:cs="Arial"/>
+                <w:i w:val="false"/>
+                <w:b w:val="false"/>
+                <w:u w:val="none"/>
+                <w:sz w:val="30"/>
+                <w:szCs w:val="30"/>
+                <w:color w:val="000000"/>
+              </w:rPr>
+              <w:br/>
+            </w:r>
+            <w:r>
+              <w:rPr>
+                <w:rFonts w:ascii="Arial" w:hAnsi="Arial" w:eastAsia="Arial" w:cs="Arial"/>
+                <w:i w:val="false"/>
+                <w:b w:val="false"/>
+                <w:u w:val="none"/>
+                <w:sz w:val="30"/>
+                <w:szCs w:val="30"/>
+                <w:color w:val="000000"/>
+              </w:rPr>
+              <w:t xml:space="preserve">Cost after: 1,900 AED</w:t>
+            </w:r>
+            <w:r>
+              <w:rPr>
+                <w:rFonts w:ascii="Arial" w:hAnsi="Arial" w:eastAsia="Arial" w:cs="Arial"/>
+                <w:i w:val="false"/>
+                <w:b w:val="false"/>
+                <w:u w:val="none"/>
+                <w:sz w:val="30"/>
+                <w:szCs w:val="30"/>
+                <w:color w:val="000000"/>
+              </w:rPr>
+              <w:br/>
+            </w:r>
+            <w:r>
+              <w:rPr>
+                <w:rFonts w:ascii="Arial" w:hAnsi="Arial" w:eastAsia="Arial" w:cs="Arial"/>
+                <w:i w:val="false"/>
+                <w:b w:val="false"/>
+                <w:u w:val="none"/>
+                <w:sz w:val="30"/>
+                <w:szCs w:val="30"/>
+                <w:color w:val="000000"/>
+              </w:rPr>
+              <w:br/>
+            </w:r>
+            <w:r>
+              <w:rPr>
+                <w:rFonts w:ascii="Arial" w:hAnsi="Arial" w:eastAsia="Arial" w:cs="Arial"/>
+                <w:i w:val="false"/>
+                <w:b w:val="false"/>
+                <w:u w:val="none"/>
+                <w:sz w:val="30"/>
+                <w:szCs w:val="30"/>
+                <w:color w:val="000000"/>
+              </w:rPr>
+              <w:t xml:space="preserve">Wait to be chosen as someone's twin.</w:t>
+            </w:r>
+          </w:p>
+        </w:tc>
+        <w:tc>
+          <w:tcPr>
+            <w:tcBorders>
+              <w:bottom w:val="dashed" w:sz="8" w:space="0" w:color="9AA8B8"/>
+              <w:top w:val="dashed" w:sz="8" w:space="0" w:color="9AA8B8"/>
+              <w:left w:val="dashed" w:sz="8" w:space="0" w:color="9AA8B8"/>
+              <w:right w:val="dashed" w:sz="8" w:space="0" w:color="9AA8B8"/>
+            </w:tcBorders>
+            <w:shd w:val="clear" w:color="auto" w:fill="FFFFFF"/>
+            <w:tcMar>
+              <w:top w:w="0" w:type="dxa"/>
+              <w:bottom w:w="0" w:type="dxa"/>
+              <w:left w:w="0" w:type="dxa"/>
+              <w:right w:w="0" w:type="dxa"/>
+            </w:tcMar>
+            <w:vAlign w:val="top"/>
+          </w:tcPr>
+          <w:p>
+            <w:pPr>
+              <w:pStyle w:val="Normal"/>
+              <w:jc w:val="left"/>
+              <w:pBdr>
+                <w:bottom w:val="none" w:sz="0" w:space="0" w:color="000000"/>
+                <w:top w:val="none" w:sz="0" w:space="0" w:color="000000"/>
+                <w:left w:val="none" w:sz="0" w:space="0" w:color="000000"/>
+                <w:right w:val="none" w:sz="0" w:space="0" w:color="000000"/>
+              </w:pBdr>
+              <w:spacing w:after="200" w:before="200" w:line="240"/>
+              <w:ind w:left="200" w:right="200" w:firstLine="0" w:firstLineChars="0"/>
+            </w:pPr>
+            <w:r>
+              <w:rPr>
+                <w:rFonts w:ascii="Arial" w:hAnsi="Arial" w:eastAsia="Arial" w:cs="Arial"/>
+                <w:i w:val="false"/>
+                <w:b w:val="true"/>
+                <w:u w:val="none"/>
+                <w:sz w:val="40"/>
+                <w:szCs w:val="40"/>
+                <w:color w:val="063360"/>
+              </w:rPr>
+              <w:t xml:space="preserve">3  ·  Did not enrol</w:t>
+            </w:r>
+            <w:r>
+              <w:rPr>
+                <w:rFonts w:ascii="Arial" w:hAnsi="Arial" w:eastAsia="Arial" w:cs="Arial"/>
+                <w:i w:val="false"/>
+                <w:b w:val="false"/>
+                <w:u w:val="none"/>
+                <w:sz w:val="30"/>
+                <w:szCs w:val="30"/>
+                <w:color w:val="000000"/>
+              </w:rPr>
+              <w:br/>
+            </w:r>
+            <w:r>
+              <w:rPr>
+                <w:rFonts w:ascii="Arial" w:hAnsi="Arial" w:eastAsia="Arial" w:cs="Arial"/>
+                <w:i w:val="false"/>
+                <w:b w:val="false"/>
+                <w:u w:val="none"/>
+                <w:sz w:val="30"/>
+                <w:szCs w:val="30"/>
+                <w:color w:val="000000"/>
+              </w:rPr>
+              <w:t xml:space="preserve">Manager age: 51</w:t>
+            </w:r>
+            <w:r>
+              <w:rPr>
+                <w:rFonts w:ascii="Arial" w:hAnsi="Arial" w:eastAsia="Arial" w:cs="Arial"/>
+                <w:i w:val="false"/>
+                <w:b w:val="false"/>
+                <w:u w:val="none"/>
+                <w:sz w:val="30"/>
+                <w:szCs w:val="30"/>
+                <w:color w:val="000000"/>
+              </w:rPr>
+              <w:br/>
+            </w:r>
+            <w:r>
+              <w:rPr>
+                <w:rFonts w:ascii="Arial" w:hAnsi="Arial" w:eastAsia="Arial" w:cs="Arial"/>
+                <w:i w:val="false"/>
+                <w:b w:val="false"/>
+                <w:u w:val="none"/>
+                <w:sz w:val="30"/>
+                <w:szCs w:val="30"/>
+                <w:color w:val="000000"/>
+              </w:rPr>
+              <w:t xml:space="preserve">Size: small</w:t>
+            </w:r>
+            <w:r>
+              <w:rPr>
+                <w:rFonts w:ascii="Arial" w:hAnsi="Arial" w:eastAsia="Arial" w:cs="Arial"/>
+                <w:i w:val="false"/>
+                <w:b w:val="false"/>
+                <w:u w:val="none"/>
+                <w:sz w:val="30"/>
+                <w:szCs w:val="30"/>
+                <w:color w:val="000000"/>
+              </w:rPr>
+              <w:br/>
+            </w:r>
+            <w:r>
+              <w:rPr>
+                <w:rFonts w:ascii="Arial" w:hAnsi="Arial" w:eastAsia="Arial" w:cs="Arial"/>
+                <w:i w:val="false"/>
+                <w:b w:val="false"/>
+                <w:u w:val="none"/>
+                <w:sz w:val="30"/>
+                <w:szCs w:val="30"/>
+                <w:color w:val="000000"/>
+              </w:rPr>
+              <w:t xml:space="preserve">Cost after: 1,800 AED</w:t>
+            </w:r>
+            <w:r>
+              <w:rPr>
+                <w:rFonts w:ascii="Arial" w:hAnsi="Arial" w:eastAsia="Arial" w:cs="Arial"/>
+                <w:i w:val="false"/>
+                <w:b w:val="false"/>
+                <w:u w:val="none"/>
+                <w:sz w:val="30"/>
+                <w:szCs w:val="30"/>
+                <w:color w:val="000000"/>
+              </w:rPr>
+              <w:br/>
+            </w:r>
+            <w:r>
+              <w:rPr>
+                <w:rFonts w:ascii="Arial" w:hAnsi="Arial" w:eastAsia="Arial" w:cs="Arial"/>
+                <w:i w:val="false"/>
+                <w:b w:val="false"/>
+                <w:u w:val="none"/>
+                <w:sz w:val="30"/>
+                <w:szCs w:val="30"/>
+                <w:color w:val="000000"/>
+              </w:rPr>
+              <w:br/>
+            </w:r>
+            <w:r>
+              <w:rPr>
+                <w:rFonts w:ascii="Arial" w:hAnsi="Arial" w:eastAsia="Arial" w:cs="Arial"/>
+                <w:i w:val="false"/>
+                <w:b w:val="false"/>
+                <w:u w:val="none"/>
+                <w:sz w:val="30"/>
+                <w:szCs w:val="30"/>
+                <w:color w:val="000000"/>
+              </w:rPr>
+              <w:t xml:space="preserve">Wait to be chosen as someone's twin.</w:t>
+            </w:r>
+          </w:p>
+        </w:tc>
+      </w:tr>
+      <w:tr>
+        <w:trPr>
+          <w:trHeight w:val="3240" w:hRule="atLeast"/>
+        </w:trPr>
+        body4
+        <w:tc>
+          <w:tcPr>
+            <w:tcBorders>
+              <w:bottom w:val="dashed" w:sz="8" w:space="0" w:color="9AA8B8"/>
+              <w:top w:val="dashed" w:sz="8" w:space="0" w:color="9AA8B8"/>
+              <w:left w:val="dashed" w:sz="8" w:space="0" w:color="9AA8B8"/>
+              <w:right w:val="dashed" w:sz="8" w:space="0" w:color="9AA8B8"/>
+            </w:tcBorders>
+            <w:shd w:val="clear" w:color="auto" w:fill="FFFFFF"/>
+            <w:tcMar>
+              <w:top w:w="0" w:type="dxa"/>
+              <w:bottom w:w="0" w:type="dxa"/>
+              <w:left w:w="0" w:type="dxa"/>
+              <w:right w:w="0" w:type="dxa"/>
+            </w:tcMar>
+            <w:vAlign w:val="top"/>
+          </w:tcPr>
+          <w:p>
+            <w:pPr>
+              <w:pStyle w:val="Normal"/>
+              <w:jc w:val="left"/>
+              <w:pBdr>
+                <w:bottom w:val="none" w:sz="0" w:space="0" w:color="000000"/>
+                <w:top w:val="none" w:sz="0" w:space="0" w:color="000000"/>
+                <w:left w:val="none" w:sz="0" w:space="0" w:color="000000"/>
+                <w:right w:val="none" w:sz="0" w:space="0" w:color="000000"/>
+              </w:pBdr>
+              <w:spacing w:after="200" w:before="200" w:line="240"/>
+              <w:ind w:left="200" w:right="200" w:firstLine="0" w:firstLineChars="0"/>
+            </w:pPr>
+            <w:r>
+              <w:rPr>
+                <w:rFonts w:ascii="Arial" w:hAnsi="Arial" w:eastAsia="Arial" w:cs="Arial"/>
+                <w:i w:val="false"/>
+                <w:b w:val="true"/>
+                <w:u w:val="none"/>
+                <w:sz w:val="40"/>
+                <w:szCs w:val="40"/>
+                <w:color w:val="063360"/>
+              </w:rPr>
+              <w:t xml:space="preserve">4  ·  Did not enrol</w:t>
+            </w:r>
+            <w:r>
+              <w:rPr>
+                <w:rFonts w:ascii="Arial" w:hAnsi="Arial" w:eastAsia="Arial" w:cs="Arial"/>
+                <w:i w:val="false"/>
+                <w:b w:val="false"/>
+                <w:u w:val="none"/>
+                <w:sz w:val="30"/>
+                <w:szCs w:val="30"/>
+                <w:color w:val="000000"/>
+              </w:rPr>
+              <w:br/>
+            </w:r>
+            <w:r>
+              <w:rPr>
+                <w:rFonts w:ascii="Arial" w:hAnsi="Arial" w:eastAsia="Arial" w:cs="Arial"/>
+                <w:i w:val="false"/>
+                <w:b w:val="false"/>
+                <w:u w:val="none"/>
+                <w:sz w:val="30"/>
+                <w:szCs w:val="30"/>
+                <w:color w:val="000000"/>
+              </w:rPr>
+              <w:t xml:space="preserve">Manager age: 29</w:t>
+            </w:r>
+            <w:r>
+              <w:rPr>
+                <w:rFonts w:ascii="Arial" w:hAnsi="Arial" w:eastAsia="Arial" w:cs="Arial"/>
+                <w:i w:val="false"/>
+                <w:b w:val="false"/>
+                <w:u w:val="none"/>
+                <w:sz w:val="30"/>
+                <w:szCs w:val="30"/>
+                <w:color w:val="000000"/>
+              </w:rPr>
+              <w:br/>
+            </w:r>
+            <w:r>
+              <w:rPr>
+                <w:rFonts w:ascii="Arial" w:hAnsi="Arial" w:eastAsia="Arial" w:cs="Arial"/>
+                <w:i w:val="false"/>
+                <w:b w:val="false"/>
+                <w:u w:val="none"/>
+                <w:sz w:val="30"/>
+                <w:szCs w:val="30"/>
+                <w:color w:val="000000"/>
+              </w:rPr>
+              <w:t xml:space="preserve">Size: large</w:t>
+            </w:r>
+            <w:r>
+              <w:rPr>
+                <w:rFonts w:ascii="Arial" w:hAnsi="Arial" w:eastAsia="Arial" w:cs="Arial"/>
+                <w:i w:val="false"/>
+                <w:b w:val="false"/>
+                <w:u w:val="none"/>
+                <w:sz w:val="30"/>
+                <w:szCs w:val="30"/>
+                <w:color w:val="000000"/>
+              </w:rPr>
+              <w:br/>
+            </w:r>
+            <w:r>
+              <w:rPr>
+                <w:rFonts w:ascii="Arial" w:hAnsi="Arial" w:eastAsia="Arial" w:cs="Arial"/>
+                <w:i w:val="false"/>
+                <w:b w:val="false"/>
+                <w:u w:val="none"/>
+                <w:sz w:val="30"/>
+                <w:szCs w:val="30"/>
+                <w:color w:val="000000"/>
+              </w:rPr>
+              <w:t xml:space="preserve">Cost after: 2,600 AED</w:t>
+            </w:r>
+            <w:r>
+              <w:rPr>
+                <w:rFonts w:ascii="Arial" w:hAnsi="Arial" w:eastAsia="Arial" w:cs="Arial"/>
+                <w:i w:val="false"/>
+                <w:b w:val="false"/>
+                <w:u w:val="none"/>
+                <w:sz w:val="30"/>
+                <w:szCs w:val="30"/>
+                <w:color w:val="000000"/>
+              </w:rPr>
+              <w:br/>
+            </w:r>
+            <w:r>
+              <w:rPr>
+                <w:rFonts w:ascii="Arial" w:hAnsi="Arial" w:eastAsia="Arial" w:cs="Arial"/>
+                <w:i w:val="false"/>
+                <w:b w:val="false"/>
+                <w:u w:val="none"/>
+                <w:sz w:val="30"/>
+                <w:szCs w:val="30"/>
+                <w:color w:val="000000"/>
+              </w:rPr>
+              <w:br/>
+            </w:r>
+            <w:r>
+              <w:rPr>
+                <w:rFonts w:ascii="Arial" w:hAnsi="Arial" w:eastAsia="Arial" w:cs="Arial"/>
+                <w:i w:val="false"/>
+                <w:b w:val="false"/>
+                <w:u w:val="none"/>
+                <w:sz w:val="30"/>
+                <w:szCs w:val="30"/>
+                <w:color w:val="000000"/>
+              </w:rPr>
+              <w:t xml:space="preserve">Wait to be chosen as someone's twin.</w:t>
+            </w:r>
+          </w:p>
+        </w:tc>
+        <w:tc>
+          <w:tcPr>
+            <w:tcBorders>
+              <w:bottom w:val="dashed" w:sz="8" w:space="0" w:color="9AA8B8"/>
+              <w:top w:val="dashed" w:sz="8" w:space="0" w:color="9AA8B8"/>
+              <w:left w:val="dashed" w:sz="8" w:space="0" w:color="9AA8B8"/>
+              <w:right w:val="dashed" w:sz="8" w:space="0" w:color="9AA8B8"/>
+            </w:tcBorders>
+            <w:shd w:val="clear" w:color="auto" w:fill="FFFFFF"/>
+            <w:tcMar>
+              <w:top w:w="0" w:type="dxa"/>
+              <w:bottom w:w="0" w:type="dxa"/>
+              <w:left w:w="0" w:type="dxa"/>
+              <w:right w:w="0" w:type="dxa"/>
+            </w:tcMar>
+            <w:vAlign w:val="top"/>
+          </w:tcPr>
+          <w:p>
+            <w:pPr>
+              <w:pStyle w:val="Normal"/>
+              <w:jc w:val="left"/>
+              <w:pBdr>
+                <w:bottom w:val="none" w:sz="0" w:space="0" w:color="000000"/>
+                <w:top w:val="none" w:sz="0" w:space="0" w:color="000000"/>
+                <w:left w:val="none" w:sz="0" w:space="0" w:color="000000"/>
+                <w:right w:val="none" w:sz="0" w:space="0" w:color="000000"/>
+              </w:pBdr>
+              <w:spacing w:after="200" w:before="200" w:line="240"/>
+              <w:ind w:left="200" w:right="200" w:firstLine="0" w:firstLineChars="0"/>
+            </w:pPr>
+            <w:r>
+              <w:rPr>
+                <w:rFonts w:ascii="Arial" w:hAnsi="DejaVu Sans" w:eastAsia="DejaVu Sans" w:cs="DejaVu Sans"/>
+                <w:i w:val="false"/>
+                <w:b w:val="false"/>
+                <w:u w:val="none"/>
+                <w:sz w:val="21"/>
+                <w:szCs w:val="21"/>
+                <w:color w:val="000000"/>
+              </w:rPr>
+              <w:t xml:space="preserve"/>
+            </w:r>
+          </w:p>
+        </w:tc>
+      </w:tr>
+    </w:tbl>
+    <w:p>
+      <w:pPr>
+        <w:pStyle w:val="Normal"/>
+        <w:jc w:val="left"/>
+        <w:pBdr>
+          <w:bottom w:val="none" w:sz="0" w:space="0" w:color="000000"/>
+          <w:top w:val="none" w:sz="0" w:space="0" w:color="000000"/>
+          <w:left w:val="none" w:sz="0" w:space="0" w:color="000000"/>
+          <w:right w:val="none" w:sz="0" w:space="0" w:color="000000"/>
+        </w:pBdr>
+        <w:spacing w:after="80" w:before="0" w:line="240"/>
+        <w:ind w:left="0" w:right="0" w:firstLine="0" w:firstLineChars="0"/>
+      </w:pPr>
+      <w:r>
+        <w:rPr>
+          <w:rFonts w:ascii="Arial" w:hAnsi="Arial" w:eastAsia="Arial" w:cs="Arial"/>
+          <w:i w:val="true"/>
+          <w:b w:val="false"/>
+          <w:u w:val="none"/>
+          <w:sz w:val="17"/>
+          <w:szCs w:val="17"/>
+          <w:color w:val="545860"/>
+        </w:rPr>
+        <w:t xml:space="preserve">These seven businesses are invented for the exercise.</w:t>
+      </w:r>
+    </w:p>
+    <w:p>
+      <w:pPr/>
+      <w:r>
+        <w:br w:type="page"/>
+      </w:r>
+    </w:p>
+    <w:p>
+      <w:pPr>
+        <w:pStyle w:val="Normal"/>
+        <w:jc w:val="left"/>
+        <w:pBdr>
+          <w:bottom w:val="none" w:sz="0" w:space="0" w:color="000000"/>
+          <w:top w:val="none" w:sz="0" w:space="0" w:color="000000"/>
+          <w:left w:val="none" w:sz="0" w:space="0" w:color="000000"/>
+          <w:right w:val="none" w:sz="0" w:space="0" w:color="000000"/>
+        </w:pBdr>
+        <w:spacing w:after="0" w:before="0" w:line="240"/>
+        <w:ind w:left="0" w:right="0" w:firstLine="0" w:firstLineChars="0"/>
+      </w:pPr>
+      <w:r>
+        <w:rPr>
+          <w:rFonts w:ascii="Arial" w:hAnsi="Arial" w:eastAsia="Arial" w:cs="Arial"/>
+          <w:i w:val="false"/>
+          <w:b w:val="false"/>
+          <w:u w:val="none"/>
+          <w:sz w:val="18"/>
+          <w:szCs w:val="18"/>
+          <w:color w:val="545860"/>
+        </w:rPr>
+        <w:t xml:space="preserve">Module 2 · Day 2, Session 3 · Reading Matching Results</w:t>
+      </w:r>
+    </w:p>
+    <w:p>
+      <w:pPr>
+        <w:pStyle w:val="Normal"/>
+        <w:jc w:val="left"/>
+        <w:pBdr>
+          <w:bottom w:val="none" w:sz="0" w:space="0" w:color="000000"/>
+          <w:top w:val="none" w:sz="0" w:space="0" w:color="000000"/>
+          <w:left w:val="none" w:sz="0" w:space="0" w:color="000000"/>
+          <w:right w:val="none" w:sz="0" w:space="0" w:color="000000"/>
+        </w:pBdr>
+        <w:spacing w:after="40" w:before="0" w:line="240"/>
+        <w:ind w:left="0" w:right="0" w:firstLine="0" w:firstLineChars="0"/>
+      </w:pPr>
+      <w:r>
+        <w:rPr>
+          <w:rFonts w:ascii="Arial" w:hAnsi="Arial" w:eastAsia="Arial" w:cs="Arial"/>
+          <w:i w:val="false"/>
+          <w:b w:val="true"/>
+          <w:u w:val="none"/>
           <w:sz w:val="36"/>
           <w:szCs w:val="36"/>
           <w:color w:val="063360"/>
@@ -3124,7 +3823,6 @@
           <w:i w:val="false"/>
           <w:b w:val="false"/>
           <w:u w:val="none"/>
-          <w:strike w:val="false"/>
           <w:sz w:val="22"/>
           <w:szCs w:val="22"/>
           <w:color w:val="000000"/>
@@ -3148,6 +3846,7 @@
           <w:trHeight w:val="360" w:hRule="auto"/>
           <w:tblHeader/>
         </w:trPr>
+        header1
         <w:tc>
           <w:tcPr>
             <w:tcBorders>
@@ -3177,24 +3876,13 @@
               </w:pBdr>
               <w:spacing w:after="80" w:before="80" w:line="240"/>
               <w:ind w:left="80" w:right="80" w:firstLine="0" w:firstLineChars="0"/>
-              <w:rPr>
-                <w:rFonts w:ascii="Arial" w:hAnsi="Arial" w:eastAsia="Arial" w:cs="Arial"/>
+            </w:pPr>
+            <w:r>
+              <w:rPr>
+                <w:rFonts w:ascii="Arial" w:hAnsi="DejaVu Sans" w:eastAsia="DejaVu Sans" w:cs="DejaVu Sans"/>
                 <w:i w:val="false"/>
                 <w:b w:val="true"/>
                 <w:u w:val="none"/>
-                <w:strike w:val="false"/>
-                <w:sz w:val="21"/>
-                <w:szCs w:val="21"/>
-                <w:color w:val="063360"/>
-              </w:rPr>
-            </w:pPr>
-            <w:r>
-              <w:rPr>
-                <w:rFonts w:ascii="Arial" w:hAnsi="Arial" w:eastAsia="Arial" w:cs="Arial"/>
-                <w:i w:val="false"/>
-                <w:b w:val="true"/>
-                <w:u w:val="none"/>
-                <w:strike w:val="false"/>
                 <w:sz w:val="21"/>
                 <w:szCs w:val="21"/>
                 <w:color w:val="063360"/>
@@ -3232,24 +3920,13 @@
               </w:pBdr>
               <w:spacing w:after="80" w:before="80" w:line="240"/>
               <w:ind w:left="80" w:right="80" w:firstLine="0" w:firstLineChars="0"/>
-              <w:rPr>
-                <w:rFonts w:ascii="Arial" w:hAnsi="Arial" w:eastAsia="Arial" w:cs="Arial"/>
+            </w:pPr>
+            <w:r>
+              <w:rPr>
+                <w:rFonts w:ascii="Arial" w:hAnsi="DejaVu Sans" w:eastAsia="DejaVu Sans" w:cs="DejaVu Sans"/>
                 <w:i w:val="false"/>
                 <w:b w:val="true"/>
                 <w:u w:val="none"/>
-                <w:strike w:val="false"/>
-                <w:sz w:val="21"/>
-                <w:szCs w:val="21"/>
-                <w:color w:val="063360"/>
-              </w:rPr>
-            </w:pPr>
-            <w:r>
-              <w:rPr>
-                <w:rFonts w:ascii="Arial" w:hAnsi="Arial" w:eastAsia="Arial" w:cs="Arial"/>
-                <w:i w:val="false"/>
-                <w:b w:val="true"/>
-                <w:u w:val="none"/>
-                <w:strike w:val="false"/>
                 <w:sz w:val="21"/>
                 <w:szCs w:val="21"/>
                 <w:color w:val="063360"/>
@@ -3287,24 +3964,13 @@
               </w:pBdr>
               <w:spacing w:after="80" w:before="80" w:line="240"/>
               <w:ind w:left="80" w:right="80" w:firstLine="0" w:firstLineChars="0"/>
-              <w:rPr>
-                <w:rFonts w:ascii="Arial" w:hAnsi="Arial" w:eastAsia="Arial" w:cs="Arial"/>
+            </w:pPr>
+            <w:r>
+              <w:rPr>
+                <w:rFonts w:ascii="Arial" w:hAnsi="DejaVu Sans" w:eastAsia="DejaVu Sans" w:cs="DejaVu Sans"/>
                 <w:i w:val="false"/>
                 <w:b w:val="true"/>
                 <w:u w:val="none"/>
-                <w:strike w:val="false"/>
-                <w:sz w:val="21"/>
-                <w:szCs w:val="21"/>
-                <w:color w:val="063360"/>
-              </w:rPr>
-            </w:pPr>
-            <w:r>
-              <w:rPr>
-                <w:rFonts w:ascii="Arial" w:hAnsi="Arial" w:eastAsia="Arial" w:cs="Arial"/>
-                <w:i w:val="false"/>
-                <w:b w:val="true"/>
-                <w:u w:val="none"/>
-                <w:strike w:val="false"/>
                 <w:sz w:val="21"/>
                 <w:szCs w:val="21"/>
                 <w:color w:val="063360"/>
@@ -3318,6 +3984,7 @@
         <w:trPr>
           <w:trHeight w:val="360" w:hRule="auto"/>
         </w:trPr>
+        body1
         <w:tc>
           <w:tcPr>
             <w:tcBorders>
@@ -3347,24 +4014,13 @@
               </w:pBdr>
               <w:spacing w:after="80" w:before="80" w:line="240"/>
               <w:ind w:left="80" w:right="80" w:firstLine="0" w:firstLineChars="0"/>
-              <w:rPr>
-                <w:rFonts w:ascii="Arial" w:hAnsi="Arial" w:eastAsia="Arial" w:cs="Arial"/>
-                <w:i w:val="false"/>
-                <w:b w:val="false"/>
-                <w:u w:val="none"/>
-                <w:strike w:val="false"/>
-                <w:sz w:val="21"/>
-                <w:szCs w:val="21"/>
-                <w:color w:val="000000"/>
-              </w:rPr>
-            </w:pPr>
-            <w:r>
-              <w:rPr>
-                <w:rFonts w:ascii="Arial" w:hAnsi="Arial" w:eastAsia="Arial" w:cs="Arial"/>
-                <w:i w:val="false"/>
-                <w:b w:val="false"/>
-                <w:u w:val="none"/>
-                <w:strike w:val="false"/>
+            </w:pPr>
+            <w:r>
+              <w:rPr>
+                <w:rFonts w:ascii="Arial" w:hAnsi="DejaVu Sans" w:eastAsia="DejaVu Sans" w:cs="DejaVu Sans"/>
+                <w:i w:val="false"/>
+                <w:b w:val="false"/>
+                <w:u w:val="none"/>
                 <w:sz w:val="21"/>
                 <w:szCs w:val="21"/>
                 <w:color w:val="000000"/>
@@ -3402,24 +4058,13 @@
               </w:pBdr>
               <w:spacing w:after="80" w:before="80" w:line="240"/>
               <w:ind w:left="80" w:right="80" w:firstLine="0" w:firstLineChars="0"/>
-              <w:rPr>
-                <w:rFonts w:ascii="Arial" w:hAnsi="Arial" w:eastAsia="Arial" w:cs="Arial"/>
-                <w:i w:val="false"/>
-                <w:b w:val="false"/>
-                <w:u w:val="none"/>
-                <w:strike w:val="false"/>
-                <w:sz w:val="21"/>
-                <w:szCs w:val="21"/>
-                <w:color w:val="000000"/>
-              </w:rPr>
-            </w:pPr>
-            <w:r>
-              <w:rPr>
-                <w:rFonts w:ascii="Arial" w:hAnsi="Arial" w:eastAsia="Arial" w:cs="Arial"/>
-                <w:i w:val="false"/>
-                <w:b w:val="false"/>
-                <w:u w:val="none"/>
-                <w:strike w:val="false"/>
+            </w:pPr>
+            <w:r>
+              <w:rPr>
+                <w:rFonts w:ascii="Arial" w:hAnsi="DejaVu Sans" w:eastAsia="DejaVu Sans" w:cs="DejaVu Sans"/>
+                <w:i w:val="false"/>
+                <w:b w:val="false"/>
+                <w:u w:val="none"/>
                 <w:sz w:val="21"/>
                 <w:szCs w:val="21"/>
                 <w:color w:val="000000"/>
@@ -3457,24 +4102,13 @@
               </w:pBdr>
               <w:spacing w:after="80" w:before="80" w:line="240"/>
               <w:ind w:left="80" w:right="80" w:firstLine="0" w:firstLineChars="0"/>
-              <w:rPr>
-                <w:rFonts w:ascii="Arial" w:hAnsi="Arial" w:eastAsia="Arial" w:cs="Arial"/>
-                <w:i w:val="false"/>
-                <w:b w:val="false"/>
-                <w:u w:val="none"/>
-                <w:strike w:val="false"/>
-                <w:sz w:val="21"/>
-                <w:szCs w:val="21"/>
-                <w:color w:val="000000"/>
-              </w:rPr>
-            </w:pPr>
-            <w:r>
-              <w:rPr>
-                <w:rFonts w:ascii="Arial" w:hAnsi="Arial" w:eastAsia="Arial" w:cs="Arial"/>
-                <w:i w:val="false"/>
-                <w:b w:val="false"/>
-                <w:u w:val="none"/>
-                <w:strike w:val="false"/>
+            </w:pPr>
+            <w:r>
+              <w:rPr>
+                <w:rFonts w:ascii="Arial" w:hAnsi="DejaVu Sans" w:eastAsia="DejaVu Sans" w:cs="DejaVu Sans"/>
+                <w:i w:val="false"/>
+                <w:b w:val="false"/>
+                <w:u w:val="none"/>
                 <w:sz w:val="21"/>
                 <w:szCs w:val="21"/>
                 <w:color w:val="000000"/>
@@ -3488,6 +4122,7 @@
         <w:trPr>
           <w:trHeight w:val="360" w:hRule="auto"/>
         </w:trPr>
+        body2
         <w:tc>
           <w:tcPr>
             <w:tcBorders>
@@ -3517,24 +4152,13 @@
               </w:pBdr>
               <w:spacing w:after="80" w:before="80" w:line="240"/>
               <w:ind w:left="80" w:right="80" w:firstLine="0" w:firstLineChars="0"/>
-              <w:rPr>
-                <w:rFonts w:ascii="Arial" w:hAnsi="Arial" w:eastAsia="Arial" w:cs="Arial"/>
-                <w:i w:val="false"/>
-                <w:b w:val="false"/>
-                <w:u w:val="none"/>
-                <w:strike w:val="false"/>
-                <w:sz w:val="21"/>
-                <w:szCs w:val="21"/>
-                <w:color w:val="000000"/>
-              </w:rPr>
-            </w:pPr>
-            <w:r>
-              <w:rPr>
-                <w:rFonts w:ascii="Arial" w:hAnsi="Arial" w:eastAsia="Arial" w:cs="Arial"/>
-                <w:i w:val="false"/>
-                <w:b w:val="false"/>
-                <w:u w:val="none"/>
-                <w:strike w:val="false"/>
+            </w:pPr>
+            <w:r>
+              <w:rPr>
+                <w:rFonts w:ascii="Arial" w:hAnsi="DejaVu Sans" w:eastAsia="DejaVu Sans" w:cs="DejaVu Sans"/>
+                <w:i w:val="false"/>
+                <w:b w:val="false"/>
+                <w:u w:val="none"/>
                 <w:sz w:val="21"/>
                 <w:szCs w:val="21"/>
                 <w:color w:val="000000"/>
@@ -3572,24 +4196,13 @@
               </w:pBdr>
               <w:spacing w:after="80" w:before="80" w:line="240"/>
               <w:ind w:left="80" w:right="80" w:firstLine="0" w:firstLineChars="0"/>
-              <w:rPr>
-                <w:rFonts w:ascii="Arial" w:hAnsi="Arial" w:eastAsia="Arial" w:cs="Arial"/>
-                <w:i w:val="false"/>
-                <w:b w:val="false"/>
-                <w:u w:val="none"/>
-                <w:strike w:val="false"/>
-                <w:sz w:val="21"/>
-                <w:szCs w:val="21"/>
-                <w:color w:val="000000"/>
-              </w:rPr>
-            </w:pPr>
-            <w:r>
-              <w:rPr>
-                <w:rFonts w:ascii="Arial" w:hAnsi="Arial" w:eastAsia="Arial" w:cs="Arial"/>
-                <w:i w:val="false"/>
-                <w:b w:val="false"/>
-                <w:u w:val="none"/>
-                <w:strike w:val="false"/>
+            </w:pPr>
+            <w:r>
+              <w:rPr>
+                <w:rFonts w:ascii="Arial" w:hAnsi="DejaVu Sans" w:eastAsia="DejaVu Sans" w:cs="DejaVu Sans"/>
+                <w:i w:val="false"/>
+                <w:b w:val="false"/>
+                <w:u w:val="none"/>
                 <w:sz w:val="21"/>
                 <w:szCs w:val="21"/>
                 <w:color w:val="000000"/>
@@ -3627,24 +4240,13 @@
               </w:pBdr>
               <w:spacing w:after="80" w:before="80" w:line="240"/>
               <w:ind w:left="80" w:right="80" w:firstLine="0" w:firstLineChars="0"/>
-              <w:rPr>
-                <w:rFonts w:ascii="Arial" w:hAnsi="Arial" w:eastAsia="Arial" w:cs="Arial"/>
-                <w:i w:val="false"/>
-                <w:b w:val="false"/>
-                <w:u w:val="none"/>
-                <w:strike w:val="false"/>
-                <w:sz w:val="21"/>
-                <w:szCs w:val="21"/>
-                <w:color w:val="000000"/>
-              </w:rPr>
-            </w:pPr>
-            <w:r>
-              <w:rPr>
-                <w:rFonts w:ascii="Arial" w:hAnsi="Arial" w:eastAsia="Arial" w:cs="Arial"/>
-                <w:i w:val="false"/>
-                <w:b w:val="false"/>
-                <w:u w:val="none"/>
-                <w:strike w:val="false"/>
+            </w:pPr>
+            <w:r>
+              <w:rPr>
+                <w:rFonts w:ascii="Arial" w:hAnsi="DejaVu Sans" w:eastAsia="DejaVu Sans" w:cs="DejaVu Sans"/>
+                <w:i w:val="false"/>
+                <w:b w:val="false"/>
+                <w:u w:val="none"/>
                 <w:sz w:val="21"/>
                 <w:szCs w:val="21"/>
                 <w:color w:val="000000"/>
@@ -3658,6 +4260,7 @@
         <w:trPr>
           <w:trHeight w:val="360" w:hRule="auto"/>
         </w:trPr>
+        body3
         <w:tc>
           <w:tcPr>
             <w:tcBorders>
@@ -3687,24 +4290,13 @@
               </w:pBdr>
               <w:spacing w:after="80" w:before="80" w:line="240"/>
               <w:ind w:left="80" w:right="80" w:firstLine="0" w:firstLineChars="0"/>
-              <w:rPr>
-                <w:rFonts w:ascii="Arial" w:hAnsi="Arial" w:eastAsia="Arial" w:cs="Arial"/>
-                <w:i w:val="false"/>
-                <w:b w:val="false"/>
-                <w:u w:val="none"/>
-                <w:strike w:val="false"/>
-                <w:sz w:val="21"/>
-                <w:szCs w:val="21"/>
-                <w:color w:val="000000"/>
-              </w:rPr>
-            </w:pPr>
-            <w:r>
-              <w:rPr>
-                <w:rFonts w:ascii="Arial" w:hAnsi="Arial" w:eastAsia="Arial" w:cs="Arial"/>
-                <w:i w:val="false"/>
-                <w:b w:val="false"/>
-                <w:u w:val="none"/>
-                <w:strike w:val="false"/>
+            </w:pPr>
+            <w:r>
+              <w:rPr>
+                <w:rFonts w:ascii="Arial" w:hAnsi="DejaVu Sans" w:eastAsia="DejaVu Sans" w:cs="DejaVu Sans"/>
+                <w:i w:val="false"/>
+                <w:b w:val="false"/>
+                <w:u w:val="none"/>
                 <w:sz w:val="21"/>
                 <w:szCs w:val="21"/>
                 <w:color w:val="000000"/>
@@ -3742,24 +4334,13 @@
               </w:pBdr>
               <w:spacing w:after="80" w:before="80" w:line="240"/>
               <w:ind w:left="80" w:right="80" w:firstLine="0" w:firstLineChars="0"/>
-              <w:rPr>
-                <w:rFonts w:ascii="Arial" w:hAnsi="Arial" w:eastAsia="Arial" w:cs="Arial"/>
-                <w:i w:val="false"/>
-                <w:b w:val="false"/>
-                <w:u w:val="none"/>
-                <w:strike w:val="false"/>
-                <w:sz w:val="21"/>
-                <w:szCs w:val="21"/>
-                <w:color w:val="000000"/>
-              </w:rPr>
-            </w:pPr>
-            <w:r>
-              <w:rPr>
-                <w:rFonts w:ascii="Arial" w:hAnsi="Arial" w:eastAsia="Arial" w:cs="Arial"/>
-                <w:i w:val="false"/>
-                <w:b w:val="false"/>
-                <w:u w:val="none"/>
-                <w:strike w:val="false"/>
+            </w:pPr>
+            <w:r>
+              <w:rPr>
+                <w:rFonts w:ascii="Arial" w:hAnsi="DejaVu Sans" w:eastAsia="DejaVu Sans" w:cs="DejaVu Sans"/>
+                <w:i w:val="false"/>
+                <w:b w:val="false"/>
+                <w:u w:val="none"/>
                 <w:sz w:val="21"/>
                 <w:szCs w:val="21"/>
                 <w:color w:val="000000"/>
@@ -3797,24 +4378,13 @@
               </w:pBdr>
               <w:spacing w:after="80" w:before="80" w:line="240"/>
               <w:ind w:left="80" w:right="80" w:firstLine="0" w:firstLineChars="0"/>
-              <w:rPr>
-                <w:rFonts w:ascii="Arial" w:hAnsi="Arial" w:eastAsia="Arial" w:cs="Arial"/>
-                <w:i w:val="false"/>
-                <w:b w:val="false"/>
-                <w:u w:val="none"/>
-                <w:strike w:val="false"/>
-                <w:sz w:val="21"/>
-                <w:szCs w:val="21"/>
-                <w:color w:val="000000"/>
-              </w:rPr>
-            </w:pPr>
-            <w:r>
-              <w:rPr>
-                <w:rFonts w:ascii="Arial" w:hAnsi="Arial" w:eastAsia="Arial" w:cs="Arial"/>
-                <w:i w:val="false"/>
-                <w:b w:val="false"/>
-                <w:u w:val="none"/>
-                <w:strike w:val="false"/>
+            </w:pPr>
+            <w:r>
+              <w:rPr>
+                <w:rFonts w:ascii="Arial" w:hAnsi="DejaVu Sans" w:eastAsia="DejaVu Sans" w:cs="DejaVu Sans"/>
+                <w:i w:val="false"/>
+                <w:b w:val="false"/>
+                <w:u w:val="none"/>
                 <w:sz w:val="21"/>
                 <w:szCs w:val="21"/>
                 <w:color w:val="000000"/>
@@ -3828,6 +4398,7 @@
         <w:trPr>
           <w:trHeight w:val="360" w:hRule="auto"/>
         </w:trPr>
+        body4
         <w:tc>
           <w:tcPr>
             <w:tcBorders>
@@ -3857,24 +4428,13 @@
               </w:pBdr>
               <w:spacing w:after="80" w:before="80" w:line="240"/>
               <w:ind w:left="80" w:right="80" w:firstLine="0" w:firstLineChars="0"/>
-              <w:rPr>
-                <w:rFonts w:ascii="Arial" w:hAnsi="Arial" w:eastAsia="Arial" w:cs="Arial"/>
-                <w:i w:val="false"/>
-                <w:b w:val="false"/>
-                <w:u w:val="none"/>
-                <w:strike w:val="false"/>
-                <w:sz w:val="21"/>
-                <w:szCs w:val="21"/>
-                <w:color w:val="000000"/>
-              </w:rPr>
-            </w:pPr>
-            <w:r>
-              <w:rPr>
-                <w:rFonts w:ascii="Arial" w:hAnsi="Arial" w:eastAsia="Arial" w:cs="Arial"/>
-                <w:i w:val="false"/>
-                <w:b w:val="false"/>
-                <w:u w:val="none"/>
-                <w:strike w:val="false"/>
+            </w:pPr>
+            <w:r>
+              <w:rPr>
+                <w:rFonts w:ascii="Arial" w:hAnsi="DejaVu Sans" w:eastAsia="DejaVu Sans" w:cs="DejaVu Sans"/>
+                <w:i w:val="false"/>
+                <w:b w:val="false"/>
+                <w:u w:val="none"/>
                 <w:sz w:val="21"/>
                 <w:szCs w:val="21"/>
                 <w:color w:val="000000"/>
@@ -3912,24 +4472,13 @@
               </w:pBdr>
               <w:spacing w:after="80" w:before="80" w:line="240"/>
               <w:ind w:left="80" w:right="80" w:firstLine="0" w:firstLineChars="0"/>
-              <w:rPr>
-                <w:rFonts w:ascii="Arial" w:hAnsi="Arial" w:eastAsia="Arial" w:cs="Arial"/>
-                <w:i w:val="false"/>
-                <w:b w:val="false"/>
-                <w:u w:val="none"/>
-                <w:strike w:val="false"/>
-                <w:sz w:val="21"/>
-                <w:szCs w:val="21"/>
-                <w:color w:val="000000"/>
-              </w:rPr>
-            </w:pPr>
-            <w:r>
-              <w:rPr>
-                <w:rFonts w:ascii="Arial" w:hAnsi="Arial" w:eastAsia="Arial" w:cs="Arial"/>
-                <w:i w:val="false"/>
-                <w:b w:val="false"/>
-                <w:u w:val="none"/>
-                <w:strike w:val="false"/>
+            </w:pPr>
+            <w:r>
+              <w:rPr>
+                <w:rFonts w:ascii="Arial" w:hAnsi="DejaVu Sans" w:eastAsia="DejaVu Sans" w:cs="DejaVu Sans"/>
+                <w:i w:val="false"/>
+                <w:b w:val="false"/>
+                <w:u w:val="none"/>
                 <w:sz w:val="21"/>
                 <w:szCs w:val="21"/>
                 <w:color w:val="000000"/>
@@ -3967,24 +4516,13 @@
               </w:pBdr>
               <w:spacing w:after="80" w:before="80" w:line="240"/>
               <w:ind w:left="80" w:right="80" w:firstLine="0" w:firstLineChars="0"/>
-              <w:rPr>
-                <w:rFonts w:ascii="Arial" w:hAnsi="Arial" w:eastAsia="Arial" w:cs="Arial"/>
-                <w:i w:val="false"/>
-                <w:b w:val="false"/>
-                <w:u w:val="none"/>
-                <w:strike w:val="false"/>
-                <w:sz w:val="21"/>
-                <w:szCs w:val="21"/>
-                <w:color w:val="000000"/>
-              </w:rPr>
-            </w:pPr>
-            <w:r>
-              <w:rPr>
-                <w:rFonts w:ascii="Arial" w:hAnsi="Arial" w:eastAsia="Arial" w:cs="Arial"/>
-                <w:i w:val="false"/>
-                <w:b w:val="false"/>
-                <w:u w:val="none"/>
-                <w:strike w:val="false"/>
+            </w:pPr>
+            <w:r>
+              <w:rPr>
+                <w:rFonts w:ascii="Arial" w:hAnsi="DejaVu Sans" w:eastAsia="DejaVu Sans" w:cs="DejaVu Sans"/>
+                <w:i w:val="false"/>
+                <w:b w:val="false"/>
+                <w:u w:val="none"/>
                 <w:sz w:val="21"/>
                 <w:szCs w:val="21"/>
                 <w:color w:val="000000"/>
@@ -3998,6 +4536,7 @@
         <w:trPr>
           <w:trHeight w:val="360" w:hRule="auto"/>
         </w:trPr>
+        body5
         <w:tc>
           <w:tcPr>
             <w:tcBorders>
@@ -4027,24 +4566,13 @@
               </w:pBdr>
               <w:spacing w:after="80" w:before="80" w:line="240"/>
               <w:ind w:left="80" w:right="80" w:firstLine="0" w:firstLineChars="0"/>
-              <w:rPr>
-                <w:rFonts w:ascii="Arial" w:hAnsi="Arial" w:eastAsia="Arial" w:cs="Arial"/>
-                <w:i w:val="false"/>
-                <w:b w:val="false"/>
-                <w:u w:val="none"/>
-                <w:strike w:val="false"/>
-                <w:sz w:val="21"/>
-                <w:szCs w:val="21"/>
-                <w:color w:val="000000"/>
-              </w:rPr>
-            </w:pPr>
-            <w:r>
-              <w:rPr>
-                <w:rFonts w:ascii="Arial" w:hAnsi="Arial" w:eastAsia="Arial" w:cs="Arial"/>
-                <w:i w:val="false"/>
-                <w:b w:val="false"/>
-                <w:u w:val="none"/>
-                <w:strike w:val="false"/>
+            </w:pPr>
+            <w:r>
+              <w:rPr>
+                <w:rFonts w:ascii="Arial" w:hAnsi="DejaVu Sans" w:eastAsia="DejaVu Sans" w:cs="DejaVu Sans"/>
+                <w:i w:val="false"/>
+                <w:b w:val="false"/>
+                <w:u w:val="none"/>
                 <w:sz w:val="21"/>
                 <w:szCs w:val="21"/>
                 <w:color w:val="000000"/>
@@ -4082,24 +4610,13 @@
               </w:pBdr>
               <w:spacing w:after="80" w:before="80" w:line="240"/>
               <w:ind w:left="80" w:right="80" w:firstLine="0" w:firstLineChars="0"/>
-              <w:rPr>
-                <w:rFonts w:ascii="Arial" w:hAnsi="Arial" w:eastAsia="Arial" w:cs="Arial"/>
-                <w:i w:val="false"/>
-                <w:b w:val="false"/>
-                <w:u w:val="none"/>
-                <w:strike w:val="false"/>
-                <w:sz w:val="21"/>
-                <w:szCs w:val="21"/>
-                <w:color w:val="000000"/>
-              </w:rPr>
-            </w:pPr>
-            <w:r>
-              <w:rPr>
-                <w:rFonts w:ascii="Arial" w:hAnsi="Arial" w:eastAsia="Arial" w:cs="Arial"/>
-                <w:i w:val="false"/>
-                <w:b w:val="false"/>
-                <w:u w:val="none"/>
-                <w:strike w:val="false"/>
+            </w:pPr>
+            <w:r>
+              <w:rPr>
+                <w:rFonts w:ascii="Arial" w:hAnsi="DejaVu Sans" w:eastAsia="DejaVu Sans" w:cs="DejaVu Sans"/>
+                <w:i w:val="false"/>
+                <w:b w:val="false"/>
+                <w:u w:val="none"/>
                 <w:sz w:val="21"/>
                 <w:szCs w:val="21"/>
                 <w:color w:val="000000"/>
@@ -4137,24 +4654,13 @@
               </w:pBdr>
               <w:spacing w:after="80" w:before="80" w:line="240"/>
               <w:ind w:left="80" w:right="80" w:firstLine="0" w:firstLineChars="0"/>
-              <w:rPr>
-                <w:rFonts w:ascii="Arial" w:hAnsi="Arial" w:eastAsia="Arial" w:cs="Arial"/>
-                <w:i w:val="false"/>
-                <w:b w:val="false"/>
-                <w:u w:val="none"/>
-                <w:strike w:val="false"/>
-                <w:sz w:val="21"/>
-                <w:szCs w:val="21"/>
-                <w:color w:val="000000"/>
-              </w:rPr>
-            </w:pPr>
-            <w:r>
-              <w:rPr>
-                <w:rFonts w:ascii="Arial" w:hAnsi="Arial" w:eastAsia="Arial" w:cs="Arial"/>
-                <w:i w:val="false"/>
-                <w:b w:val="false"/>
-                <w:u w:val="none"/>
-                <w:strike w:val="false"/>
+            </w:pPr>
+            <w:r>
+              <w:rPr>
+                <w:rFonts w:ascii="Arial" w:hAnsi="DejaVu Sans" w:eastAsia="DejaVu Sans" w:cs="DejaVu Sans"/>
+                <w:i w:val="false"/>
+                <w:b w:val="false"/>
+                <w:u w:val="none"/>
                 <w:sz w:val="21"/>
                 <w:szCs w:val="21"/>
                 <w:color w:val="000000"/>
@@ -4168,6 +4674,7 @@
         <w:trPr>
           <w:trHeight w:val="360" w:hRule="auto"/>
         </w:trPr>
+        body6
         <w:tc>
           <w:tcPr>
             <w:tcBorders>
@@ -4197,24 +4704,13 @@
               </w:pBdr>
               <w:spacing w:after="80" w:before="80" w:line="240"/>
               <w:ind w:left="80" w:right="80" w:firstLine="0" w:firstLineChars="0"/>
-              <w:rPr>
-                <w:rFonts w:ascii="Arial" w:hAnsi="Arial" w:eastAsia="Arial" w:cs="Arial"/>
-                <w:i w:val="false"/>
-                <w:b w:val="false"/>
-                <w:u w:val="none"/>
-                <w:strike w:val="false"/>
-                <w:sz w:val="21"/>
-                <w:szCs w:val="21"/>
-                <w:color w:val="000000"/>
-              </w:rPr>
-            </w:pPr>
-            <w:r>
-              <w:rPr>
-                <w:rFonts w:ascii="Arial" w:hAnsi="Arial" w:eastAsia="Arial" w:cs="Arial"/>
-                <w:i w:val="false"/>
-                <w:b w:val="false"/>
-                <w:u w:val="none"/>
-                <w:strike w:val="false"/>
+            </w:pPr>
+            <w:r>
+              <w:rPr>
+                <w:rFonts w:ascii="Arial" w:hAnsi="DejaVu Sans" w:eastAsia="DejaVu Sans" w:cs="DejaVu Sans"/>
+                <w:i w:val="false"/>
+                <w:b w:val="false"/>
+                <w:u w:val="none"/>
                 <w:sz w:val="21"/>
                 <w:szCs w:val="21"/>
                 <w:color w:val="000000"/>
@@ -4252,24 +4748,13 @@
               </w:pBdr>
               <w:spacing w:after="80" w:before="80" w:line="240"/>
               <w:ind w:left="80" w:right="80" w:firstLine="0" w:firstLineChars="0"/>
-              <w:rPr>
-                <w:rFonts w:ascii="Arial" w:hAnsi="Arial" w:eastAsia="Arial" w:cs="Arial"/>
-                <w:i w:val="false"/>
-                <w:b w:val="false"/>
-                <w:u w:val="none"/>
-                <w:strike w:val="false"/>
-                <w:sz w:val="21"/>
-                <w:szCs w:val="21"/>
-                <w:color w:val="000000"/>
-              </w:rPr>
-            </w:pPr>
-            <w:r>
-              <w:rPr>
-                <w:rFonts w:ascii="Arial" w:hAnsi="Arial" w:eastAsia="Arial" w:cs="Arial"/>
-                <w:i w:val="false"/>
-                <w:b w:val="false"/>
-                <w:u w:val="none"/>
-                <w:strike w:val="false"/>
+            </w:pPr>
+            <w:r>
+              <w:rPr>
+                <w:rFonts w:ascii="Arial" w:hAnsi="DejaVu Sans" w:eastAsia="DejaVu Sans" w:cs="DejaVu Sans"/>
+                <w:i w:val="false"/>
+                <w:b w:val="false"/>
+                <w:u w:val="none"/>
                 <w:sz w:val="21"/>
                 <w:szCs w:val="21"/>
                 <w:color w:val="000000"/>
@@ -4307,24 +4792,13 @@
               </w:pBdr>
               <w:spacing w:after="80" w:before="80" w:line="240"/>
               <w:ind w:left="80" w:right="80" w:firstLine="0" w:firstLineChars="0"/>
-              <w:rPr>
-                <w:rFonts w:ascii="Arial" w:hAnsi="Arial" w:eastAsia="Arial" w:cs="Arial"/>
-                <w:i w:val="false"/>
-                <w:b w:val="false"/>
-                <w:u w:val="none"/>
-                <w:strike w:val="false"/>
-                <w:sz w:val="21"/>
-                <w:szCs w:val="21"/>
-                <w:color w:val="000000"/>
-              </w:rPr>
-            </w:pPr>
-            <w:r>
-              <w:rPr>
-                <w:rFonts w:ascii="Arial" w:hAnsi="Arial" w:eastAsia="Arial" w:cs="Arial"/>
-                <w:i w:val="false"/>
-                <w:b w:val="false"/>
-                <w:u w:val="none"/>
-                <w:strike w:val="false"/>
+            </w:pPr>
+            <w:r>
+              <w:rPr>
+                <w:rFonts w:ascii="Arial" w:hAnsi="DejaVu Sans" w:eastAsia="DejaVu Sans" w:cs="DejaVu Sans"/>
+                <w:i w:val="false"/>
+                <w:b w:val="false"/>
+                <w:u w:val="none"/>
                 <w:sz w:val="21"/>
                 <w:szCs w:val="21"/>
                 <w:color w:val="000000"/>
@@ -4338,6 +4812,7 @@
         <w:trPr>
           <w:trHeight w:val="360" w:hRule="auto"/>
         </w:trPr>
+        body7
         <w:tc>
           <w:tcPr>
             <w:tcBorders>
@@ -4367,24 +4842,13 @@
               </w:pBdr>
               <w:spacing w:after="80" w:before="80" w:line="240"/>
               <w:ind w:left="80" w:right="80" w:firstLine="0" w:firstLineChars="0"/>
-              <w:rPr>
-                <w:rFonts w:ascii="Arial" w:hAnsi="Arial" w:eastAsia="Arial" w:cs="Arial"/>
-                <w:i w:val="false"/>
-                <w:b w:val="false"/>
-                <w:u w:val="none"/>
-                <w:strike w:val="false"/>
-                <w:sz w:val="21"/>
-                <w:szCs w:val="21"/>
-                <w:color w:val="000000"/>
-              </w:rPr>
-            </w:pPr>
-            <w:r>
-              <w:rPr>
-                <w:rFonts w:ascii="Arial" w:hAnsi="Arial" w:eastAsia="Arial" w:cs="Arial"/>
-                <w:i w:val="false"/>
-                <w:b w:val="false"/>
-                <w:u w:val="none"/>
-                <w:strike w:val="false"/>
+            </w:pPr>
+            <w:r>
+              <w:rPr>
+                <w:rFonts w:ascii="Arial" w:hAnsi="DejaVu Sans" w:eastAsia="DejaVu Sans" w:cs="DejaVu Sans"/>
+                <w:i w:val="false"/>
+                <w:b w:val="false"/>
+                <w:u w:val="none"/>
                 <w:sz w:val="21"/>
                 <w:szCs w:val="21"/>
                 <w:color w:val="000000"/>
@@ -4422,24 +4886,13 @@
               </w:pBdr>
               <w:spacing w:after="80" w:before="80" w:line="240"/>
               <w:ind w:left="80" w:right="80" w:firstLine="0" w:firstLineChars="0"/>
-              <w:rPr>
-                <w:rFonts w:ascii="Arial" w:hAnsi="Arial" w:eastAsia="Arial" w:cs="Arial"/>
-                <w:i w:val="false"/>
-                <w:b w:val="false"/>
-                <w:u w:val="none"/>
-                <w:strike w:val="false"/>
-                <w:sz w:val="21"/>
-                <w:szCs w:val="21"/>
-                <w:color w:val="000000"/>
-              </w:rPr>
-            </w:pPr>
-            <w:r>
-              <w:rPr>
-                <w:rFonts w:ascii="Arial" w:hAnsi="Arial" w:eastAsia="Arial" w:cs="Arial"/>
-                <w:i w:val="false"/>
-                <w:b w:val="false"/>
-                <w:u w:val="none"/>
-                <w:strike w:val="false"/>
+            </w:pPr>
+            <w:r>
+              <w:rPr>
+                <w:rFonts w:ascii="Arial" w:hAnsi="DejaVu Sans" w:eastAsia="DejaVu Sans" w:cs="DejaVu Sans"/>
+                <w:i w:val="false"/>
+                <w:b w:val="false"/>
+                <w:u w:val="none"/>
                 <w:sz w:val="21"/>
                 <w:szCs w:val="21"/>
                 <w:color w:val="000000"/>
@@ -4477,24 +4930,13 @@
               </w:pBdr>
               <w:spacing w:after="80" w:before="80" w:line="240"/>
               <w:ind w:left="80" w:right="80" w:firstLine="0" w:firstLineChars="0"/>
-              <w:rPr>
-                <w:rFonts w:ascii="Arial" w:hAnsi="Arial" w:eastAsia="Arial" w:cs="Arial"/>
-                <w:i w:val="false"/>
-                <w:b w:val="false"/>
-                <w:u w:val="none"/>
-                <w:strike w:val="false"/>
-                <w:sz w:val="21"/>
-                <w:szCs w:val="21"/>
-                <w:color w:val="000000"/>
-              </w:rPr>
-            </w:pPr>
-            <w:r>
-              <w:rPr>
-                <w:rFonts w:ascii="Arial" w:hAnsi="Arial" w:eastAsia="Arial" w:cs="Arial"/>
-                <w:i w:val="false"/>
-                <w:b w:val="false"/>
-                <w:u w:val="none"/>
-                <w:strike w:val="false"/>
+            </w:pPr>
+            <w:r>
+              <w:rPr>
+                <w:rFonts w:ascii="Arial" w:hAnsi="DejaVu Sans" w:eastAsia="DejaVu Sans" w:cs="DejaVu Sans"/>
+                <w:i w:val="false"/>
+                <w:b w:val="false"/>
+                <w:u w:val="none"/>
                 <w:sz w:val="21"/>
                 <w:szCs w:val="21"/>
                 <w:color w:val="000000"/>
@@ -4524,7 +4966,6 @@
           <w:i w:val="true"/>
           <w:b w:val="false"/>
           <w:u w:val="none"/>
-          <w:strike w:val="false"/>
           <w:sz w:val="17"/>
           <w:szCs w:val="17"/>
           <w:color w:val="545860"/>
@@ -4551,7 +4992,6 @@
           <w:i w:val="false"/>
           <w:b w:val="true"/>
           <w:u w:val="none"/>
-          <w:strike w:val="false"/>
           <w:sz w:val="26"/>
           <w:szCs w:val="26"/>
           <w:color w:val="215A9E"/>
@@ -4578,7 +5018,6 @@
           <w:i w:val="false"/>
           <w:b w:val="false"/>
           <w:u w:val="none"/>
-          <w:strike w:val="false"/>
           <w:sz w:val="22"/>
           <w:szCs w:val="22"/>
           <w:color w:val="000000"/>
@@ -4605,7 +5044,6 @@
           <w:i w:val="false"/>
           <w:b w:val="false"/>
           <w:u w:val="none"/>
-          <w:strike w:val="false"/>
           <w:sz w:val="22"/>
           <w:szCs w:val="22"/>
           <w:color w:val="B5BEC9"/>
@@ -4632,7 +5070,6 @@
           <w:i w:val="false"/>
           <w:b w:val="false"/>
           <w:u w:val="none"/>
-          <w:strike w:val="false"/>
           <w:sz w:val="22"/>
           <w:szCs w:val="22"/>
           <w:color w:val="000000"/>
@@ -4659,7 +5096,6 @@
           <w:i w:val="false"/>
           <w:b w:val="false"/>
           <w:u w:val="none"/>
-          <w:strike w:val="false"/>
           <w:sz w:val="22"/>
           <w:szCs w:val="22"/>
           <w:color w:val="B5BEC9"/>
@@ -4686,7 +5122,6 @@
           <w:i w:val="false"/>
           <w:b w:val="false"/>
           <w:u w:val="none"/>
-          <w:strike w:val="false"/>
           <w:sz w:val="22"/>
           <w:szCs w:val="22"/>
           <w:color w:val="000000"/>
@@ -4713,7 +5148,6 @@
           <w:i w:val="false"/>
           <w:b w:val="false"/>
           <w:u w:val="none"/>
-          <w:strike w:val="false"/>
           <w:sz w:val="22"/>
           <w:szCs w:val="22"/>
           <w:color w:val="B5BEC9"/>
@@ -4740,7 +5174,6 @@
           <w:i w:val="false"/>
           <w:b w:val="false"/>
           <w:u w:val="none"/>
-          <w:strike w:val="false"/>
           <w:sz w:val="22"/>
           <w:szCs w:val="22"/>
           <w:color w:val="000000"/>
@@ -4767,7 +5200,6 @@
           <w:i w:val="false"/>
           <w:b w:val="false"/>
           <w:u w:val="none"/>
-          <w:strike w:val="false"/>
           <w:sz w:val="22"/>
           <w:szCs w:val="22"/>
           <w:color w:val="000000"/>
@@ -4800,7 +5232,6 @@
           <w:i w:val="false"/>
           <w:b w:val="false"/>
           <w:u w:val="none"/>
-          <w:strike w:val="false"/>
           <w:sz w:val="18"/>
           <w:szCs w:val="18"/>
           <w:color w:val="545860"/>
@@ -4827,7 +5258,6 @@
           <w:i w:val="false"/>
           <w:b w:val="true"/>
           <w:u w:val="none"/>
-          <w:strike w:val="false"/>
           <w:sz w:val="36"/>
           <w:szCs w:val="36"/>
           <w:color w:val="063360"/>
@@ -4854,7 +5284,6 @@
           <w:i w:val="false"/>
           <w:b w:val="true"/>
           <w:u w:val="none"/>
-          <w:strike w:val="false"/>
           <w:sz w:val="22"/>
           <w:szCs w:val="22"/>
           <w:color w:val="000000"/>
@@ -4881,7 +5310,6 @@
           <w:i w:val="true"/>
           <w:b w:val="false"/>
           <w:u w:val="none"/>
-          <w:strike w:val="false"/>
           <w:sz w:val="22"/>
           <w:szCs w:val="22"/>
           <w:color w:val="000000"/>
@@ -4908,7 +5336,6 @@
           <w:i w:val="false"/>
           <w:b w:val="true"/>
           <w:u w:val="none"/>
-          <w:strike w:val="false"/>
           <w:sz w:val="26"/>
           <w:szCs w:val="26"/>
           <w:color w:val="215A9E"/>
@@ -4935,7 +5362,6 @@
           <w:i w:val="false"/>
           <w:b w:val="false"/>
           <w:u w:val="none"/>
-          <w:strike w:val="false"/>
           <w:sz w:val="22"/>
           <w:szCs w:val="22"/>
           <w:color w:val="000000"/>
@@ -4962,7 +5388,6 @@
           <w:i w:val="false"/>
           <w:b w:val="false"/>
           <w:u w:val="none"/>
-          <w:strike w:val="false"/>
           <w:sz w:val="22"/>
           <w:szCs w:val="22"/>
           <w:color w:val="000000"/>
@@ -4989,7 +5414,6 @@
           <w:i w:val="false"/>
           <w:b w:val="true"/>
           <w:u w:val="none"/>
-          <w:strike w:val="false"/>
           <w:sz w:val="22"/>
           <w:szCs w:val="22"/>
           <w:color w:val="000000"/>
@@ -5016,7 +5440,6 @@
           <w:i w:val="false"/>
           <w:b w:val="false"/>
           <w:u w:val="none"/>
-          <w:strike w:val="false"/>
           <w:sz w:val="22"/>
           <w:szCs w:val="22"/>
           <w:color w:val="B5BEC9"/>
@@ -5043,7 +5466,6 @@
           <w:i w:val="false"/>
           <w:b w:val="false"/>
           <w:u w:val="none"/>
-          <w:strike w:val="false"/>
           <w:sz w:val="22"/>
           <w:szCs w:val="22"/>
           <w:color w:val="B5BEC9"/>
@@ -5070,7 +5492,6 @@
           <w:i w:val="false"/>
           <w:b w:val="false"/>
           <w:u w:val="none"/>
-          <w:strike w:val="false"/>
           <w:sz w:val="22"/>
           <w:szCs w:val="22"/>
           <w:color w:val="B5BEC9"/>
@@ -5103,7 +5524,6 @@
           <w:i w:val="false"/>
           <w:b w:val="false"/>
           <w:u w:val="none"/>
-          <w:strike w:val="false"/>
           <w:sz w:val="18"/>
           <w:szCs w:val="18"/>
           <w:color w:val="545860"/>
@@ -5130,7 +5550,6 @@
           <w:i w:val="false"/>
           <w:b w:val="true"/>
           <w:u w:val="none"/>
-          <w:strike w:val="false"/>
           <w:sz w:val="36"/>
           <w:szCs w:val="36"/>
           <w:color w:val="063360"/>
@@ -5151,6 +5570,7 @@
         <w:trPr>
           <w:trHeight w:val="2736" w:hRule="atLeast"/>
         </w:trPr>
+        body1
         <w:tc>
           <w:tcPr>
             <w:tcBorders>
@@ -5180,16 +5600,6 @@
               </w:pBdr>
               <w:spacing w:after="200" w:before="200" w:line="240"/>
               <w:ind w:left="200" w:right="200" w:firstLine="0" w:firstLineChars="0"/>
-              <w:rPr>
-                <w:rFonts w:ascii="Arial" w:hAnsi="Arial" w:eastAsia="Arial" w:cs="Arial"/>
-                <w:i w:val="false"/>
-                <w:b w:val="false"/>
-                <w:u w:val="none"/>
-                <w:strike w:val="false"/>
-                <w:sz w:val="21"/>
-                <w:szCs w:val="21"/>
-                <w:color w:val="000000"/>
-              </w:rPr>
             </w:pPr>
             <w:r>
               <w:rPr>
@@ -5197,7 +5607,6 @@
                 <w:i w:val="false"/>
                 <w:b w:val="true"/>
                 <w:u w:val="none"/>
-                <w:strike w:val="false"/>
                 <w:sz w:val="22"/>
                 <w:szCs w:val="22"/>
                 <w:color w:val="063360"/>
@@ -5210,20 +5619,18 @@
                 <w:i w:val="false"/>
                 <w:b w:val="false"/>
                 <w:u w:val="none"/>
-                <w:strike w:val="false"/>
-                <w:sz w:val="21"/>
-                <w:szCs w:val="21"/>
-                <w:color w:val="000000"/>
-              </w:rPr>
-              <w:br/>
-            </w:r>
-            <w:r>
-              <w:rPr>
-                <w:rFonts w:ascii="Arial" w:hAnsi="Arial" w:eastAsia="Arial" w:cs="Arial"/>
-                <w:i w:val="false"/>
-                <w:b w:val="false"/>
-                <w:u w:val="none"/>
-                <w:strike w:val="false"/>
+                <w:sz w:val="21"/>
+                <w:szCs w:val="21"/>
+                <w:color w:val="000000"/>
+              </w:rPr>
+              <w:br/>
+            </w:r>
+            <w:r>
+              <w:rPr>
+                <w:rFonts w:ascii="Arial" w:hAnsi="Arial" w:eastAsia="Arial" w:cs="Arial"/>
+                <w:i w:val="false"/>
+                <w:b w:val="false"/>
+                <w:u w:val="none"/>
                 <w:sz w:val="21"/>
                 <w:szCs w:val="21"/>
                 <w:color w:val="000000"/>
@@ -5236,20 +5643,18 @@
                 <w:i w:val="false"/>
                 <w:b w:val="false"/>
                 <w:u w:val="none"/>
-                <w:strike w:val="false"/>
-                <w:sz w:val="21"/>
-                <w:szCs w:val="21"/>
-                <w:color w:val="000000"/>
-              </w:rPr>
-              <w:br/>
-            </w:r>
-            <w:r>
-              <w:rPr>
-                <w:rFonts w:ascii="Arial" w:hAnsi="Arial" w:eastAsia="Arial" w:cs="Arial"/>
-                <w:i w:val="false"/>
-                <w:b w:val="false"/>
-                <w:u w:val="none"/>
-                <w:strike w:val="false"/>
+                <w:sz w:val="21"/>
+                <w:szCs w:val="21"/>
+                <w:color w:val="000000"/>
+              </w:rPr>
+              <w:br/>
+            </w:r>
+            <w:r>
+              <w:rPr>
+                <w:rFonts w:ascii="Arial" w:hAnsi="Arial" w:eastAsia="Arial" w:cs="Arial"/>
+                <w:i w:val="false"/>
+                <w:b w:val="false"/>
+                <w:u w:val="none"/>
                 <w:sz w:val="21"/>
                 <w:szCs w:val="21"/>
                 <w:color w:val="000000"/>
@@ -5263,6 +5668,7 @@
         <w:trPr>
           <w:trHeight w:val="2736" w:hRule="atLeast"/>
         </w:trPr>
+        body2
         <w:tc>
           <w:tcPr>
             <w:tcBorders>
@@ -5292,16 +5698,6 @@
               </w:pBdr>
               <w:spacing w:after="200" w:before="200" w:line="240"/>
               <w:ind w:left="200" w:right="200" w:firstLine="0" w:firstLineChars="0"/>
-              <w:rPr>
-                <w:rFonts w:ascii="Arial" w:hAnsi="Arial" w:eastAsia="Arial" w:cs="Arial"/>
-                <w:i w:val="false"/>
-                <w:b w:val="false"/>
-                <w:u w:val="none"/>
-                <w:strike w:val="false"/>
-                <w:sz w:val="21"/>
-                <w:szCs w:val="21"/>
-                <w:color w:val="000000"/>
-              </w:rPr>
             </w:pPr>
             <w:r>
               <w:rPr>
@@ -5309,7 +5705,6 @@
                 <w:i w:val="false"/>
                 <w:b w:val="true"/>
                 <w:u w:val="none"/>
-                <w:strike w:val="false"/>
                 <w:sz w:val="22"/>
                 <w:szCs w:val="22"/>
                 <w:color w:val="063360"/>
@@ -5322,20 +5717,18 @@
                 <w:i w:val="false"/>
                 <w:b w:val="false"/>
                 <w:u w:val="none"/>
-                <w:strike w:val="false"/>
-                <w:sz w:val="21"/>
-                <w:szCs w:val="21"/>
-                <w:color w:val="000000"/>
-              </w:rPr>
-              <w:br/>
-            </w:r>
-            <w:r>
-              <w:rPr>
-                <w:rFonts w:ascii="Arial" w:hAnsi="Arial" w:eastAsia="Arial" w:cs="Arial"/>
-                <w:i w:val="false"/>
-                <w:b w:val="false"/>
-                <w:u w:val="none"/>
-                <w:strike w:val="false"/>
+                <w:sz w:val="21"/>
+                <w:szCs w:val="21"/>
+                <w:color w:val="000000"/>
+              </w:rPr>
+              <w:br/>
+            </w:r>
+            <w:r>
+              <w:rPr>
+                <w:rFonts w:ascii="Arial" w:hAnsi="Arial" w:eastAsia="Arial" w:cs="Arial"/>
+                <w:i w:val="false"/>
+                <w:b w:val="false"/>
+                <w:u w:val="none"/>
                 <w:sz w:val="21"/>
                 <w:szCs w:val="21"/>
                 <w:color w:val="000000"/>
@@ -5348,20 +5741,18 @@
                 <w:i w:val="false"/>
                 <w:b w:val="false"/>
                 <w:u w:val="none"/>
-                <w:strike w:val="false"/>
-                <w:sz w:val="21"/>
-                <w:szCs w:val="21"/>
-                <w:color w:val="000000"/>
-              </w:rPr>
-              <w:br/>
-            </w:r>
-            <w:r>
-              <w:rPr>
-                <w:rFonts w:ascii="Arial" w:hAnsi="Arial" w:eastAsia="Arial" w:cs="Arial"/>
-                <w:i w:val="false"/>
-                <w:b w:val="false"/>
-                <w:u w:val="none"/>
-                <w:strike w:val="false"/>
+                <w:sz w:val="21"/>
+                <w:szCs w:val="21"/>
+                <w:color w:val="000000"/>
+              </w:rPr>
+              <w:br/>
+            </w:r>
+            <w:r>
+              <w:rPr>
+                <w:rFonts w:ascii="Arial" w:hAnsi="Arial" w:eastAsia="Arial" w:cs="Arial"/>
+                <w:i w:val="false"/>
+                <w:b w:val="false"/>
+                <w:u w:val="none"/>
                 <w:sz w:val="21"/>
                 <w:szCs w:val="21"/>
                 <w:color w:val="000000"/>
@@ -5375,6 +5766,7 @@
         <w:trPr>
           <w:trHeight w:val="2736" w:hRule="atLeast"/>
         </w:trPr>
+        body3
         <w:tc>
           <w:tcPr>
             <w:tcBorders>
@@ -5404,16 +5796,6 @@
               </w:pBdr>
               <w:spacing w:after="200" w:before="200" w:line="240"/>
               <w:ind w:left="200" w:right="200" w:firstLine="0" w:firstLineChars="0"/>
-              <w:rPr>
-                <w:rFonts w:ascii="Arial" w:hAnsi="Arial" w:eastAsia="Arial" w:cs="Arial"/>
-                <w:i w:val="false"/>
-                <w:b w:val="false"/>
-                <w:u w:val="none"/>
-                <w:strike w:val="false"/>
-                <w:sz w:val="21"/>
-                <w:szCs w:val="21"/>
-                <w:color w:val="000000"/>
-              </w:rPr>
             </w:pPr>
             <w:r>
               <w:rPr>
@@ -5421,7 +5803,6 @@
                 <w:i w:val="false"/>
                 <w:b w:val="true"/>
                 <w:u w:val="none"/>
-                <w:strike w:val="false"/>
                 <w:sz w:val="22"/>
                 <w:szCs w:val="22"/>
                 <w:color w:val="063360"/>
@@ -5434,20 +5815,18 @@
                 <w:i w:val="false"/>
                 <w:b w:val="false"/>
                 <w:u w:val="none"/>
-                <w:strike w:val="false"/>
-                <w:sz w:val="21"/>
-                <w:szCs w:val="21"/>
-                <w:color w:val="000000"/>
-              </w:rPr>
-              <w:br/>
-            </w:r>
-            <w:r>
-              <w:rPr>
-                <w:rFonts w:ascii="Arial" w:hAnsi="Arial" w:eastAsia="Arial" w:cs="Arial"/>
-                <w:i w:val="false"/>
-                <w:b w:val="false"/>
-                <w:u w:val="none"/>
-                <w:strike w:val="false"/>
+                <w:sz w:val="21"/>
+                <w:szCs w:val="21"/>
+                <w:color w:val="000000"/>
+              </w:rPr>
+              <w:br/>
+            </w:r>
+            <w:r>
+              <w:rPr>
+                <w:rFonts w:ascii="Arial" w:hAnsi="Arial" w:eastAsia="Arial" w:cs="Arial"/>
+                <w:i w:val="false"/>
+                <w:b w:val="false"/>
+                <w:u w:val="none"/>
                 <w:sz w:val="21"/>
                 <w:szCs w:val="21"/>
                 <w:color w:val="000000"/>
@@ -5460,20 +5839,18 @@
                 <w:i w:val="false"/>
                 <w:b w:val="false"/>
                 <w:u w:val="none"/>
-                <w:strike w:val="false"/>
-                <w:sz w:val="21"/>
-                <w:szCs w:val="21"/>
-                <w:color w:val="000000"/>
-              </w:rPr>
-              <w:br/>
-            </w:r>
-            <w:r>
-              <w:rPr>
-                <w:rFonts w:ascii="Arial" w:hAnsi="Arial" w:eastAsia="Arial" w:cs="Arial"/>
-                <w:i w:val="false"/>
-                <w:b w:val="false"/>
-                <w:u w:val="none"/>
-                <w:strike w:val="false"/>
+                <w:sz w:val="21"/>
+                <w:szCs w:val="21"/>
+                <w:color w:val="000000"/>
+              </w:rPr>
+              <w:br/>
+            </w:r>
+            <w:r>
+              <w:rPr>
+                <w:rFonts w:ascii="Arial" w:hAnsi="Arial" w:eastAsia="Arial" w:cs="Arial"/>
+                <w:i w:val="false"/>
+                <w:b w:val="false"/>
+                <w:u w:val="none"/>
                 <w:sz w:val="21"/>
                 <w:szCs w:val="21"/>
                 <w:color w:val="000000"/>
@@ -5487,6 +5864,7 @@
         <w:trPr>
           <w:trHeight w:val="2736" w:hRule="atLeast"/>
         </w:trPr>
+        body4
         <w:tc>
           <w:tcPr>
             <w:tcBorders>
@@ -5516,16 +5894,6 @@
               </w:pBdr>
               <w:spacing w:after="200" w:before="200" w:line="240"/>
               <w:ind w:left="200" w:right="200" w:firstLine="0" w:firstLineChars="0"/>
-              <w:rPr>
-                <w:rFonts w:ascii="Arial" w:hAnsi="Arial" w:eastAsia="Arial" w:cs="Arial"/>
-                <w:i w:val="false"/>
-                <w:b w:val="false"/>
-                <w:u w:val="none"/>
-                <w:strike w:val="false"/>
-                <w:sz w:val="21"/>
-                <w:szCs w:val="21"/>
-                <w:color w:val="000000"/>
-              </w:rPr>
             </w:pPr>
             <w:r>
               <w:rPr>
@@ -5533,7 +5901,6 @@
                 <w:i w:val="false"/>
                 <w:b w:val="true"/>
                 <w:u w:val="none"/>
-                <w:strike w:val="false"/>
                 <w:sz w:val="22"/>
                 <w:szCs w:val="22"/>
                 <w:color w:val="063360"/>
@@ -5546,20 +5913,18 @@
                 <w:i w:val="false"/>
                 <w:b w:val="false"/>
                 <w:u w:val="none"/>
-                <w:strike w:val="false"/>
-                <w:sz w:val="21"/>
-                <w:szCs w:val="21"/>
-                <w:color w:val="000000"/>
-              </w:rPr>
-              <w:br/>
-            </w:r>
-            <w:r>
-              <w:rPr>
-                <w:rFonts w:ascii="Arial" w:hAnsi="Arial" w:eastAsia="Arial" w:cs="Arial"/>
-                <w:i w:val="false"/>
-                <w:b w:val="false"/>
-                <w:u w:val="none"/>
-                <w:strike w:val="false"/>
+                <w:sz w:val="21"/>
+                <w:szCs w:val="21"/>
+                <w:color w:val="000000"/>
+              </w:rPr>
+              <w:br/>
+            </w:r>
+            <w:r>
+              <w:rPr>
+                <w:rFonts w:ascii="Arial" w:hAnsi="Arial" w:eastAsia="Arial" w:cs="Arial"/>
+                <w:i w:val="false"/>
+                <w:b w:val="false"/>
+                <w:u w:val="none"/>
                 <w:sz w:val="21"/>
                 <w:szCs w:val="21"/>
                 <w:color w:val="000000"/>
@@ -5572,20 +5937,18 @@
                 <w:i w:val="false"/>
                 <w:b w:val="false"/>
                 <w:u w:val="none"/>
-                <w:strike w:val="false"/>
-                <w:sz w:val="21"/>
-                <w:szCs w:val="21"/>
-                <w:color w:val="000000"/>
-              </w:rPr>
-              <w:br/>
-            </w:r>
-            <w:r>
-              <w:rPr>
-                <w:rFonts w:ascii="Arial" w:hAnsi="Arial" w:eastAsia="Arial" w:cs="Arial"/>
-                <w:i w:val="false"/>
-                <w:b w:val="false"/>
-                <w:u w:val="none"/>
-                <w:strike w:val="false"/>
+                <w:sz w:val="21"/>
+                <w:szCs w:val="21"/>
+                <w:color w:val="000000"/>
+              </w:rPr>
+              <w:br/>
+            </w:r>
+            <w:r>
+              <w:rPr>
+                <w:rFonts w:ascii="Arial" w:hAnsi="Arial" w:eastAsia="Arial" w:cs="Arial"/>
+                <w:i w:val="false"/>
+                <w:b w:val="false"/>
+                <w:u w:val="none"/>
                 <w:sz w:val="21"/>
                 <w:szCs w:val="21"/>
                 <w:color w:val="000000"/>
@@ -5621,7 +5984,6 @@
           <w:i w:val="false"/>
           <w:b w:val="false"/>
           <w:u w:val="none"/>
-          <w:strike w:val="false"/>
           <w:sz w:val="18"/>
           <w:szCs w:val="18"/>
           <w:color w:val="545860"/>
@@ -5648,7 +6010,6 @@
           <w:i w:val="false"/>
           <w:b w:val="true"/>
           <w:u w:val="none"/>
-          <w:strike w:val="false"/>
           <w:sz w:val="36"/>
           <w:szCs w:val="36"/>
           <w:color w:val="063360"/>
@@ -5670,6 +6031,7 @@
         <w:trPr>
           <w:trHeight w:val="3744" w:hRule="atLeast"/>
         </w:trPr>
+        body1
         <w:tc>
           <w:tcPr>
             <w:tcBorders>
@@ -5699,16 +6061,6 @@
               </w:pBdr>
               <w:spacing w:after="200" w:before="200" w:line="240"/>
               <w:ind w:left="200" w:right="200" w:firstLine="0" w:firstLineChars="0"/>
-              <w:rPr>
-                <w:rFonts w:ascii="Arial" w:hAnsi="Arial" w:eastAsia="Arial" w:cs="Arial"/>
-                <w:i w:val="false"/>
-                <w:b w:val="false"/>
-                <w:u w:val="none"/>
-                <w:strike w:val="false"/>
-                <w:sz w:val="21"/>
-                <w:szCs w:val="21"/>
-                <w:color w:val="000000"/>
-              </w:rPr>
             </w:pPr>
             <w:r>
               <w:rPr>
@@ -5716,7 +6068,6 @@
                 <w:i w:val="false"/>
                 <w:b w:val="true"/>
                 <w:u w:val="none"/>
-                <w:strike w:val="false"/>
                 <w:sz w:val="22"/>
                 <w:szCs w:val="22"/>
                 <w:color w:val="063360"/>
@@ -5729,20 +6080,18 @@
                 <w:i w:val="false"/>
                 <w:b w:val="false"/>
                 <w:u w:val="none"/>
-                <w:strike w:val="false"/>
-                <w:sz w:val="21"/>
-                <w:szCs w:val="21"/>
-                <w:color w:val="000000"/>
-              </w:rPr>
-              <w:br/>
-            </w:r>
-            <w:r>
-              <w:rPr>
-                <w:rFonts w:ascii="Arial" w:hAnsi="Arial" w:eastAsia="Arial" w:cs="Arial"/>
-                <w:i w:val="false"/>
-                <w:b w:val="false"/>
-                <w:u w:val="none"/>
-                <w:strike w:val="false"/>
+                <w:sz w:val="21"/>
+                <w:szCs w:val="21"/>
+                <w:color w:val="000000"/>
+              </w:rPr>
+              <w:br/>
+            </w:r>
+            <w:r>
+              <w:rPr>
+                <w:rFonts w:ascii="Arial" w:hAnsi="Arial" w:eastAsia="Arial" w:cs="Arial"/>
+                <w:i w:val="false"/>
+                <w:b w:val="false"/>
+                <w:u w:val="none"/>
                 <w:sz w:val="21"/>
                 <w:szCs w:val="21"/>
                 <w:color w:val="000000"/>
@@ -5755,20 +6104,18 @@
                 <w:i w:val="false"/>
                 <w:b w:val="false"/>
                 <w:u w:val="none"/>
-                <w:strike w:val="false"/>
-                <w:sz w:val="21"/>
-                <w:szCs w:val="21"/>
-                <w:color w:val="000000"/>
-              </w:rPr>
-              <w:br/>
-            </w:r>
-            <w:r>
-              <w:rPr>
-                <w:rFonts w:ascii="Arial" w:hAnsi="Arial" w:eastAsia="Arial" w:cs="Arial"/>
-                <w:i w:val="false"/>
-                <w:b w:val="false"/>
-                <w:u w:val="none"/>
-                <w:strike w:val="false"/>
+                <w:sz w:val="21"/>
+                <w:szCs w:val="21"/>
+                <w:color w:val="000000"/>
+              </w:rPr>
+              <w:br/>
+            </w:r>
+            <w:r>
+              <w:rPr>
+                <w:rFonts w:ascii="Arial" w:hAnsi="Arial" w:eastAsia="Arial" w:cs="Arial"/>
+                <w:i w:val="false"/>
+                <w:b w:val="false"/>
+                <w:u w:val="none"/>
                 <w:sz w:val="21"/>
                 <w:szCs w:val="21"/>
                 <w:color w:val="000000"/>
@@ -5781,20 +6128,18 @@
                 <w:i w:val="false"/>
                 <w:b w:val="false"/>
                 <w:u w:val="none"/>
-                <w:strike w:val="false"/>
-                <w:sz w:val="21"/>
-                <w:szCs w:val="21"/>
-                <w:color w:val="000000"/>
-              </w:rPr>
-              <w:br/>
-            </w:r>
-            <w:r>
-              <w:rPr>
-                <w:rFonts w:ascii="Arial" w:hAnsi="Arial" w:eastAsia="Arial" w:cs="Arial"/>
-                <w:i w:val="false"/>
-                <w:b w:val="false"/>
-                <w:u w:val="none"/>
-                <w:strike w:val="false"/>
+                <w:sz w:val="21"/>
+                <w:szCs w:val="21"/>
+                <w:color w:val="000000"/>
+              </w:rPr>
+              <w:br/>
+            </w:r>
+            <w:r>
+              <w:rPr>
+                <w:rFonts w:ascii="Arial" w:hAnsi="Arial" w:eastAsia="Arial" w:cs="Arial"/>
+                <w:i w:val="false"/>
+                <w:b w:val="false"/>
+                <w:u w:val="none"/>
                 <w:sz w:val="21"/>
                 <w:szCs w:val="21"/>
                 <w:color w:val="000000"/>
@@ -5807,20 +6152,18 @@
                 <w:i w:val="false"/>
                 <w:b w:val="false"/>
                 <w:u w:val="none"/>
-                <w:strike w:val="false"/>
-                <w:sz w:val="21"/>
-                <w:szCs w:val="21"/>
-                <w:color w:val="000000"/>
-              </w:rPr>
-              <w:br/>
-            </w:r>
-            <w:r>
-              <w:rPr>
-                <w:rFonts w:ascii="Arial" w:hAnsi="Arial" w:eastAsia="Arial" w:cs="Arial"/>
-                <w:i w:val="false"/>
-                <w:b w:val="false"/>
-                <w:u w:val="none"/>
-                <w:strike w:val="false"/>
+                <w:sz w:val="21"/>
+                <w:szCs w:val="21"/>
+                <w:color w:val="000000"/>
+              </w:rPr>
+              <w:br/>
+            </w:r>
+            <w:r>
+              <w:rPr>
+                <w:rFonts w:ascii="Arial" w:hAnsi="Arial" w:eastAsia="Arial" w:cs="Arial"/>
+                <w:i w:val="false"/>
+                <w:b w:val="false"/>
+                <w:u w:val="none"/>
                 <w:sz w:val="21"/>
                 <w:szCs w:val="21"/>
                 <w:color w:val="000000"/>
@@ -5833,20 +6176,18 @@
                 <w:i w:val="false"/>
                 <w:b w:val="false"/>
                 <w:u w:val="none"/>
-                <w:strike w:val="false"/>
-                <w:sz w:val="21"/>
-                <w:szCs w:val="21"/>
-                <w:color w:val="000000"/>
-              </w:rPr>
-              <w:br/>
-            </w:r>
-            <w:r>
-              <w:rPr>
-                <w:rFonts w:ascii="Arial" w:hAnsi="Arial" w:eastAsia="Arial" w:cs="Arial"/>
-                <w:i w:val="false"/>
-                <w:b w:val="false"/>
-                <w:u w:val="none"/>
-                <w:strike w:val="false"/>
+                <w:sz w:val="21"/>
+                <w:szCs w:val="21"/>
+                <w:color w:val="000000"/>
+              </w:rPr>
+              <w:br/>
+            </w:r>
+            <w:r>
+              <w:rPr>
+                <w:rFonts w:ascii="Arial" w:hAnsi="Arial" w:eastAsia="Arial" w:cs="Arial"/>
+                <w:i w:val="false"/>
+                <w:b w:val="false"/>
+                <w:u w:val="none"/>
                 <w:sz w:val="21"/>
                 <w:szCs w:val="21"/>
                 <w:color w:val="000000"/>
@@ -5859,33 +6200,30 @@
                 <w:i w:val="false"/>
                 <w:b w:val="false"/>
                 <w:u w:val="none"/>
-                <w:strike w:val="false"/>
-                <w:sz w:val="21"/>
-                <w:szCs w:val="21"/>
-                <w:color w:val="000000"/>
-              </w:rPr>
-              <w:br/>
-            </w:r>
-            <w:r>
-              <w:rPr>
-                <w:rFonts w:ascii="Arial" w:hAnsi="Arial" w:eastAsia="Arial" w:cs="Arial"/>
-                <w:i w:val="false"/>
-                <w:b w:val="false"/>
-                <w:u w:val="none"/>
-                <w:strike w:val="false"/>
-                <w:sz w:val="21"/>
-                <w:szCs w:val="21"/>
-                <w:color w:val="000000"/>
-              </w:rPr>
-              <w:br/>
-            </w:r>
-            <w:r>
-              <w:rPr>
-                <w:rFonts w:ascii="Arial" w:hAnsi="Arial" w:eastAsia="Arial" w:cs="Arial"/>
-                <w:i w:val="false"/>
-                <w:b w:val="false"/>
-                <w:u w:val="none"/>
-                <w:strike w:val="false"/>
+                <w:sz w:val="21"/>
+                <w:szCs w:val="21"/>
+                <w:color w:val="000000"/>
+              </w:rPr>
+              <w:br/>
+            </w:r>
+            <w:r>
+              <w:rPr>
+                <w:rFonts w:ascii="Arial" w:hAnsi="Arial" w:eastAsia="Arial" w:cs="Arial"/>
+                <w:i w:val="false"/>
+                <w:b w:val="false"/>
+                <w:u w:val="none"/>
+                <w:sz w:val="21"/>
+                <w:szCs w:val="21"/>
+                <w:color w:val="000000"/>
+              </w:rPr>
+              <w:br/>
+            </w:r>
+            <w:r>
+              <w:rPr>
+                <w:rFonts w:ascii="Arial" w:hAnsi="Arial" w:eastAsia="Arial" w:cs="Arial"/>
+                <w:i w:val="false"/>
+                <w:b w:val="false"/>
+                <w:u w:val="none"/>
                 <w:sz w:val="21"/>
                 <w:szCs w:val="21"/>
                 <w:color w:val="000000"/>
@@ -5898,20 +6236,18 @@
                 <w:i w:val="false"/>
                 <w:b w:val="false"/>
                 <w:u w:val="none"/>
-                <w:strike w:val="false"/>
-                <w:sz w:val="21"/>
-                <w:szCs w:val="21"/>
-                <w:color w:val="000000"/>
-              </w:rPr>
-              <w:br/>
-            </w:r>
-            <w:r>
-              <w:rPr>
-                <w:rFonts w:ascii="Arial" w:hAnsi="Arial" w:eastAsia="Arial" w:cs="Arial"/>
-                <w:i w:val="false"/>
-                <w:b w:val="false"/>
-                <w:u w:val="none"/>
-                <w:strike w:val="false"/>
+                <w:sz w:val="21"/>
+                <w:szCs w:val="21"/>
+                <w:color w:val="000000"/>
+              </w:rPr>
+              <w:br/>
+            </w:r>
+            <w:r>
+              <w:rPr>
+                <w:rFonts w:ascii="Arial" w:hAnsi="Arial" w:eastAsia="Arial" w:cs="Arial"/>
+                <w:i w:val="false"/>
+                <w:b w:val="false"/>
+                <w:u w:val="none"/>
                 <w:sz w:val="21"/>
                 <w:szCs w:val="21"/>
                 <w:color w:val="000000"/>
@@ -5949,16 +6285,6 @@
               </w:pBdr>
               <w:spacing w:after="200" w:before="200" w:line="240"/>
               <w:ind w:left="200" w:right="200" w:firstLine="0" w:firstLineChars="0"/>
-              <w:rPr>
-                <w:rFonts w:ascii="Arial" w:hAnsi="Arial" w:eastAsia="Arial" w:cs="Arial"/>
-                <w:i w:val="false"/>
-                <w:b w:val="false"/>
-                <w:u w:val="none"/>
-                <w:strike w:val="false"/>
-                <w:sz w:val="21"/>
-                <w:szCs w:val="21"/>
-                <w:color w:val="000000"/>
-              </w:rPr>
             </w:pPr>
             <w:r>
               <w:rPr>
@@ -5966,7 +6292,6 @@
                 <w:i w:val="false"/>
                 <w:b w:val="true"/>
                 <w:u w:val="none"/>
-                <w:strike w:val="false"/>
                 <w:sz w:val="22"/>
                 <w:szCs w:val="22"/>
                 <w:color w:val="063360"/>
@@ -5979,20 +6304,18 @@
                 <w:i w:val="false"/>
                 <w:b w:val="false"/>
                 <w:u w:val="none"/>
-                <w:strike w:val="false"/>
-                <w:sz w:val="21"/>
-                <w:szCs w:val="21"/>
-                <w:color w:val="000000"/>
-              </w:rPr>
-              <w:br/>
-            </w:r>
-            <w:r>
-              <w:rPr>
-                <w:rFonts w:ascii="Arial" w:hAnsi="Arial" w:eastAsia="Arial" w:cs="Arial"/>
-                <w:i w:val="false"/>
-                <w:b w:val="false"/>
-                <w:u w:val="none"/>
-                <w:strike w:val="false"/>
+                <w:sz w:val="21"/>
+                <w:szCs w:val="21"/>
+                <w:color w:val="000000"/>
+              </w:rPr>
+              <w:br/>
+            </w:r>
+            <w:r>
+              <w:rPr>
+                <w:rFonts w:ascii="Arial" w:hAnsi="Arial" w:eastAsia="Arial" w:cs="Arial"/>
+                <w:i w:val="false"/>
+                <w:b w:val="false"/>
+                <w:u w:val="none"/>
                 <w:sz w:val="21"/>
                 <w:szCs w:val="21"/>
                 <w:color w:val="000000"/>
@@ -6005,20 +6328,18 @@
                 <w:i w:val="false"/>
                 <w:b w:val="false"/>
                 <w:u w:val="none"/>
-                <w:strike w:val="false"/>
-                <w:sz w:val="21"/>
-                <w:szCs w:val="21"/>
-                <w:color w:val="000000"/>
-              </w:rPr>
-              <w:br/>
-            </w:r>
-            <w:r>
-              <w:rPr>
-                <w:rFonts w:ascii="Arial" w:hAnsi="Arial" w:eastAsia="Arial" w:cs="Arial"/>
-                <w:i w:val="false"/>
-                <w:b w:val="false"/>
-                <w:u w:val="none"/>
-                <w:strike w:val="false"/>
+                <w:sz w:val="21"/>
+                <w:szCs w:val="21"/>
+                <w:color w:val="000000"/>
+              </w:rPr>
+              <w:br/>
+            </w:r>
+            <w:r>
+              <w:rPr>
+                <w:rFonts w:ascii="Arial" w:hAnsi="Arial" w:eastAsia="Arial" w:cs="Arial"/>
+                <w:i w:val="false"/>
+                <w:b w:val="false"/>
+                <w:u w:val="none"/>
                 <w:sz w:val="21"/>
                 <w:szCs w:val="21"/>
                 <w:color w:val="000000"/>
@@ -6031,20 +6352,18 @@
                 <w:i w:val="false"/>
                 <w:b w:val="false"/>
                 <w:u w:val="none"/>
-                <w:strike w:val="false"/>
-                <w:sz w:val="21"/>
-                <w:szCs w:val="21"/>
-                <w:color w:val="000000"/>
-              </w:rPr>
-              <w:br/>
-            </w:r>
-            <w:r>
-              <w:rPr>
-                <w:rFonts w:ascii="Arial" w:hAnsi="Arial" w:eastAsia="Arial" w:cs="Arial"/>
-                <w:i w:val="false"/>
-                <w:b w:val="false"/>
-                <w:u w:val="none"/>
-                <w:strike w:val="false"/>
+                <w:sz w:val="21"/>
+                <w:szCs w:val="21"/>
+                <w:color w:val="000000"/>
+              </w:rPr>
+              <w:br/>
+            </w:r>
+            <w:r>
+              <w:rPr>
+                <w:rFonts w:ascii="Arial" w:hAnsi="Arial" w:eastAsia="Arial" w:cs="Arial"/>
+                <w:i w:val="false"/>
+                <w:b w:val="false"/>
+                <w:u w:val="none"/>
                 <w:sz w:val="21"/>
                 <w:szCs w:val="21"/>
                 <w:color w:val="000000"/>
@@ -6057,20 +6376,18 @@
                 <w:i w:val="false"/>
                 <w:b w:val="false"/>
                 <w:u w:val="none"/>
-                <w:strike w:val="false"/>
-                <w:sz w:val="21"/>
-                <w:szCs w:val="21"/>
-                <w:color w:val="000000"/>
-              </w:rPr>
-              <w:br/>
-            </w:r>
-            <w:r>
-              <w:rPr>
-                <w:rFonts w:ascii="Arial" w:hAnsi="Arial" w:eastAsia="Arial" w:cs="Arial"/>
-                <w:i w:val="false"/>
-                <w:b w:val="false"/>
-                <w:u w:val="none"/>
-                <w:strike w:val="false"/>
+                <w:sz w:val="21"/>
+                <w:szCs w:val="21"/>
+                <w:color w:val="000000"/>
+              </w:rPr>
+              <w:br/>
+            </w:r>
+            <w:r>
+              <w:rPr>
+                <w:rFonts w:ascii="Arial" w:hAnsi="Arial" w:eastAsia="Arial" w:cs="Arial"/>
+                <w:i w:val="false"/>
+                <w:b w:val="false"/>
+                <w:u w:val="none"/>
                 <w:sz w:val="21"/>
                 <w:szCs w:val="21"/>
                 <w:color w:val="000000"/>
@@ -6083,20 +6400,18 @@
                 <w:i w:val="false"/>
                 <w:b w:val="false"/>
                 <w:u w:val="none"/>
-                <w:strike w:val="false"/>
-                <w:sz w:val="21"/>
-                <w:szCs w:val="21"/>
-                <w:color w:val="000000"/>
-              </w:rPr>
-              <w:br/>
-            </w:r>
-            <w:r>
-              <w:rPr>
-                <w:rFonts w:ascii="Arial" w:hAnsi="Arial" w:eastAsia="Arial" w:cs="Arial"/>
-                <w:i w:val="false"/>
-                <w:b w:val="false"/>
-                <w:u w:val="none"/>
-                <w:strike w:val="false"/>
+                <w:sz w:val="21"/>
+                <w:szCs w:val="21"/>
+                <w:color w:val="000000"/>
+              </w:rPr>
+              <w:br/>
+            </w:r>
+            <w:r>
+              <w:rPr>
+                <w:rFonts w:ascii="Arial" w:hAnsi="Arial" w:eastAsia="Arial" w:cs="Arial"/>
+                <w:i w:val="false"/>
+                <w:b w:val="false"/>
+                <w:u w:val="none"/>
                 <w:sz w:val="21"/>
                 <w:szCs w:val="21"/>
                 <w:color w:val="000000"/>
@@ -6109,33 +6424,30 @@
                 <w:i w:val="false"/>
                 <w:b w:val="false"/>
                 <w:u w:val="none"/>
-                <w:strike w:val="false"/>
-                <w:sz w:val="21"/>
-                <w:szCs w:val="21"/>
-                <w:color w:val="000000"/>
-              </w:rPr>
-              <w:br/>
-            </w:r>
-            <w:r>
-              <w:rPr>
-                <w:rFonts w:ascii="Arial" w:hAnsi="Arial" w:eastAsia="Arial" w:cs="Arial"/>
-                <w:i w:val="false"/>
-                <w:b w:val="false"/>
-                <w:u w:val="none"/>
-                <w:strike w:val="false"/>
-                <w:sz w:val="21"/>
-                <w:szCs w:val="21"/>
-                <w:color w:val="000000"/>
-              </w:rPr>
-              <w:br/>
-            </w:r>
-            <w:r>
-              <w:rPr>
-                <w:rFonts w:ascii="Arial" w:hAnsi="Arial" w:eastAsia="Arial" w:cs="Arial"/>
-                <w:i w:val="false"/>
-                <w:b w:val="false"/>
-                <w:u w:val="none"/>
-                <w:strike w:val="false"/>
+                <w:sz w:val="21"/>
+                <w:szCs w:val="21"/>
+                <w:color w:val="000000"/>
+              </w:rPr>
+              <w:br/>
+            </w:r>
+            <w:r>
+              <w:rPr>
+                <w:rFonts w:ascii="Arial" w:hAnsi="Arial" w:eastAsia="Arial" w:cs="Arial"/>
+                <w:i w:val="false"/>
+                <w:b w:val="false"/>
+                <w:u w:val="none"/>
+                <w:sz w:val="21"/>
+                <w:szCs w:val="21"/>
+                <w:color w:val="000000"/>
+              </w:rPr>
+              <w:br/>
+            </w:r>
+            <w:r>
+              <w:rPr>
+                <w:rFonts w:ascii="Arial" w:hAnsi="Arial" w:eastAsia="Arial" w:cs="Arial"/>
+                <w:i w:val="false"/>
+                <w:b w:val="false"/>
+                <w:u w:val="none"/>
                 <w:sz w:val="21"/>
                 <w:szCs w:val="21"/>
                 <w:color w:val="000000"/>
@@ -6148,20 +6460,18 @@
                 <w:i w:val="false"/>
                 <w:b w:val="false"/>
                 <w:u w:val="none"/>
-                <w:strike w:val="false"/>
-                <w:sz w:val="21"/>
-                <w:szCs w:val="21"/>
-                <w:color w:val="000000"/>
-              </w:rPr>
-              <w:br/>
-            </w:r>
-            <w:r>
-              <w:rPr>
-                <w:rFonts w:ascii="Arial" w:hAnsi="Arial" w:eastAsia="Arial" w:cs="Arial"/>
-                <w:i w:val="false"/>
-                <w:b w:val="false"/>
-                <w:u w:val="none"/>
-                <w:strike w:val="false"/>
+                <w:sz w:val="21"/>
+                <w:szCs w:val="21"/>
+                <w:color w:val="000000"/>
+              </w:rPr>
+              <w:br/>
+            </w:r>
+            <w:r>
+              <w:rPr>
+                <w:rFonts w:ascii="Arial" w:hAnsi="Arial" w:eastAsia="Arial" w:cs="Arial"/>
+                <w:i w:val="false"/>
+                <w:b w:val="false"/>
+                <w:u w:val="none"/>
                 <w:sz w:val="21"/>
                 <w:szCs w:val="21"/>
                 <w:color w:val="000000"/>
@@ -6175,6 +6485,7 @@
         <w:trPr>
           <w:trHeight w:val="3744" w:hRule="atLeast"/>
         </w:trPr>
+        body2
         <w:tc>
           <w:tcPr>
             <w:tcBorders>
@@ -6204,16 +6515,6 @@
               </w:pBdr>
               <w:spacing w:after="200" w:before="200" w:line="240"/>
               <w:ind w:left="200" w:right="200" w:firstLine="0" w:firstLineChars="0"/>
-              <w:rPr>
-                <w:rFonts w:ascii="Arial" w:hAnsi="Arial" w:eastAsia="Arial" w:cs="Arial"/>
-                <w:i w:val="false"/>
-                <w:b w:val="false"/>
-                <w:u w:val="none"/>
-                <w:strike w:val="false"/>
-                <w:sz w:val="21"/>
-                <w:szCs w:val="21"/>
-                <w:color w:val="000000"/>
-              </w:rPr>
             </w:pPr>
             <w:r>
               <w:rPr>
@@ -6221,7 +6522,6 @@
                 <w:i w:val="false"/>
                 <w:b w:val="true"/>
                 <w:u w:val="none"/>
-                <w:strike w:val="false"/>
                 <w:sz w:val="22"/>
                 <w:szCs w:val="22"/>
                 <w:color w:val="063360"/>
@@ -6234,20 +6534,18 @@
                 <w:i w:val="false"/>
                 <w:b w:val="false"/>
                 <w:u w:val="none"/>
-                <w:strike w:val="false"/>
-                <w:sz w:val="21"/>
-                <w:szCs w:val="21"/>
-                <w:color w:val="000000"/>
-              </w:rPr>
-              <w:br/>
-            </w:r>
-            <w:r>
-              <w:rPr>
-                <w:rFonts w:ascii="Arial" w:hAnsi="Arial" w:eastAsia="Arial" w:cs="Arial"/>
-                <w:i w:val="false"/>
-                <w:b w:val="false"/>
-                <w:u w:val="none"/>
-                <w:strike w:val="false"/>
+                <w:sz w:val="21"/>
+                <w:szCs w:val="21"/>
+                <w:color w:val="000000"/>
+              </w:rPr>
+              <w:br/>
+            </w:r>
+            <w:r>
+              <w:rPr>
+                <w:rFonts w:ascii="Arial" w:hAnsi="Arial" w:eastAsia="Arial" w:cs="Arial"/>
+                <w:i w:val="false"/>
+                <w:b w:val="false"/>
+                <w:u w:val="none"/>
                 <w:sz w:val="21"/>
                 <w:szCs w:val="21"/>
                 <w:color w:val="000000"/>
@@ -6260,20 +6558,18 @@
                 <w:i w:val="false"/>
                 <w:b w:val="false"/>
                 <w:u w:val="none"/>
-                <w:strike w:val="false"/>
-                <w:sz w:val="21"/>
-                <w:szCs w:val="21"/>
-                <w:color w:val="000000"/>
-              </w:rPr>
-              <w:br/>
-            </w:r>
-            <w:r>
-              <w:rPr>
-                <w:rFonts w:ascii="Arial" w:hAnsi="Arial" w:eastAsia="Arial" w:cs="Arial"/>
-                <w:i w:val="false"/>
-                <w:b w:val="false"/>
-                <w:u w:val="none"/>
-                <w:strike w:val="false"/>
+                <w:sz w:val="21"/>
+                <w:szCs w:val="21"/>
+                <w:color w:val="000000"/>
+              </w:rPr>
+              <w:br/>
+            </w:r>
+            <w:r>
+              <w:rPr>
+                <w:rFonts w:ascii="Arial" w:hAnsi="Arial" w:eastAsia="Arial" w:cs="Arial"/>
+                <w:i w:val="false"/>
+                <w:b w:val="false"/>
+                <w:u w:val="none"/>
                 <w:sz w:val="21"/>
                 <w:szCs w:val="21"/>
                 <w:color w:val="000000"/>
@@ -6286,20 +6582,18 @@
                 <w:i w:val="false"/>
                 <w:b w:val="false"/>
                 <w:u w:val="none"/>
-                <w:strike w:val="false"/>
-                <w:sz w:val="21"/>
-                <w:szCs w:val="21"/>
-                <w:color w:val="000000"/>
-              </w:rPr>
-              <w:br/>
-            </w:r>
-            <w:r>
-              <w:rPr>
-                <w:rFonts w:ascii="Arial" w:hAnsi="Arial" w:eastAsia="Arial" w:cs="Arial"/>
-                <w:i w:val="false"/>
-                <w:b w:val="false"/>
-                <w:u w:val="none"/>
-                <w:strike w:val="false"/>
+                <w:sz w:val="21"/>
+                <w:szCs w:val="21"/>
+                <w:color w:val="000000"/>
+              </w:rPr>
+              <w:br/>
+            </w:r>
+            <w:r>
+              <w:rPr>
+                <w:rFonts w:ascii="Arial" w:hAnsi="Arial" w:eastAsia="Arial" w:cs="Arial"/>
+                <w:i w:val="false"/>
+                <w:b w:val="false"/>
+                <w:u w:val="none"/>
                 <w:sz w:val="21"/>
                 <w:szCs w:val="21"/>
                 <w:color w:val="000000"/>
@@ -6312,20 +6606,18 @@
                 <w:i w:val="false"/>
                 <w:b w:val="false"/>
                 <w:u w:val="none"/>
-                <w:strike w:val="false"/>
-                <w:sz w:val="21"/>
-                <w:szCs w:val="21"/>
-                <w:color w:val="000000"/>
-              </w:rPr>
-              <w:br/>
-            </w:r>
-            <w:r>
-              <w:rPr>
-                <w:rFonts w:ascii="Arial" w:hAnsi="Arial" w:eastAsia="Arial" w:cs="Arial"/>
-                <w:i w:val="false"/>
-                <w:b w:val="false"/>
-                <w:u w:val="none"/>
-                <w:strike w:val="false"/>
+                <w:sz w:val="21"/>
+                <w:szCs w:val="21"/>
+                <w:color w:val="000000"/>
+              </w:rPr>
+              <w:br/>
+            </w:r>
+            <w:r>
+              <w:rPr>
+                <w:rFonts w:ascii="Arial" w:hAnsi="Arial" w:eastAsia="Arial" w:cs="Arial"/>
+                <w:i w:val="false"/>
+                <w:b w:val="false"/>
+                <w:u w:val="none"/>
                 <w:sz w:val="21"/>
                 <w:szCs w:val="21"/>
                 <w:color w:val="000000"/>
@@ -6338,20 +6630,18 @@
                 <w:i w:val="false"/>
                 <w:b w:val="false"/>
                 <w:u w:val="none"/>
-                <w:strike w:val="false"/>
-                <w:sz w:val="21"/>
-                <w:szCs w:val="21"/>
-                <w:color w:val="000000"/>
-              </w:rPr>
-              <w:br/>
-            </w:r>
-            <w:r>
-              <w:rPr>
-                <w:rFonts w:ascii="Arial" w:hAnsi="Arial" w:eastAsia="Arial" w:cs="Arial"/>
-                <w:i w:val="false"/>
-                <w:b w:val="false"/>
-                <w:u w:val="none"/>
-                <w:strike w:val="false"/>
+                <w:sz w:val="21"/>
+                <w:szCs w:val="21"/>
+                <w:color w:val="000000"/>
+              </w:rPr>
+              <w:br/>
+            </w:r>
+            <w:r>
+              <w:rPr>
+                <w:rFonts w:ascii="Arial" w:hAnsi="Arial" w:eastAsia="Arial" w:cs="Arial"/>
+                <w:i w:val="false"/>
+                <w:b w:val="false"/>
+                <w:u w:val="none"/>
                 <w:sz w:val="21"/>
                 <w:szCs w:val="21"/>
                 <w:color w:val="000000"/>
@@ -6364,33 +6654,30 @@
                 <w:i w:val="false"/>
                 <w:b w:val="false"/>
                 <w:u w:val="none"/>
-                <w:strike w:val="false"/>
-                <w:sz w:val="21"/>
-                <w:szCs w:val="21"/>
-                <w:color w:val="000000"/>
-              </w:rPr>
-              <w:br/>
-            </w:r>
-            <w:r>
-              <w:rPr>
-                <w:rFonts w:ascii="Arial" w:hAnsi="Arial" w:eastAsia="Arial" w:cs="Arial"/>
-                <w:i w:val="false"/>
-                <w:b w:val="false"/>
-                <w:u w:val="none"/>
-                <w:strike w:val="false"/>
-                <w:sz w:val="21"/>
-                <w:szCs w:val="21"/>
-                <w:color w:val="000000"/>
-              </w:rPr>
-              <w:br/>
-            </w:r>
-            <w:r>
-              <w:rPr>
-                <w:rFonts w:ascii="Arial" w:hAnsi="Arial" w:eastAsia="Arial" w:cs="Arial"/>
-                <w:i w:val="false"/>
-                <w:b w:val="false"/>
-                <w:u w:val="none"/>
-                <w:strike w:val="false"/>
+                <w:sz w:val="21"/>
+                <w:szCs w:val="21"/>
+                <w:color w:val="000000"/>
+              </w:rPr>
+              <w:br/>
+            </w:r>
+            <w:r>
+              <w:rPr>
+                <w:rFonts w:ascii="Arial" w:hAnsi="Arial" w:eastAsia="Arial" w:cs="Arial"/>
+                <w:i w:val="false"/>
+                <w:b w:val="false"/>
+                <w:u w:val="none"/>
+                <w:sz w:val="21"/>
+                <w:szCs w:val="21"/>
+                <w:color w:val="000000"/>
+              </w:rPr>
+              <w:br/>
+            </w:r>
+            <w:r>
+              <w:rPr>
+                <w:rFonts w:ascii="Arial" w:hAnsi="Arial" w:eastAsia="Arial" w:cs="Arial"/>
+                <w:i w:val="false"/>
+                <w:b w:val="false"/>
+                <w:u w:val="none"/>
                 <w:sz w:val="21"/>
                 <w:szCs w:val="21"/>
                 <w:color w:val="000000"/>
@@ -6403,20 +6690,18 @@
                 <w:i w:val="false"/>
                 <w:b w:val="false"/>
                 <w:u w:val="none"/>
-                <w:strike w:val="false"/>
-                <w:sz w:val="21"/>
-                <w:szCs w:val="21"/>
-                <w:color w:val="000000"/>
-              </w:rPr>
-              <w:br/>
-            </w:r>
-            <w:r>
-              <w:rPr>
-                <w:rFonts w:ascii="Arial" w:hAnsi="Arial" w:eastAsia="Arial" w:cs="Arial"/>
-                <w:i w:val="false"/>
-                <w:b w:val="false"/>
-                <w:u w:val="none"/>
-                <w:strike w:val="false"/>
+                <w:sz w:val="21"/>
+                <w:szCs w:val="21"/>
+                <w:color w:val="000000"/>
+              </w:rPr>
+              <w:br/>
+            </w:r>
+            <w:r>
+              <w:rPr>
+                <w:rFonts w:ascii="Arial" w:hAnsi="Arial" w:eastAsia="Arial" w:cs="Arial"/>
+                <w:i w:val="false"/>
+                <w:b w:val="false"/>
+                <w:u w:val="none"/>
                 <w:sz w:val="21"/>
                 <w:szCs w:val="21"/>
                 <w:color w:val="000000"/>
@@ -6454,16 +6739,6 @@
               </w:pBdr>
               <w:spacing w:after="200" w:before="200" w:line="240"/>
               <w:ind w:left="200" w:right="200" w:firstLine="0" w:firstLineChars="0"/>
-              <w:rPr>
-                <w:rFonts w:ascii="Arial" w:hAnsi="Arial" w:eastAsia="Arial" w:cs="Arial"/>
-                <w:i w:val="false"/>
-                <w:b w:val="false"/>
-                <w:u w:val="none"/>
-                <w:strike w:val="false"/>
-                <w:sz w:val="21"/>
-                <w:szCs w:val="21"/>
-                <w:color w:val="000000"/>
-              </w:rPr>
             </w:pPr>
             <w:r>
               <w:rPr>
@@ -6471,7 +6746,6 @@
                 <w:i w:val="false"/>
                 <w:b w:val="true"/>
                 <w:u w:val="none"/>
-                <w:strike w:val="false"/>
                 <w:sz w:val="22"/>
                 <w:szCs w:val="22"/>
                 <w:color w:val="063360"/>
@@ -6484,20 +6758,18 @@
                 <w:i w:val="false"/>
                 <w:b w:val="false"/>
                 <w:u w:val="none"/>
-                <w:strike w:val="false"/>
-                <w:sz w:val="21"/>
-                <w:szCs w:val="21"/>
-                <w:color w:val="000000"/>
-              </w:rPr>
-              <w:br/>
-            </w:r>
-            <w:r>
-              <w:rPr>
-                <w:rFonts w:ascii="Arial" w:hAnsi="Arial" w:eastAsia="Arial" w:cs="Arial"/>
-                <w:i w:val="false"/>
-                <w:b w:val="false"/>
-                <w:u w:val="none"/>
-                <w:strike w:val="false"/>
+                <w:sz w:val="21"/>
+                <w:szCs w:val="21"/>
+                <w:color w:val="000000"/>
+              </w:rPr>
+              <w:br/>
+            </w:r>
+            <w:r>
+              <w:rPr>
+                <w:rFonts w:ascii="Arial" w:hAnsi="Arial" w:eastAsia="Arial" w:cs="Arial"/>
+                <w:i w:val="false"/>
+                <w:b w:val="false"/>
+                <w:u w:val="none"/>
                 <w:sz w:val="21"/>
                 <w:szCs w:val="21"/>
                 <w:color w:val="000000"/>
@@ -6510,20 +6782,18 @@
                 <w:i w:val="false"/>
                 <w:b w:val="false"/>
                 <w:u w:val="none"/>
-                <w:strike w:val="false"/>
-                <w:sz w:val="21"/>
-                <w:szCs w:val="21"/>
-                <w:color w:val="000000"/>
-              </w:rPr>
-              <w:br/>
-            </w:r>
-            <w:r>
-              <w:rPr>
-                <w:rFonts w:ascii="Arial" w:hAnsi="Arial" w:eastAsia="Arial" w:cs="Arial"/>
-                <w:i w:val="false"/>
-                <w:b w:val="false"/>
-                <w:u w:val="none"/>
-                <w:strike w:val="false"/>
+                <w:sz w:val="21"/>
+                <w:szCs w:val="21"/>
+                <w:color w:val="000000"/>
+              </w:rPr>
+              <w:br/>
+            </w:r>
+            <w:r>
+              <w:rPr>
+                <w:rFonts w:ascii="Arial" w:hAnsi="Arial" w:eastAsia="Arial" w:cs="Arial"/>
+                <w:i w:val="false"/>
+                <w:b w:val="false"/>
+                <w:u w:val="none"/>
                 <w:sz w:val="21"/>
                 <w:szCs w:val="21"/>
                 <w:color w:val="000000"/>
@@ -6536,20 +6806,18 @@
                 <w:i w:val="false"/>
                 <w:b w:val="false"/>
                 <w:u w:val="none"/>
-                <w:strike w:val="false"/>
-                <w:sz w:val="21"/>
-                <w:szCs w:val="21"/>
-                <w:color w:val="000000"/>
-              </w:rPr>
-              <w:br/>
-            </w:r>
-            <w:r>
-              <w:rPr>
-                <w:rFonts w:ascii="Arial" w:hAnsi="Arial" w:eastAsia="Arial" w:cs="Arial"/>
-                <w:i w:val="false"/>
-                <w:b w:val="false"/>
-                <w:u w:val="none"/>
-                <w:strike w:val="false"/>
+                <w:sz w:val="21"/>
+                <w:szCs w:val="21"/>
+                <w:color w:val="000000"/>
+              </w:rPr>
+              <w:br/>
+            </w:r>
+            <w:r>
+              <w:rPr>
+                <w:rFonts w:ascii="Arial" w:hAnsi="Arial" w:eastAsia="Arial" w:cs="Arial"/>
+                <w:i w:val="false"/>
+                <w:b w:val="false"/>
+                <w:u w:val="none"/>
                 <w:sz w:val="21"/>
                 <w:szCs w:val="21"/>
                 <w:color w:val="000000"/>
@@ -6562,20 +6830,18 @@
                 <w:i w:val="false"/>
                 <w:b w:val="false"/>
                 <w:u w:val="none"/>
-                <w:strike w:val="false"/>
-                <w:sz w:val="21"/>
-                <w:szCs w:val="21"/>
-                <w:color w:val="000000"/>
-              </w:rPr>
-              <w:br/>
-            </w:r>
-            <w:r>
-              <w:rPr>
-                <w:rFonts w:ascii="Arial" w:hAnsi="Arial" w:eastAsia="Arial" w:cs="Arial"/>
-                <w:i w:val="false"/>
-                <w:b w:val="false"/>
-                <w:u w:val="none"/>
-                <w:strike w:val="false"/>
+                <w:sz w:val="21"/>
+                <w:szCs w:val="21"/>
+                <w:color w:val="000000"/>
+              </w:rPr>
+              <w:br/>
+            </w:r>
+            <w:r>
+              <w:rPr>
+                <w:rFonts w:ascii="Arial" w:hAnsi="Arial" w:eastAsia="Arial" w:cs="Arial"/>
+                <w:i w:val="false"/>
+                <w:b w:val="false"/>
+                <w:u w:val="none"/>
                 <w:sz w:val="21"/>
                 <w:szCs w:val="21"/>
                 <w:color w:val="000000"/>
@@ -6588,20 +6854,18 @@
                 <w:i w:val="false"/>
                 <w:b w:val="false"/>
                 <w:u w:val="none"/>
-                <w:strike w:val="false"/>
-                <w:sz w:val="21"/>
-                <w:szCs w:val="21"/>
-                <w:color w:val="000000"/>
-              </w:rPr>
-              <w:br/>
-            </w:r>
-            <w:r>
-              <w:rPr>
-                <w:rFonts w:ascii="Arial" w:hAnsi="Arial" w:eastAsia="Arial" w:cs="Arial"/>
-                <w:i w:val="false"/>
-                <w:b w:val="false"/>
-                <w:u w:val="none"/>
-                <w:strike w:val="false"/>
+                <w:sz w:val="21"/>
+                <w:szCs w:val="21"/>
+                <w:color w:val="000000"/>
+              </w:rPr>
+              <w:br/>
+            </w:r>
+            <w:r>
+              <w:rPr>
+                <w:rFonts w:ascii="Arial" w:hAnsi="Arial" w:eastAsia="Arial" w:cs="Arial"/>
+                <w:i w:val="false"/>
+                <w:b w:val="false"/>
+                <w:u w:val="none"/>
                 <w:sz w:val="21"/>
                 <w:szCs w:val="21"/>
                 <w:color w:val="000000"/>
@@ -6614,33 +6878,30 @@
                 <w:i w:val="false"/>
                 <w:b w:val="false"/>
                 <w:u w:val="none"/>
-                <w:strike w:val="false"/>
-                <w:sz w:val="21"/>
-                <w:szCs w:val="21"/>
-                <w:color w:val="000000"/>
-              </w:rPr>
-              <w:br/>
-            </w:r>
-            <w:r>
-              <w:rPr>
-                <w:rFonts w:ascii="Arial" w:hAnsi="Arial" w:eastAsia="Arial" w:cs="Arial"/>
-                <w:i w:val="false"/>
-                <w:b w:val="false"/>
-                <w:u w:val="none"/>
-                <w:strike w:val="false"/>
-                <w:sz w:val="21"/>
-                <w:szCs w:val="21"/>
-                <w:color w:val="000000"/>
-              </w:rPr>
-              <w:br/>
-            </w:r>
-            <w:r>
-              <w:rPr>
-                <w:rFonts w:ascii="Arial" w:hAnsi="Arial" w:eastAsia="Arial" w:cs="Arial"/>
-                <w:i w:val="false"/>
-                <w:b w:val="false"/>
-                <w:u w:val="none"/>
-                <w:strike w:val="false"/>
+                <w:sz w:val="21"/>
+                <w:szCs w:val="21"/>
+                <w:color w:val="000000"/>
+              </w:rPr>
+              <w:br/>
+            </w:r>
+            <w:r>
+              <w:rPr>
+                <w:rFonts w:ascii="Arial" w:hAnsi="Arial" w:eastAsia="Arial" w:cs="Arial"/>
+                <w:i w:val="false"/>
+                <w:b w:val="false"/>
+                <w:u w:val="none"/>
+                <w:sz w:val="21"/>
+                <w:szCs w:val="21"/>
+                <w:color w:val="000000"/>
+              </w:rPr>
+              <w:br/>
+            </w:r>
+            <w:r>
+              <w:rPr>
+                <w:rFonts w:ascii="Arial" w:hAnsi="Arial" w:eastAsia="Arial" w:cs="Arial"/>
+                <w:i w:val="false"/>
+                <w:b w:val="false"/>
+                <w:u w:val="none"/>
                 <w:sz w:val="21"/>
                 <w:szCs w:val="21"/>
                 <w:color w:val="000000"/>
@@ -6653,20 +6914,18 @@
                 <w:i w:val="false"/>
                 <w:b w:val="false"/>
                 <w:u w:val="none"/>
-                <w:strike w:val="false"/>
-                <w:sz w:val="21"/>
-                <w:szCs w:val="21"/>
-                <w:color w:val="000000"/>
-              </w:rPr>
-              <w:br/>
-            </w:r>
-            <w:r>
-              <w:rPr>
-                <w:rFonts w:ascii="Arial" w:hAnsi="Arial" w:eastAsia="Arial" w:cs="Arial"/>
-                <w:i w:val="false"/>
-                <w:b w:val="false"/>
-                <w:u w:val="none"/>
-                <w:strike w:val="false"/>
+                <w:sz w:val="21"/>
+                <w:szCs w:val="21"/>
+                <w:color w:val="000000"/>
+              </w:rPr>
+              <w:br/>
+            </w:r>
+            <w:r>
+              <w:rPr>
+                <w:rFonts w:ascii="Arial" w:hAnsi="Arial" w:eastAsia="Arial" w:cs="Arial"/>
+                <w:i w:val="false"/>
+                <w:b w:val="false"/>
+                <w:u w:val="none"/>
                 <w:sz w:val="21"/>
                 <w:szCs w:val="21"/>
                 <w:color w:val="000000"/>
@@ -6680,6 +6939,7 @@
         <w:trPr>
           <w:trHeight w:val="3744" w:hRule="atLeast"/>
         </w:trPr>
+        body3
         <w:tc>
           <w:tcPr>
             <w:tcBorders>
@@ -6709,16 +6969,6 @@
               </w:pBdr>
               <w:spacing w:after="200" w:before="200" w:line="240"/>
               <w:ind w:left="200" w:right="200" w:firstLine="0" w:firstLineChars="0"/>
-              <w:rPr>
-                <w:rFonts w:ascii="Arial" w:hAnsi="Arial" w:eastAsia="Arial" w:cs="Arial"/>
-                <w:i w:val="false"/>
-                <w:b w:val="false"/>
-                <w:u w:val="none"/>
-                <w:strike w:val="false"/>
-                <w:sz w:val="21"/>
-                <w:szCs w:val="21"/>
-                <w:color w:val="000000"/>
-              </w:rPr>
             </w:pPr>
             <w:r>
               <w:rPr>
@@ -6726,7 +6976,6 @@
                 <w:i w:val="false"/>
                 <w:b w:val="true"/>
                 <w:u w:val="none"/>
-                <w:strike w:val="false"/>
                 <w:sz w:val="22"/>
                 <w:szCs w:val="22"/>
                 <w:color w:val="063360"/>
@@ -6739,20 +6988,18 @@
                 <w:i w:val="false"/>
                 <w:b w:val="false"/>
                 <w:u w:val="none"/>
-                <w:strike w:val="false"/>
-                <w:sz w:val="21"/>
-                <w:szCs w:val="21"/>
-                <w:color w:val="000000"/>
-              </w:rPr>
-              <w:br/>
-            </w:r>
-            <w:r>
-              <w:rPr>
-                <w:rFonts w:ascii="Arial" w:hAnsi="Arial" w:eastAsia="Arial" w:cs="Arial"/>
-                <w:i w:val="false"/>
-                <w:b w:val="false"/>
-                <w:u w:val="none"/>
-                <w:strike w:val="false"/>
+                <w:sz w:val="21"/>
+                <w:szCs w:val="21"/>
+                <w:color w:val="000000"/>
+              </w:rPr>
+              <w:br/>
+            </w:r>
+            <w:r>
+              <w:rPr>
+                <w:rFonts w:ascii="Arial" w:hAnsi="Arial" w:eastAsia="Arial" w:cs="Arial"/>
+                <w:i w:val="false"/>
+                <w:b w:val="false"/>
+                <w:u w:val="none"/>
                 <w:sz w:val="21"/>
                 <w:szCs w:val="21"/>
                 <w:color w:val="000000"/>
@@ -6765,20 +7012,18 @@
                 <w:i w:val="false"/>
                 <w:b w:val="false"/>
                 <w:u w:val="none"/>
-                <w:strike w:val="false"/>
-                <w:sz w:val="21"/>
-                <w:szCs w:val="21"/>
-                <w:color w:val="000000"/>
-              </w:rPr>
-              <w:br/>
-            </w:r>
-            <w:r>
-              <w:rPr>
-                <w:rFonts w:ascii="Arial" w:hAnsi="Arial" w:eastAsia="Arial" w:cs="Arial"/>
-                <w:i w:val="false"/>
-                <w:b w:val="false"/>
-                <w:u w:val="none"/>
-                <w:strike w:val="false"/>
+                <w:sz w:val="21"/>
+                <w:szCs w:val="21"/>
+                <w:color w:val="000000"/>
+              </w:rPr>
+              <w:br/>
+            </w:r>
+            <w:r>
+              <w:rPr>
+                <w:rFonts w:ascii="Arial" w:hAnsi="Arial" w:eastAsia="Arial" w:cs="Arial"/>
+                <w:i w:val="false"/>
+                <w:b w:val="false"/>
+                <w:u w:val="none"/>
                 <w:sz w:val="21"/>
                 <w:szCs w:val="21"/>
                 <w:color w:val="000000"/>
@@ -6791,20 +7036,18 @@
                 <w:i w:val="false"/>
                 <w:b w:val="false"/>
                 <w:u w:val="none"/>
-                <w:strike w:val="false"/>
-                <w:sz w:val="21"/>
-                <w:szCs w:val="21"/>
-                <w:color w:val="000000"/>
-              </w:rPr>
-              <w:br/>
-            </w:r>
-            <w:r>
-              <w:rPr>
-                <w:rFonts w:ascii="Arial" w:hAnsi="Arial" w:eastAsia="Arial" w:cs="Arial"/>
-                <w:i w:val="false"/>
-                <w:b w:val="false"/>
-                <w:u w:val="none"/>
-                <w:strike w:val="false"/>
+                <w:sz w:val="21"/>
+                <w:szCs w:val="21"/>
+                <w:color w:val="000000"/>
+              </w:rPr>
+              <w:br/>
+            </w:r>
+            <w:r>
+              <w:rPr>
+                <w:rFonts w:ascii="Arial" w:hAnsi="Arial" w:eastAsia="Arial" w:cs="Arial"/>
+                <w:i w:val="false"/>
+                <w:b w:val="false"/>
+                <w:u w:val="none"/>
                 <w:sz w:val="21"/>
                 <w:szCs w:val="21"/>
                 <w:color w:val="000000"/>
@@ -6817,20 +7060,18 @@
                 <w:i w:val="false"/>
                 <w:b w:val="false"/>
                 <w:u w:val="none"/>
-                <w:strike w:val="false"/>
-                <w:sz w:val="21"/>
-                <w:szCs w:val="21"/>
-                <w:color w:val="000000"/>
-              </w:rPr>
-              <w:br/>
-            </w:r>
-            <w:r>
-              <w:rPr>
-                <w:rFonts w:ascii="Arial" w:hAnsi="Arial" w:eastAsia="Arial" w:cs="Arial"/>
-                <w:i w:val="false"/>
-                <w:b w:val="false"/>
-                <w:u w:val="none"/>
-                <w:strike w:val="false"/>
+                <w:sz w:val="21"/>
+                <w:szCs w:val="21"/>
+                <w:color w:val="000000"/>
+              </w:rPr>
+              <w:br/>
+            </w:r>
+            <w:r>
+              <w:rPr>
+                <w:rFonts w:ascii="Arial" w:hAnsi="Arial" w:eastAsia="Arial" w:cs="Arial"/>
+                <w:i w:val="false"/>
+                <w:b w:val="false"/>
+                <w:u w:val="none"/>
                 <w:sz w:val="21"/>
                 <w:szCs w:val="21"/>
                 <w:color w:val="000000"/>
@@ -6843,20 +7084,18 @@
                 <w:i w:val="false"/>
                 <w:b w:val="false"/>
                 <w:u w:val="none"/>
-                <w:strike w:val="false"/>
-                <w:sz w:val="21"/>
-                <w:szCs w:val="21"/>
-                <w:color w:val="000000"/>
-              </w:rPr>
-              <w:br/>
-            </w:r>
-            <w:r>
-              <w:rPr>
-                <w:rFonts w:ascii="Arial" w:hAnsi="Arial" w:eastAsia="Arial" w:cs="Arial"/>
-                <w:i w:val="false"/>
-                <w:b w:val="false"/>
-                <w:u w:val="none"/>
-                <w:strike w:val="false"/>
+                <w:sz w:val="21"/>
+                <w:szCs w:val="21"/>
+                <w:color w:val="000000"/>
+              </w:rPr>
+              <w:br/>
+            </w:r>
+            <w:r>
+              <w:rPr>
+                <w:rFonts w:ascii="Arial" w:hAnsi="Arial" w:eastAsia="Arial" w:cs="Arial"/>
+                <w:i w:val="false"/>
+                <w:b w:val="false"/>
+                <w:u w:val="none"/>
                 <w:sz w:val="21"/>
                 <w:szCs w:val="21"/>
                 <w:color w:val="000000"/>
@@ -6869,33 +7108,30 @@
                 <w:i w:val="false"/>
                 <w:b w:val="false"/>
                 <w:u w:val="none"/>
-                <w:strike w:val="false"/>
-                <w:sz w:val="21"/>
-                <w:szCs w:val="21"/>
-                <w:color w:val="000000"/>
-              </w:rPr>
-              <w:br/>
-            </w:r>
-            <w:r>
-              <w:rPr>
-                <w:rFonts w:ascii="Arial" w:hAnsi="Arial" w:eastAsia="Arial" w:cs="Arial"/>
-                <w:i w:val="false"/>
-                <w:b w:val="false"/>
-                <w:u w:val="none"/>
-                <w:strike w:val="false"/>
-                <w:sz w:val="21"/>
-                <w:szCs w:val="21"/>
-                <w:color w:val="000000"/>
-              </w:rPr>
-              <w:br/>
-            </w:r>
-            <w:r>
-              <w:rPr>
-                <w:rFonts w:ascii="Arial" w:hAnsi="Arial" w:eastAsia="Arial" w:cs="Arial"/>
-                <w:i w:val="false"/>
-                <w:b w:val="false"/>
-                <w:u w:val="none"/>
-                <w:strike w:val="false"/>
+                <w:sz w:val="21"/>
+                <w:szCs w:val="21"/>
+                <w:color w:val="000000"/>
+              </w:rPr>
+              <w:br/>
+            </w:r>
+            <w:r>
+              <w:rPr>
+                <w:rFonts w:ascii="Arial" w:hAnsi="Arial" w:eastAsia="Arial" w:cs="Arial"/>
+                <w:i w:val="false"/>
+                <w:b w:val="false"/>
+                <w:u w:val="none"/>
+                <w:sz w:val="21"/>
+                <w:szCs w:val="21"/>
+                <w:color w:val="000000"/>
+              </w:rPr>
+              <w:br/>
+            </w:r>
+            <w:r>
+              <w:rPr>
+                <w:rFonts w:ascii="Arial" w:hAnsi="Arial" w:eastAsia="Arial" w:cs="Arial"/>
+                <w:i w:val="false"/>
+                <w:b w:val="false"/>
+                <w:u w:val="none"/>
                 <w:sz w:val="21"/>
                 <w:szCs w:val="21"/>
                 <w:color w:val="000000"/>
@@ -6908,20 +7144,18 @@
                 <w:i w:val="false"/>
                 <w:b w:val="false"/>
                 <w:u w:val="none"/>
-                <w:strike w:val="false"/>
-                <w:sz w:val="21"/>
-                <w:szCs w:val="21"/>
-                <w:color w:val="000000"/>
-              </w:rPr>
-              <w:br/>
-            </w:r>
-            <w:r>
-              <w:rPr>
-                <w:rFonts w:ascii="Arial" w:hAnsi="Arial" w:eastAsia="Arial" w:cs="Arial"/>
-                <w:i w:val="false"/>
-                <w:b w:val="false"/>
-                <w:u w:val="none"/>
-                <w:strike w:val="false"/>
+                <w:sz w:val="21"/>
+                <w:szCs w:val="21"/>
+                <w:color w:val="000000"/>
+              </w:rPr>
+              <w:br/>
+            </w:r>
+            <w:r>
+              <w:rPr>
+                <w:rFonts w:ascii="Arial" w:hAnsi="Arial" w:eastAsia="Arial" w:cs="Arial"/>
+                <w:i w:val="false"/>
+                <w:b w:val="false"/>
+                <w:u w:val="none"/>
                 <w:sz w:val="21"/>
                 <w:szCs w:val="21"/>
                 <w:color w:val="000000"/>
@@ -6959,16 +7193,6 @@
               </w:pBdr>
               <w:spacing w:after="200" w:before="200" w:line="240"/>
               <w:ind w:left="200" w:right="200" w:firstLine="0" w:firstLineChars="0"/>
-              <w:rPr>
-                <w:rFonts w:ascii="Arial" w:hAnsi="Arial" w:eastAsia="Arial" w:cs="Arial"/>
-                <w:i w:val="false"/>
-                <w:b w:val="false"/>
-                <w:u w:val="none"/>
-                <w:strike w:val="false"/>
-                <w:sz w:val="21"/>
-                <w:szCs w:val="21"/>
-                <w:color w:val="000000"/>
-              </w:rPr>
             </w:pPr>
             <w:r>
               <w:rPr>
@@ -6976,7 +7200,6 @@
                 <w:i w:val="false"/>
                 <w:b w:val="true"/>
                 <w:u w:val="none"/>
-                <w:strike w:val="false"/>
                 <w:sz w:val="22"/>
                 <w:szCs w:val="22"/>
                 <w:color w:val="063360"/>
@@ -6989,20 +7212,18 @@
                 <w:i w:val="false"/>
                 <w:b w:val="false"/>
                 <w:u w:val="none"/>
-                <w:strike w:val="false"/>
-                <w:sz w:val="21"/>
-                <w:szCs w:val="21"/>
-                <w:color w:val="000000"/>
-              </w:rPr>
-              <w:br/>
-            </w:r>
-            <w:r>
-              <w:rPr>
-                <w:rFonts w:ascii="Arial" w:hAnsi="Arial" w:eastAsia="Arial" w:cs="Arial"/>
-                <w:i w:val="false"/>
-                <w:b w:val="false"/>
-                <w:u w:val="none"/>
-                <w:strike w:val="false"/>
+                <w:sz w:val="21"/>
+                <w:szCs w:val="21"/>
+                <w:color w:val="000000"/>
+              </w:rPr>
+              <w:br/>
+            </w:r>
+            <w:r>
+              <w:rPr>
+                <w:rFonts w:ascii="Arial" w:hAnsi="Arial" w:eastAsia="Arial" w:cs="Arial"/>
+                <w:i w:val="false"/>
+                <w:b w:val="false"/>
+                <w:u w:val="none"/>
                 <w:sz w:val="21"/>
                 <w:szCs w:val="21"/>
                 <w:color w:val="000000"/>
@@ -7015,20 +7236,18 @@
                 <w:i w:val="false"/>
                 <w:b w:val="false"/>
                 <w:u w:val="none"/>
-                <w:strike w:val="false"/>
-                <w:sz w:val="21"/>
-                <w:szCs w:val="21"/>
-                <w:color w:val="000000"/>
-              </w:rPr>
-              <w:br/>
-            </w:r>
-            <w:r>
-              <w:rPr>
-                <w:rFonts w:ascii="Arial" w:hAnsi="Arial" w:eastAsia="Arial" w:cs="Arial"/>
-                <w:i w:val="false"/>
-                <w:b w:val="false"/>
-                <w:u w:val="none"/>
-                <w:strike w:val="false"/>
+                <w:sz w:val="21"/>
+                <w:szCs w:val="21"/>
+                <w:color w:val="000000"/>
+              </w:rPr>
+              <w:br/>
+            </w:r>
+            <w:r>
+              <w:rPr>
+                <w:rFonts w:ascii="Arial" w:hAnsi="Arial" w:eastAsia="Arial" w:cs="Arial"/>
+                <w:i w:val="false"/>
+                <w:b w:val="false"/>
+                <w:u w:val="none"/>
                 <w:sz w:val="21"/>
                 <w:szCs w:val="21"/>
                 <w:color w:val="000000"/>
@@ -7041,20 +7260,18 @@
                 <w:i w:val="false"/>
                 <w:b w:val="false"/>
                 <w:u w:val="none"/>
-                <w:strike w:val="false"/>
-                <w:sz w:val="21"/>
-                <w:szCs w:val="21"/>
-                <w:color w:val="000000"/>
-              </w:rPr>
-              <w:br/>
-            </w:r>
-            <w:r>
-              <w:rPr>
-                <w:rFonts w:ascii="Arial" w:hAnsi="Arial" w:eastAsia="Arial" w:cs="Arial"/>
-                <w:i w:val="false"/>
-                <w:b w:val="false"/>
-                <w:u w:val="none"/>
-                <w:strike w:val="false"/>
+                <w:sz w:val="21"/>
+                <w:szCs w:val="21"/>
+                <w:color w:val="000000"/>
+              </w:rPr>
+              <w:br/>
+            </w:r>
+            <w:r>
+              <w:rPr>
+                <w:rFonts w:ascii="Arial" w:hAnsi="Arial" w:eastAsia="Arial" w:cs="Arial"/>
+                <w:i w:val="false"/>
+                <w:b w:val="false"/>
+                <w:u w:val="none"/>
                 <w:sz w:val="21"/>
                 <w:szCs w:val="21"/>
                 <w:color w:val="000000"/>
@@ -7067,20 +7284,18 @@
                 <w:i w:val="false"/>
                 <w:b w:val="false"/>
                 <w:u w:val="none"/>
-                <w:strike w:val="false"/>
-                <w:sz w:val="21"/>
-                <w:szCs w:val="21"/>
-                <w:color w:val="000000"/>
-              </w:rPr>
-              <w:br/>
-            </w:r>
-            <w:r>
-              <w:rPr>
-                <w:rFonts w:ascii="Arial" w:hAnsi="Arial" w:eastAsia="Arial" w:cs="Arial"/>
-                <w:i w:val="false"/>
-                <w:b w:val="false"/>
-                <w:u w:val="none"/>
-                <w:strike w:val="false"/>
+                <w:sz w:val="21"/>
+                <w:szCs w:val="21"/>
+                <w:color w:val="000000"/>
+              </w:rPr>
+              <w:br/>
+            </w:r>
+            <w:r>
+              <w:rPr>
+                <w:rFonts w:ascii="Arial" w:hAnsi="Arial" w:eastAsia="Arial" w:cs="Arial"/>
+                <w:i w:val="false"/>
+                <w:b w:val="false"/>
+                <w:u w:val="none"/>
                 <w:sz w:val="21"/>
                 <w:szCs w:val="21"/>
                 <w:color w:val="000000"/>
@@ -7093,20 +7308,18 @@
                 <w:i w:val="false"/>
                 <w:b w:val="false"/>
                 <w:u w:val="none"/>
-                <w:strike w:val="false"/>
-                <w:sz w:val="21"/>
-                <w:szCs w:val="21"/>
-                <w:color w:val="000000"/>
-              </w:rPr>
-              <w:br/>
-            </w:r>
-            <w:r>
-              <w:rPr>
-                <w:rFonts w:ascii="Arial" w:hAnsi="Arial" w:eastAsia="Arial" w:cs="Arial"/>
-                <w:i w:val="false"/>
-                <w:b w:val="false"/>
-                <w:u w:val="none"/>
-                <w:strike w:val="false"/>
+                <w:sz w:val="21"/>
+                <w:szCs w:val="21"/>
+                <w:color w:val="000000"/>
+              </w:rPr>
+              <w:br/>
+            </w:r>
+            <w:r>
+              <w:rPr>
+                <w:rFonts w:ascii="Arial" w:hAnsi="Arial" w:eastAsia="Arial" w:cs="Arial"/>
+                <w:i w:val="false"/>
+                <w:b w:val="false"/>
+                <w:u w:val="none"/>
                 <w:sz w:val="21"/>
                 <w:szCs w:val="21"/>
                 <w:color w:val="000000"/>
@@ -7119,33 +7332,30 @@
                 <w:i w:val="false"/>
                 <w:b w:val="false"/>
                 <w:u w:val="none"/>
-                <w:strike w:val="false"/>
-                <w:sz w:val="21"/>
-                <w:szCs w:val="21"/>
-                <w:color w:val="000000"/>
-              </w:rPr>
-              <w:br/>
-            </w:r>
-            <w:r>
-              <w:rPr>
-                <w:rFonts w:ascii="Arial" w:hAnsi="Arial" w:eastAsia="Arial" w:cs="Arial"/>
-                <w:i w:val="false"/>
-                <w:b w:val="false"/>
-                <w:u w:val="none"/>
-                <w:strike w:val="false"/>
-                <w:sz w:val="21"/>
-                <w:szCs w:val="21"/>
-                <w:color w:val="000000"/>
-              </w:rPr>
-              <w:br/>
-            </w:r>
-            <w:r>
-              <w:rPr>
-                <w:rFonts w:ascii="Arial" w:hAnsi="Arial" w:eastAsia="Arial" w:cs="Arial"/>
-                <w:i w:val="false"/>
-                <w:b w:val="false"/>
-                <w:u w:val="none"/>
-                <w:strike w:val="false"/>
+                <w:sz w:val="21"/>
+                <w:szCs w:val="21"/>
+                <w:color w:val="000000"/>
+              </w:rPr>
+              <w:br/>
+            </w:r>
+            <w:r>
+              <w:rPr>
+                <w:rFonts w:ascii="Arial" w:hAnsi="Arial" w:eastAsia="Arial" w:cs="Arial"/>
+                <w:i w:val="false"/>
+                <w:b w:val="false"/>
+                <w:u w:val="none"/>
+                <w:sz w:val="21"/>
+                <w:szCs w:val="21"/>
+                <w:color w:val="000000"/>
+              </w:rPr>
+              <w:br/>
+            </w:r>
+            <w:r>
+              <w:rPr>
+                <w:rFonts w:ascii="Arial" w:hAnsi="Arial" w:eastAsia="Arial" w:cs="Arial"/>
+                <w:i w:val="false"/>
+                <w:b w:val="false"/>
+                <w:u w:val="none"/>
                 <w:sz w:val="21"/>
                 <w:szCs w:val="21"/>
                 <w:color w:val="000000"/>
@@ -7158,20 +7368,18 @@
                 <w:i w:val="false"/>
                 <w:b w:val="false"/>
                 <w:u w:val="none"/>
-                <w:strike w:val="false"/>
-                <w:sz w:val="21"/>
-                <w:szCs w:val="21"/>
-                <w:color w:val="000000"/>
-              </w:rPr>
-              <w:br/>
-            </w:r>
-            <w:r>
-              <w:rPr>
-                <w:rFonts w:ascii="Arial" w:hAnsi="Arial" w:eastAsia="Arial" w:cs="Arial"/>
-                <w:i w:val="false"/>
-                <w:b w:val="false"/>
-                <w:u w:val="none"/>
-                <w:strike w:val="false"/>
+                <w:sz w:val="21"/>
+                <w:szCs w:val="21"/>
+                <w:color w:val="000000"/>
+              </w:rPr>
+              <w:br/>
+            </w:r>
+            <w:r>
+              <w:rPr>
+                <w:rFonts w:ascii="Arial" w:hAnsi="Arial" w:eastAsia="Arial" w:cs="Arial"/>
+                <w:i w:val="false"/>
+                <w:b w:val="false"/>
+                <w:u w:val="none"/>
                 <w:sz w:val="21"/>
                 <w:szCs w:val="21"/>
                 <w:color w:val="000000"/>
@@ -7182,11 +7390,11 @@
         </w:tc>
       </w:tr>
     </w:tbl>
-    <w:sectPr>
-      <w:pgMar w:header="708" w:bottom="1008" w:top="1008" w:right="1152" w:left="1152" w:footer="708" w:gutter="0"/>
+    <w:sectPr w:officer="true">
+      <w:pgMar w:header="720" w:bottom="1008" w:top="1008" w:right="1152" w:left="1152" w:footer="720" w:gutter="720"/>
       <w:pgSz w:h="16838" w:w="11906" w:orient="portrait"/>
+      <w:cols/>
       <w:type w:val="continuous"/>
-      <w:cols/>
     </w:sectPr>
   </w:body>
 </w:document>

--- a/docs/handouts/Oct13_session3_handouts.docx
+++ b/docs/handouts/Oct13_session3_handouts.docx
@@ -21,6 +21,7 @@
           <w:i w:val="false"/>
           <w:b w:val="false"/>
           <w:u w:val="none"/>
+          <w:strike w:val="false"/>
           <w:sz w:val="18"/>
           <w:szCs w:val="18"/>
           <w:color w:val="545860"/>
@@ -47,6 +48,7 @@
           <w:i w:val="false"/>
           <w:b w:val="true"/>
           <w:u w:val="none"/>
+          <w:strike w:val="false"/>
           <w:sz w:val="36"/>
           <w:szCs w:val="36"/>
           <w:color w:val="063360"/>
@@ -73,11 +75,12 @@
           <w:i w:val="false"/>
           <w:b w:val="false"/>
           <w:u w:val="none"/>
+          <w:strike w:val="false"/>
           <w:sz w:val="22"/>
           <w:szCs w:val="22"/>
           <w:color w:val="000000"/>
         </w:rPr>
-        <w:t xml:space="preserve">As a group: three businesses that enrolled in GreenWaste and four that did not. Pair each enrolled business with its closest twin, matching on who they are (manager age and size), not on their cost. Then take the average cost difference across the three pairs. Your group reports one answer: the three pairs, the average, and the business that is nobody's twin.</w:t>
+        <w:t xml:space="preserve">As a group: three businesses that took part in GreenWaste and four that did not. Pair each business that took part with its closest twin, matching on who they are (manager age and size), not on their cost. Then take the average cost difference across the three pairs. Your group reports one answer: the three pairs, the average, and the business that is nobody's twin.</w:t>
       </w:r>
     </w:p>
     <w:p>
@@ -99,11 +102,12 @@
           <w:i w:val="false"/>
           <w:b w:val="true"/>
           <w:u w:val="none"/>
+          <w:strike w:val="false"/>
           <w:sz w:val="22"/>
           <w:szCs w:val="22"/>
           <w:color w:val="063360"/>
         </w:rPr>
-        <w:t xml:space="preserve">Enrolled</w:t>
+        <w:t xml:space="preserve">Took part</w:t>
       </w:r>
     </w:p>
     <w:tbl xmlns:a="http://schemas.openxmlformats.org/drawingml/2006/main" xmlns:pic="http://schemas.openxmlformats.org/drawingml/2006/picture">
@@ -143,7 +147,6 @@
           </w:tcPr>
           <w:p>
             <w:pPr>
-              <w:pStyle w:val="Normal"/>
               <w:jc w:val="left"/>
               <w:pBdr>
                 <w:bottom w:val="none" w:sz="0" w:space="0" w:color="000000"/>
@@ -153,13 +156,24 @@
               </w:pBdr>
               <w:spacing w:after="80" w:before="80" w:line="240"/>
               <w:ind w:left="80" w:right="80" w:firstLine="0" w:firstLineChars="0"/>
+              <w:rPr>
+                <w:rFonts w:ascii="Arial" w:hAnsi="Arial" w:eastAsia="Arial" w:cs="Arial"/>
+                <w:i w:val="false"/>
+                <w:b w:val="true"/>
+                <w:u w:val="none"/>
+                <w:strike w:val="false"/>
+                <w:sz w:val="21"/>
+                <w:szCs w:val="21"/>
+                <w:color w:val="063360"/>
+              </w:rPr>
             </w:pPr>
             <w:r>
               <w:rPr>
-                <w:rFonts w:ascii="Arial" w:hAnsi="DejaVu Sans" w:eastAsia="DejaVu Sans" w:cs="DejaVu Sans"/>
+                <w:rFonts w:ascii="Arial" w:hAnsi="Arial" w:eastAsia="Arial" w:cs="Arial"/>
                 <w:i w:val="false"/>
                 <w:b w:val="true"/>
                 <w:u w:val="none"/>
+                <w:strike w:val="false"/>
                 <w:sz w:val="21"/>
                 <w:szCs w:val="21"/>
                 <w:color w:val="063360"/>
@@ -187,7 +201,6 @@
           </w:tcPr>
           <w:p>
             <w:pPr>
-              <w:pStyle w:val="Normal"/>
               <w:jc w:val="left"/>
               <w:pBdr>
                 <w:bottom w:val="none" w:sz="0" w:space="0" w:color="000000"/>
@@ -197,13 +210,24 @@
               </w:pBdr>
               <w:spacing w:after="80" w:before="80" w:line="240"/>
               <w:ind w:left="80" w:right="80" w:firstLine="0" w:firstLineChars="0"/>
+              <w:rPr>
+                <w:rFonts w:ascii="Arial" w:hAnsi="Arial" w:eastAsia="Arial" w:cs="Arial"/>
+                <w:i w:val="false"/>
+                <w:b w:val="true"/>
+                <w:u w:val="none"/>
+                <w:strike w:val="false"/>
+                <w:sz w:val="21"/>
+                <w:szCs w:val="21"/>
+                <w:color w:val="063360"/>
+              </w:rPr>
             </w:pPr>
             <w:r>
               <w:rPr>
-                <w:rFonts w:ascii="Arial" w:hAnsi="DejaVu Sans" w:eastAsia="DejaVu Sans" w:cs="DejaVu Sans"/>
+                <w:rFonts w:ascii="Arial" w:hAnsi="Arial" w:eastAsia="Arial" w:cs="Arial"/>
                 <w:i w:val="false"/>
                 <w:b w:val="true"/>
                 <w:u w:val="none"/>
+                <w:strike w:val="false"/>
                 <w:sz w:val="21"/>
                 <w:szCs w:val="21"/>
                 <w:color w:val="063360"/>
@@ -231,7 +255,6 @@
           </w:tcPr>
           <w:p>
             <w:pPr>
-              <w:pStyle w:val="Normal"/>
               <w:jc w:val="left"/>
               <w:pBdr>
                 <w:bottom w:val="none" w:sz="0" w:space="0" w:color="000000"/>
@@ -241,13 +264,24 @@
               </w:pBdr>
               <w:spacing w:after="80" w:before="80" w:line="240"/>
               <w:ind w:left="80" w:right="80" w:firstLine="0" w:firstLineChars="0"/>
+              <w:rPr>
+                <w:rFonts w:ascii="Arial" w:hAnsi="Arial" w:eastAsia="Arial" w:cs="Arial"/>
+                <w:i w:val="false"/>
+                <w:b w:val="true"/>
+                <w:u w:val="none"/>
+                <w:strike w:val="false"/>
+                <w:sz w:val="21"/>
+                <w:szCs w:val="21"/>
+                <w:color w:val="063360"/>
+              </w:rPr>
             </w:pPr>
             <w:r>
               <w:rPr>
-                <w:rFonts w:ascii="Arial" w:hAnsi="DejaVu Sans" w:eastAsia="DejaVu Sans" w:cs="DejaVu Sans"/>
+                <w:rFonts w:ascii="Arial" w:hAnsi="Arial" w:eastAsia="Arial" w:cs="Arial"/>
                 <w:i w:val="false"/>
                 <w:b w:val="true"/>
                 <w:u w:val="none"/>
+                <w:strike w:val="false"/>
                 <w:sz w:val="21"/>
                 <w:szCs w:val="21"/>
                 <w:color w:val="063360"/>
@@ -275,7 +309,6 @@
           </w:tcPr>
           <w:p>
             <w:pPr>
-              <w:pStyle w:val="Normal"/>
               <w:jc w:val="left"/>
               <w:pBdr>
                 <w:bottom w:val="none" w:sz="0" w:space="0" w:color="000000"/>
@@ -285,13 +318,24 @@
               </w:pBdr>
               <w:spacing w:after="80" w:before="80" w:line="240"/>
               <w:ind w:left="80" w:right="80" w:firstLine="0" w:firstLineChars="0"/>
+              <w:rPr>
+                <w:rFonts w:ascii="Arial" w:hAnsi="Arial" w:eastAsia="Arial" w:cs="Arial"/>
+                <w:i w:val="false"/>
+                <w:b w:val="true"/>
+                <w:u w:val="none"/>
+                <w:strike w:val="false"/>
+                <w:sz w:val="21"/>
+                <w:szCs w:val="21"/>
+                <w:color w:val="063360"/>
+              </w:rPr>
             </w:pPr>
             <w:r>
               <w:rPr>
-                <w:rFonts w:ascii="Arial" w:hAnsi="DejaVu Sans" w:eastAsia="DejaVu Sans" w:cs="DejaVu Sans"/>
+                <w:rFonts w:ascii="Arial" w:hAnsi="Arial" w:eastAsia="Arial" w:cs="Arial"/>
                 <w:i w:val="false"/>
                 <w:b w:val="true"/>
                 <w:u w:val="none"/>
+                <w:strike w:val="false"/>
                 <w:sz w:val="21"/>
                 <w:szCs w:val="21"/>
                 <w:color w:val="063360"/>
@@ -325,7 +369,6 @@
           </w:tcPr>
           <w:p>
             <w:pPr>
-              <w:pStyle w:val="Normal"/>
               <w:jc w:val="left"/>
               <w:pBdr>
                 <w:bottom w:val="none" w:sz="0" w:space="0" w:color="000000"/>
@@ -335,13 +378,24 @@
               </w:pBdr>
               <w:spacing w:after="80" w:before="80" w:line="240"/>
               <w:ind w:left="80" w:right="80" w:firstLine="0" w:firstLineChars="0"/>
+              <w:rPr>
+                <w:rFonts w:ascii="Arial" w:hAnsi="Arial" w:eastAsia="Arial" w:cs="Arial"/>
+                <w:i w:val="false"/>
+                <w:b w:val="false"/>
+                <w:u w:val="none"/>
+                <w:strike w:val="false"/>
+                <w:sz w:val="21"/>
+                <w:szCs w:val="21"/>
+                <w:color w:val="000000"/>
+              </w:rPr>
             </w:pPr>
             <w:r>
               <w:rPr>
-                <w:rFonts w:ascii="Arial" w:hAnsi="DejaVu Sans" w:eastAsia="DejaVu Sans" w:cs="DejaVu Sans"/>
-                <w:i w:val="false"/>
-                <w:b w:val="false"/>
-                <w:u w:val="none"/>
+                <w:rFonts w:ascii="Arial" w:hAnsi="Arial" w:eastAsia="Arial" w:cs="Arial"/>
+                <w:i w:val="false"/>
+                <w:b w:val="false"/>
+                <w:u w:val="none"/>
+                <w:strike w:val="false"/>
                 <w:sz w:val="21"/>
                 <w:szCs w:val="21"/>
                 <w:color w:val="000000"/>
@@ -369,7 +423,6 @@
           </w:tcPr>
           <w:p>
             <w:pPr>
-              <w:pStyle w:val="Normal"/>
               <w:jc w:val="left"/>
               <w:pBdr>
                 <w:bottom w:val="none" w:sz="0" w:space="0" w:color="000000"/>
@@ -379,13 +432,24 @@
               </w:pBdr>
               <w:spacing w:after="80" w:before="80" w:line="240"/>
               <w:ind w:left="80" w:right="80" w:firstLine="0" w:firstLineChars="0"/>
+              <w:rPr>
+                <w:rFonts w:ascii="Arial" w:hAnsi="Arial" w:eastAsia="Arial" w:cs="Arial"/>
+                <w:i w:val="false"/>
+                <w:b w:val="false"/>
+                <w:u w:val="none"/>
+                <w:strike w:val="false"/>
+                <w:sz w:val="21"/>
+                <w:szCs w:val="21"/>
+                <w:color w:val="000000"/>
+              </w:rPr>
             </w:pPr>
             <w:r>
               <w:rPr>
-                <w:rFonts w:ascii="Arial" w:hAnsi="DejaVu Sans" w:eastAsia="DejaVu Sans" w:cs="DejaVu Sans"/>
-                <w:i w:val="false"/>
-                <w:b w:val="false"/>
-                <w:u w:val="none"/>
+                <w:rFonts w:ascii="Arial" w:hAnsi="Arial" w:eastAsia="Arial" w:cs="Arial"/>
+                <w:i w:val="false"/>
+                <w:b w:val="false"/>
+                <w:u w:val="none"/>
+                <w:strike w:val="false"/>
                 <w:sz w:val="21"/>
                 <w:szCs w:val="21"/>
                 <w:color w:val="000000"/>
@@ -413,7 +477,6 @@
           </w:tcPr>
           <w:p>
             <w:pPr>
-              <w:pStyle w:val="Normal"/>
               <w:jc w:val="left"/>
               <w:pBdr>
                 <w:bottom w:val="none" w:sz="0" w:space="0" w:color="000000"/>
@@ -423,13 +486,24 @@
               </w:pBdr>
               <w:spacing w:after="80" w:before="80" w:line="240"/>
               <w:ind w:left="80" w:right="80" w:firstLine="0" w:firstLineChars="0"/>
+              <w:rPr>
+                <w:rFonts w:ascii="Arial" w:hAnsi="Arial" w:eastAsia="Arial" w:cs="Arial"/>
+                <w:i w:val="false"/>
+                <w:b w:val="false"/>
+                <w:u w:val="none"/>
+                <w:strike w:val="false"/>
+                <w:sz w:val="21"/>
+                <w:szCs w:val="21"/>
+                <w:color w:val="000000"/>
+              </w:rPr>
             </w:pPr>
             <w:r>
               <w:rPr>
-                <w:rFonts w:ascii="Arial" w:hAnsi="DejaVu Sans" w:eastAsia="DejaVu Sans" w:cs="DejaVu Sans"/>
-                <w:i w:val="false"/>
-                <w:b w:val="false"/>
-                <w:u w:val="none"/>
+                <w:rFonts w:ascii="Arial" w:hAnsi="Arial" w:eastAsia="Arial" w:cs="Arial"/>
+                <w:i w:val="false"/>
+                <w:b w:val="false"/>
+                <w:u w:val="none"/>
+                <w:strike w:val="false"/>
                 <w:sz w:val="21"/>
                 <w:szCs w:val="21"/>
                 <w:color w:val="000000"/>
@@ -457,7 +531,6 @@
           </w:tcPr>
           <w:p>
             <w:pPr>
-              <w:pStyle w:val="Normal"/>
               <w:jc w:val="left"/>
               <w:pBdr>
                 <w:bottom w:val="none" w:sz="0" w:space="0" w:color="000000"/>
@@ -467,13 +540,24 @@
               </w:pBdr>
               <w:spacing w:after="80" w:before="80" w:line="240"/>
               <w:ind w:left="80" w:right="80" w:firstLine="0" w:firstLineChars="0"/>
+              <w:rPr>
+                <w:rFonts w:ascii="Arial" w:hAnsi="Arial" w:eastAsia="Arial" w:cs="Arial"/>
+                <w:i w:val="false"/>
+                <w:b w:val="false"/>
+                <w:u w:val="none"/>
+                <w:strike w:val="false"/>
+                <w:sz w:val="21"/>
+                <w:szCs w:val="21"/>
+                <w:color w:val="000000"/>
+              </w:rPr>
             </w:pPr>
             <w:r>
               <w:rPr>
-                <w:rFonts w:ascii="Arial" w:hAnsi="DejaVu Sans" w:eastAsia="DejaVu Sans" w:cs="DejaVu Sans"/>
-                <w:i w:val="false"/>
-                <w:b w:val="false"/>
-                <w:u w:val="none"/>
+                <w:rFonts w:ascii="Arial" w:hAnsi="Arial" w:eastAsia="Arial" w:cs="Arial"/>
+                <w:i w:val="false"/>
+                <w:b w:val="false"/>
+                <w:u w:val="none"/>
+                <w:strike w:val="false"/>
                 <w:sz w:val="21"/>
                 <w:szCs w:val="21"/>
                 <w:color w:val="000000"/>
@@ -507,7 +591,6 @@
           </w:tcPr>
           <w:p>
             <w:pPr>
-              <w:pStyle w:val="Normal"/>
               <w:jc w:val="left"/>
               <w:pBdr>
                 <w:bottom w:val="none" w:sz="0" w:space="0" w:color="000000"/>
@@ -517,13 +600,24 @@
               </w:pBdr>
               <w:spacing w:after="80" w:before="80" w:line="240"/>
               <w:ind w:left="80" w:right="80" w:firstLine="0" w:firstLineChars="0"/>
+              <w:rPr>
+                <w:rFonts w:ascii="Arial" w:hAnsi="Arial" w:eastAsia="Arial" w:cs="Arial"/>
+                <w:i w:val="false"/>
+                <w:b w:val="false"/>
+                <w:u w:val="none"/>
+                <w:strike w:val="false"/>
+                <w:sz w:val="21"/>
+                <w:szCs w:val="21"/>
+                <w:color w:val="000000"/>
+              </w:rPr>
             </w:pPr>
             <w:r>
               <w:rPr>
-                <w:rFonts w:ascii="Arial" w:hAnsi="DejaVu Sans" w:eastAsia="DejaVu Sans" w:cs="DejaVu Sans"/>
-                <w:i w:val="false"/>
-                <w:b w:val="false"/>
-                <w:u w:val="none"/>
+                <w:rFonts w:ascii="Arial" w:hAnsi="Arial" w:eastAsia="Arial" w:cs="Arial"/>
+                <w:i w:val="false"/>
+                <w:b w:val="false"/>
+                <w:u w:val="none"/>
+                <w:strike w:val="false"/>
                 <w:sz w:val="21"/>
                 <w:szCs w:val="21"/>
                 <w:color w:val="000000"/>
@@ -551,7 +645,6 @@
           </w:tcPr>
           <w:p>
             <w:pPr>
-              <w:pStyle w:val="Normal"/>
               <w:jc w:val="left"/>
               <w:pBdr>
                 <w:bottom w:val="none" w:sz="0" w:space="0" w:color="000000"/>
@@ -561,13 +654,24 @@
               </w:pBdr>
               <w:spacing w:after="80" w:before="80" w:line="240"/>
               <w:ind w:left="80" w:right="80" w:firstLine="0" w:firstLineChars="0"/>
+              <w:rPr>
+                <w:rFonts w:ascii="Arial" w:hAnsi="Arial" w:eastAsia="Arial" w:cs="Arial"/>
+                <w:i w:val="false"/>
+                <w:b w:val="false"/>
+                <w:u w:val="none"/>
+                <w:strike w:val="false"/>
+                <w:sz w:val="21"/>
+                <w:szCs w:val="21"/>
+                <w:color w:val="000000"/>
+              </w:rPr>
             </w:pPr>
             <w:r>
               <w:rPr>
-                <w:rFonts w:ascii="Arial" w:hAnsi="DejaVu Sans" w:eastAsia="DejaVu Sans" w:cs="DejaVu Sans"/>
-                <w:i w:val="false"/>
-                <w:b w:val="false"/>
-                <w:u w:val="none"/>
+                <w:rFonts w:ascii="Arial" w:hAnsi="Arial" w:eastAsia="Arial" w:cs="Arial"/>
+                <w:i w:val="false"/>
+                <w:b w:val="false"/>
+                <w:u w:val="none"/>
+                <w:strike w:val="false"/>
                 <w:sz w:val="21"/>
                 <w:szCs w:val="21"/>
                 <w:color w:val="000000"/>
@@ -595,7 +699,6 @@
           </w:tcPr>
           <w:p>
             <w:pPr>
-              <w:pStyle w:val="Normal"/>
               <w:jc w:val="left"/>
               <w:pBdr>
                 <w:bottom w:val="none" w:sz="0" w:space="0" w:color="000000"/>
@@ -605,13 +708,24 @@
               </w:pBdr>
               <w:spacing w:after="80" w:before="80" w:line="240"/>
               <w:ind w:left="80" w:right="80" w:firstLine="0" w:firstLineChars="0"/>
+              <w:rPr>
+                <w:rFonts w:ascii="Arial" w:hAnsi="Arial" w:eastAsia="Arial" w:cs="Arial"/>
+                <w:i w:val="false"/>
+                <w:b w:val="false"/>
+                <w:u w:val="none"/>
+                <w:strike w:val="false"/>
+                <w:sz w:val="21"/>
+                <w:szCs w:val="21"/>
+                <w:color w:val="000000"/>
+              </w:rPr>
             </w:pPr>
             <w:r>
               <w:rPr>
-                <w:rFonts w:ascii="Arial" w:hAnsi="DejaVu Sans" w:eastAsia="DejaVu Sans" w:cs="DejaVu Sans"/>
-                <w:i w:val="false"/>
-                <w:b w:val="false"/>
-                <w:u w:val="none"/>
+                <w:rFonts w:ascii="Arial" w:hAnsi="Arial" w:eastAsia="Arial" w:cs="Arial"/>
+                <w:i w:val="false"/>
+                <w:b w:val="false"/>
+                <w:u w:val="none"/>
+                <w:strike w:val="false"/>
                 <w:sz w:val="21"/>
                 <w:szCs w:val="21"/>
                 <w:color w:val="000000"/>
@@ -639,7 +753,6 @@
           </w:tcPr>
           <w:p>
             <w:pPr>
-              <w:pStyle w:val="Normal"/>
               <w:jc w:val="left"/>
               <w:pBdr>
                 <w:bottom w:val="none" w:sz="0" w:space="0" w:color="000000"/>
@@ -649,13 +762,24 @@
               </w:pBdr>
               <w:spacing w:after="80" w:before="80" w:line="240"/>
               <w:ind w:left="80" w:right="80" w:firstLine="0" w:firstLineChars="0"/>
+              <w:rPr>
+                <w:rFonts w:ascii="Arial" w:hAnsi="Arial" w:eastAsia="Arial" w:cs="Arial"/>
+                <w:i w:val="false"/>
+                <w:b w:val="false"/>
+                <w:u w:val="none"/>
+                <w:strike w:val="false"/>
+                <w:sz w:val="21"/>
+                <w:szCs w:val="21"/>
+                <w:color w:val="000000"/>
+              </w:rPr>
             </w:pPr>
             <w:r>
               <w:rPr>
-                <w:rFonts w:ascii="Arial" w:hAnsi="DejaVu Sans" w:eastAsia="DejaVu Sans" w:cs="DejaVu Sans"/>
-                <w:i w:val="false"/>
-                <w:b w:val="false"/>
-                <w:u w:val="none"/>
+                <w:rFonts w:ascii="Arial" w:hAnsi="Arial" w:eastAsia="Arial" w:cs="Arial"/>
+                <w:i w:val="false"/>
+                <w:b w:val="false"/>
+                <w:u w:val="none"/>
+                <w:strike w:val="false"/>
                 <w:sz w:val="21"/>
                 <w:szCs w:val="21"/>
                 <w:color w:val="000000"/>
@@ -689,7 +813,6 @@
           </w:tcPr>
           <w:p>
             <w:pPr>
-              <w:pStyle w:val="Normal"/>
               <w:jc w:val="left"/>
               <w:pBdr>
                 <w:bottom w:val="none" w:sz="0" w:space="0" w:color="000000"/>
@@ -699,13 +822,24 @@
               </w:pBdr>
               <w:spacing w:after="80" w:before="80" w:line="240"/>
               <w:ind w:left="80" w:right="80" w:firstLine="0" w:firstLineChars="0"/>
+              <w:rPr>
+                <w:rFonts w:ascii="Arial" w:hAnsi="Arial" w:eastAsia="Arial" w:cs="Arial"/>
+                <w:i w:val="false"/>
+                <w:b w:val="false"/>
+                <w:u w:val="none"/>
+                <w:strike w:val="false"/>
+                <w:sz w:val="21"/>
+                <w:szCs w:val="21"/>
+                <w:color w:val="000000"/>
+              </w:rPr>
             </w:pPr>
             <w:r>
               <w:rPr>
-                <w:rFonts w:ascii="Arial" w:hAnsi="DejaVu Sans" w:eastAsia="DejaVu Sans" w:cs="DejaVu Sans"/>
-                <w:i w:val="false"/>
-                <w:b w:val="false"/>
-                <w:u w:val="none"/>
+                <w:rFonts w:ascii="Arial" w:hAnsi="Arial" w:eastAsia="Arial" w:cs="Arial"/>
+                <w:i w:val="false"/>
+                <w:b w:val="false"/>
+                <w:u w:val="none"/>
+                <w:strike w:val="false"/>
                 <w:sz w:val="21"/>
                 <w:szCs w:val="21"/>
                 <w:color w:val="000000"/>
@@ -733,7 +867,6 @@
           </w:tcPr>
           <w:p>
             <w:pPr>
-              <w:pStyle w:val="Normal"/>
               <w:jc w:val="left"/>
               <w:pBdr>
                 <w:bottom w:val="none" w:sz="0" w:space="0" w:color="000000"/>
@@ -743,13 +876,24 @@
               </w:pBdr>
               <w:spacing w:after="80" w:before="80" w:line="240"/>
               <w:ind w:left="80" w:right="80" w:firstLine="0" w:firstLineChars="0"/>
+              <w:rPr>
+                <w:rFonts w:ascii="Arial" w:hAnsi="Arial" w:eastAsia="Arial" w:cs="Arial"/>
+                <w:i w:val="false"/>
+                <w:b w:val="false"/>
+                <w:u w:val="none"/>
+                <w:strike w:val="false"/>
+                <w:sz w:val="21"/>
+                <w:szCs w:val="21"/>
+                <w:color w:val="000000"/>
+              </w:rPr>
             </w:pPr>
             <w:r>
               <w:rPr>
-                <w:rFonts w:ascii="Arial" w:hAnsi="DejaVu Sans" w:eastAsia="DejaVu Sans" w:cs="DejaVu Sans"/>
-                <w:i w:val="false"/>
-                <w:b w:val="false"/>
-                <w:u w:val="none"/>
+                <w:rFonts w:ascii="Arial" w:hAnsi="Arial" w:eastAsia="Arial" w:cs="Arial"/>
+                <w:i w:val="false"/>
+                <w:b w:val="false"/>
+                <w:u w:val="none"/>
+                <w:strike w:val="false"/>
                 <w:sz w:val="21"/>
                 <w:szCs w:val="21"/>
                 <w:color w:val="000000"/>
@@ -777,7 +921,6 @@
           </w:tcPr>
           <w:p>
             <w:pPr>
-              <w:pStyle w:val="Normal"/>
               <w:jc w:val="left"/>
               <w:pBdr>
                 <w:bottom w:val="none" w:sz="0" w:space="0" w:color="000000"/>
@@ -787,13 +930,24 @@
               </w:pBdr>
               <w:spacing w:after="80" w:before="80" w:line="240"/>
               <w:ind w:left="80" w:right="80" w:firstLine="0" w:firstLineChars="0"/>
+              <w:rPr>
+                <w:rFonts w:ascii="Arial" w:hAnsi="Arial" w:eastAsia="Arial" w:cs="Arial"/>
+                <w:i w:val="false"/>
+                <w:b w:val="false"/>
+                <w:u w:val="none"/>
+                <w:strike w:val="false"/>
+                <w:sz w:val="21"/>
+                <w:szCs w:val="21"/>
+                <w:color w:val="000000"/>
+              </w:rPr>
             </w:pPr>
             <w:r>
               <w:rPr>
-                <w:rFonts w:ascii="Arial" w:hAnsi="DejaVu Sans" w:eastAsia="DejaVu Sans" w:cs="DejaVu Sans"/>
-                <w:i w:val="false"/>
-                <w:b w:val="false"/>
-                <w:u w:val="none"/>
+                <w:rFonts w:ascii="Arial" w:hAnsi="Arial" w:eastAsia="Arial" w:cs="Arial"/>
+                <w:i w:val="false"/>
+                <w:b w:val="false"/>
+                <w:u w:val="none"/>
+                <w:strike w:val="false"/>
                 <w:sz w:val="21"/>
                 <w:szCs w:val="21"/>
                 <w:color w:val="000000"/>
@@ -821,7 +975,6 @@
           </w:tcPr>
           <w:p>
             <w:pPr>
-              <w:pStyle w:val="Normal"/>
               <w:jc w:val="left"/>
               <w:pBdr>
                 <w:bottom w:val="none" w:sz="0" w:space="0" w:color="000000"/>
@@ -831,13 +984,24 @@
               </w:pBdr>
               <w:spacing w:after="80" w:before="80" w:line="240"/>
               <w:ind w:left="80" w:right="80" w:firstLine="0" w:firstLineChars="0"/>
+              <w:rPr>
+                <w:rFonts w:ascii="Arial" w:hAnsi="Arial" w:eastAsia="Arial" w:cs="Arial"/>
+                <w:i w:val="false"/>
+                <w:b w:val="false"/>
+                <w:u w:val="none"/>
+                <w:strike w:val="false"/>
+                <w:sz w:val="21"/>
+                <w:szCs w:val="21"/>
+                <w:color w:val="000000"/>
+              </w:rPr>
             </w:pPr>
             <w:r>
               <w:rPr>
-                <w:rFonts w:ascii="Arial" w:hAnsi="DejaVu Sans" w:eastAsia="DejaVu Sans" w:cs="DejaVu Sans"/>
-                <w:i w:val="false"/>
-                <w:b w:val="false"/>
-                <w:u w:val="none"/>
+                <w:rFonts w:ascii="Arial" w:hAnsi="Arial" w:eastAsia="Arial" w:cs="Arial"/>
+                <w:i w:val="false"/>
+                <w:b w:val="false"/>
+                <w:u w:val="none"/>
+                <w:strike w:val="false"/>
                 <w:sz w:val="21"/>
                 <w:szCs w:val="21"/>
                 <w:color w:val="000000"/>
@@ -867,11 +1031,12 @@
           <w:i w:val="false"/>
           <w:b w:val="true"/>
           <w:u w:val="none"/>
+          <w:strike w:val="false"/>
           <w:sz w:val="22"/>
           <w:szCs w:val="22"/>
           <w:color w:val="063360"/>
         </w:rPr>
-        <w:t xml:space="preserve">Not enrolled</w:t>
+        <w:t xml:space="preserve">Did not take part</w:t>
       </w:r>
     </w:p>
     <w:tbl xmlns:a="http://schemas.openxmlformats.org/drawingml/2006/main" xmlns:pic="http://schemas.openxmlformats.org/drawingml/2006/picture">
@@ -911,7 +1076,6 @@
           </w:tcPr>
           <w:p>
             <w:pPr>
-              <w:pStyle w:val="Normal"/>
               <w:jc w:val="left"/>
               <w:pBdr>
                 <w:bottom w:val="none" w:sz="0" w:space="0" w:color="000000"/>
@@ -921,13 +1085,24 @@
               </w:pBdr>
               <w:spacing w:after="80" w:before="80" w:line="240"/>
               <w:ind w:left="80" w:right="80" w:firstLine="0" w:firstLineChars="0"/>
+              <w:rPr>
+                <w:rFonts w:ascii="Arial" w:hAnsi="Arial" w:eastAsia="Arial" w:cs="Arial"/>
+                <w:i w:val="false"/>
+                <w:b w:val="true"/>
+                <w:u w:val="none"/>
+                <w:strike w:val="false"/>
+                <w:sz w:val="21"/>
+                <w:szCs w:val="21"/>
+                <w:color w:val="063360"/>
+              </w:rPr>
             </w:pPr>
             <w:r>
               <w:rPr>
-                <w:rFonts w:ascii="Arial" w:hAnsi="DejaVu Sans" w:eastAsia="DejaVu Sans" w:cs="DejaVu Sans"/>
+                <w:rFonts w:ascii="Arial" w:hAnsi="Arial" w:eastAsia="Arial" w:cs="Arial"/>
                 <w:i w:val="false"/>
                 <w:b w:val="true"/>
                 <w:u w:val="none"/>
+                <w:strike w:val="false"/>
                 <w:sz w:val="21"/>
                 <w:szCs w:val="21"/>
                 <w:color w:val="063360"/>
@@ -955,7 +1130,6 @@
           </w:tcPr>
           <w:p>
             <w:pPr>
-              <w:pStyle w:val="Normal"/>
               <w:jc w:val="left"/>
               <w:pBdr>
                 <w:bottom w:val="none" w:sz="0" w:space="0" w:color="000000"/>
@@ -965,13 +1139,24 @@
               </w:pBdr>
               <w:spacing w:after="80" w:before="80" w:line="240"/>
               <w:ind w:left="80" w:right="80" w:firstLine="0" w:firstLineChars="0"/>
+              <w:rPr>
+                <w:rFonts w:ascii="Arial" w:hAnsi="Arial" w:eastAsia="Arial" w:cs="Arial"/>
+                <w:i w:val="false"/>
+                <w:b w:val="true"/>
+                <w:u w:val="none"/>
+                <w:strike w:val="false"/>
+                <w:sz w:val="21"/>
+                <w:szCs w:val="21"/>
+                <w:color w:val="063360"/>
+              </w:rPr>
             </w:pPr>
             <w:r>
               <w:rPr>
-                <w:rFonts w:ascii="Arial" w:hAnsi="DejaVu Sans" w:eastAsia="DejaVu Sans" w:cs="DejaVu Sans"/>
+                <w:rFonts w:ascii="Arial" w:hAnsi="Arial" w:eastAsia="Arial" w:cs="Arial"/>
                 <w:i w:val="false"/>
                 <w:b w:val="true"/>
                 <w:u w:val="none"/>
+                <w:strike w:val="false"/>
                 <w:sz w:val="21"/>
                 <w:szCs w:val="21"/>
                 <w:color w:val="063360"/>
@@ -999,7 +1184,6 @@
           </w:tcPr>
           <w:p>
             <w:pPr>
-              <w:pStyle w:val="Normal"/>
               <w:jc w:val="left"/>
               <w:pBdr>
                 <w:bottom w:val="none" w:sz="0" w:space="0" w:color="000000"/>
@@ -1009,13 +1193,24 @@
               </w:pBdr>
               <w:spacing w:after="80" w:before="80" w:line="240"/>
               <w:ind w:left="80" w:right="80" w:firstLine="0" w:firstLineChars="0"/>
+              <w:rPr>
+                <w:rFonts w:ascii="Arial" w:hAnsi="Arial" w:eastAsia="Arial" w:cs="Arial"/>
+                <w:i w:val="false"/>
+                <w:b w:val="true"/>
+                <w:u w:val="none"/>
+                <w:strike w:val="false"/>
+                <w:sz w:val="21"/>
+                <w:szCs w:val="21"/>
+                <w:color w:val="063360"/>
+              </w:rPr>
             </w:pPr>
             <w:r>
               <w:rPr>
-                <w:rFonts w:ascii="Arial" w:hAnsi="DejaVu Sans" w:eastAsia="DejaVu Sans" w:cs="DejaVu Sans"/>
+                <w:rFonts w:ascii="Arial" w:hAnsi="Arial" w:eastAsia="Arial" w:cs="Arial"/>
                 <w:i w:val="false"/>
                 <w:b w:val="true"/>
                 <w:u w:val="none"/>
+                <w:strike w:val="false"/>
                 <w:sz w:val="21"/>
                 <w:szCs w:val="21"/>
                 <w:color w:val="063360"/>
@@ -1043,7 +1238,6 @@
           </w:tcPr>
           <w:p>
             <w:pPr>
-              <w:pStyle w:val="Normal"/>
               <w:jc w:val="left"/>
               <w:pBdr>
                 <w:bottom w:val="none" w:sz="0" w:space="0" w:color="000000"/>
@@ -1053,13 +1247,24 @@
               </w:pBdr>
               <w:spacing w:after="80" w:before="80" w:line="240"/>
               <w:ind w:left="80" w:right="80" w:firstLine="0" w:firstLineChars="0"/>
+              <w:rPr>
+                <w:rFonts w:ascii="Arial" w:hAnsi="Arial" w:eastAsia="Arial" w:cs="Arial"/>
+                <w:i w:val="false"/>
+                <w:b w:val="true"/>
+                <w:u w:val="none"/>
+                <w:strike w:val="false"/>
+                <w:sz w:val="21"/>
+                <w:szCs w:val="21"/>
+                <w:color w:val="063360"/>
+              </w:rPr>
             </w:pPr>
             <w:r>
               <w:rPr>
-                <w:rFonts w:ascii="Arial" w:hAnsi="DejaVu Sans" w:eastAsia="DejaVu Sans" w:cs="DejaVu Sans"/>
+                <w:rFonts w:ascii="Arial" w:hAnsi="Arial" w:eastAsia="Arial" w:cs="Arial"/>
                 <w:i w:val="false"/>
                 <w:b w:val="true"/>
                 <w:u w:val="none"/>
+                <w:strike w:val="false"/>
                 <w:sz w:val="21"/>
                 <w:szCs w:val="21"/>
                 <w:color w:val="063360"/>
@@ -1093,7 +1298,6 @@
           </w:tcPr>
           <w:p>
             <w:pPr>
-              <w:pStyle w:val="Normal"/>
               <w:jc w:val="left"/>
               <w:pBdr>
                 <w:bottom w:val="none" w:sz="0" w:space="0" w:color="000000"/>
@@ -1103,13 +1307,24 @@
               </w:pBdr>
               <w:spacing w:after="80" w:before="80" w:line="240"/>
               <w:ind w:left="80" w:right="80" w:firstLine="0" w:firstLineChars="0"/>
+              <w:rPr>
+                <w:rFonts w:ascii="Arial" w:hAnsi="Arial" w:eastAsia="Arial" w:cs="Arial"/>
+                <w:i w:val="false"/>
+                <w:b w:val="false"/>
+                <w:u w:val="none"/>
+                <w:strike w:val="false"/>
+                <w:sz w:val="21"/>
+                <w:szCs w:val="21"/>
+                <w:color w:val="000000"/>
+              </w:rPr>
             </w:pPr>
             <w:r>
               <w:rPr>
-                <w:rFonts w:ascii="Arial" w:hAnsi="DejaVu Sans" w:eastAsia="DejaVu Sans" w:cs="DejaVu Sans"/>
-                <w:i w:val="false"/>
-                <w:b w:val="false"/>
-                <w:u w:val="none"/>
+                <w:rFonts w:ascii="Arial" w:hAnsi="Arial" w:eastAsia="Arial" w:cs="Arial"/>
+                <w:i w:val="false"/>
+                <w:b w:val="false"/>
+                <w:u w:val="none"/>
+                <w:strike w:val="false"/>
                 <w:sz w:val="21"/>
                 <w:szCs w:val="21"/>
                 <w:color w:val="000000"/>
@@ -1137,7 +1352,6 @@
           </w:tcPr>
           <w:p>
             <w:pPr>
-              <w:pStyle w:val="Normal"/>
               <w:jc w:val="left"/>
               <w:pBdr>
                 <w:bottom w:val="none" w:sz="0" w:space="0" w:color="000000"/>
@@ -1147,13 +1361,24 @@
               </w:pBdr>
               <w:spacing w:after="80" w:before="80" w:line="240"/>
               <w:ind w:left="80" w:right="80" w:firstLine="0" w:firstLineChars="0"/>
+              <w:rPr>
+                <w:rFonts w:ascii="Arial" w:hAnsi="Arial" w:eastAsia="Arial" w:cs="Arial"/>
+                <w:i w:val="false"/>
+                <w:b w:val="false"/>
+                <w:u w:val="none"/>
+                <w:strike w:val="false"/>
+                <w:sz w:val="21"/>
+                <w:szCs w:val="21"/>
+                <w:color w:val="000000"/>
+              </w:rPr>
             </w:pPr>
             <w:r>
               <w:rPr>
-                <w:rFonts w:ascii="Arial" w:hAnsi="DejaVu Sans" w:eastAsia="DejaVu Sans" w:cs="DejaVu Sans"/>
-                <w:i w:val="false"/>
-                <w:b w:val="false"/>
-                <w:u w:val="none"/>
+                <w:rFonts w:ascii="Arial" w:hAnsi="Arial" w:eastAsia="Arial" w:cs="Arial"/>
+                <w:i w:val="false"/>
+                <w:b w:val="false"/>
+                <w:u w:val="none"/>
+                <w:strike w:val="false"/>
                 <w:sz w:val="21"/>
                 <w:szCs w:val="21"/>
                 <w:color w:val="000000"/>
@@ -1181,7 +1406,6 @@
           </w:tcPr>
           <w:p>
             <w:pPr>
-              <w:pStyle w:val="Normal"/>
               <w:jc w:val="left"/>
               <w:pBdr>
                 <w:bottom w:val="none" w:sz="0" w:space="0" w:color="000000"/>
@@ -1191,13 +1415,24 @@
               </w:pBdr>
               <w:spacing w:after="80" w:before="80" w:line="240"/>
               <w:ind w:left="80" w:right="80" w:firstLine="0" w:firstLineChars="0"/>
+              <w:rPr>
+                <w:rFonts w:ascii="Arial" w:hAnsi="Arial" w:eastAsia="Arial" w:cs="Arial"/>
+                <w:i w:val="false"/>
+                <w:b w:val="false"/>
+                <w:u w:val="none"/>
+                <w:strike w:val="false"/>
+                <w:sz w:val="21"/>
+                <w:szCs w:val="21"/>
+                <w:color w:val="000000"/>
+              </w:rPr>
             </w:pPr>
             <w:r>
               <w:rPr>
-                <w:rFonts w:ascii="Arial" w:hAnsi="DejaVu Sans" w:eastAsia="DejaVu Sans" w:cs="DejaVu Sans"/>
-                <w:i w:val="false"/>
-                <w:b w:val="false"/>
-                <w:u w:val="none"/>
+                <w:rFonts w:ascii="Arial" w:hAnsi="Arial" w:eastAsia="Arial" w:cs="Arial"/>
+                <w:i w:val="false"/>
+                <w:b w:val="false"/>
+                <w:u w:val="none"/>
+                <w:strike w:val="false"/>
                 <w:sz w:val="21"/>
                 <w:szCs w:val="21"/>
                 <w:color w:val="000000"/>
@@ -1225,7 +1460,6 @@
           </w:tcPr>
           <w:p>
             <w:pPr>
-              <w:pStyle w:val="Normal"/>
               <w:jc w:val="left"/>
               <w:pBdr>
                 <w:bottom w:val="none" w:sz="0" w:space="0" w:color="000000"/>
@@ -1235,13 +1469,24 @@
               </w:pBdr>
               <w:spacing w:after="80" w:before="80" w:line="240"/>
               <w:ind w:left="80" w:right="80" w:firstLine="0" w:firstLineChars="0"/>
+              <w:rPr>
+                <w:rFonts w:ascii="Arial" w:hAnsi="Arial" w:eastAsia="Arial" w:cs="Arial"/>
+                <w:i w:val="false"/>
+                <w:b w:val="false"/>
+                <w:u w:val="none"/>
+                <w:strike w:val="false"/>
+                <w:sz w:val="21"/>
+                <w:szCs w:val="21"/>
+                <w:color w:val="000000"/>
+              </w:rPr>
             </w:pPr>
             <w:r>
               <w:rPr>
-                <w:rFonts w:ascii="Arial" w:hAnsi="DejaVu Sans" w:eastAsia="DejaVu Sans" w:cs="DejaVu Sans"/>
-                <w:i w:val="false"/>
-                <w:b w:val="false"/>
-                <w:u w:val="none"/>
+                <w:rFonts w:ascii="Arial" w:hAnsi="Arial" w:eastAsia="Arial" w:cs="Arial"/>
+                <w:i w:val="false"/>
+                <w:b w:val="false"/>
+                <w:u w:val="none"/>
+                <w:strike w:val="false"/>
                 <w:sz w:val="21"/>
                 <w:szCs w:val="21"/>
                 <w:color w:val="000000"/>
@@ -1275,7 +1520,6 @@
           </w:tcPr>
           <w:p>
             <w:pPr>
-              <w:pStyle w:val="Normal"/>
               <w:jc w:val="left"/>
               <w:pBdr>
                 <w:bottom w:val="none" w:sz="0" w:space="0" w:color="000000"/>
@@ -1285,13 +1529,24 @@
               </w:pBdr>
               <w:spacing w:after="80" w:before="80" w:line="240"/>
               <w:ind w:left="80" w:right="80" w:firstLine="0" w:firstLineChars="0"/>
+              <w:rPr>
+                <w:rFonts w:ascii="Arial" w:hAnsi="Arial" w:eastAsia="Arial" w:cs="Arial"/>
+                <w:i w:val="false"/>
+                <w:b w:val="false"/>
+                <w:u w:val="none"/>
+                <w:strike w:val="false"/>
+                <w:sz w:val="21"/>
+                <w:szCs w:val="21"/>
+                <w:color w:val="000000"/>
+              </w:rPr>
             </w:pPr>
             <w:r>
               <w:rPr>
-                <w:rFonts w:ascii="Arial" w:hAnsi="DejaVu Sans" w:eastAsia="DejaVu Sans" w:cs="DejaVu Sans"/>
-                <w:i w:val="false"/>
-                <w:b w:val="false"/>
-                <w:u w:val="none"/>
+                <w:rFonts w:ascii="Arial" w:hAnsi="Arial" w:eastAsia="Arial" w:cs="Arial"/>
+                <w:i w:val="false"/>
+                <w:b w:val="false"/>
+                <w:u w:val="none"/>
+                <w:strike w:val="false"/>
                 <w:sz w:val="21"/>
                 <w:szCs w:val="21"/>
                 <w:color w:val="000000"/>
@@ -1319,7 +1574,6 @@
           </w:tcPr>
           <w:p>
             <w:pPr>
-              <w:pStyle w:val="Normal"/>
               <w:jc w:val="left"/>
               <w:pBdr>
                 <w:bottom w:val="none" w:sz="0" w:space="0" w:color="000000"/>
@@ -1329,13 +1583,24 @@
               </w:pBdr>
               <w:spacing w:after="80" w:before="80" w:line="240"/>
               <w:ind w:left="80" w:right="80" w:firstLine="0" w:firstLineChars="0"/>
+              <w:rPr>
+                <w:rFonts w:ascii="Arial" w:hAnsi="Arial" w:eastAsia="Arial" w:cs="Arial"/>
+                <w:i w:val="false"/>
+                <w:b w:val="false"/>
+                <w:u w:val="none"/>
+                <w:strike w:val="false"/>
+                <w:sz w:val="21"/>
+                <w:szCs w:val="21"/>
+                <w:color w:val="000000"/>
+              </w:rPr>
             </w:pPr>
             <w:r>
               <w:rPr>
-                <w:rFonts w:ascii="Arial" w:hAnsi="DejaVu Sans" w:eastAsia="DejaVu Sans" w:cs="DejaVu Sans"/>
-                <w:i w:val="false"/>
-                <w:b w:val="false"/>
-                <w:u w:val="none"/>
+                <w:rFonts w:ascii="Arial" w:hAnsi="Arial" w:eastAsia="Arial" w:cs="Arial"/>
+                <w:i w:val="false"/>
+                <w:b w:val="false"/>
+                <w:u w:val="none"/>
+                <w:strike w:val="false"/>
                 <w:sz w:val="21"/>
                 <w:szCs w:val="21"/>
                 <w:color w:val="000000"/>
@@ -1363,7 +1628,6 @@
           </w:tcPr>
           <w:p>
             <w:pPr>
-              <w:pStyle w:val="Normal"/>
               <w:jc w:val="left"/>
               <w:pBdr>
                 <w:bottom w:val="none" w:sz="0" w:space="0" w:color="000000"/>
@@ -1373,13 +1637,24 @@
               </w:pBdr>
               <w:spacing w:after="80" w:before="80" w:line="240"/>
               <w:ind w:left="80" w:right="80" w:firstLine="0" w:firstLineChars="0"/>
+              <w:rPr>
+                <w:rFonts w:ascii="Arial" w:hAnsi="Arial" w:eastAsia="Arial" w:cs="Arial"/>
+                <w:i w:val="false"/>
+                <w:b w:val="false"/>
+                <w:u w:val="none"/>
+                <w:strike w:val="false"/>
+                <w:sz w:val="21"/>
+                <w:szCs w:val="21"/>
+                <w:color w:val="000000"/>
+              </w:rPr>
             </w:pPr>
             <w:r>
               <w:rPr>
-                <w:rFonts w:ascii="Arial" w:hAnsi="DejaVu Sans" w:eastAsia="DejaVu Sans" w:cs="DejaVu Sans"/>
-                <w:i w:val="false"/>
-                <w:b w:val="false"/>
-                <w:u w:val="none"/>
+                <w:rFonts w:ascii="Arial" w:hAnsi="Arial" w:eastAsia="Arial" w:cs="Arial"/>
+                <w:i w:val="false"/>
+                <w:b w:val="false"/>
+                <w:u w:val="none"/>
+                <w:strike w:val="false"/>
                 <w:sz w:val="21"/>
                 <w:szCs w:val="21"/>
                 <w:color w:val="000000"/>
@@ -1407,7 +1682,6 @@
           </w:tcPr>
           <w:p>
             <w:pPr>
-              <w:pStyle w:val="Normal"/>
               <w:jc w:val="left"/>
               <w:pBdr>
                 <w:bottom w:val="none" w:sz="0" w:space="0" w:color="000000"/>
@@ -1417,13 +1691,24 @@
               </w:pBdr>
               <w:spacing w:after="80" w:before="80" w:line="240"/>
               <w:ind w:left="80" w:right="80" w:firstLine="0" w:firstLineChars="0"/>
+              <w:rPr>
+                <w:rFonts w:ascii="Arial" w:hAnsi="Arial" w:eastAsia="Arial" w:cs="Arial"/>
+                <w:i w:val="false"/>
+                <w:b w:val="false"/>
+                <w:u w:val="none"/>
+                <w:strike w:val="false"/>
+                <w:sz w:val="21"/>
+                <w:szCs w:val="21"/>
+                <w:color w:val="000000"/>
+              </w:rPr>
             </w:pPr>
             <w:r>
               <w:rPr>
-                <w:rFonts w:ascii="Arial" w:hAnsi="DejaVu Sans" w:eastAsia="DejaVu Sans" w:cs="DejaVu Sans"/>
-                <w:i w:val="false"/>
-                <w:b w:val="false"/>
-                <w:u w:val="none"/>
+                <w:rFonts w:ascii="Arial" w:hAnsi="Arial" w:eastAsia="Arial" w:cs="Arial"/>
+                <w:i w:val="false"/>
+                <w:b w:val="false"/>
+                <w:u w:val="none"/>
+                <w:strike w:val="false"/>
                 <w:sz w:val="21"/>
                 <w:szCs w:val="21"/>
                 <w:color w:val="000000"/>
@@ -1457,7 +1742,6 @@
           </w:tcPr>
           <w:p>
             <w:pPr>
-              <w:pStyle w:val="Normal"/>
               <w:jc w:val="left"/>
               <w:pBdr>
                 <w:bottom w:val="none" w:sz="0" w:space="0" w:color="000000"/>
@@ -1467,13 +1751,24 @@
               </w:pBdr>
               <w:spacing w:after="80" w:before="80" w:line="240"/>
               <w:ind w:left="80" w:right="80" w:firstLine="0" w:firstLineChars="0"/>
+              <w:rPr>
+                <w:rFonts w:ascii="Arial" w:hAnsi="Arial" w:eastAsia="Arial" w:cs="Arial"/>
+                <w:i w:val="false"/>
+                <w:b w:val="false"/>
+                <w:u w:val="none"/>
+                <w:strike w:val="false"/>
+                <w:sz w:val="21"/>
+                <w:szCs w:val="21"/>
+                <w:color w:val="000000"/>
+              </w:rPr>
             </w:pPr>
             <w:r>
               <w:rPr>
-                <w:rFonts w:ascii="Arial" w:hAnsi="DejaVu Sans" w:eastAsia="DejaVu Sans" w:cs="DejaVu Sans"/>
-                <w:i w:val="false"/>
-                <w:b w:val="false"/>
-                <w:u w:val="none"/>
+                <w:rFonts w:ascii="Arial" w:hAnsi="Arial" w:eastAsia="Arial" w:cs="Arial"/>
+                <w:i w:val="false"/>
+                <w:b w:val="false"/>
+                <w:u w:val="none"/>
+                <w:strike w:val="false"/>
                 <w:sz w:val="21"/>
                 <w:szCs w:val="21"/>
                 <w:color w:val="000000"/>
@@ -1501,7 +1796,6 @@
           </w:tcPr>
           <w:p>
             <w:pPr>
-              <w:pStyle w:val="Normal"/>
               <w:jc w:val="left"/>
               <w:pBdr>
                 <w:bottom w:val="none" w:sz="0" w:space="0" w:color="000000"/>
@@ -1511,13 +1805,24 @@
               </w:pBdr>
               <w:spacing w:after="80" w:before="80" w:line="240"/>
               <w:ind w:left="80" w:right="80" w:firstLine="0" w:firstLineChars="0"/>
+              <w:rPr>
+                <w:rFonts w:ascii="Arial" w:hAnsi="Arial" w:eastAsia="Arial" w:cs="Arial"/>
+                <w:i w:val="false"/>
+                <w:b w:val="false"/>
+                <w:u w:val="none"/>
+                <w:strike w:val="false"/>
+                <w:sz w:val="21"/>
+                <w:szCs w:val="21"/>
+                <w:color w:val="000000"/>
+              </w:rPr>
             </w:pPr>
             <w:r>
               <w:rPr>
-                <w:rFonts w:ascii="Arial" w:hAnsi="DejaVu Sans" w:eastAsia="DejaVu Sans" w:cs="DejaVu Sans"/>
-                <w:i w:val="false"/>
-                <w:b w:val="false"/>
-                <w:u w:val="none"/>
+                <w:rFonts w:ascii="Arial" w:hAnsi="Arial" w:eastAsia="Arial" w:cs="Arial"/>
+                <w:i w:val="false"/>
+                <w:b w:val="false"/>
+                <w:u w:val="none"/>
+                <w:strike w:val="false"/>
                 <w:sz w:val="21"/>
                 <w:szCs w:val="21"/>
                 <w:color w:val="000000"/>
@@ -1545,7 +1850,6 @@
           </w:tcPr>
           <w:p>
             <w:pPr>
-              <w:pStyle w:val="Normal"/>
               <w:jc w:val="left"/>
               <w:pBdr>
                 <w:bottom w:val="none" w:sz="0" w:space="0" w:color="000000"/>
@@ -1555,13 +1859,24 @@
               </w:pBdr>
               <w:spacing w:after="80" w:before="80" w:line="240"/>
               <w:ind w:left="80" w:right="80" w:firstLine="0" w:firstLineChars="0"/>
+              <w:rPr>
+                <w:rFonts w:ascii="Arial" w:hAnsi="Arial" w:eastAsia="Arial" w:cs="Arial"/>
+                <w:i w:val="false"/>
+                <w:b w:val="false"/>
+                <w:u w:val="none"/>
+                <w:strike w:val="false"/>
+                <w:sz w:val="21"/>
+                <w:szCs w:val="21"/>
+                <w:color w:val="000000"/>
+              </w:rPr>
             </w:pPr>
             <w:r>
               <w:rPr>
-                <w:rFonts w:ascii="Arial" w:hAnsi="DejaVu Sans" w:eastAsia="DejaVu Sans" w:cs="DejaVu Sans"/>
-                <w:i w:val="false"/>
-                <w:b w:val="false"/>
-                <w:u w:val="none"/>
+                <w:rFonts w:ascii="Arial" w:hAnsi="Arial" w:eastAsia="Arial" w:cs="Arial"/>
+                <w:i w:val="false"/>
+                <w:b w:val="false"/>
+                <w:u w:val="none"/>
+                <w:strike w:val="false"/>
                 <w:sz w:val="21"/>
                 <w:szCs w:val="21"/>
                 <w:color w:val="000000"/>
@@ -1589,7 +1904,6 @@
           </w:tcPr>
           <w:p>
             <w:pPr>
-              <w:pStyle w:val="Normal"/>
               <w:jc w:val="left"/>
               <w:pBdr>
                 <w:bottom w:val="none" w:sz="0" w:space="0" w:color="000000"/>
@@ -1599,13 +1913,24 @@
               </w:pBdr>
               <w:spacing w:after="80" w:before="80" w:line="240"/>
               <w:ind w:left="80" w:right="80" w:firstLine="0" w:firstLineChars="0"/>
+              <w:rPr>
+                <w:rFonts w:ascii="Arial" w:hAnsi="Arial" w:eastAsia="Arial" w:cs="Arial"/>
+                <w:i w:val="false"/>
+                <w:b w:val="false"/>
+                <w:u w:val="none"/>
+                <w:strike w:val="false"/>
+                <w:sz w:val="21"/>
+                <w:szCs w:val="21"/>
+                <w:color w:val="000000"/>
+              </w:rPr>
             </w:pPr>
             <w:r>
               <w:rPr>
-                <w:rFonts w:ascii="Arial" w:hAnsi="DejaVu Sans" w:eastAsia="DejaVu Sans" w:cs="DejaVu Sans"/>
-                <w:i w:val="false"/>
-                <w:b w:val="false"/>
-                <w:u w:val="none"/>
+                <w:rFonts w:ascii="Arial" w:hAnsi="Arial" w:eastAsia="Arial" w:cs="Arial"/>
+                <w:i w:val="false"/>
+                <w:b w:val="false"/>
+                <w:u w:val="none"/>
+                <w:strike w:val="false"/>
                 <w:sz w:val="21"/>
                 <w:szCs w:val="21"/>
                 <w:color w:val="000000"/>
@@ -1639,7 +1964,6 @@
           </w:tcPr>
           <w:p>
             <w:pPr>
-              <w:pStyle w:val="Normal"/>
               <w:jc w:val="left"/>
               <w:pBdr>
                 <w:bottom w:val="none" w:sz="0" w:space="0" w:color="000000"/>
@@ -1649,13 +1973,24 @@
               </w:pBdr>
               <w:spacing w:after="80" w:before="80" w:line="240"/>
               <w:ind w:left="80" w:right="80" w:firstLine="0" w:firstLineChars="0"/>
+              <w:rPr>
+                <w:rFonts w:ascii="Arial" w:hAnsi="Arial" w:eastAsia="Arial" w:cs="Arial"/>
+                <w:i w:val="false"/>
+                <w:b w:val="false"/>
+                <w:u w:val="none"/>
+                <w:strike w:val="false"/>
+                <w:sz w:val="21"/>
+                <w:szCs w:val="21"/>
+                <w:color w:val="000000"/>
+              </w:rPr>
             </w:pPr>
             <w:r>
               <w:rPr>
-                <w:rFonts w:ascii="Arial" w:hAnsi="DejaVu Sans" w:eastAsia="DejaVu Sans" w:cs="DejaVu Sans"/>
-                <w:i w:val="false"/>
-                <w:b w:val="false"/>
-                <w:u w:val="none"/>
+                <w:rFonts w:ascii="Arial" w:hAnsi="Arial" w:eastAsia="Arial" w:cs="Arial"/>
+                <w:i w:val="false"/>
+                <w:b w:val="false"/>
+                <w:u w:val="none"/>
+                <w:strike w:val="false"/>
                 <w:sz w:val="21"/>
                 <w:szCs w:val="21"/>
                 <w:color w:val="000000"/>
@@ -1683,7 +2018,6 @@
           </w:tcPr>
           <w:p>
             <w:pPr>
-              <w:pStyle w:val="Normal"/>
               <w:jc w:val="left"/>
               <w:pBdr>
                 <w:bottom w:val="none" w:sz="0" w:space="0" w:color="000000"/>
@@ -1693,13 +2027,24 @@
               </w:pBdr>
               <w:spacing w:after="80" w:before="80" w:line="240"/>
               <w:ind w:left="80" w:right="80" w:firstLine="0" w:firstLineChars="0"/>
+              <w:rPr>
+                <w:rFonts w:ascii="Arial" w:hAnsi="Arial" w:eastAsia="Arial" w:cs="Arial"/>
+                <w:i w:val="false"/>
+                <w:b w:val="false"/>
+                <w:u w:val="none"/>
+                <w:strike w:val="false"/>
+                <w:sz w:val="21"/>
+                <w:szCs w:val="21"/>
+                <w:color w:val="000000"/>
+              </w:rPr>
             </w:pPr>
             <w:r>
               <w:rPr>
-                <w:rFonts w:ascii="Arial" w:hAnsi="DejaVu Sans" w:eastAsia="DejaVu Sans" w:cs="DejaVu Sans"/>
-                <w:i w:val="false"/>
-                <w:b w:val="false"/>
-                <w:u w:val="none"/>
+                <w:rFonts w:ascii="Arial" w:hAnsi="Arial" w:eastAsia="Arial" w:cs="Arial"/>
+                <w:i w:val="false"/>
+                <w:b w:val="false"/>
+                <w:u w:val="none"/>
+                <w:strike w:val="false"/>
                 <w:sz w:val="21"/>
                 <w:szCs w:val="21"/>
                 <w:color w:val="000000"/>
@@ -1727,7 +2072,6 @@
           </w:tcPr>
           <w:p>
             <w:pPr>
-              <w:pStyle w:val="Normal"/>
               <w:jc w:val="left"/>
               <w:pBdr>
                 <w:bottom w:val="none" w:sz="0" w:space="0" w:color="000000"/>
@@ -1737,13 +2081,24 @@
               </w:pBdr>
               <w:spacing w:after="80" w:before="80" w:line="240"/>
               <w:ind w:left="80" w:right="80" w:firstLine="0" w:firstLineChars="0"/>
+              <w:rPr>
+                <w:rFonts w:ascii="Arial" w:hAnsi="Arial" w:eastAsia="Arial" w:cs="Arial"/>
+                <w:i w:val="false"/>
+                <w:b w:val="false"/>
+                <w:u w:val="none"/>
+                <w:strike w:val="false"/>
+                <w:sz w:val="21"/>
+                <w:szCs w:val="21"/>
+                <w:color w:val="000000"/>
+              </w:rPr>
             </w:pPr>
             <w:r>
               <w:rPr>
-                <w:rFonts w:ascii="Arial" w:hAnsi="DejaVu Sans" w:eastAsia="DejaVu Sans" w:cs="DejaVu Sans"/>
-                <w:i w:val="false"/>
-                <w:b w:val="false"/>
-                <w:u w:val="none"/>
+                <w:rFonts w:ascii="Arial" w:hAnsi="Arial" w:eastAsia="Arial" w:cs="Arial"/>
+                <w:i w:val="false"/>
+                <w:b w:val="false"/>
+                <w:u w:val="none"/>
+                <w:strike w:val="false"/>
                 <w:sz w:val="21"/>
                 <w:szCs w:val="21"/>
                 <w:color w:val="000000"/>
@@ -1771,7 +2126,6 @@
           </w:tcPr>
           <w:p>
             <w:pPr>
-              <w:pStyle w:val="Normal"/>
               <w:jc w:val="left"/>
               <w:pBdr>
                 <w:bottom w:val="none" w:sz="0" w:space="0" w:color="000000"/>
@@ -1781,13 +2135,24 @@
               </w:pBdr>
               <w:spacing w:after="80" w:before="80" w:line="240"/>
               <w:ind w:left="80" w:right="80" w:firstLine="0" w:firstLineChars="0"/>
+              <w:rPr>
+                <w:rFonts w:ascii="Arial" w:hAnsi="Arial" w:eastAsia="Arial" w:cs="Arial"/>
+                <w:i w:val="false"/>
+                <w:b w:val="false"/>
+                <w:u w:val="none"/>
+                <w:strike w:val="false"/>
+                <w:sz w:val="21"/>
+                <w:szCs w:val="21"/>
+                <w:color w:val="000000"/>
+              </w:rPr>
             </w:pPr>
             <w:r>
               <w:rPr>
-                <w:rFonts w:ascii="Arial" w:hAnsi="DejaVu Sans" w:eastAsia="DejaVu Sans" w:cs="DejaVu Sans"/>
-                <w:i w:val="false"/>
-                <w:b w:val="false"/>
-                <w:u w:val="none"/>
+                <w:rFonts w:ascii="Arial" w:hAnsi="Arial" w:eastAsia="Arial" w:cs="Arial"/>
+                <w:i w:val="false"/>
+                <w:b w:val="false"/>
+                <w:u w:val="none"/>
+                <w:strike w:val="false"/>
                 <w:sz w:val="21"/>
                 <w:szCs w:val="21"/>
                 <w:color w:val="000000"/>
@@ -1817,6 +2182,7 @@
           <w:i w:val="true"/>
           <w:b w:val="false"/>
           <w:u w:val="none"/>
+          <w:strike w:val="false"/>
           <w:sz w:val="17"/>
           <w:szCs w:val="17"/>
           <w:color w:val="545860"/>
@@ -1843,6 +2209,7 @@
           <w:i w:val="false"/>
           <w:b w:val="true"/>
           <w:u w:val="none"/>
+          <w:strike w:val="false"/>
           <w:sz w:val="26"/>
           <w:szCs w:val="26"/>
           <w:color w:val="215A9E"/>
@@ -1886,7 +2253,6 @@
           </w:tcPr>
           <w:p>
             <w:pPr>
-              <w:pStyle w:val="Normal"/>
               <w:jc w:val="left"/>
               <w:pBdr>
                 <w:bottom w:val="none" w:sz="0" w:space="0" w:color="000000"/>
@@ -1896,18 +2262,29 @@
               </w:pBdr>
               <w:spacing w:after="80" w:before="80" w:line="240"/>
               <w:ind w:left="80" w:right="80" w:firstLine="0" w:firstLineChars="0"/>
+              <w:rPr>
+                <w:rFonts w:ascii="Arial" w:hAnsi="Arial" w:eastAsia="Arial" w:cs="Arial"/>
+                <w:i w:val="false"/>
+                <w:b w:val="true"/>
+                <w:u w:val="none"/>
+                <w:strike w:val="false"/>
+                <w:sz w:val="21"/>
+                <w:szCs w:val="21"/>
+                <w:color w:val="063360"/>
+              </w:rPr>
             </w:pPr>
             <w:r>
               <w:rPr>
-                <w:rFonts w:ascii="Arial" w:hAnsi="DejaVu Sans" w:eastAsia="DejaVu Sans" w:cs="DejaVu Sans"/>
+                <w:rFonts w:ascii="Arial" w:hAnsi="Arial" w:eastAsia="Arial" w:cs="Arial"/>
                 <w:i w:val="false"/>
                 <w:b w:val="true"/>
                 <w:u w:val="none"/>
+                <w:strike w:val="false"/>
                 <w:sz w:val="21"/>
                 <w:szCs w:val="21"/>
                 <w:color w:val="063360"/>
               </w:rPr>
-              <w:t xml:space="preserve">Enrolled</w:t>
+              <w:t xml:space="preserve">Took part</w:t>
             </w:r>
           </w:p>
         </w:tc>
@@ -1930,7 +2307,6 @@
           </w:tcPr>
           <w:p>
             <w:pPr>
-              <w:pStyle w:val="Normal"/>
               <w:jc w:val="left"/>
               <w:pBdr>
                 <w:bottom w:val="none" w:sz="0" w:space="0" w:color="000000"/>
@@ -1940,13 +2316,24 @@
               </w:pBdr>
               <w:spacing w:after="80" w:before="80" w:line="240"/>
               <w:ind w:left="80" w:right="80" w:firstLine="0" w:firstLineChars="0"/>
+              <w:rPr>
+                <w:rFonts w:ascii="Arial" w:hAnsi="Arial" w:eastAsia="Arial" w:cs="Arial"/>
+                <w:i w:val="false"/>
+                <w:b w:val="true"/>
+                <w:u w:val="none"/>
+                <w:strike w:val="false"/>
+                <w:sz w:val="21"/>
+                <w:szCs w:val="21"/>
+                <w:color w:val="063360"/>
+              </w:rPr>
             </w:pPr>
             <w:r>
               <w:rPr>
-                <w:rFonts w:ascii="Arial" w:hAnsi="DejaVu Sans" w:eastAsia="DejaVu Sans" w:cs="DejaVu Sans"/>
+                <w:rFonts w:ascii="Arial" w:hAnsi="Arial" w:eastAsia="Arial" w:cs="Arial"/>
                 <w:i w:val="false"/>
                 <w:b w:val="true"/>
                 <w:u w:val="none"/>
+                <w:strike w:val="false"/>
                 <w:sz w:val="21"/>
                 <w:szCs w:val="21"/>
                 <w:color w:val="063360"/>
@@ -1974,7 +2361,6 @@
           </w:tcPr>
           <w:p>
             <w:pPr>
-              <w:pStyle w:val="Normal"/>
               <w:jc w:val="left"/>
               <w:pBdr>
                 <w:bottom w:val="none" w:sz="0" w:space="0" w:color="000000"/>
@@ -1984,18 +2370,29 @@
               </w:pBdr>
               <w:spacing w:after="80" w:before="80" w:line="240"/>
               <w:ind w:left="80" w:right="80" w:firstLine="0" w:firstLineChars="0"/>
+              <w:rPr>
+                <w:rFonts w:ascii="Arial" w:hAnsi="Arial" w:eastAsia="Arial" w:cs="Arial"/>
+                <w:i w:val="false"/>
+                <w:b w:val="true"/>
+                <w:u w:val="none"/>
+                <w:strike w:val="false"/>
+                <w:sz w:val="21"/>
+                <w:szCs w:val="21"/>
+                <w:color w:val="063360"/>
+              </w:rPr>
             </w:pPr>
             <w:r>
               <w:rPr>
-                <w:rFonts w:ascii="Arial" w:hAnsi="DejaVu Sans" w:eastAsia="DejaVu Sans" w:cs="DejaVu Sans"/>
+                <w:rFonts w:ascii="Arial" w:hAnsi="Arial" w:eastAsia="Arial" w:cs="Arial"/>
                 <w:i w:val="false"/>
                 <w:b w:val="true"/>
                 <w:u w:val="none"/>
+                <w:strike w:val="false"/>
                 <w:sz w:val="21"/>
                 <w:szCs w:val="21"/>
                 <w:color w:val="063360"/>
               </w:rPr>
-              <w:t xml:space="preserve">Cost difference (enrolled minus twin)</w:t>
+              <w:t xml:space="preserve">Cost difference (took part minus twin)</w:t>
             </w:r>
           </w:p>
         </w:tc>
@@ -2024,7 +2421,6 @@
           </w:tcPr>
           <w:p>
             <w:pPr>
-              <w:pStyle w:val="Normal"/>
               <w:jc w:val="left"/>
               <w:pBdr>
                 <w:bottom w:val="none" w:sz="0" w:space="0" w:color="000000"/>
@@ -2034,13 +2430,24 @@
               </w:pBdr>
               <w:spacing w:after="80" w:before="80" w:line="240"/>
               <w:ind w:left="80" w:right="80" w:firstLine="0" w:firstLineChars="0"/>
+              <w:rPr>
+                <w:rFonts w:ascii="Arial" w:hAnsi="Arial" w:eastAsia="Arial" w:cs="Arial"/>
+                <w:i w:val="false"/>
+                <w:b w:val="false"/>
+                <w:u w:val="none"/>
+                <w:strike w:val="false"/>
+                <w:sz w:val="21"/>
+                <w:szCs w:val="21"/>
+                <w:color w:val="000000"/>
+              </w:rPr>
             </w:pPr>
             <w:r>
               <w:rPr>
-                <w:rFonts w:ascii="Arial" w:hAnsi="DejaVu Sans" w:eastAsia="DejaVu Sans" w:cs="DejaVu Sans"/>
-                <w:i w:val="false"/>
-                <w:b w:val="false"/>
-                <w:u w:val="none"/>
+                <w:rFonts w:ascii="Arial" w:hAnsi="Arial" w:eastAsia="Arial" w:cs="Arial"/>
+                <w:i w:val="false"/>
+                <w:b w:val="false"/>
+                <w:u w:val="none"/>
+                <w:strike w:val="false"/>
                 <w:sz w:val="21"/>
                 <w:szCs w:val="21"/>
                 <w:color w:val="000000"/>
@@ -2068,7 +2475,6 @@
           </w:tcPr>
           <w:p>
             <w:pPr>
-              <w:pStyle w:val="Normal"/>
               <w:jc w:val="left"/>
               <w:pBdr>
                 <w:bottom w:val="none" w:sz="0" w:space="0" w:color="000000"/>
@@ -2078,13 +2484,24 @@
               </w:pBdr>
               <w:spacing w:after="80" w:before="80" w:line="240"/>
               <w:ind w:left="80" w:right="80" w:firstLine="0" w:firstLineChars="0"/>
+              <w:rPr>
+                <w:rFonts w:ascii="Arial" w:hAnsi="Arial" w:eastAsia="Arial" w:cs="Arial"/>
+                <w:i w:val="false"/>
+                <w:b w:val="false"/>
+                <w:u w:val="none"/>
+                <w:strike w:val="false"/>
+                <w:sz w:val="21"/>
+                <w:szCs w:val="21"/>
+                <w:color w:val="000000"/>
+              </w:rPr>
             </w:pPr>
             <w:r>
               <w:rPr>
-                <w:rFonts w:ascii="Arial" w:hAnsi="DejaVu Sans" w:eastAsia="DejaVu Sans" w:cs="DejaVu Sans"/>
-                <w:i w:val="false"/>
-                <w:b w:val="false"/>
-                <w:u w:val="none"/>
+                <w:rFonts w:ascii="Arial" w:hAnsi="Arial" w:eastAsia="Arial" w:cs="Arial"/>
+                <w:i w:val="false"/>
+                <w:b w:val="false"/>
+                <w:u w:val="none"/>
+                <w:strike w:val="false"/>
                 <w:sz w:val="21"/>
                 <w:szCs w:val="21"/>
                 <w:color w:val="000000"/>
@@ -2112,7 +2529,6 @@
           </w:tcPr>
           <w:p>
             <w:pPr>
-              <w:pStyle w:val="Normal"/>
               <w:jc w:val="left"/>
               <w:pBdr>
                 <w:bottom w:val="none" w:sz="0" w:space="0" w:color="000000"/>
@@ -2122,13 +2538,24 @@
               </w:pBdr>
               <w:spacing w:after="80" w:before="80" w:line="240"/>
               <w:ind w:left="80" w:right="80" w:firstLine="0" w:firstLineChars="0"/>
+              <w:rPr>
+                <w:rFonts w:ascii="Arial" w:hAnsi="Arial" w:eastAsia="Arial" w:cs="Arial"/>
+                <w:i w:val="false"/>
+                <w:b w:val="false"/>
+                <w:u w:val="none"/>
+                <w:strike w:val="false"/>
+                <w:sz w:val="21"/>
+                <w:szCs w:val="21"/>
+                <w:color w:val="000000"/>
+              </w:rPr>
             </w:pPr>
             <w:r>
               <w:rPr>
-                <w:rFonts w:ascii="Arial" w:hAnsi="DejaVu Sans" w:eastAsia="DejaVu Sans" w:cs="DejaVu Sans"/>
-                <w:i w:val="false"/>
-                <w:b w:val="false"/>
-                <w:u w:val="none"/>
+                <w:rFonts w:ascii="Arial" w:hAnsi="Arial" w:eastAsia="Arial" w:cs="Arial"/>
+                <w:i w:val="false"/>
+                <w:b w:val="false"/>
+                <w:u w:val="none"/>
+                <w:strike w:val="false"/>
                 <w:sz w:val="21"/>
                 <w:szCs w:val="21"/>
                 <w:color w:val="000000"/>
@@ -2162,7 +2589,6 @@
           </w:tcPr>
           <w:p>
             <w:pPr>
-              <w:pStyle w:val="Normal"/>
               <w:jc w:val="left"/>
               <w:pBdr>
                 <w:bottom w:val="none" w:sz="0" w:space="0" w:color="000000"/>
@@ -2172,13 +2598,24 @@
               </w:pBdr>
               <w:spacing w:after="80" w:before="80" w:line="240"/>
               <w:ind w:left="80" w:right="80" w:firstLine="0" w:firstLineChars="0"/>
+              <w:rPr>
+                <w:rFonts w:ascii="Arial" w:hAnsi="Arial" w:eastAsia="Arial" w:cs="Arial"/>
+                <w:i w:val="false"/>
+                <w:b w:val="false"/>
+                <w:u w:val="none"/>
+                <w:strike w:val="false"/>
+                <w:sz w:val="21"/>
+                <w:szCs w:val="21"/>
+                <w:color w:val="000000"/>
+              </w:rPr>
             </w:pPr>
             <w:r>
               <w:rPr>
-                <w:rFonts w:ascii="Arial" w:hAnsi="DejaVu Sans" w:eastAsia="DejaVu Sans" w:cs="DejaVu Sans"/>
-                <w:i w:val="false"/>
-                <w:b w:val="false"/>
-                <w:u w:val="none"/>
+                <w:rFonts w:ascii="Arial" w:hAnsi="Arial" w:eastAsia="Arial" w:cs="Arial"/>
+                <w:i w:val="false"/>
+                <w:b w:val="false"/>
+                <w:u w:val="none"/>
+                <w:strike w:val="false"/>
                 <w:sz w:val="21"/>
                 <w:szCs w:val="21"/>
                 <w:color w:val="000000"/>
@@ -2206,7 +2643,6 @@
           </w:tcPr>
           <w:p>
             <w:pPr>
-              <w:pStyle w:val="Normal"/>
               <w:jc w:val="left"/>
               <w:pBdr>
                 <w:bottom w:val="none" w:sz="0" w:space="0" w:color="000000"/>
@@ -2216,13 +2652,24 @@
               </w:pBdr>
               <w:spacing w:after="80" w:before="80" w:line="240"/>
               <w:ind w:left="80" w:right="80" w:firstLine="0" w:firstLineChars="0"/>
+              <w:rPr>
+                <w:rFonts w:ascii="Arial" w:hAnsi="Arial" w:eastAsia="Arial" w:cs="Arial"/>
+                <w:i w:val="false"/>
+                <w:b w:val="false"/>
+                <w:u w:val="none"/>
+                <w:strike w:val="false"/>
+                <w:sz w:val="21"/>
+                <w:szCs w:val="21"/>
+                <w:color w:val="000000"/>
+              </w:rPr>
             </w:pPr>
             <w:r>
               <w:rPr>
-                <w:rFonts w:ascii="Arial" w:hAnsi="DejaVu Sans" w:eastAsia="DejaVu Sans" w:cs="DejaVu Sans"/>
-                <w:i w:val="false"/>
-                <w:b w:val="false"/>
-                <w:u w:val="none"/>
+                <w:rFonts w:ascii="Arial" w:hAnsi="Arial" w:eastAsia="Arial" w:cs="Arial"/>
+                <w:i w:val="false"/>
+                <w:b w:val="false"/>
+                <w:u w:val="none"/>
+                <w:strike w:val="false"/>
                 <w:sz w:val="21"/>
                 <w:szCs w:val="21"/>
                 <w:color w:val="000000"/>
@@ -2250,7 +2697,6 @@
           </w:tcPr>
           <w:p>
             <w:pPr>
-              <w:pStyle w:val="Normal"/>
               <w:jc w:val="left"/>
               <w:pBdr>
                 <w:bottom w:val="none" w:sz="0" w:space="0" w:color="000000"/>
@@ -2260,13 +2706,24 @@
               </w:pBdr>
               <w:spacing w:after="80" w:before="80" w:line="240"/>
               <w:ind w:left="80" w:right="80" w:firstLine="0" w:firstLineChars="0"/>
+              <w:rPr>
+                <w:rFonts w:ascii="Arial" w:hAnsi="Arial" w:eastAsia="Arial" w:cs="Arial"/>
+                <w:i w:val="false"/>
+                <w:b w:val="false"/>
+                <w:u w:val="none"/>
+                <w:strike w:val="false"/>
+                <w:sz w:val="21"/>
+                <w:szCs w:val="21"/>
+                <w:color w:val="000000"/>
+              </w:rPr>
             </w:pPr>
             <w:r>
               <w:rPr>
-                <w:rFonts w:ascii="Arial" w:hAnsi="DejaVu Sans" w:eastAsia="DejaVu Sans" w:cs="DejaVu Sans"/>
-                <w:i w:val="false"/>
-                <w:b w:val="false"/>
-                <w:u w:val="none"/>
+                <w:rFonts w:ascii="Arial" w:hAnsi="Arial" w:eastAsia="Arial" w:cs="Arial"/>
+                <w:i w:val="false"/>
+                <w:b w:val="false"/>
+                <w:u w:val="none"/>
+                <w:strike w:val="false"/>
                 <w:sz w:val="21"/>
                 <w:szCs w:val="21"/>
                 <w:color w:val="000000"/>
@@ -2300,7 +2757,6 @@
           </w:tcPr>
           <w:p>
             <w:pPr>
-              <w:pStyle w:val="Normal"/>
               <w:jc w:val="left"/>
               <w:pBdr>
                 <w:bottom w:val="none" w:sz="0" w:space="0" w:color="000000"/>
@@ -2310,13 +2766,24 @@
               </w:pBdr>
               <w:spacing w:after="80" w:before="80" w:line="240"/>
               <w:ind w:left="80" w:right="80" w:firstLine="0" w:firstLineChars="0"/>
+              <w:rPr>
+                <w:rFonts w:ascii="Arial" w:hAnsi="Arial" w:eastAsia="Arial" w:cs="Arial"/>
+                <w:i w:val="false"/>
+                <w:b w:val="false"/>
+                <w:u w:val="none"/>
+                <w:strike w:val="false"/>
+                <w:sz w:val="21"/>
+                <w:szCs w:val="21"/>
+                <w:color w:val="000000"/>
+              </w:rPr>
             </w:pPr>
             <w:r>
               <w:rPr>
-                <w:rFonts w:ascii="Arial" w:hAnsi="DejaVu Sans" w:eastAsia="DejaVu Sans" w:cs="DejaVu Sans"/>
-                <w:i w:val="false"/>
-                <w:b w:val="false"/>
-                <w:u w:val="none"/>
+                <w:rFonts w:ascii="Arial" w:hAnsi="Arial" w:eastAsia="Arial" w:cs="Arial"/>
+                <w:i w:val="false"/>
+                <w:b w:val="false"/>
+                <w:u w:val="none"/>
+                <w:strike w:val="false"/>
                 <w:sz w:val="21"/>
                 <w:szCs w:val="21"/>
                 <w:color w:val="000000"/>
@@ -2344,7 +2811,6 @@
           </w:tcPr>
           <w:p>
             <w:pPr>
-              <w:pStyle w:val="Normal"/>
               <w:jc w:val="left"/>
               <w:pBdr>
                 <w:bottom w:val="none" w:sz="0" w:space="0" w:color="000000"/>
@@ -2354,13 +2820,24 @@
               </w:pBdr>
               <w:spacing w:after="80" w:before="80" w:line="240"/>
               <w:ind w:left="80" w:right="80" w:firstLine="0" w:firstLineChars="0"/>
+              <w:rPr>
+                <w:rFonts w:ascii="Arial" w:hAnsi="Arial" w:eastAsia="Arial" w:cs="Arial"/>
+                <w:i w:val="false"/>
+                <w:b w:val="false"/>
+                <w:u w:val="none"/>
+                <w:strike w:val="false"/>
+                <w:sz w:val="21"/>
+                <w:szCs w:val="21"/>
+                <w:color w:val="000000"/>
+              </w:rPr>
             </w:pPr>
             <w:r>
               <w:rPr>
-                <w:rFonts w:ascii="Arial" w:hAnsi="DejaVu Sans" w:eastAsia="DejaVu Sans" w:cs="DejaVu Sans"/>
-                <w:i w:val="false"/>
-                <w:b w:val="false"/>
-                <w:u w:val="none"/>
+                <w:rFonts w:ascii="Arial" w:hAnsi="Arial" w:eastAsia="Arial" w:cs="Arial"/>
+                <w:i w:val="false"/>
+                <w:b w:val="false"/>
+                <w:u w:val="none"/>
+                <w:strike w:val="false"/>
                 <w:sz w:val="21"/>
                 <w:szCs w:val="21"/>
                 <w:color w:val="000000"/>
@@ -2388,7 +2865,6 @@
           </w:tcPr>
           <w:p>
             <w:pPr>
-              <w:pStyle w:val="Normal"/>
               <w:jc w:val="left"/>
               <w:pBdr>
                 <w:bottom w:val="none" w:sz="0" w:space="0" w:color="000000"/>
@@ -2398,13 +2874,24 @@
               </w:pBdr>
               <w:spacing w:after="80" w:before="80" w:line="240"/>
               <w:ind w:left="80" w:right="80" w:firstLine="0" w:firstLineChars="0"/>
+              <w:rPr>
+                <w:rFonts w:ascii="Arial" w:hAnsi="Arial" w:eastAsia="Arial" w:cs="Arial"/>
+                <w:i w:val="false"/>
+                <w:b w:val="false"/>
+                <w:u w:val="none"/>
+                <w:strike w:val="false"/>
+                <w:sz w:val="21"/>
+                <w:szCs w:val="21"/>
+                <w:color w:val="000000"/>
+              </w:rPr>
             </w:pPr>
             <w:r>
               <w:rPr>
-                <w:rFonts w:ascii="Arial" w:hAnsi="DejaVu Sans" w:eastAsia="DejaVu Sans" w:cs="DejaVu Sans"/>
-                <w:i w:val="false"/>
-                <w:b w:val="false"/>
-                <w:u w:val="none"/>
+                <w:rFonts w:ascii="Arial" w:hAnsi="Arial" w:eastAsia="Arial" w:cs="Arial"/>
+                <w:i w:val="false"/>
+                <w:b w:val="false"/>
+                <w:u w:val="none"/>
+                <w:strike w:val="false"/>
                 <w:sz w:val="21"/>
                 <w:szCs w:val="21"/>
                 <w:color w:val="000000"/>
@@ -2434,6 +2921,7 @@
           <w:i w:val="false"/>
           <w:b w:val="false"/>
           <w:u w:val="none"/>
+          <w:strike w:val="false"/>
           <w:sz w:val="22"/>
           <w:szCs w:val="22"/>
           <w:color w:val="000000"/>
@@ -2460,11 +2948,12 @@
           <w:i w:val="false"/>
           <w:b w:val="false"/>
           <w:u w:val="none"/>
+          <w:strike w:val="false"/>
           <w:sz w:val="22"/>
           <w:szCs w:val="22"/>
           <w:color w:val="000000"/>
         </w:rPr>
-        <w:t xml:space="preserve">One business that did not enrol is nobody's twin. Which business? What happens to that business in the analysis?</w:t>
+        <w:t xml:space="preserve">One business that did not take part is nobody's twin. Which business? What happens to that business in the analysis?</w:t>
       </w:r>
     </w:p>
     <w:p>
@@ -2486,6 +2975,7 @@
           <w:i w:val="false"/>
           <w:b w:val="false"/>
           <w:u w:val="none"/>
+          <w:strike w:val="false"/>
           <w:sz w:val="22"/>
           <w:szCs w:val="22"/>
           <w:color w:val="B5BEC9"/>
@@ -2512,6 +3002,7 @@
           <w:i w:val="false"/>
           <w:b w:val="false"/>
           <w:u w:val="none"/>
+          <w:strike w:val="false"/>
           <w:sz w:val="22"/>
           <w:szCs w:val="22"/>
           <w:color w:val="B5BEC9"/>
@@ -2544,6 +3035,7 @@
           <w:i w:val="false"/>
           <w:b w:val="false"/>
           <w:u w:val="none"/>
+          <w:strike w:val="false"/>
           <w:sz w:val="18"/>
           <w:szCs w:val="18"/>
           <w:color w:val="545860"/>
@@ -2570,6 +3062,7 @@
           <w:i w:val="false"/>
           <w:b w:val="true"/>
           <w:u w:val="none"/>
+          <w:strike w:val="false"/>
           <w:sz w:val="36"/>
           <w:szCs w:val="36"/>
           <w:color w:val="063360"/>
@@ -2611,7 +3104,6 @@
           </w:tcPr>
           <w:p>
             <w:pPr>
-              <w:pStyle w:val="Normal"/>
               <w:jc w:val="left"/>
               <w:pBdr>
                 <w:bottom w:val="none" w:sz="0" w:space="0" w:color="000000"/>
@@ -2621,6 +3113,16 @@
               </w:pBdr>
               <w:spacing w:after="200" w:before="200" w:line="240"/>
               <w:ind w:left="200" w:right="200" w:firstLine="0" w:firstLineChars="0"/>
+              <w:rPr>
+                <w:rFonts w:ascii="Arial" w:hAnsi="Arial" w:eastAsia="Arial" w:cs="Arial"/>
+                <w:i w:val="false"/>
+                <w:b w:val="false"/>
+                <w:u w:val="none"/>
+                <w:strike w:val="false"/>
+                <w:sz w:val="21"/>
+                <w:szCs w:val="21"/>
+                <w:color w:val="000000"/>
+              </w:rPr>
             </w:pPr>
             <w:r>
               <w:rPr>
@@ -2628,18 +3130,20 @@
                 <w:i w:val="false"/>
                 <w:b w:val="true"/>
                 <w:u w:val="none"/>
+                <w:strike w:val="false"/>
                 <w:sz w:val="40"/>
                 <w:szCs w:val="40"/>
                 <w:color w:val="063360"/>
               </w:rPr>
-              <w:t xml:space="preserve">A  ·  Enrolled</w:t>
-            </w:r>
-            <w:r>
-              <w:rPr>
-                <w:rFonts w:ascii="Arial" w:hAnsi="Arial" w:eastAsia="Arial" w:cs="Arial"/>
-                <w:i w:val="false"/>
-                <w:b w:val="false"/>
-                <w:u w:val="none"/>
+              <w:t xml:space="preserve">A  ·  Took part</w:t>
+            </w:r>
+            <w:r>
+              <w:rPr>
+                <w:rFonts w:ascii="Arial" w:hAnsi="Arial" w:eastAsia="Arial" w:cs="Arial"/>
+                <w:i w:val="false"/>
+                <w:b w:val="false"/>
+                <w:u w:val="none"/>
+                <w:strike w:val="false"/>
                 <w:sz w:val="30"/>
                 <w:szCs w:val="30"/>
                 <w:color w:val="000000"/>
@@ -2652,6 +3156,7 @@
                 <w:i w:val="false"/>
                 <w:b w:val="false"/>
                 <w:u w:val="none"/>
+                <w:strike w:val="false"/>
                 <w:sz w:val="30"/>
                 <w:szCs w:val="30"/>
                 <w:color w:val="000000"/>
@@ -2664,6 +3169,7 @@
                 <w:i w:val="false"/>
                 <w:b w:val="false"/>
                 <w:u w:val="none"/>
+                <w:strike w:val="false"/>
                 <w:sz w:val="30"/>
                 <w:szCs w:val="30"/>
                 <w:color w:val="000000"/>
@@ -2676,6 +3182,7 @@
                 <w:i w:val="false"/>
                 <w:b w:val="false"/>
                 <w:u w:val="none"/>
+                <w:strike w:val="false"/>
                 <w:sz w:val="30"/>
                 <w:szCs w:val="30"/>
                 <w:color w:val="000000"/>
@@ -2688,6 +3195,7 @@
                 <w:i w:val="false"/>
                 <w:b w:val="false"/>
                 <w:u w:val="none"/>
+                <w:strike w:val="false"/>
                 <w:sz w:val="30"/>
                 <w:szCs w:val="30"/>
                 <w:color w:val="000000"/>
@@ -2700,6 +3208,7 @@
                 <w:i w:val="false"/>
                 <w:b w:val="false"/>
                 <w:u w:val="none"/>
+                <w:strike w:val="false"/>
                 <w:sz w:val="30"/>
                 <w:szCs w:val="30"/>
                 <w:color w:val="000000"/>
@@ -2712,6 +3221,7 @@
                 <w:i w:val="false"/>
                 <w:b w:val="false"/>
                 <w:u w:val="none"/>
+                <w:strike w:val="false"/>
                 <w:sz w:val="30"/>
                 <w:szCs w:val="30"/>
                 <w:color w:val="000000"/>
@@ -2724,6 +3234,7 @@
                 <w:i w:val="false"/>
                 <w:b w:val="false"/>
                 <w:u w:val="none"/>
+                <w:strike w:val="false"/>
                 <w:sz w:val="30"/>
                 <w:szCs w:val="30"/>
                 <w:color w:val="000000"/>
@@ -2736,6 +3247,7 @@
                 <w:i w:val="false"/>
                 <w:b w:val="false"/>
                 <w:u w:val="none"/>
+                <w:strike w:val="false"/>
                 <w:sz w:val="30"/>
                 <w:szCs w:val="30"/>
                 <w:color w:val="000000"/>
@@ -2763,7 +3275,6 @@
           </w:tcPr>
           <w:p>
             <w:pPr>
-              <w:pStyle w:val="Normal"/>
               <w:jc w:val="left"/>
               <w:pBdr>
                 <w:bottom w:val="none" w:sz="0" w:space="0" w:color="000000"/>
@@ -2773,6 +3284,16 @@
               </w:pBdr>
               <w:spacing w:after="200" w:before="200" w:line="240"/>
               <w:ind w:left="200" w:right="200" w:firstLine="0" w:firstLineChars="0"/>
+              <w:rPr>
+                <w:rFonts w:ascii="Arial" w:hAnsi="Arial" w:eastAsia="Arial" w:cs="Arial"/>
+                <w:i w:val="false"/>
+                <w:b w:val="false"/>
+                <w:u w:val="none"/>
+                <w:strike w:val="false"/>
+                <w:sz w:val="21"/>
+                <w:szCs w:val="21"/>
+                <w:color w:val="000000"/>
+              </w:rPr>
             </w:pPr>
             <w:r>
               <w:rPr>
@@ -2780,18 +3301,20 @@
                 <w:i w:val="false"/>
                 <w:b w:val="true"/>
                 <w:u w:val="none"/>
+                <w:strike w:val="false"/>
                 <w:sz w:val="40"/>
                 <w:szCs w:val="40"/>
                 <w:color w:val="063360"/>
               </w:rPr>
-              <w:t xml:space="preserve">B  ·  Enrolled</w:t>
-            </w:r>
-            <w:r>
-              <w:rPr>
-                <w:rFonts w:ascii="Arial" w:hAnsi="Arial" w:eastAsia="Arial" w:cs="Arial"/>
-                <w:i w:val="false"/>
-                <w:b w:val="false"/>
-                <w:u w:val="none"/>
+              <w:t xml:space="preserve">B  ·  Took part</w:t>
+            </w:r>
+            <w:r>
+              <w:rPr>
+                <w:rFonts w:ascii="Arial" w:hAnsi="Arial" w:eastAsia="Arial" w:cs="Arial"/>
+                <w:i w:val="false"/>
+                <w:b w:val="false"/>
+                <w:u w:val="none"/>
+                <w:strike w:val="false"/>
                 <w:sz w:val="30"/>
                 <w:szCs w:val="30"/>
                 <w:color w:val="000000"/>
@@ -2804,6 +3327,7 @@
                 <w:i w:val="false"/>
                 <w:b w:val="false"/>
                 <w:u w:val="none"/>
+                <w:strike w:val="false"/>
                 <w:sz w:val="30"/>
                 <w:szCs w:val="30"/>
                 <w:color w:val="000000"/>
@@ -2816,6 +3340,7 @@
                 <w:i w:val="false"/>
                 <w:b w:val="false"/>
                 <w:u w:val="none"/>
+                <w:strike w:val="false"/>
                 <w:sz w:val="30"/>
                 <w:szCs w:val="30"/>
                 <w:color w:val="000000"/>
@@ -2828,6 +3353,7 @@
                 <w:i w:val="false"/>
                 <w:b w:val="false"/>
                 <w:u w:val="none"/>
+                <w:strike w:val="false"/>
                 <w:sz w:val="30"/>
                 <w:szCs w:val="30"/>
                 <w:color w:val="000000"/>
@@ -2840,6 +3366,7 @@
                 <w:i w:val="false"/>
                 <w:b w:val="false"/>
                 <w:u w:val="none"/>
+                <w:strike w:val="false"/>
                 <w:sz w:val="30"/>
                 <w:szCs w:val="30"/>
                 <w:color w:val="000000"/>
@@ -2852,6 +3379,7 @@
                 <w:i w:val="false"/>
                 <w:b w:val="false"/>
                 <w:u w:val="none"/>
+                <w:strike w:val="false"/>
                 <w:sz w:val="30"/>
                 <w:szCs w:val="30"/>
                 <w:color w:val="000000"/>
@@ -2864,6 +3392,7 @@
                 <w:i w:val="false"/>
                 <w:b w:val="false"/>
                 <w:u w:val="none"/>
+                <w:strike w:val="false"/>
                 <w:sz w:val="30"/>
                 <w:szCs w:val="30"/>
                 <w:color w:val="000000"/>
@@ -2876,6 +3405,7 @@
                 <w:i w:val="false"/>
                 <w:b w:val="false"/>
                 <w:u w:val="none"/>
+                <w:strike w:val="false"/>
                 <w:sz w:val="30"/>
                 <w:szCs w:val="30"/>
                 <w:color w:val="000000"/>
@@ -2888,6 +3418,7 @@
                 <w:i w:val="false"/>
                 <w:b w:val="false"/>
                 <w:u w:val="none"/>
+                <w:strike w:val="false"/>
                 <w:sz w:val="30"/>
                 <w:szCs w:val="30"/>
                 <w:color w:val="000000"/>
@@ -2921,7 +3452,6 @@
           </w:tcPr>
           <w:p>
             <w:pPr>
-              <w:pStyle w:val="Normal"/>
               <w:jc w:val="left"/>
               <w:pBdr>
                 <w:bottom w:val="none" w:sz="0" w:space="0" w:color="000000"/>
@@ -2931,6 +3461,16 @@
               </w:pBdr>
               <w:spacing w:after="200" w:before="200" w:line="240"/>
               <w:ind w:left="200" w:right="200" w:firstLine="0" w:firstLineChars="0"/>
+              <w:rPr>
+                <w:rFonts w:ascii="Arial" w:hAnsi="Arial" w:eastAsia="Arial" w:cs="Arial"/>
+                <w:i w:val="false"/>
+                <w:b w:val="false"/>
+                <w:u w:val="none"/>
+                <w:strike w:val="false"/>
+                <w:sz w:val="21"/>
+                <w:szCs w:val="21"/>
+                <w:color w:val="000000"/>
+              </w:rPr>
             </w:pPr>
             <w:r>
               <w:rPr>
@@ -2938,18 +3478,20 @@
                 <w:i w:val="false"/>
                 <w:b w:val="true"/>
                 <w:u w:val="none"/>
+                <w:strike w:val="false"/>
                 <w:sz w:val="40"/>
                 <w:szCs w:val="40"/>
                 <w:color w:val="063360"/>
               </w:rPr>
-              <w:t xml:space="preserve">C  ·  Enrolled</w:t>
-            </w:r>
-            <w:r>
-              <w:rPr>
-                <w:rFonts w:ascii="Arial" w:hAnsi="Arial" w:eastAsia="Arial" w:cs="Arial"/>
-                <w:i w:val="false"/>
-                <w:b w:val="false"/>
-                <w:u w:val="none"/>
+              <w:t xml:space="preserve">C  ·  Took part</w:t>
+            </w:r>
+            <w:r>
+              <w:rPr>
+                <w:rFonts w:ascii="Arial" w:hAnsi="Arial" w:eastAsia="Arial" w:cs="Arial"/>
+                <w:i w:val="false"/>
+                <w:b w:val="false"/>
+                <w:u w:val="none"/>
+                <w:strike w:val="false"/>
                 <w:sz w:val="30"/>
                 <w:szCs w:val="30"/>
                 <w:color w:val="000000"/>
@@ -2962,6 +3504,7 @@
                 <w:i w:val="false"/>
                 <w:b w:val="false"/>
                 <w:u w:val="none"/>
+                <w:strike w:val="false"/>
                 <w:sz w:val="30"/>
                 <w:szCs w:val="30"/>
                 <w:color w:val="000000"/>
@@ -2974,6 +3517,7 @@
                 <w:i w:val="false"/>
                 <w:b w:val="false"/>
                 <w:u w:val="none"/>
+                <w:strike w:val="false"/>
                 <w:sz w:val="30"/>
                 <w:szCs w:val="30"/>
                 <w:color w:val="000000"/>
@@ -2986,6 +3530,7 @@
                 <w:i w:val="false"/>
                 <w:b w:val="false"/>
                 <w:u w:val="none"/>
+                <w:strike w:val="false"/>
                 <w:sz w:val="30"/>
                 <w:szCs w:val="30"/>
                 <w:color w:val="000000"/>
@@ -2998,6 +3543,7 @@
                 <w:i w:val="false"/>
                 <w:b w:val="false"/>
                 <w:u w:val="none"/>
+                <w:strike w:val="false"/>
                 <w:sz w:val="30"/>
                 <w:szCs w:val="30"/>
                 <w:color w:val="000000"/>
@@ -3010,6 +3556,7 @@
                 <w:i w:val="false"/>
                 <w:b w:val="false"/>
                 <w:u w:val="none"/>
+                <w:strike w:val="false"/>
                 <w:sz w:val="30"/>
                 <w:szCs w:val="30"/>
                 <w:color w:val="000000"/>
@@ -3022,6 +3569,7 @@
                 <w:i w:val="false"/>
                 <w:b w:val="false"/>
                 <w:u w:val="none"/>
+                <w:strike w:val="false"/>
                 <w:sz w:val="30"/>
                 <w:szCs w:val="30"/>
                 <w:color w:val="000000"/>
@@ -3034,6 +3582,7 @@
                 <w:i w:val="false"/>
                 <w:b w:val="false"/>
                 <w:u w:val="none"/>
+                <w:strike w:val="false"/>
                 <w:sz w:val="30"/>
                 <w:szCs w:val="30"/>
                 <w:color w:val="000000"/>
@@ -3046,6 +3595,7 @@
                 <w:i w:val="false"/>
                 <w:b w:val="false"/>
                 <w:u w:val="none"/>
+                <w:strike w:val="false"/>
                 <w:sz w:val="30"/>
                 <w:szCs w:val="30"/>
                 <w:color w:val="000000"/>
@@ -3073,7 +3623,6 @@
           </w:tcPr>
           <w:p>
             <w:pPr>
-              <w:pStyle w:val="Normal"/>
               <w:jc w:val="left"/>
               <w:pBdr>
                 <w:bottom w:val="none" w:sz="0" w:space="0" w:color="000000"/>
@@ -3083,6 +3632,16 @@
               </w:pBdr>
               <w:spacing w:after="200" w:before="200" w:line="240"/>
               <w:ind w:left="200" w:right="200" w:firstLine="0" w:firstLineChars="0"/>
+              <w:rPr>
+                <w:rFonts w:ascii="Arial" w:hAnsi="Arial" w:eastAsia="Arial" w:cs="Arial"/>
+                <w:i w:val="false"/>
+                <w:b w:val="false"/>
+                <w:u w:val="none"/>
+                <w:strike w:val="false"/>
+                <w:sz w:val="21"/>
+                <w:szCs w:val="21"/>
+                <w:color w:val="000000"/>
+              </w:rPr>
             </w:pPr>
             <w:r>
               <w:rPr>
@@ -3090,18 +3649,20 @@
                 <w:i w:val="false"/>
                 <w:b w:val="true"/>
                 <w:u w:val="none"/>
+                <w:strike w:val="false"/>
                 <w:sz w:val="40"/>
                 <w:szCs w:val="40"/>
                 <w:color w:val="063360"/>
               </w:rPr>
-              <w:t xml:space="preserve">1  ·  Did not enrol</w:t>
-            </w:r>
-            <w:r>
-              <w:rPr>
-                <w:rFonts w:ascii="Arial" w:hAnsi="Arial" w:eastAsia="Arial" w:cs="Arial"/>
-                <w:i w:val="false"/>
-                <w:b w:val="false"/>
-                <w:u w:val="none"/>
+              <w:t xml:space="preserve">1  ·  Did not take part</w:t>
+            </w:r>
+            <w:r>
+              <w:rPr>
+                <w:rFonts w:ascii="Arial" w:hAnsi="Arial" w:eastAsia="Arial" w:cs="Arial"/>
+                <w:i w:val="false"/>
+                <w:b w:val="false"/>
+                <w:u w:val="none"/>
+                <w:strike w:val="false"/>
                 <w:sz w:val="30"/>
                 <w:szCs w:val="30"/>
                 <w:color w:val="000000"/>
@@ -3114,6 +3675,7 @@
                 <w:i w:val="false"/>
                 <w:b w:val="false"/>
                 <w:u w:val="none"/>
+                <w:strike w:val="false"/>
                 <w:sz w:val="30"/>
                 <w:szCs w:val="30"/>
                 <w:color w:val="000000"/>
@@ -3126,6 +3688,7 @@
                 <w:i w:val="false"/>
                 <w:b w:val="false"/>
                 <w:u w:val="none"/>
+                <w:strike w:val="false"/>
                 <w:sz w:val="30"/>
                 <w:szCs w:val="30"/>
                 <w:color w:val="000000"/>
@@ -3138,6 +3701,7 @@
                 <w:i w:val="false"/>
                 <w:b w:val="false"/>
                 <w:u w:val="none"/>
+                <w:strike w:val="false"/>
                 <w:sz w:val="30"/>
                 <w:szCs w:val="30"/>
                 <w:color w:val="000000"/>
@@ -3150,6 +3714,7 @@
                 <w:i w:val="false"/>
                 <w:b w:val="false"/>
                 <w:u w:val="none"/>
+                <w:strike w:val="false"/>
                 <w:sz w:val="30"/>
                 <w:szCs w:val="30"/>
                 <w:color w:val="000000"/>
@@ -3162,6 +3727,7 @@
                 <w:i w:val="false"/>
                 <w:b w:val="false"/>
                 <w:u w:val="none"/>
+                <w:strike w:val="false"/>
                 <w:sz w:val="30"/>
                 <w:szCs w:val="30"/>
                 <w:color w:val="000000"/>
@@ -3174,6 +3740,7 @@
                 <w:i w:val="false"/>
                 <w:b w:val="false"/>
                 <w:u w:val="none"/>
+                <w:strike w:val="false"/>
                 <w:sz w:val="30"/>
                 <w:szCs w:val="30"/>
                 <w:color w:val="000000"/>
@@ -3186,6 +3753,7 @@
                 <w:i w:val="false"/>
                 <w:b w:val="false"/>
                 <w:u w:val="none"/>
+                <w:strike w:val="false"/>
                 <w:sz w:val="30"/>
                 <w:szCs w:val="30"/>
                 <w:color w:val="000000"/>
@@ -3198,6 +3766,7 @@
                 <w:i w:val="false"/>
                 <w:b w:val="false"/>
                 <w:u w:val="none"/>
+                <w:strike w:val="false"/>
                 <w:sz w:val="30"/>
                 <w:szCs w:val="30"/>
                 <w:color w:val="000000"/>
@@ -3231,7 +3800,6 @@
           </w:tcPr>
           <w:p>
             <w:pPr>
-              <w:pStyle w:val="Normal"/>
               <w:jc w:val="left"/>
               <w:pBdr>
                 <w:bottom w:val="none" w:sz="0" w:space="0" w:color="000000"/>
@@ -3241,6 +3809,16 @@
               </w:pBdr>
               <w:spacing w:after="200" w:before="200" w:line="240"/>
               <w:ind w:left="200" w:right="200" w:firstLine="0" w:firstLineChars="0"/>
+              <w:rPr>
+                <w:rFonts w:ascii="Arial" w:hAnsi="Arial" w:eastAsia="Arial" w:cs="Arial"/>
+                <w:i w:val="false"/>
+                <w:b w:val="false"/>
+                <w:u w:val="none"/>
+                <w:strike w:val="false"/>
+                <w:sz w:val="21"/>
+                <w:szCs w:val="21"/>
+                <w:color w:val="000000"/>
+              </w:rPr>
             </w:pPr>
             <w:r>
               <w:rPr>
@@ -3248,18 +3826,20 @@
                 <w:i w:val="false"/>
                 <w:b w:val="true"/>
                 <w:u w:val="none"/>
+                <w:strike w:val="false"/>
                 <w:sz w:val="40"/>
                 <w:szCs w:val="40"/>
                 <w:color w:val="063360"/>
               </w:rPr>
-              <w:t xml:space="preserve">2  ·  Did not enrol</w:t>
-            </w:r>
-            <w:r>
-              <w:rPr>
-                <w:rFonts w:ascii="Arial" w:hAnsi="Arial" w:eastAsia="Arial" w:cs="Arial"/>
-                <w:i w:val="false"/>
-                <w:b w:val="false"/>
-                <w:u w:val="none"/>
+              <w:t xml:space="preserve">2  ·  Did not take part</w:t>
+            </w:r>
+            <w:r>
+              <w:rPr>
+                <w:rFonts w:ascii="Arial" w:hAnsi="Arial" w:eastAsia="Arial" w:cs="Arial"/>
+                <w:i w:val="false"/>
+                <w:b w:val="false"/>
+                <w:u w:val="none"/>
+                <w:strike w:val="false"/>
                 <w:sz w:val="30"/>
                 <w:szCs w:val="30"/>
                 <w:color w:val="000000"/>
@@ -3272,6 +3852,7 @@
                 <w:i w:val="false"/>
                 <w:b w:val="false"/>
                 <w:u w:val="none"/>
+                <w:strike w:val="false"/>
                 <w:sz w:val="30"/>
                 <w:szCs w:val="30"/>
                 <w:color w:val="000000"/>
@@ -3284,6 +3865,7 @@
                 <w:i w:val="false"/>
                 <w:b w:val="false"/>
                 <w:u w:val="none"/>
+                <w:strike w:val="false"/>
                 <w:sz w:val="30"/>
                 <w:szCs w:val="30"/>
                 <w:color w:val="000000"/>
@@ -3296,6 +3878,7 @@
                 <w:i w:val="false"/>
                 <w:b w:val="false"/>
                 <w:u w:val="none"/>
+                <w:strike w:val="false"/>
                 <w:sz w:val="30"/>
                 <w:szCs w:val="30"/>
                 <w:color w:val="000000"/>
@@ -3308,6 +3891,7 @@
                 <w:i w:val="false"/>
                 <w:b w:val="false"/>
                 <w:u w:val="none"/>
+                <w:strike w:val="false"/>
                 <w:sz w:val="30"/>
                 <w:szCs w:val="30"/>
                 <w:color w:val="000000"/>
@@ -3320,6 +3904,7 @@
                 <w:i w:val="false"/>
                 <w:b w:val="false"/>
                 <w:u w:val="none"/>
+                <w:strike w:val="false"/>
                 <w:sz w:val="30"/>
                 <w:szCs w:val="30"/>
                 <w:color w:val="000000"/>
@@ -3332,6 +3917,7 @@
                 <w:i w:val="false"/>
                 <w:b w:val="false"/>
                 <w:u w:val="none"/>
+                <w:strike w:val="false"/>
                 <w:sz w:val="30"/>
                 <w:szCs w:val="30"/>
                 <w:color w:val="000000"/>
@@ -3344,6 +3930,7 @@
                 <w:i w:val="false"/>
                 <w:b w:val="false"/>
                 <w:u w:val="none"/>
+                <w:strike w:val="false"/>
                 <w:sz w:val="30"/>
                 <w:szCs w:val="30"/>
                 <w:color w:val="000000"/>
@@ -3356,6 +3943,7 @@
                 <w:i w:val="false"/>
                 <w:b w:val="false"/>
                 <w:u w:val="none"/>
+                <w:strike w:val="false"/>
                 <w:sz w:val="30"/>
                 <w:szCs w:val="30"/>
                 <w:color w:val="000000"/>
@@ -3383,7 +3971,6 @@
           </w:tcPr>
           <w:p>
             <w:pPr>
-              <w:pStyle w:val="Normal"/>
               <w:jc w:val="left"/>
               <w:pBdr>
                 <w:bottom w:val="none" w:sz="0" w:space="0" w:color="000000"/>
@@ -3393,6 +3980,16 @@
               </w:pBdr>
               <w:spacing w:after="200" w:before="200" w:line="240"/>
               <w:ind w:left="200" w:right="200" w:firstLine="0" w:firstLineChars="0"/>
+              <w:rPr>
+                <w:rFonts w:ascii="Arial" w:hAnsi="Arial" w:eastAsia="Arial" w:cs="Arial"/>
+                <w:i w:val="false"/>
+                <w:b w:val="false"/>
+                <w:u w:val="none"/>
+                <w:strike w:val="false"/>
+                <w:sz w:val="21"/>
+                <w:szCs w:val="21"/>
+                <w:color w:val="000000"/>
+              </w:rPr>
             </w:pPr>
             <w:r>
               <w:rPr>
@@ -3400,18 +3997,20 @@
                 <w:i w:val="false"/>
                 <w:b w:val="true"/>
                 <w:u w:val="none"/>
+                <w:strike w:val="false"/>
                 <w:sz w:val="40"/>
                 <w:szCs w:val="40"/>
                 <w:color w:val="063360"/>
               </w:rPr>
-              <w:t xml:space="preserve">3  ·  Did not enrol</w:t>
-            </w:r>
-            <w:r>
-              <w:rPr>
-                <w:rFonts w:ascii="Arial" w:hAnsi="Arial" w:eastAsia="Arial" w:cs="Arial"/>
-                <w:i w:val="false"/>
-                <w:b w:val="false"/>
-                <w:u w:val="none"/>
+              <w:t xml:space="preserve">3  ·  Did not take part</w:t>
+            </w:r>
+            <w:r>
+              <w:rPr>
+                <w:rFonts w:ascii="Arial" w:hAnsi="Arial" w:eastAsia="Arial" w:cs="Arial"/>
+                <w:i w:val="false"/>
+                <w:b w:val="false"/>
+                <w:u w:val="none"/>
+                <w:strike w:val="false"/>
                 <w:sz w:val="30"/>
                 <w:szCs w:val="30"/>
                 <w:color w:val="000000"/>
@@ -3424,6 +4023,7 @@
                 <w:i w:val="false"/>
                 <w:b w:val="false"/>
                 <w:u w:val="none"/>
+                <w:strike w:val="false"/>
                 <w:sz w:val="30"/>
                 <w:szCs w:val="30"/>
                 <w:color w:val="000000"/>
@@ -3436,6 +4036,7 @@
                 <w:i w:val="false"/>
                 <w:b w:val="false"/>
                 <w:u w:val="none"/>
+                <w:strike w:val="false"/>
                 <w:sz w:val="30"/>
                 <w:szCs w:val="30"/>
                 <w:color w:val="000000"/>
@@ -3448,6 +4049,7 @@
                 <w:i w:val="false"/>
                 <w:b w:val="false"/>
                 <w:u w:val="none"/>
+                <w:strike w:val="false"/>
                 <w:sz w:val="30"/>
                 <w:szCs w:val="30"/>
                 <w:color w:val="000000"/>
@@ -3460,6 +4062,7 @@
                 <w:i w:val="false"/>
                 <w:b w:val="false"/>
                 <w:u w:val="none"/>
+                <w:strike w:val="false"/>
                 <w:sz w:val="30"/>
                 <w:szCs w:val="30"/>
                 <w:color w:val="000000"/>
@@ -3472,6 +4075,7 @@
                 <w:i w:val="false"/>
                 <w:b w:val="false"/>
                 <w:u w:val="none"/>
+                <w:strike w:val="false"/>
                 <w:sz w:val="30"/>
                 <w:szCs w:val="30"/>
                 <w:color w:val="000000"/>
@@ -3484,6 +4088,7 @@
                 <w:i w:val="false"/>
                 <w:b w:val="false"/>
                 <w:u w:val="none"/>
+                <w:strike w:val="false"/>
                 <w:sz w:val="30"/>
                 <w:szCs w:val="30"/>
                 <w:color w:val="000000"/>
@@ -3496,6 +4101,7 @@
                 <w:i w:val="false"/>
                 <w:b w:val="false"/>
                 <w:u w:val="none"/>
+                <w:strike w:val="false"/>
                 <w:sz w:val="30"/>
                 <w:szCs w:val="30"/>
                 <w:color w:val="000000"/>
@@ -3508,6 +4114,7 @@
                 <w:i w:val="false"/>
                 <w:b w:val="false"/>
                 <w:u w:val="none"/>
+                <w:strike w:val="false"/>
                 <w:sz w:val="30"/>
                 <w:szCs w:val="30"/>
                 <w:color w:val="000000"/>
@@ -3541,7 +4148,6 @@
           </w:tcPr>
           <w:p>
             <w:pPr>
-              <w:pStyle w:val="Normal"/>
               <w:jc w:val="left"/>
               <w:pBdr>
                 <w:bottom w:val="none" w:sz="0" w:space="0" w:color="000000"/>
@@ -3551,6 +4157,16 @@
               </w:pBdr>
               <w:spacing w:after="200" w:before="200" w:line="240"/>
               <w:ind w:left="200" w:right="200" w:firstLine="0" w:firstLineChars="0"/>
+              <w:rPr>
+                <w:rFonts w:ascii="Arial" w:hAnsi="Arial" w:eastAsia="Arial" w:cs="Arial"/>
+                <w:i w:val="false"/>
+                <w:b w:val="false"/>
+                <w:u w:val="none"/>
+                <w:strike w:val="false"/>
+                <w:sz w:val="21"/>
+                <w:szCs w:val="21"/>
+                <w:color w:val="000000"/>
+              </w:rPr>
             </w:pPr>
             <w:r>
               <w:rPr>
@@ -3558,18 +4174,20 @@
                 <w:i w:val="false"/>
                 <w:b w:val="true"/>
                 <w:u w:val="none"/>
+                <w:strike w:val="false"/>
                 <w:sz w:val="40"/>
                 <w:szCs w:val="40"/>
                 <w:color w:val="063360"/>
               </w:rPr>
-              <w:t xml:space="preserve">4  ·  Did not enrol</w:t>
-            </w:r>
-            <w:r>
-              <w:rPr>
-                <w:rFonts w:ascii="Arial" w:hAnsi="Arial" w:eastAsia="Arial" w:cs="Arial"/>
-                <w:i w:val="false"/>
-                <w:b w:val="false"/>
-                <w:u w:val="none"/>
+              <w:t xml:space="preserve">4  ·  Did not take part</w:t>
+            </w:r>
+            <w:r>
+              <w:rPr>
+                <w:rFonts w:ascii="Arial" w:hAnsi="Arial" w:eastAsia="Arial" w:cs="Arial"/>
+                <w:i w:val="false"/>
+                <w:b w:val="false"/>
+                <w:u w:val="none"/>
+                <w:strike w:val="false"/>
                 <w:sz w:val="30"/>
                 <w:szCs w:val="30"/>
                 <w:color w:val="000000"/>
@@ -3582,6 +4200,7 @@
                 <w:i w:val="false"/>
                 <w:b w:val="false"/>
                 <w:u w:val="none"/>
+                <w:strike w:val="false"/>
                 <w:sz w:val="30"/>
                 <w:szCs w:val="30"/>
                 <w:color w:val="000000"/>
@@ -3594,6 +4213,7 @@
                 <w:i w:val="false"/>
                 <w:b w:val="false"/>
                 <w:u w:val="none"/>
+                <w:strike w:val="false"/>
                 <w:sz w:val="30"/>
                 <w:szCs w:val="30"/>
                 <w:color w:val="000000"/>
@@ -3606,6 +4226,7 @@
                 <w:i w:val="false"/>
                 <w:b w:val="false"/>
                 <w:u w:val="none"/>
+                <w:strike w:val="false"/>
                 <w:sz w:val="30"/>
                 <w:szCs w:val="30"/>
                 <w:color w:val="000000"/>
@@ -3618,6 +4239,7 @@
                 <w:i w:val="false"/>
                 <w:b w:val="false"/>
                 <w:u w:val="none"/>
+                <w:strike w:val="false"/>
                 <w:sz w:val="30"/>
                 <w:szCs w:val="30"/>
                 <w:color w:val="000000"/>
@@ -3630,6 +4252,7 @@
                 <w:i w:val="false"/>
                 <w:b w:val="false"/>
                 <w:u w:val="none"/>
+                <w:strike w:val="false"/>
                 <w:sz w:val="30"/>
                 <w:szCs w:val="30"/>
                 <w:color w:val="000000"/>
@@ -3642,6 +4265,7 @@
                 <w:i w:val="false"/>
                 <w:b w:val="false"/>
                 <w:u w:val="none"/>
+                <w:strike w:val="false"/>
                 <w:sz w:val="30"/>
                 <w:szCs w:val="30"/>
                 <w:color w:val="000000"/>
@@ -3654,6 +4278,7 @@
                 <w:i w:val="false"/>
                 <w:b w:val="false"/>
                 <w:u w:val="none"/>
+                <w:strike w:val="false"/>
                 <w:sz w:val="30"/>
                 <w:szCs w:val="30"/>
                 <w:color w:val="000000"/>
@@ -3666,6 +4291,7 @@
                 <w:i w:val="false"/>
                 <w:b w:val="false"/>
                 <w:u w:val="none"/>
+                <w:strike w:val="false"/>
                 <w:sz w:val="30"/>
                 <w:szCs w:val="30"/>
                 <w:color w:val="000000"/>
@@ -3693,7 +4319,6 @@
           </w:tcPr>
           <w:p>
             <w:pPr>
-              <w:pStyle w:val="Normal"/>
               <w:jc w:val="left"/>
               <w:pBdr>
                 <w:bottom w:val="none" w:sz="0" w:space="0" w:color="000000"/>
@@ -3703,13 +4328,24 @@
               </w:pBdr>
               <w:spacing w:after="200" w:before="200" w:line="240"/>
               <w:ind w:left="200" w:right="200" w:firstLine="0" w:firstLineChars="0"/>
+              <w:rPr>
+                <w:rFonts w:ascii="Arial" w:hAnsi="Arial" w:eastAsia="Arial" w:cs="Arial"/>
+                <w:i w:val="false"/>
+                <w:b w:val="false"/>
+                <w:u w:val="none"/>
+                <w:strike w:val="false"/>
+                <w:sz w:val="21"/>
+                <w:szCs w:val="21"/>
+                <w:color w:val="000000"/>
+              </w:rPr>
             </w:pPr>
             <w:r>
               <w:rPr>
-                <w:rFonts w:ascii="Arial" w:hAnsi="DejaVu Sans" w:eastAsia="DejaVu Sans" w:cs="DejaVu Sans"/>
-                <w:i w:val="false"/>
-                <w:b w:val="false"/>
-                <w:u w:val="none"/>
+                <w:rFonts w:ascii="Arial" w:hAnsi="Arial" w:eastAsia="Arial" w:cs="Arial"/>
+                <w:i w:val="false"/>
+                <w:b w:val="false"/>
+                <w:u w:val="none"/>
+                <w:strike w:val="false"/>
                 <w:sz w:val="21"/>
                 <w:szCs w:val="21"/>
                 <w:color w:val="000000"/>
@@ -3739,6 +4375,7 @@
           <w:i w:val="true"/>
           <w:b w:val="false"/>
           <w:u w:val="none"/>
+          <w:strike w:val="false"/>
           <w:sz w:val="17"/>
           <w:szCs w:val="17"/>
           <w:color w:val="545860"/>
@@ -3771,6 +4408,7 @@
           <w:i w:val="false"/>
           <w:b w:val="false"/>
           <w:u w:val="none"/>
+          <w:strike w:val="false"/>
           <w:sz w:val="18"/>
           <w:szCs w:val="18"/>
           <w:color w:val="545860"/>
@@ -3797,11 +4435,12 @@
           <w:i w:val="false"/>
           <w:b w:val="true"/>
           <w:u w:val="none"/>
+          <w:strike w:val="false"/>
           <w:sz w:val="36"/>
           <w:szCs w:val="36"/>
           <w:color w:val="063360"/>
         </w:rPr>
-        <w:t xml:space="preserve">Which case would you trust?</w:t>
+        <w:t xml:space="preserve">Which evaluator would you trust?</w:t>
       </w:r>
     </w:p>
     <w:p>
@@ -3823,11 +4462,12 @@
           <w:i w:val="false"/>
           <w:b w:val="false"/>
           <w:u w:val="none"/>
+          <w:strike w:val="false"/>
           <w:sz w:val="22"/>
           <w:szCs w:val="22"/>
           <w:color w:val="000000"/>
         </w:rPr>
-        <w:t xml:space="preserve">Two matching studies, side by side. The decision rules: GreenWaste must cut costs by at least 1,000 AED; cameras must avoid at least 2.0 injury collisions per segment.</w:t>
+        <w:t xml:space="preserve">Two matching studies of the same GreenWaste businesses. Evaluator A matched on manager age, staff, premises and filtration. Evaluator B used a survey that never asked the manager's age. The decision rule: GreenWaste must cut costs by at least 1,000 AED.</w:t>
       </w:r>
     </w:p>
     <w:tbl xmlns:a="http://schemas.openxmlformats.org/drawingml/2006/main" xmlns:pic="http://schemas.openxmlformats.org/drawingml/2006/picture">
@@ -3866,7 +4506,6 @@
           </w:tcPr>
           <w:p>
             <w:pPr>
-              <w:pStyle w:val="Normal"/>
               <w:jc w:val="left"/>
               <w:pBdr>
                 <w:bottom w:val="none" w:sz="0" w:space="0" w:color="000000"/>
@@ -3876,13 +4515,24 @@
               </w:pBdr>
               <w:spacing w:after="80" w:before="80" w:line="240"/>
               <w:ind w:left="80" w:right="80" w:firstLine="0" w:firstLineChars="0"/>
+              <w:rPr>
+                <w:rFonts w:ascii="Arial" w:hAnsi="Arial" w:eastAsia="Arial" w:cs="Arial"/>
+                <w:i w:val="false"/>
+                <w:b w:val="true"/>
+                <w:u w:val="none"/>
+                <w:strike w:val="false"/>
+                <w:sz w:val="21"/>
+                <w:szCs w:val="21"/>
+                <w:color w:val="063360"/>
+              </w:rPr>
             </w:pPr>
             <w:r>
               <w:rPr>
-                <w:rFonts w:ascii="Arial" w:hAnsi="DejaVu Sans" w:eastAsia="DejaVu Sans" w:cs="DejaVu Sans"/>
+                <w:rFonts w:ascii="Arial" w:hAnsi="Arial" w:eastAsia="Arial" w:cs="Arial"/>
                 <w:i w:val="false"/>
                 <w:b w:val="true"/>
                 <w:u w:val="none"/>
+                <w:strike w:val="false"/>
                 <w:sz w:val="21"/>
                 <w:szCs w:val="21"/>
                 <w:color w:val="063360"/>
@@ -3910,7 +4560,6 @@
           </w:tcPr>
           <w:p>
             <w:pPr>
-              <w:pStyle w:val="Normal"/>
               <w:jc w:val="left"/>
               <w:pBdr>
                 <w:bottom w:val="none" w:sz="0" w:space="0" w:color="000000"/>
@@ -3920,18 +4569,29 @@
               </w:pBdr>
               <w:spacing w:after="80" w:before="80" w:line="240"/>
               <w:ind w:left="80" w:right="80" w:firstLine="0" w:firstLineChars="0"/>
+              <w:rPr>
+                <w:rFonts w:ascii="Arial" w:hAnsi="Arial" w:eastAsia="Arial" w:cs="Arial"/>
+                <w:i w:val="false"/>
+                <w:b w:val="true"/>
+                <w:u w:val="none"/>
+                <w:strike w:val="false"/>
+                <w:sz w:val="21"/>
+                <w:szCs w:val="21"/>
+                <w:color w:val="063360"/>
+              </w:rPr>
             </w:pPr>
             <w:r>
               <w:rPr>
-                <w:rFonts w:ascii="Arial" w:hAnsi="DejaVu Sans" w:eastAsia="DejaVu Sans" w:cs="DejaVu Sans"/>
+                <w:rFonts w:ascii="Arial" w:hAnsi="Arial" w:eastAsia="Arial" w:cs="Arial"/>
                 <w:i w:val="false"/>
                 <w:b w:val="true"/>
                 <w:u w:val="none"/>
+                <w:strike w:val="false"/>
                 <w:sz w:val="21"/>
                 <w:szCs w:val="21"/>
                 <w:color w:val="063360"/>
               </w:rPr>
-              <w:t xml:space="preserve">Case 1 · GreenWaste</w:t>
+              <w:t xml:space="preserve">Evaluator A</w:t>
             </w:r>
           </w:p>
         </w:tc>
@@ -3954,7 +4614,6 @@
           </w:tcPr>
           <w:p>
             <w:pPr>
-              <w:pStyle w:val="Normal"/>
               <w:jc w:val="left"/>
               <w:pBdr>
                 <w:bottom w:val="none" w:sz="0" w:space="0" w:color="000000"/>
@@ -3964,18 +4623,29 @@
               </w:pBdr>
               <w:spacing w:after="80" w:before="80" w:line="240"/>
               <w:ind w:left="80" w:right="80" w:firstLine="0" w:firstLineChars="0"/>
+              <w:rPr>
+                <w:rFonts w:ascii="Arial" w:hAnsi="Arial" w:eastAsia="Arial" w:cs="Arial"/>
+                <w:i w:val="false"/>
+                <w:b w:val="true"/>
+                <w:u w:val="none"/>
+                <w:strike w:val="false"/>
+                <w:sz w:val="21"/>
+                <w:szCs w:val="21"/>
+                <w:color w:val="063360"/>
+              </w:rPr>
             </w:pPr>
             <w:r>
               <w:rPr>
-                <w:rFonts w:ascii="Arial" w:hAnsi="DejaVu Sans" w:eastAsia="DejaVu Sans" w:cs="DejaVu Sans"/>
+                <w:rFonts w:ascii="Arial" w:hAnsi="Arial" w:eastAsia="Arial" w:cs="Arial"/>
                 <w:i w:val="false"/>
                 <w:b w:val="true"/>
                 <w:u w:val="none"/>
+                <w:strike w:val="false"/>
                 <w:sz w:val="21"/>
                 <w:szCs w:val="21"/>
                 <w:color w:val="063360"/>
               </w:rPr>
-              <w:t xml:space="preserve">Case 2 · Cameras</w:t>
+              <w:t xml:space="preserve">Evaluator B</w:t>
             </w:r>
           </w:p>
         </w:tc>
@@ -3993,7 +4663,7 @@
               <w:left w:val="none" w:sz="0" w:space="0" w:color="000000"/>
               <w:right w:val="none" w:sz="0" w:space="0" w:color="000000"/>
             </w:tcBorders>
-            <w:shd w:val="clear" w:color="auto" w:fill="F8E9EA"/>
+            <w:shd w:val="clear" w:color="auto" w:fill="FFFFFF"/>
             <w:tcMar>
               <w:top w:w="0" w:type="dxa"/>
               <w:bottom w:w="0" w:type="dxa"/>
@@ -4004,7 +4674,6 @@
           </w:tcPr>
           <w:p>
             <w:pPr>
-              <w:pStyle w:val="Normal"/>
               <w:jc w:val="left"/>
               <w:pBdr>
                 <w:bottom w:val="none" w:sz="0" w:space="0" w:color="000000"/>
@@ -4014,18 +4683,29 @@
               </w:pBdr>
               <w:spacing w:after="80" w:before="80" w:line="240"/>
               <w:ind w:left="80" w:right="80" w:firstLine="0" w:firstLineChars="0"/>
+              <w:rPr>
+                <w:rFonts w:ascii="Arial" w:hAnsi="Arial" w:eastAsia="Arial" w:cs="Arial"/>
+                <w:i w:val="false"/>
+                <w:b w:val="false"/>
+                <w:u w:val="none"/>
+                <w:strike w:val="false"/>
+                <w:sz w:val="21"/>
+                <w:szCs w:val="21"/>
+                <w:color w:val="000000"/>
+              </w:rPr>
             </w:pPr>
             <w:r>
               <w:rPr>
-                <w:rFonts w:ascii="Arial" w:hAnsi="DejaVu Sans" w:eastAsia="DejaVu Sans" w:cs="DejaVu Sans"/>
-                <w:i w:val="false"/>
-                <w:b w:val="false"/>
-                <w:u w:val="none"/>
-                <w:sz w:val="21"/>
-                <w:szCs w:val="21"/>
-                <w:color w:val="000000"/>
-              </w:rPr>
-              <w:t xml:space="preserve">Did every treated unit find a close match?</w:t>
+                <w:rFonts w:ascii="Arial" w:hAnsi="Arial" w:eastAsia="Arial" w:cs="Arial"/>
+                <w:i w:val="false"/>
+                <w:b w:val="false"/>
+                <w:u w:val="none"/>
+                <w:strike w:val="false"/>
+                <w:sz w:val="21"/>
+                <w:szCs w:val="21"/>
+                <w:color w:val="000000"/>
+              </w:rPr>
+              <w:t xml:space="preserve">Matched on</w:t>
             </w:r>
           </w:p>
         </w:tc>
@@ -4037,7 +4717,7 @@
               <w:left w:val="none" w:sz="0" w:space="0" w:color="000000"/>
               <w:right w:val="none" w:sz="0" w:space="0" w:color="000000"/>
             </w:tcBorders>
-            <w:shd w:val="clear" w:color="auto" w:fill="F8E9EA"/>
+            <w:shd w:val="clear" w:color="auto" w:fill="FFFFFF"/>
             <w:tcMar>
               <w:top w:w="0" w:type="dxa"/>
               <w:bottom w:w="0" w:type="dxa"/>
@@ -4048,7 +4728,6 @@
           </w:tcPr>
           <w:p>
             <w:pPr>
-              <w:pStyle w:val="Normal"/>
               <w:jc w:val="left"/>
               <w:pBdr>
                 <w:bottom w:val="none" w:sz="0" w:space="0" w:color="000000"/>
@@ -4058,18 +4737,29 @@
               </w:pBdr>
               <w:spacing w:after="80" w:before="80" w:line="240"/>
               <w:ind w:left="80" w:right="80" w:firstLine="0" w:firstLineChars="0"/>
+              <w:rPr>
+                <w:rFonts w:ascii="Arial" w:hAnsi="Arial" w:eastAsia="Arial" w:cs="Arial"/>
+                <w:i w:val="false"/>
+                <w:b w:val="false"/>
+                <w:u w:val="none"/>
+                <w:strike w:val="false"/>
+                <w:sz w:val="21"/>
+                <w:szCs w:val="21"/>
+                <w:color w:val="000000"/>
+              </w:rPr>
             </w:pPr>
             <w:r>
               <w:rPr>
-                <w:rFonts w:ascii="Arial" w:hAnsi="DejaVu Sans" w:eastAsia="DejaVu Sans" w:cs="DejaVu Sans"/>
-                <w:i w:val="false"/>
-                <w:b w:val="false"/>
-                <w:u w:val="none"/>
-                <w:sz w:val="21"/>
-                <w:szCs w:val="21"/>
-                <w:color w:val="000000"/>
-              </w:rPr>
-              <w:t xml:space="preserve">yes, all but 1</w:t>
+                <w:rFonts w:ascii="Arial" w:hAnsi="Arial" w:eastAsia="Arial" w:cs="Arial"/>
+                <w:i w:val="false"/>
+                <w:b w:val="false"/>
+                <w:u w:val="none"/>
+                <w:strike w:val="false"/>
+                <w:sz w:val="21"/>
+                <w:szCs w:val="21"/>
+                <w:color w:val="000000"/>
+              </w:rPr>
+              <w:t xml:space="preserve">manager age, staff, premises, filtration</w:t>
             </w:r>
           </w:p>
         </w:tc>
@@ -4081,7 +4771,7 @@
               <w:left w:val="none" w:sz="0" w:space="0" w:color="000000"/>
               <w:right w:val="none" w:sz="0" w:space="0" w:color="000000"/>
             </w:tcBorders>
-            <w:shd w:val="clear" w:color="auto" w:fill="F8E9EA"/>
+            <w:shd w:val="clear" w:color="auto" w:fill="FFFFFF"/>
             <w:tcMar>
               <w:top w:w="0" w:type="dxa"/>
               <w:bottom w:w="0" w:type="dxa"/>
@@ -4092,7 +4782,6 @@
           </w:tcPr>
           <w:p>
             <w:pPr>
-              <w:pStyle w:val="Normal"/>
               <w:jc w:val="left"/>
               <w:pBdr>
                 <w:bottom w:val="none" w:sz="0" w:space="0" w:color="000000"/>
@@ -4102,18 +4791,29 @@
               </w:pBdr>
               <w:spacing w:after="80" w:before="80" w:line="240"/>
               <w:ind w:left="80" w:right="80" w:firstLine="0" w:firstLineChars="0"/>
+              <w:rPr>
+                <w:rFonts w:ascii="Arial" w:hAnsi="Arial" w:eastAsia="Arial" w:cs="Arial"/>
+                <w:i w:val="false"/>
+                <w:b w:val="false"/>
+                <w:u w:val="none"/>
+                <w:strike w:val="false"/>
+                <w:sz w:val="21"/>
+                <w:szCs w:val="21"/>
+                <w:color w:val="000000"/>
+              </w:rPr>
             </w:pPr>
             <w:r>
               <w:rPr>
-                <w:rFonts w:ascii="Arial" w:hAnsi="DejaVu Sans" w:eastAsia="DejaVu Sans" w:cs="DejaVu Sans"/>
-                <w:i w:val="false"/>
-                <w:b w:val="false"/>
-                <w:u w:val="none"/>
-                <w:sz w:val="21"/>
-                <w:szCs w:val="21"/>
-                <w:color w:val="000000"/>
-              </w:rPr>
-              <w:t xml:space="preserve">no, 13 segments (3%) outside</w:t>
+                <w:rFonts w:ascii="Arial" w:hAnsi="Arial" w:eastAsia="Arial" w:cs="Arial"/>
+                <w:i w:val="false"/>
+                <w:b w:val="false"/>
+                <w:u w:val="none"/>
+                <w:strike w:val="false"/>
+                <w:sz w:val="21"/>
+                <w:szCs w:val="21"/>
+                <w:color w:val="000000"/>
+              </w:rPr>
+              <w:t xml:space="preserve">staff, premises, filtration</w:t>
             </w:r>
           </w:p>
         </w:tc>
@@ -4142,7 +4842,6 @@
           </w:tcPr>
           <w:p>
             <w:pPr>
-              <w:pStyle w:val="Normal"/>
               <w:jc w:val="left"/>
               <w:pBdr>
                 <w:bottom w:val="none" w:sz="0" w:space="0" w:color="000000"/>
@@ -4152,18 +4851,29 @@
               </w:pBdr>
               <w:spacing w:after="80" w:before="80" w:line="240"/>
               <w:ind w:left="80" w:right="80" w:firstLine="0" w:firstLineChars="0"/>
+              <w:rPr>
+                <w:rFonts w:ascii="Arial" w:hAnsi="Arial" w:eastAsia="Arial" w:cs="Arial"/>
+                <w:i w:val="false"/>
+                <w:b w:val="false"/>
+                <w:u w:val="none"/>
+                <w:strike w:val="false"/>
+                <w:sz w:val="21"/>
+                <w:szCs w:val="21"/>
+                <w:color w:val="000000"/>
+              </w:rPr>
             </w:pPr>
             <w:r>
               <w:rPr>
-                <w:rFonts w:ascii="Arial" w:hAnsi="DejaVu Sans" w:eastAsia="DejaVu Sans" w:cs="DejaVu Sans"/>
-                <w:i w:val="false"/>
-                <w:b w:val="false"/>
-                <w:u w:val="none"/>
-                <w:sz w:val="21"/>
-                <w:szCs w:val="21"/>
-                <w:color w:val="000000"/>
-              </w:rPr>
-              <w:t xml:space="preserve">Comparison units used as twins (some used more than once)</w:t>
+                <w:rFonts w:ascii="Arial" w:hAnsi="Arial" w:eastAsia="Arial" w:cs="Arial"/>
+                <w:i w:val="false"/>
+                <w:b w:val="false"/>
+                <w:u w:val="none"/>
+                <w:strike w:val="false"/>
+                <w:sz w:val="21"/>
+                <w:szCs w:val="21"/>
+                <w:color w:val="000000"/>
+              </w:rPr>
+              <w:t xml:space="preserve">Comparison businesses used as twins (some more than once)</w:t>
             </w:r>
           </w:p>
         </w:tc>
@@ -4186,7 +4896,6 @@
           </w:tcPr>
           <w:p>
             <w:pPr>
-              <w:pStyle w:val="Normal"/>
               <w:jc w:val="left"/>
               <w:pBdr>
                 <w:bottom w:val="none" w:sz="0" w:space="0" w:color="000000"/>
@@ -4196,18 +4905,29 @@
               </w:pBdr>
               <w:spacing w:after="80" w:before="80" w:line="240"/>
               <w:ind w:left="80" w:right="80" w:firstLine="0" w:firstLineChars="0"/>
+              <w:rPr>
+                <w:rFonts w:ascii="Arial" w:hAnsi="Arial" w:eastAsia="Arial" w:cs="Arial"/>
+                <w:i w:val="false"/>
+                <w:b w:val="false"/>
+                <w:u w:val="none"/>
+                <w:strike w:val="false"/>
+                <w:sz w:val="21"/>
+                <w:szCs w:val="21"/>
+                <w:color w:val="000000"/>
+              </w:rPr>
             </w:pPr>
             <w:r>
               <w:rPr>
-                <w:rFonts w:ascii="Arial" w:hAnsi="DejaVu Sans" w:eastAsia="DejaVu Sans" w:cs="DejaVu Sans"/>
-                <w:i w:val="false"/>
-                <w:b w:val="false"/>
-                <w:u w:val="none"/>
-                <w:sz w:val="21"/>
-                <w:szCs w:val="21"/>
-                <w:color w:val="000000"/>
-              </w:rPr>
-              <w:t xml:space="preserve">1,619 twins for 2,964 businesses</w:t>
+                <w:rFonts w:ascii="Arial" w:hAnsi="Arial" w:eastAsia="Arial" w:cs="Arial"/>
+                <w:i w:val="false"/>
+                <w:b w:val="false"/>
+                <w:u w:val="none"/>
+                <w:strike w:val="false"/>
+                <w:sz w:val="21"/>
+                <w:szCs w:val="21"/>
+                <w:color w:val="000000"/>
+              </w:rPr>
+              <w:t xml:space="preserve">580 twins for 4,786 businesses</w:t>
             </w:r>
           </w:p>
         </w:tc>
@@ -4230,7 +4950,6 @@
           </w:tcPr>
           <w:p>
             <w:pPr>
-              <w:pStyle w:val="Normal"/>
               <w:jc w:val="left"/>
               <w:pBdr>
                 <w:bottom w:val="none" w:sz="0" w:space="0" w:color="000000"/>
@@ -4240,18 +4959,29 @@
               </w:pBdr>
               <w:spacing w:after="80" w:before="80" w:line="240"/>
               <w:ind w:left="80" w:right="80" w:firstLine="0" w:firstLineChars="0"/>
+              <w:rPr>
+                <w:rFonts w:ascii="Arial" w:hAnsi="Arial" w:eastAsia="Arial" w:cs="Arial"/>
+                <w:i w:val="false"/>
+                <w:b w:val="false"/>
+                <w:u w:val="none"/>
+                <w:strike w:val="false"/>
+                <w:sz w:val="21"/>
+                <w:szCs w:val="21"/>
+                <w:color w:val="000000"/>
+              </w:rPr>
             </w:pPr>
             <w:r>
               <w:rPr>
-                <w:rFonts w:ascii="Arial" w:hAnsi="DejaVu Sans" w:eastAsia="DejaVu Sans" w:cs="DejaVu Sans"/>
-                <w:i w:val="false"/>
-                <w:b w:val="false"/>
-                <w:u w:val="none"/>
-                <w:sz w:val="21"/>
-                <w:szCs w:val="21"/>
-                <w:color w:val="000000"/>
-              </w:rPr>
-              <w:t xml:space="preserve">171 twins for 395 segments</w:t>
+                <w:rFonts w:ascii="Arial" w:hAnsi="Arial" w:eastAsia="Arial" w:cs="Arial"/>
+                <w:i w:val="false"/>
+                <w:b w:val="false"/>
+                <w:u w:val="none"/>
+                <w:strike w:val="false"/>
+                <w:sz w:val="21"/>
+                <w:szCs w:val="21"/>
+                <w:color w:val="000000"/>
+              </w:rPr>
+              <w:t xml:space="preserve">623 twins for 4,786 businesses</w:t>
             </w:r>
           </w:p>
         </w:tc>
@@ -4280,7 +5010,6 @@
           </w:tcPr>
           <w:p>
             <w:pPr>
-              <w:pStyle w:val="Normal"/>
               <w:jc w:val="left"/>
               <w:pBdr>
                 <w:bottom w:val="none" w:sz="0" w:space="0" w:color="000000"/>
@@ -4290,18 +5019,29 @@
               </w:pBdr>
               <w:spacing w:after="80" w:before="80" w:line="240"/>
               <w:ind w:left="80" w:right="80" w:firstLine="0" w:firstLineChars="0"/>
+              <w:rPr>
+                <w:rFonts w:ascii="Arial" w:hAnsi="Arial" w:eastAsia="Arial" w:cs="Arial"/>
+                <w:i w:val="false"/>
+                <w:b w:val="false"/>
+                <w:u w:val="none"/>
+                <w:strike w:val="false"/>
+                <w:sz w:val="21"/>
+                <w:szCs w:val="21"/>
+                <w:color w:val="000000"/>
+              </w:rPr>
             </w:pPr>
             <w:r>
               <w:rPr>
-                <w:rFonts w:ascii="Arial" w:hAnsi="DejaVu Sans" w:eastAsia="DejaVu Sans" w:cs="DejaVu Sans"/>
-                <w:i w:val="false"/>
-                <w:b w:val="false"/>
-                <w:u w:val="none"/>
-                <w:sz w:val="21"/>
-                <w:szCs w:val="21"/>
-                <w:color w:val="000000"/>
-              </w:rPr>
-              <w:t xml:space="preserve">Characteristics balanced after matching?</w:t>
+                <w:rFonts w:ascii="Arial" w:hAnsi="Arial" w:eastAsia="Arial" w:cs="Arial"/>
+                <w:i w:val="false"/>
+                <w:b w:val="false"/>
+                <w:u w:val="none"/>
+                <w:strike w:val="false"/>
+                <w:sz w:val="21"/>
+                <w:szCs w:val="21"/>
+                <w:color w:val="000000"/>
+              </w:rPr>
+              <w:t xml:space="preserve">Balanced on what they matched on?</w:t>
             </w:r>
           </w:p>
         </w:tc>
@@ -4324,7 +5064,6 @@
           </w:tcPr>
           <w:p>
             <w:pPr>
-              <w:pStyle w:val="Normal"/>
               <w:jc w:val="left"/>
               <w:pBdr>
                 <w:bottom w:val="none" w:sz="0" w:space="0" w:color="000000"/>
@@ -4334,18 +5073,29 @@
               </w:pBdr>
               <w:spacing w:after="80" w:before="80" w:line="240"/>
               <w:ind w:left="80" w:right="80" w:firstLine="0" w:firstLineChars="0"/>
+              <w:rPr>
+                <w:rFonts w:ascii="Arial" w:hAnsi="Arial" w:eastAsia="Arial" w:cs="Arial"/>
+                <w:i w:val="false"/>
+                <w:b w:val="false"/>
+                <w:u w:val="none"/>
+                <w:strike w:val="false"/>
+                <w:sz w:val="21"/>
+                <w:szCs w:val="21"/>
+                <w:color w:val="000000"/>
+              </w:rPr>
             </w:pPr>
             <w:r>
               <w:rPr>
-                <w:rFonts w:ascii="Arial" w:hAnsi="DejaVu Sans" w:eastAsia="DejaVu Sans" w:cs="DejaVu Sans"/>
-                <w:i w:val="false"/>
-                <w:b w:val="false"/>
-                <w:u w:val="none"/>
-                <w:sz w:val="21"/>
-                <w:szCs w:val="21"/>
-                <w:color w:val="000000"/>
-              </w:rPr>
-              <w:t xml:space="preserve">yes (largest difference 0.04)</w:t>
+                <w:rFonts w:ascii="Arial" w:hAnsi="Arial" w:eastAsia="Arial" w:cs="Arial"/>
+                <w:i w:val="false"/>
+                <w:b w:val="false"/>
+                <w:u w:val="none"/>
+                <w:strike w:val="false"/>
+                <w:sz w:val="21"/>
+                <w:szCs w:val="21"/>
+                <w:color w:val="000000"/>
+              </w:rPr>
+              <w:t xml:space="preserve">partly: 1 of 4 over 0.1 (largest difference 0.27)</w:t>
             </w:r>
           </w:p>
         </w:tc>
@@ -4368,7 +5118,6 @@
           </w:tcPr>
           <w:p>
             <w:pPr>
-              <w:pStyle w:val="Normal"/>
               <w:jc w:val="left"/>
               <w:pBdr>
                 <w:bottom w:val="none" w:sz="0" w:space="0" w:color="000000"/>
@@ -4378,18 +5127,29 @@
               </w:pBdr>
               <w:spacing w:after="80" w:before="80" w:line="240"/>
               <w:ind w:left="80" w:right="80" w:firstLine="0" w:firstLineChars="0"/>
+              <w:rPr>
+                <w:rFonts w:ascii="Arial" w:hAnsi="Arial" w:eastAsia="Arial" w:cs="Arial"/>
+                <w:i w:val="false"/>
+                <w:b w:val="false"/>
+                <w:u w:val="none"/>
+                <w:strike w:val="false"/>
+                <w:sz w:val="21"/>
+                <w:szCs w:val="21"/>
+                <w:color w:val="000000"/>
+              </w:rPr>
             </w:pPr>
             <w:r>
               <w:rPr>
-                <w:rFonts w:ascii="Arial" w:hAnsi="DejaVu Sans" w:eastAsia="DejaVu Sans" w:cs="DejaVu Sans"/>
-                <w:i w:val="false"/>
-                <w:b w:val="false"/>
-                <w:u w:val="none"/>
-                <w:sz w:val="21"/>
-                <w:szCs w:val="21"/>
-                <w:color w:val="000000"/>
-              </w:rPr>
-              <w:t xml:space="preserve">partly: 2 of 6 over 0.1 (largest difference 0.17)</w:t>
+                <w:rFonts w:ascii="Arial" w:hAnsi="Arial" w:eastAsia="Arial" w:cs="Arial"/>
+                <w:i w:val="false"/>
+                <w:b w:val="false"/>
+                <w:u w:val="none"/>
+                <w:strike w:val="false"/>
+                <w:sz w:val="21"/>
+                <w:szCs w:val="21"/>
+                <w:color w:val="000000"/>
+              </w:rPr>
+              <w:t xml:space="preserve">yes (largest difference 0.00)</w:t>
             </w:r>
           </w:p>
         </w:tc>
@@ -4418,7 +5178,6 @@
           </w:tcPr>
           <w:p>
             <w:pPr>
-              <w:pStyle w:val="Normal"/>
               <w:jc w:val="left"/>
               <w:pBdr>
                 <w:bottom w:val="none" w:sz="0" w:space="0" w:color="000000"/>
@@ -4428,18 +5187,29 @@
               </w:pBdr>
               <w:spacing w:after="80" w:before="80" w:line="240"/>
               <w:ind w:left="80" w:right="80" w:firstLine="0" w:firstLineChars="0"/>
+              <w:rPr>
+                <w:rFonts w:ascii="Arial" w:hAnsi="Arial" w:eastAsia="Arial" w:cs="Arial"/>
+                <w:i w:val="false"/>
+                <w:b w:val="false"/>
+                <w:u w:val="none"/>
+                <w:strike w:val="false"/>
+                <w:sz w:val="21"/>
+                <w:szCs w:val="21"/>
+                <w:color w:val="000000"/>
+              </w:rPr>
             </w:pPr>
             <w:r>
               <w:rPr>
-                <w:rFonts w:ascii="Arial" w:hAnsi="DejaVu Sans" w:eastAsia="DejaVu Sans" w:cs="DejaVu Sans"/>
-                <w:i w:val="false"/>
-                <w:b w:val="false"/>
-                <w:u w:val="none"/>
-                <w:sz w:val="21"/>
-                <w:szCs w:val="21"/>
-                <w:color w:val="000000"/>
-              </w:rPr>
-              <w:t xml:space="preserve">Was the outcome similar before the programme?</w:t>
+                <w:rFonts w:ascii="Arial" w:hAnsi="Arial" w:eastAsia="Arial" w:cs="Arial"/>
+                <w:i w:val="false"/>
+                <w:b w:val="false"/>
+                <w:u w:val="none"/>
+                <w:strike w:val="false"/>
+                <w:sz w:val="21"/>
+                <w:szCs w:val="21"/>
+                <w:color w:val="000000"/>
+              </w:rPr>
+              <w:t xml:space="preserve">Manager age after matching (not in B's table)</w:t>
             </w:r>
           </w:p>
         </w:tc>
@@ -4462,7 +5232,6 @@
           </w:tcPr>
           <w:p>
             <w:pPr>
-              <w:pStyle w:val="Normal"/>
               <w:jc w:val="left"/>
               <w:pBdr>
                 <w:bottom w:val="none" w:sz="0" w:space="0" w:color="000000"/>
@@ -4472,18 +5241,29 @@
               </w:pBdr>
               <w:spacing w:after="80" w:before="80" w:line="240"/>
               <w:ind w:left="80" w:right="80" w:firstLine="0" w:firstLineChars="0"/>
+              <w:rPr>
+                <w:rFonts w:ascii="Arial" w:hAnsi="Arial" w:eastAsia="Arial" w:cs="Arial"/>
+                <w:i w:val="false"/>
+                <w:b w:val="false"/>
+                <w:u w:val="none"/>
+                <w:strike w:val="false"/>
+                <w:sz w:val="21"/>
+                <w:szCs w:val="21"/>
+                <w:color w:val="000000"/>
+              </w:rPr>
             </w:pPr>
             <w:r>
               <w:rPr>
-                <w:rFonts w:ascii="Arial" w:hAnsi="DejaVu Sans" w:eastAsia="DejaVu Sans" w:cs="DejaVu Sans"/>
-                <w:i w:val="false"/>
-                <w:b w:val="false"/>
-                <w:u w:val="none"/>
-                <w:sz w:val="21"/>
-                <w:szCs w:val="21"/>
-                <w:color w:val="000000"/>
-              </w:rPr>
-              <w:t xml:space="preserve">yes (gap 11 AED)</w:t>
+                <w:rFonts w:ascii="Arial" w:hAnsi="Arial" w:eastAsia="Arial" w:cs="Arial"/>
+                <w:i w:val="false"/>
+                <w:b w:val="false"/>
+                <w:u w:val="none"/>
+                <w:strike w:val="false"/>
+                <w:sz w:val="21"/>
+                <w:szCs w:val="21"/>
+                <w:color w:val="000000"/>
+              </w:rPr>
+              <w:t xml:space="preserve">3 years apart</w:t>
             </w:r>
           </w:p>
         </w:tc>
@@ -4506,7 +5286,6 @@
           </w:tcPr>
           <w:p>
             <w:pPr>
-              <w:pStyle w:val="Normal"/>
               <w:jc w:val="left"/>
               <w:pBdr>
                 <w:bottom w:val="none" w:sz="0" w:space="0" w:color="000000"/>
@@ -4516,18 +5295,29 @@
               </w:pBdr>
               <w:spacing w:after="80" w:before="80" w:line="240"/>
               <w:ind w:left="80" w:right="80" w:firstLine="0" w:firstLineChars="0"/>
+              <w:rPr>
+                <w:rFonts w:ascii="Arial" w:hAnsi="Arial" w:eastAsia="Arial" w:cs="Arial"/>
+                <w:i w:val="false"/>
+                <w:b w:val="false"/>
+                <w:u w:val="none"/>
+                <w:strike w:val="false"/>
+                <w:sz w:val="21"/>
+                <w:szCs w:val="21"/>
+                <w:color w:val="000000"/>
+              </w:rPr>
             </w:pPr>
             <w:r>
               <w:rPr>
-                <w:rFonts w:ascii="Arial" w:hAnsi="DejaVu Sans" w:eastAsia="DejaVu Sans" w:cs="DejaVu Sans"/>
-                <w:i w:val="false"/>
-                <w:b w:val="false"/>
-                <w:u w:val="none"/>
-                <w:sz w:val="21"/>
-                <w:szCs w:val="21"/>
-                <w:color w:val="000000"/>
-              </w:rPr>
-              <w:t xml:space="preserve">no (standardised difference 0.20)</w:t>
+                <w:rFonts w:ascii="Arial" w:hAnsi="Arial" w:eastAsia="Arial" w:cs="Arial"/>
+                <w:i w:val="false"/>
+                <w:b w:val="false"/>
+                <w:u w:val="none"/>
+                <w:strike w:val="false"/>
+                <w:sz w:val="21"/>
+                <w:szCs w:val="21"/>
+                <w:color w:val="000000"/>
+              </w:rPr>
+              <w:t xml:space="preserve">17 years apart</w:t>
             </w:r>
           </w:p>
         </w:tc>
@@ -4545,7 +5335,7 @@
               <w:left w:val="none" w:sz="0" w:space="0" w:color="000000"/>
               <w:right w:val="none" w:sz="0" w:space="0" w:color="000000"/>
             </w:tcBorders>
-            <w:shd w:val="clear" w:color="auto" w:fill="FFFFFF"/>
+            <w:shd w:val="clear" w:color="auto" w:fill="F8E9EA"/>
             <w:tcMar>
               <w:top w:w="0" w:type="dxa"/>
               <w:bottom w:w="0" w:type="dxa"/>
@@ -4556,7 +5346,6 @@
           </w:tcPr>
           <w:p>
             <w:pPr>
-              <w:pStyle w:val="Normal"/>
               <w:jc w:val="left"/>
               <w:pBdr>
                 <w:bottom w:val="none" w:sz="0" w:space="0" w:color="000000"/>
@@ -4566,18 +5355,29 @@
               </w:pBdr>
               <w:spacing w:after="80" w:before="80" w:line="240"/>
               <w:ind w:left="80" w:right="80" w:firstLine="0" w:firstLineChars="0"/>
+              <w:rPr>
+                <w:rFonts w:ascii="Arial" w:hAnsi="Arial" w:eastAsia="Arial" w:cs="Arial"/>
+                <w:i w:val="false"/>
+                <w:b w:val="false"/>
+                <w:u w:val="none"/>
+                <w:strike w:val="false"/>
+                <w:sz w:val="21"/>
+                <w:szCs w:val="21"/>
+                <w:color w:val="000000"/>
+              </w:rPr>
             </w:pPr>
             <w:r>
               <w:rPr>
-                <w:rFonts w:ascii="Arial" w:hAnsi="DejaVu Sans" w:eastAsia="DejaVu Sans" w:cs="DejaVu Sans"/>
-                <w:i w:val="false"/>
-                <w:b w:val="false"/>
-                <w:u w:val="none"/>
-                <w:sz w:val="21"/>
-                <w:szCs w:val="21"/>
-                <w:color w:val="000000"/>
-              </w:rPr>
-              <w:t xml:space="preserve">Estimate comparing outcomes after the programme</w:t>
+                <w:rFonts w:ascii="Arial" w:hAnsi="Arial" w:eastAsia="Arial" w:cs="Arial"/>
+                <w:i w:val="false"/>
+                <w:b w:val="false"/>
+                <w:u w:val="none"/>
+                <w:strike w:val="false"/>
+                <w:sz w:val="21"/>
+                <w:szCs w:val="21"/>
+                <w:color w:val="000000"/>
+              </w:rPr>
+              <w:t xml:space="preserve">Was the outcome similar before the programme?</w:t>
             </w:r>
           </w:p>
         </w:tc>
@@ -4589,7 +5389,7 @@
               <w:left w:val="none" w:sz="0" w:space="0" w:color="000000"/>
               <w:right w:val="none" w:sz="0" w:space="0" w:color="000000"/>
             </w:tcBorders>
-            <w:shd w:val="clear" w:color="auto" w:fill="FFFFFF"/>
+            <w:shd w:val="clear" w:color="auto" w:fill="F8E9EA"/>
             <w:tcMar>
               <w:top w:w="0" w:type="dxa"/>
               <w:bottom w:w="0" w:type="dxa"/>
@@ -4600,7 +5400,6 @@
           </w:tcPr>
           <w:p>
             <w:pPr>
-              <w:pStyle w:val="Normal"/>
               <w:jc w:val="left"/>
               <w:pBdr>
                 <w:bottom w:val="none" w:sz="0" w:space="0" w:color="000000"/>
@@ -4610,18 +5409,29 @@
               </w:pBdr>
               <w:spacing w:after="80" w:before="80" w:line="240"/>
               <w:ind w:left="80" w:right="80" w:firstLine="0" w:firstLineChars="0"/>
+              <w:rPr>
+                <w:rFonts w:ascii="Arial" w:hAnsi="Arial" w:eastAsia="Arial" w:cs="Arial"/>
+                <w:i w:val="false"/>
+                <w:b w:val="false"/>
+                <w:u w:val="none"/>
+                <w:strike w:val="false"/>
+                <w:sz w:val="21"/>
+                <w:szCs w:val="21"/>
+                <w:color w:val="000000"/>
+              </w:rPr>
             </w:pPr>
             <w:r>
               <w:rPr>
-                <w:rFonts w:ascii="Arial" w:hAnsi="DejaVu Sans" w:eastAsia="DejaVu Sans" w:cs="DejaVu Sans"/>
-                <w:i w:val="false"/>
-                <w:b w:val="false"/>
-                <w:u w:val="none"/>
-                <w:sz w:val="21"/>
-                <w:szCs w:val="21"/>
-                <w:color w:val="000000"/>
-              </w:rPr>
-              <w:t xml:space="preserve">-998 AED</w:t>
+                <w:rFonts w:ascii="Arial" w:hAnsi="Arial" w:eastAsia="Arial" w:cs="Arial"/>
+                <w:i w:val="false"/>
+                <w:b w:val="false"/>
+                <w:u w:val="none"/>
+                <w:strike w:val="false"/>
+                <w:sz w:val="21"/>
+                <w:szCs w:val="21"/>
+                <w:color w:val="000000"/>
+              </w:rPr>
+              <w:t xml:space="preserve">close (161 AED apart)</w:t>
             </w:r>
           </w:p>
         </w:tc>
@@ -4633,7 +5443,7 @@
               <w:left w:val="none" w:sz="0" w:space="0" w:color="000000"/>
               <w:right w:val="none" w:sz="0" w:space="0" w:color="000000"/>
             </w:tcBorders>
-            <w:shd w:val="clear" w:color="auto" w:fill="FFFFFF"/>
+            <w:shd w:val="clear" w:color="auto" w:fill="F8E9EA"/>
             <w:tcMar>
               <w:top w:w="0" w:type="dxa"/>
               <w:bottom w:w="0" w:type="dxa"/>
@@ -4644,7 +5454,6 @@
           </w:tcPr>
           <w:p>
             <w:pPr>
-              <w:pStyle w:val="Normal"/>
               <w:jc w:val="left"/>
               <w:pBdr>
                 <w:bottom w:val="none" w:sz="0" w:space="0" w:color="000000"/>
@@ -4654,18 +5463,29 @@
               </w:pBdr>
               <w:spacing w:after="80" w:before="80" w:line="240"/>
               <w:ind w:left="80" w:right="80" w:firstLine="0" w:firstLineChars="0"/>
+              <w:rPr>
+                <w:rFonts w:ascii="Arial" w:hAnsi="Arial" w:eastAsia="Arial" w:cs="Arial"/>
+                <w:i w:val="false"/>
+                <w:b w:val="false"/>
+                <w:u w:val="none"/>
+                <w:strike w:val="false"/>
+                <w:sz w:val="21"/>
+                <w:szCs w:val="21"/>
+                <w:color w:val="000000"/>
+              </w:rPr>
             </w:pPr>
             <w:r>
               <w:rPr>
-                <w:rFonts w:ascii="Arial" w:hAnsi="DejaVu Sans" w:eastAsia="DejaVu Sans" w:cs="DejaVu Sans"/>
-                <w:i w:val="false"/>
-                <w:b w:val="false"/>
-                <w:u w:val="none"/>
-                <w:sz w:val="21"/>
-                <w:szCs w:val="21"/>
-                <w:color w:val="000000"/>
-              </w:rPr>
-              <w:t xml:space="preserve">0.96 avoided</w:t>
+                <w:rFonts w:ascii="Arial" w:hAnsi="Arial" w:eastAsia="Arial" w:cs="Arial"/>
+                <w:i w:val="false"/>
+                <w:b w:val="false"/>
+                <w:u w:val="none"/>
+                <w:strike w:val="false"/>
+                <w:sz w:val="21"/>
+                <w:szCs w:val="21"/>
+                <w:color w:val="000000"/>
+              </w:rPr>
+              <w:t xml:space="preserve">no (540 AED apart)</w:t>
             </w:r>
           </w:p>
         </w:tc>
@@ -4694,7 +5514,6 @@
           </w:tcPr>
           <w:p>
             <w:pPr>
-              <w:pStyle w:val="Normal"/>
               <w:jc w:val="left"/>
               <w:pBdr>
                 <w:bottom w:val="none" w:sz="0" w:space="0" w:color="000000"/>
@@ -4704,18 +5523,29 @@
               </w:pBdr>
               <w:spacing w:after="80" w:before="80" w:line="240"/>
               <w:ind w:left="80" w:right="80" w:firstLine="0" w:firstLineChars="0"/>
+              <w:rPr>
+                <w:rFonts w:ascii="Arial" w:hAnsi="Arial" w:eastAsia="Arial" w:cs="Arial"/>
+                <w:i w:val="false"/>
+                <w:b w:val="false"/>
+                <w:u w:val="none"/>
+                <w:strike w:val="false"/>
+                <w:sz w:val="21"/>
+                <w:szCs w:val="21"/>
+                <w:color w:val="000000"/>
+              </w:rPr>
             </w:pPr>
             <w:r>
               <w:rPr>
-                <w:rFonts w:ascii="Arial" w:hAnsi="DejaVu Sans" w:eastAsia="DejaVu Sans" w:cs="DejaVu Sans"/>
-                <w:i w:val="false"/>
-                <w:b w:val="false"/>
-                <w:u w:val="none"/>
-                <w:sz w:val="21"/>
-                <w:szCs w:val="21"/>
-                <w:color w:val="000000"/>
-              </w:rPr>
-              <w:t xml:space="preserve">Estimate comparing changes (after minus before)</w:t>
+                <w:rFonts w:ascii="Arial" w:hAnsi="Arial" w:eastAsia="Arial" w:cs="Arial"/>
+                <w:i w:val="false"/>
+                <w:b w:val="false"/>
+                <w:u w:val="none"/>
+                <w:strike w:val="false"/>
+                <w:sz w:val="21"/>
+                <w:szCs w:val="21"/>
+                <w:color w:val="000000"/>
+              </w:rPr>
+              <w:t xml:space="preserve">Estimate, costs after the programme</w:t>
             </w:r>
           </w:p>
         </w:tc>
@@ -4738,7 +5568,6 @@
           </w:tcPr>
           <w:p>
             <w:pPr>
-              <w:pStyle w:val="Normal"/>
               <w:jc w:val="left"/>
               <w:pBdr>
                 <w:bottom w:val="none" w:sz="0" w:space="0" w:color="000000"/>
@@ -4748,18 +5577,29 @@
               </w:pBdr>
               <w:spacing w:after="80" w:before="80" w:line="240"/>
               <w:ind w:left="80" w:right="80" w:firstLine="0" w:firstLineChars="0"/>
+              <w:rPr>
+                <w:rFonts w:ascii="Arial" w:hAnsi="Arial" w:eastAsia="Arial" w:cs="Arial"/>
+                <w:i w:val="false"/>
+                <w:b w:val="false"/>
+                <w:u w:val="none"/>
+                <w:strike w:val="false"/>
+                <w:sz w:val="21"/>
+                <w:szCs w:val="21"/>
+                <w:color w:val="000000"/>
+              </w:rPr>
             </w:pPr>
             <w:r>
               <w:rPr>
-                <w:rFonts w:ascii="Arial" w:hAnsi="DejaVu Sans" w:eastAsia="DejaVu Sans" w:cs="DejaVu Sans"/>
-                <w:i w:val="false"/>
-                <w:b w:val="false"/>
-                <w:u w:val="none"/>
-                <w:sz w:val="21"/>
-                <w:szCs w:val="21"/>
-                <w:color w:val="000000"/>
-              </w:rPr>
-              <w:t xml:space="preserve">-1,009 AED</w:t>
+                <w:rFonts w:ascii="Arial" w:hAnsi="Arial" w:eastAsia="Arial" w:cs="Arial"/>
+                <w:i w:val="false"/>
+                <w:b w:val="false"/>
+                <w:u w:val="none"/>
+                <w:strike w:val="false"/>
+                <w:sz w:val="21"/>
+                <w:szCs w:val="21"/>
+                <w:color w:val="000000"/>
+              </w:rPr>
+              <w:t xml:space="preserve">-1,031 AED</w:t>
             </w:r>
           </w:p>
         </w:tc>
@@ -4782,7 +5622,6 @@
           </w:tcPr>
           <w:p>
             <w:pPr>
-              <w:pStyle w:val="Normal"/>
               <w:jc w:val="left"/>
               <w:pBdr>
                 <w:bottom w:val="none" w:sz="0" w:space="0" w:color="000000"/>
@@ -4792,18 +5631,29 @@
               </w:pBdr>
               <w:spacing w:after="80" w:before="80" w:line="240"/>
               <w:ind w:left="80" w:right="80" w:firstLine="0" w:firstLineChars="0"/>
+              <w:rPr>
+                <w:rFonts w:ascii="Arial" w:hAnsi="Arial" w:eastAsia="Arial" w:cs="Arial"/>
+                <w:i w:val="false"/>
+                <w:b w:val="false"/>
+                <w:u w:val="none"/>
+                <w:strike w:val="false"/>
+                <w:sz w:val="21"/>
+                <w:szCs w:val="21"/>
+                <w:color w:val="000000"/>
+              </w:rPr>
             </w:pPr>
             <w:r>
               <w:rPr>
-                <w:rFonts w:ascii="Arial" w:hAnsi="DejaVu Sans" w:eastAsia="DejaVu Sans" w:cs="DejaVu Sans"/>
-                <w:i w:val="false"/>
-                <w:b w:val="false"/>
-                <w:u w:val="none"/>
-                <w:sz w:val="21"/>
-                <w:szCs w:val="21"/>
-                <w:color w:val="000000"/>
-              </w:rPr>
-              <w:t xml:space="preserve">2.10 avoided</w:t>
+                <w:rFonts w:ascii="Arial" w:hAnsi="Arial" w:eastAsia="Arial" w:cs="Arial"/>
+                <w:i w:val="false"/>
+                <w:b w:val="false"/>
+                <w:u w:val="none"/>
+                <w:strike w:val="false"/>
+                <w:sz w:val="21"/>
+                <w:szCs w:val="21"/>
+                <w:color w:val="000000"/>
+              </w:rPr>
+              <w:t xml:space="preserve">-1,342 AED</w:t>
             </w:r>
           </w:p>
         </w:tc>
@@ -4832,7 +5682,6 @@
           </w:tcPr>
           <w:p>
             <w:pPr>
-              <w:pStyle w:val="Normal"/>
               <w:jc w:val="left"/>
               <w:pBdr>
                 <w:bottom w:val="none" w:sz="0" w:space="0" w:color="000000"/>
@@ -4842,18 +5691,29 @@
               </w:pBdr>
               <w:spacing w:after="80" w:before="80" w:line="240"/>
               <w:ind w:left="80" w:right="80" w:firstLine="0" w:firstLineChars="0"/>
+              <w:rPr>
+                <w:rFonts w:ascii="Arial" w:hAnsi="Arial" w:eastAsia="Arial" w:cs="Arial"/>
+                <w:i w:val="false"/>
+                <w:b w:val="false"/>
+                <w:u w:val="none"/>
+                <w:strike w:val="false"/>
+                <w:sz w:val="21"/>
+                <w:szCs w:val="21"/>
+                <w:color w:val="000000"/>
+              </w:rPr>
             </w:pPr>
             <w:r>
               <w:rPr>
-                <w:rFonts w:ascii="Arial" w:hAnsi="DejaVu Sans" w:eastAsia="DejaVu Sans" w:cs="DejaVu Sans"/>
-                <w:i w:val="false"/>
-                <w:b w:val="false"/>
-                <w:u w:val="none"/>
-                <w:sz w:val="21"/>
-                <w:szCs w:val="21"/>
-                <w:color w:val="000000"/>
-              </w:rPr>
-              <w:t xml:space="preserve">Smallest effect in the 95% interval, against the rule</w:t>
+                <w:rFonts w:ascii="Arial" w:hAnsi="Arial" w:eastAsia="Arial" w:cs="Arial"/>
+                <w:i w:val="false"/>
+                <w:b w:val="false"/>
+                <w:u w:val="none"/>
+                <w:strike w:val="false"/>
+                <w:sz w:val="21"/>
+                <w:szCs w:val="21"/>
+                <w:color w:val="000000"/>
+              </w:rPr>
+              <w:t xml:space="preserve">Least generous end of the 95% interval, against the rule</w:t>
             </w:r>
           </w:p>
         </w:tc>
@@ -4876,7 +5736,6 @@
           </w:tcPr>
           <w:p>
             <w:pPr>
-              <w:pStyle w:val="Normal"/>
               <w:jc w:val="left"/>
               <w:pBdr>
                 <w:bottom w:val="none" w:sz="0" w:space="0" w:color="000000"/>
@@ -4886,18 +5745,29 @@
               </w:pBdr>
               <w:spacing w:after="80" w:before="80" w:line="240"/>
               <w:ind w:left="80" w:right="80" w:firstLine="0" w:firstLineChars="0"/>
+              <w:rPr>
+                <w:rFonts w:ascii="Arial" w:hAnsi="Arial" w:eastAsia="Arial" w:cs="Arial"/>
+                <w:i w:val="false"/>
+                <w:b w:val="false"/>
+                <w:u w:val="none"/>
+                <w:strike w:val="false"/>
+                <w:sz w:val="21"/>
+                <w:szCs w:val="21"/>
+                <w:color w:val="000000"/>
+              </w:rPr>
             </w:pPr>
             <w:r>
               <w:rPr>
-                <w:rFonts w:ascii="Arial" w:hAnsi="DejaVu Sans" w:eastAsia="DejaVu Sans" w:cs="DejaVu Sans"/>
-                <w:i w:val="false"/>
-                <w:b w:val="false"/>
-                <w:u w:val="none"/>
-                <w:sz w:val="21"/>
-                <w:szCs w:val="21"/>
-                <w:color w:val="000000"/>
-              </w:rPr>
-              <w:t xml:space="preserve">911 against 1,000: below the rule</w:t>
+                <w:rFonts w:ascii="Arial" w:hAnsi="Arial" w:eastAsia="Arial" w:cs="Arial"/>
+                <w:i w:val="false"/>
+                <w:b w:val="false"/>
+                <w:u w:val="none"/>
+                <w:strike w:val="false"/>
+                <w:sz w:val="21"/>
+                <w:szCs w:val="21"/>
+                <w:color w:val="000000"/>
+              </w:rPr>
+              <w:t xml:space="preserve">854 against 1,000: below the rule</w:t>
             </w:r>
           </w:p>
         </w:tc>
@@ -4920,7 +5790,6 @@
           </w:tcPr>
           <w:p>
             <w:pPr>
-              <w:pStyle w:val="Normal"/>
               <w:jc w:val="left"/>
               <w:pBdr>
                 <w:bottom w:val="none" w:sz="0" w:space="0" w:color="000000"/>
@@ -4930,49 +5799,34 @@
               </w:pBdr>
               <w:spacing w:after="80" w:before="80" w:line="240"/>
               <w:ind w:left="80" w:right="80" w:firstLine="0" w:firstLineChars="0"/>
+              <w:rPr>
+                <w:rFonts w:ascii="Arial" w:hAnsi="Arial" w:eastAsia="Arial" w:cs="Arial"/>
+                <w:i w:val="false"/>
+                <w:b w:val="false"/>
+                <w:u w:val="none"/>
+                <w:strike w:val="false"/>
+                <w:sz w:val="21"/>
+                <w:szCs w:val="21"/>
+                <w:color w:val="000000"/>
+              </w:rPr>
             </w:pPr>
             <w:r>
               <w:rPr>
-                <w:rFonts w:ascii="Arial" w:hAnsi="DejaVu Sans" w:eastAsia="DejaVu Sans" w:cs="DejaVu Sans"/>
-                <w:i w:val="false"/>
-                <w:b w:val="false"/>
-                <w:u w:val="none"/>
-                <w:sz w:val="21"/>
-                <w:szCs w:val="21"/>
-                <w:color w:val="000000"/>
-              </w:rPr>
-              <w:t xml:space="preserve">1.32 against 2.0: below the rule</w:t>
+                <w:rFonts w:ascii="Arial" w:hAnsi="Arial" w:eastAsia="Arial" w:cs="Arial"/>
+                <w:i w:val="false"/>
+                <w:b w:val="false"/>
+                <w:u w:val="none"/>
+                <w:strike w:val="false"/>
+                <w:sz w:val="21"/>
+                <w:szCs w:val="21"/>
+                <w:color w:val="000000"/>
+              </w:rPr>
+              <w:t xml:space="preserve">1,263 against 1,000: clears</w:t>
             </w:r>
           </w:p>
         </w:tc>
       </w:tr>
     </w:tbl>
-    <w:p>
-      <w:pPr>
-        <w:pStyle w:val="Normal"/>
-        <w:jc w:val="left"/>
-        <w:pBdr>
-          <w:bottom w:val="none" w:sz="0" w:space="0" w:color="000000"/>
-          <w:top w:val="none" w:sz="0" w:space="0" w:color="000000"/>
-          <w:left w:val="none" w:sz="0" w:space="0" w:color="000000"/>
-          <w:right w:val="none" w:sz="0" w:space="0" w:color="000000"/>
-        </w:pBdr>
-        <w:spacing w:after="80" w:before="0" w:line="240"/>
-        <w:ind w:left="0" w:right="0" w:firstLine="0" w:firstLineChars="0"/>
-      </w:pPr>
-      <w:r>
-        <w:rPr>
-          <w:rFonts w:ascii="Arial" w:hAnsi="Arial" w:eastAsia="Arial" w:cs="Arial"/>
-          <w:i w:val="true"/>
-          <w:b w:val="false"/>
-          <w:u w:val="none"/>
-          <w:sz w:val="17"/>
-          <w:szCs w:val="17"/>
-          <w:color w:val="545860"/>
-        </w:rPr>
-        <w:t xml:space="preserve">Illustrative case, with invented figures. Not a real programme.</w:t>
-      </w:r>
-    </w:p>
     <w:p>
       <w:pPr>
         <w:pStyle w:val="Normal"/>
@@ -4992,6 +5846,7 @@
           <w:i w:val="false"/>
           <w:b w:val="true"/>
           <w:u w:val="none"/>
+          <w:strike w:val="false"/>
           <w:sz w:val="26"/>
           <w:szCs w:val="26"/>
           <w:color w:val="215A9E"/>
@@ -5018,11 +5873,12 @@
           <w:i w:val="false"/>
           <w:b w:val="false"/>
           <w:u w:val="none"/>
+          <w:strike w:val="false"/>
           <w:sz w:val="22"/>
           <w:szCs w:val="22"/>
           <w:color w:val="000000"/>
         </w:rPr>
-        <w:t xml:space="preserve">1. Which case gives you more confidence, and why?</w:t>
+        <w:t xml:space="preserve">1. Which evaluator gives you more confidence, and why?</w:t>
       </w:r>
     </w:p>
     <w:p>
@@ -5044,6 +5900,7 @@
           <w:i w:val="false"/>
           <w:b w:val="false"/>
           <w:u w:val="none"/>
+          <w:strike w:val="false"/>
           <w:sz w:val="22"/>
           <w:szCs w:val="22"/>
           <w:color w:val="B5BEC9"/>
@@ -5070,11 +5927,12 @@
           <w:i w:val="false"/>
           <w:b w:val="false"/>
           <w:u w:val="none"/>
+          <w:strike w:val="false"/>
           <w:sz w:val="22"/>
           <w:szCs w:val="22"/>
           <w:color w:val="000000"/>
         </w:rPr>
-        <w:t xml:space="preserve">2. What would you ask Case 2's evaluator that Case 1 does not raise?</w:t>
+        <w:t xml:space="preserve">2. What would you ask evaluator B that A does not raise?</w:t>
       </w:r>
     </w:p>
     <w:p>
@@ -5096,6 +5954,7 @@
           <w:i w:val="false"/>
           <w:b w:val="false"/>
           <w:u w:val="none"/>
+          <w:strike w:val="false"/>
           <w:sz w:val="22"/>
           <w:szCs w:val="22"/>
           <w:color w:val="B5BEC9"/>
@@ -5122,11 +5981,12 @@
           <w:i w:val="false"/>
           <w:b w:val="false"/>
           <w:u w:val="none"/>
+          <w:strike w:val="false"/>
           <w:sz w:val="22"/>
           <w:szCs w:val="22"/>
           <w:color w:val="000000"/>
         </w:rPr>
-        <w:t xml:space="preserve">3. Using changes, Case 2's estimate is 5% above its decision rule; Case 1's estimate is only 1% above its rule. Does that change your answer?</w:t>
+        <w:t xml:space="preserve">3. B's whole interval clears the rule; A's straddles it. Does that change your answer?</w:t>
       </w:r>
     </w:p>
     <w:p>
@@ -5148,6 +6008,7 @@
           <w:i w:val="false"/>
           <w:b w:val="false"/>
           <w:u w:val="none"/>
+          <w:strike w:val="false"/>
           <w:sz w:val="22"/>
           <w:szCs w:val="22"/>
           <w:color w:val="B5BEC9"/>
@@ -5174,11 +6035,12 @@
           <w:i w:val="false"/>
           <w:b w:val="false"/>
           <w:u w:val="none"/>
+          <w:strike w:val="false"/>
           <w:sz w:val="22"/>
           <w:szCs w:val="22"/>
           <w:color w:val="000000"/>
         </w:rPr>
-        <w:t xml:space="preserve">Our verdict on Case 1:   Act  /  Act with conditions  /  Send back to the evaluator</w:t>
+        <w:t xml:space="preserve">Our verdict on A:   Act  /  Act with conditions  /  Send back to the evaluator</w:t>
       </w:r>
     </w:p>
     <w:p>
@@ -5200,11 +6062,12 @@
           <w:i w:val="false"/>
           <w:b w:val="false"/>
           <w:u w:val="none"/>
+          <w:strike w:val="false"/>
           <w:sz w:val="22"/>
           <w:szCs w:val="22"/>
           <w:color w:val="000000"/>
         </w:rPr>
-        <w:t xml:space="preserve">Our verdict on Case 2:   Act  /  Act with conditions  /  Send back to the evaluator</w:t>
+        <w:t xml:space="preserve">Our verdict on B:   Act  /  Act with conditions  /  Send back to the evaluator</w:t>
       </w:r>
     </w:p>
     <w:p>
@@ -5232,6 +6095,7 @@
           <w:i w:val="false"/>
           <w:b w:val="false"/>
           <w:u w:val="none"/>
+          <w:strike w:val="false"/>
           <w:sz w:val="18"/>
           <w:szCs w:val="18"/>
           <w:color w:val="545860"/>
@@ -5258,6 +6122,7 @@
           <w:i w:val="false"/>
           <w:b w:val="true"/>
           <w:u w:val="none"/>
+          <w:strike w:val="false"/>
           <w:sz w:val="36"/>
           <w:szCs w:val="36"/>
           <w:color w:val="063360"/>
@@ -5284,11 +6149,12 @@
           <w:i w:val="false"/>
           <w:b w:val="true"/>
           <w:u w:val="none"/>
+          <w:strike w:val="false"/>
           <w:sz w:val="22"/>
           <w:szCs w:val="22"/>
           <w:color w:val="000000"/>
         </w:rPr>
-        <w:t xml:space="preserve">The prompt, with the two-case table and both balance tables pasted in:</w:t>
+        <w:t xml:space="preserve">The prompt, with the side-by-side table and both balance tables pasted in:</w:t>
       </w:r>
     </w:p>
     <w:p>
@@ -5310,6 +6176,7 @@
           <w:i w:val="true"/>
           <w:b w:val="false"/>
           <w:u w:val="none"/>
+          <w:strike w:val="false"/>
           <w:sz w:val="22"/>
           <w:szCs w:val="22"/>
           <w:color w:val="000000"/>
@@ -5336,6 +6203,7 @@
           <w:i w:val="false"/>
           <w:b w:val="true"/>
           <w:u w:val="none"/>
+          <w:strike w:val="false"/>
           <w:sz w:val="26"/>
           <w:szCs w:val="26"/>
           <w:color w:val="215A9E"/>
@@ -5362,11 +6230,12 @@
           <w:i w:val="false"/>
           <w:b w:val="false"/>
           <w:u w:val="none"/>
+          <w:strike w:val="false"/>
           <w:sz w:val="22"/>
           <w:szCs w:val="22"/>
           <w:color w:val="000000"/>
         </w:rPr>
-        <w:t xml:space="preserve">Case 1: Matching was highly effective, with every business matched and excellent covariate balance. The programme reduced costs by around 1,000 AED, with an interval that straddles the 1,000 AED threshold.</w:t>
+        <w:t xml:space="preserve">Evaluator A: Manager age remains somewhat imbalanced. The programme reduced costs by around 1,030 AED, with an interval that straddles the 1,000 AED threshold.</w:t>
       </w:r>
     </w:p>
     <w:p>
@@ -5388,11 +6257,12 @@
           <w:i w:val="false"/>
           <w:b w:val="false"/>
           <w:u w:val="none"/>
+          <w:strike w:val="false"/>
           <w:sz w:val="22"/>
           <w:szCs w:val="22"/>
           <w:color w:val="000000"/>
         </w:rPr>
-        <w:t xml:space="preserve">Case 2: Matching was similarly strong, with every segment matched and good balance. The matched estimate shows cameras avoided 2.10 collisions per segment, comfortably exceeding the 2.0 threshold, so this programme should be scaled.</w:t>
+        <w:t xml:space="preserve">Evaluator B: Matching was even stronger, with near-perfect balance on every characteristic. The matched estimate shows a cut of 1,342 AED, comfortably exceeding the 1,000 AED threshold, so the programme should be scaled.</w:t>
       </w:r>
     </w:p>
     <w:p>
@@ -5414,6 +6284,7 @@
           <w:i w:val="false"/>
           <w:b w:val="true"/>
           <w:u w:val="none"/>
+          <w:strike w:val="false"/>
           <w:sz w:val="22"/>
           <w:szCs w:val="22"/>
           <w:color w:val="000000"/>
@@ -5440,6 +6311,7 @@
           <w:i w:val="false"/>
           <w:b w:val="false"/>
           <w:u w:val="none"/>
+          <w:strike w:val="false"/>
           <w:sz w:val="22"/>
           <w:szCs w:val="22"/>
           <w:color w:val="B5BEC9"/>
@@ -5466,6 +6338,7 @@
           <w:i w:val="false"/>
           <w:b w:val="false"/>
           <w:u w:val="none"/>
+          <w:strike w:val="false"/>
           <w:sz w:val="22"/>
           <w:szCs w:val="22"/>
           <w:color w:val="B5BEC9"/>
@@ -5492,6 +6365,7 @@
           <w:i w:val="false"/>
           <w:b w:val="false"/>
           <w:u w:val="none"/>
+          <w:strike w:val="false"/>
           <w:sz w:val="22"/>
           <w:szCs w:val="22"/>
           <w:color w:val="B5BEC9"/>
@@ -5524,6 +6398,7 @@
           <w:i w:val="false"/>
           <w:b w:val="false"/>
           <w:u w:val="none"/>
+          <w:strike w:val="false"/>
           <w:sz w:val="18"/>
           <w:szCs w:val="18"/>
           <w:color w:val="545860"/>
@@ -5550,6 +6425,7 @@
           <w:i w:val="false"/>
           <w:b w:val="true"/>
           <w:u w:val="none"/>
+          <w:strike w:val="false"/>
           <w:sz w:val="36"/>
           <w:szCs w:val="36"/>
           <w:color w:val="063360"/>
@@ -5590,7 +6466,6 @@
           </w:tcPr>
           <w:p>
             <w:pPr>
-              <w:pStyle w:val="Normal"/>
               <w:jc w:val="left"/>
               <w:pBdr>
                 <w:bottom w:val="none" w:sz="0" w:space="0" w:color="000000"/>
@@ -5600,6 +6475,16 @@
               </w:pBdr>
               <w:spacing w:after="200" w:before="200" w:line="240"/>
               <w:ind w:left="200" w:right="200" w:firstLine="0" w:firstLineChars="0"/>
+              <w:rPr>
+                <w:rFonts w:ascii="Arial" w:hAnsi="Arial" w:eastAsia="Arial" w:cs="Arial"/>
+                <w:i w:val="false"/>
+                <w:b w:val="false"/>
+                <w:u w:val="none"/>
+                <w:strike w:val="false"/>
+                <w:sz w:val="21"/>
+                <w:szCs w:val="21"/>
+                <w:color w:val="000000"/>
+              </w:rPr>
             </w:pPr>
             <w:r>
               <w:rPr>
@@ -5607,6 +6492,7 @@
                 <w:i w:val="false"/>
                 <w:b w:val="true"/>
                 <w:u w:val="none"/>
+                <w:strike w:val="false"/>
                 <w:sz w:val="22"/>
                 <w:szCs w:val="22"/>
                 <w:color w:val="063360"/>
@@ -5619,6 +6505,7 @@
                 <w:i w:val="false"/>
                 <w:b w:val="false"/>
                 <w:u w:val="none"/>
+                <w:strike w:val="false"/>
                 <w:sz w:val="21"/>
                 <w:szCs w:val="21"/>
                 <w:color w:val="000000"/>
@@ -5631,18 +6518,20 @@
                 <w:i w:val="false"/>
                 <w:b w:val="false"/>
                 <w:u w:val="none"/>
-                <w:sz w:val="21"/>
-                <w:szCs w:val="21"/>
-                <w:color w:val="000000"/>
-              </w:rPr>
-              <w:t xml:space="preserve">"Two matching studies. For each: how many treated units had no real lookalike; did the outcome's baseline balance; do levels and changes agree? Our decision rules are below. Ask me questions before you answer."</w:t>
-            </w:r>
-            <w:r>
-              <w:rPr>
-                <w:rFonts w:ascii="Arial" w:hAnsi="Arial" w:eastAsia="Arial" w:cs="Arial"/>
-                <w:i w:val="false"/>
-                <w:b w:val="false"/>
-                <w:u w:val="none"/>
+                <w:strike w:val="false"/>
+                <w:sz w:val="21"/>
+                <w:szCs w:val="21"/>
+                <w:color w:val="000000"/>
+              </w:rPr>
+              <w:t xml:space="preserve">"Two matching studies of the same businesses. For each: what was left off the list; were the pairs' costs similar before the programme; how far apart are characteristics that were not matched on? Our decision rule is below. Ask me questions before you answer."</w:t>
+            </w:r>
+            <w:r>
+              <w:rPr>
+                <w:rFonts w:ascii="Arial" w:hAnsi="Arial" w:eastAsia="Arial" w:cs="Arial"/>
+                <w:i w:val="false"/>
+                <w:b w:val="false"/>
+                <w:u w:val="none"/>
+                <w:strike w:val="false"/>
                 <w:sz w:val="21"/>
                 <w:szCs w:val="21"/>
                 <w:color w:val="000000"/>
@@ -5655,6 +6544,7 @@
                 <w:i w:val="false"/>
                 <w:b w:val="false"/>
                 <w:u w:val="none"/>
+                <w:strike w:val="false"/>
                 <w:sz w:val="21"/>
                 <w:szCs w:val="21"/>
                 <w:color w:val="000000"/>
@@ -5688,7 +6578,6 @@
           </w:tcPr>
           <w:p>
             <w:pPr>
-              <w:pStyle w:val="Normal"/>
               <w:jc w:val="left"/>
               <w:pBdr>
                 <w:bottom w:val="none" w:sz="0" w:space="0" w:color="000000"/>
@@ -5698,6 +6587,16 @@
               </w:pBdr>
               <w:spacing w:after="200" w:before="200" w:line="240"/>
               <w:ind w:left="200" w:right="200" w:firstLine="0" w:firstLineChars="0"/>
+              <w:rPr>
+                <w:rFonts w:ascii="Arial" w:hAnsi="Arial" w:eastAsia="Arial" w:cs="Arial"/>
+                <w:i w:val="false"/>
+                <w:b w:val="false"/>
+                <w:u w:val="none"/>
+                <w:strike w:val="false"/>
+                <w:sz w:val="21"/>
+                <w:szCs w:val="21"/>
+                <w:color w:val="000000"/>
+              </w:rPr>
             </w:pPr>
             <w:r>
               <w:rPr>
@@ -5705,6 +6604,7 @@
                 <w:i w:val="false"/>
                 <w:b w:val="true"/>
                 <w:u w:val="none"/>
+                <w:strike w:val="false"/>
                 <w:sz w:val="22"/>
                 <w:szCs w:val="22"/>
                 <w:color w:val="063360"/>
@@ -5717,6 +6617,7 @@
                 <w:i w:val="false"/>
                 <w:b w:val="false"/>
                 <w:u w:val="none"/>
+                <w:strike w:val="false"/>
                 <w:sz w:val="21"/>
                 <w:szCs w:val="21"/>
                 <w:color w:val="000000"/>
@@ -5729,18 +6630,20 @@
                 <w:i w:val="false"/>
                 <w:b w:val="false"/>
                 <w:u w:val="none"/>
-                <w:sz w:val="21"/>
-                <w:szCs w:val="21"/>
-                <w:color w:val="000000"/>
-              </w:rPr>
-              <w:t xml:space="preserve">"Two matching studies. For each: how many treated units had no real lookalike; did the outcome's baseline balance; do levels and changes agree? Our decision rules are below. Ask me questions before you answer."</w:t>
-            </w:r>
-            <w:r>
-              <w:rPr>
-                <w:rFonts w:ascii="Arial" w:hAnsi="Arial" w:eastAsia="Arial" w:cs="Arial"/>
-                <w:i w:val="false"/>
-                <w:b w:val="false"/>
-                <w:u w:val="none"/>
+                <w:strike w:val="false"/>
+                <w:sz w:val="21"/>
+                <w:szCs w:val="21"/>
+                <w:color w:val="000000"/>
+              </w:rPr>
+              <w:t xml:space="preserve">"Two matching studies of the same businesses. For each: what was left off the list; were the pairs' costs similar before the programme; how far apart are characteristics that were not matched on? Our decision rule is below. Ask me questions before you answer."</w:t>
+            </w:r>
+            <w:r>
+              <w:rPr>
+                <w:rFonts w:ascii="Arial" w:hAnsi="Arial" w:eastAsia="Arial" w:cs="Arial"/>
+                <w:i w:val="false"/>
+                <w:b w:val="false"/>
+                <w:u w:val="none"/>
+                <w:strike w:val="false"/>
                 <w:sz w:val="21"/>
                 <w:szCs w:val="21"/>
                 <w:color w:val="000000"/>
@@ -5753,6 +6656,7 @@
                 <w:i w:val="false"/>
                 <w:b w:val="false"/>
                 <w:u w:val="none"/>
+                <w:strike w:val="false"/>
                 <w:sz w:val="21"/>
                 <w:szCs w:val="21"/>
                 <w:color w:val="000000"/>
@@ -5786,7 +6690,6 @@
           </w:tcPr>
           <w:p>
             <w:pPr>
-              <w:pStyle w:val="Normal"/>
               <w:jc w:val="left"/>
               <w:pBdr>
                 <w:bottom w:val="none" w:sz="0" w:space="0" w:color="000000"/>
@@ -5796,6 +6699,16 @@
               </w:pBdr>
               <w:spacing w:after="200" w:before="200" w:line="240"/>
               <w:ind w:left="200" w:right="200" w:firstLine="0" w:firstLineChars="0"/>
+              <w:rPr>
+                <w:rFonts w:ascii="Arial" w:hAnsi="Arial" w:eastAsia="Arial" w:cs="Arial"/>
+                <w:i w:val="false"/>
+                <w:b w:val="false"/>
+                <w:u w:val="none"/>
+                <w:strike w:val="false"/>
+                <w:sz w:val="21"/>
+                <w:szCs w:val="21"/>
+                <w:color w:val="000000"/>
+              </w:rPr>
             </w:pPr>
             <w:r>
               <w:rPr>
@@ -5803,6 +6716,7 @@
                 <w:i w:val="false"/>
                 <w:b w:val="true"/>
                 <w:u w:val="none"/>
+                <w:strike w:val="false"/>
                 <w:sz w:val="22"/>
                 <w:szCs w:val="22"/>
                 <w:color w:val="063360"/>
@@ -5815,6 +6729,7 @@
                 <w:i w:val="false"/>
                 <w:b w:val="false"/>
                 <w:u w:val="none"/>
+                <w:strike w:val="false"/>
                 <w:sz w:val="21"/>
                 <w:szCs w:val="21"/>
                 <w:color w:val="000000"/>
@@ -5827,18 +6742,20 @@
                 <w:i w:val="false"/>
                 <w:b w:val="false"/>
                 <w:u w:val="none"/>
-                <w:sz w:val="21"/>
-                <w:szCs w:val="21"/>
-                <w:color w:val="000000"/>
-              </w:rPr>
-              <w:t xml:space="preserve">"Two matching studies. For each: how many treated units had no real lookalike; did the outcome's baseline balance; do levels and changes agree? Our decision rules are below. Ask me questions before you answer."</w:t>
-            </w:r>
-            <w:r>
-              <w:rPr>
-                <w:rFonts w:ascii="Arial" w:hAnsi="Arial" w:eastAsia="Arial" w:cs="Arial"/>
-                <w:i w:val="false"/>
-                <w:b w:val="false"/>
-                <w:u w:val="none"/>
+                <w:strike w:val="false"/>
+                <w:sz w:val="21"/>
+                <w:szCs w:val="21"/>
+                <w:color w:val="000000"/>
+              </w:rPr>
+              <w:t xml:space="preserve">"Two matching studies of the same businesses. For each: what was left off the list; were the pairs' costs similar before the programme; how far apart are characteristics that were not matched on? Our decision rule is below. Ask me questions before you answer."</w:t>
+            </w:r>
+            <w:r>
+              <w:rPr>
+                <w:rFonts w:ascii="Arial" w:hAnsi="Arial" w:eastAsia="Arial" w:cs="Arial"/>
+                <w:i w:val="false"/>
+                <w:b w:val="false"/>
+                <w:u w:val="none"/>
+                <w:strike w:val="false"/>
                 <w:sz w:val="21"/>
                 <w:szCs w:val="21"/>
                 <w:color w:val="000000"/>
@@ -5851,6 +6768,7 @@
                 <w:i w:val="false"/>
                 <w:b w:val="false"/>
                 <w:u w:val="none"/>
+                <w:strike w:val="false"/>
                 <w:sz w:val="21"/>
                 <w:szCs w:val="21"/>
                 <w:color w:val="000000"/>
@@ -5884,7 +6802,6 @@
           </w:tcPr>
           <w:p>
             <w:pPr>
-              <w:pStyle w:val="Normal"/>
               <w:jc w:val="left"/>
               <w:pBdr>
                 <w:bottom w:val="none" w:sz="0" w:space="0" w:color="000000"/>
@@ -5894,6 +6811,16 @@
               </w:pBdr>
               <w:spacing w:after="200" w:before="200" w:line="240"/>
               <w:ind w:left="200" w:right="200" w:firstLine="0" w:firstLineChars="0"/>
+              <w:rPr>
+                <w:rFonts w:ascii="Arial" w:hAnsi="Arial" w:eastAsia="Arial" w:cs="Arial"/>
+                <w:i w:val="false"/>
+                <w:b w:val="false"/>
+                <w:u w:val="none"/>
+                <w:strike w:val="false"/>
+                <w:sz w:val="21"/>
+                <w:szCs w:val="21"/>
+                <w:color w:val="000000"/>
+              </w:rPr>
             </w:pPr>
             <w:r>
               <w:rPr>
@@ -5901,6 +6828,7 @@
                 <w:i w:val="false"/>
                 <w:b w:val="true"/>
                 <w:u w:val="none"/>
+                <w:strike w:val="false"/>
                 <w:sz w:val="22"/>
                 <w:szCs w:val="22"/>
                 <w:color w:val="063360"/>
@@ -5913,6 +6841,7 @@
                 <w:i w:val="false"/>
                 <w:b w:val="false"/>
                 <w:u w:val="none"/>
+                <w:strike w:val="false"/>
                 <w:sz w:val="21"/>
                 <w:szCs w:val="21"/>
                 <w:color w:val="000000"/>
@@ -5925,18 +6854,20 @@
                 <w:i w:val="false"/>
                 <w:b w:val="false"/>
                 <w:u w:val="none"/>
-                <w:sz w:val="21"/>
-                <w:szCs w:val="21"/>
-                <w:color w:val="000000"/>
-              </w:rPr>
-              <w:t xml:space="preserve">"Two matching studies. For each: how many treated units had no real lookalike; did the outcome's baseline balance; do levels and changes agree? Our decision rules are below. Ask me questions before you answer."</w:t>
-            </w:r>
-            <w:r>
-              <w:rPr>
-                <w:rFonts w:ascii="Arial" w:hAnsi="Arial" w:eastAsia="Arial" w:cs="Arial"/>
-                <w:i w:val="false"/>
-                <w:b w:val="false"/>
-                <w:u w:val="none"/>
+                <w:strike w:val="false"/>
+                <w:sz w:val="21"/>
+                <w:szCs w:val="21"/>
+                <w:color w:val="000000"/>
+              </w:rPr>
+              <w:t xml:space="preserve">"Two matching studies of the same businesses. For each: what was left off the list; were the pairs' costs similar before the programme; how far apart are characteristics that were not matched on? Our decision rule is below. Ask me questions before you answer."</w:t>
+            </w:r>
+            <w:r>
+              <w:rPr>
+                <w:rFonts w:ascii="Arial" w:hAnsi="Arial" w:eastAsia="Arial" w:cs="Arial"/>
+                <w:i w:val="false"/>
+                <w:b w:val="false"/>
+                <w:u w:val="none"/>
+                <w:strike w:val="false"/>
                 <w:sz w:val="21"/>
                 <w:szCs w:val="21"/>
                 <w:color w:val="000000"/>
@@ -5949,6 +6880,7 @@
                 <w:i w:val="false"/>
                 <w:b w:val="false"/>
                 <w:u w:val="none"/>
+                <w:strike w:val="false"/>
                 <w:sz w:val="21"/>
                 <w:szCs w:val="21"/>
                 <w:color w:val="000000"/>
@@ -5984,6 +6916,7 @@
           <w:i w:val="false"/>
           <w:b w:val="false"/>
           <w:u w:val="none"/>
+          <w:strike w:val="false"/>
           <w:sz w:val="18"/>
           <w:szCs w:val="18"/>
           <w:color w:val="545860"/>
@@ -6010,6 +6943,7 @@
           <w:i w:val="false"/>
           <w:b w:val="true"/>
           <w:u w:val="none"/>
+          <w:strike w:val="false"/>
           <w:sz w:val="36"/>
           <w:szCs w:val="36"/>
           <w:color w:val="063360"/>
@@ -6051,7 +6985,6 @@
           </w:tcPr>
           <w:p>
             <w:pPr>
-              <w:pStyle w:val="Normal"/>
               <w:jc w:val="left"/>
               <w:pBdr>
                 <w:bottom w:val="none" w:sz="0" w:space="0" w:color="000000"/>
@@ -6061,6 +6994,16 @@
               </w:pBdr>
               <w:spacing w:after="200" w:before="200" w:line="240"/>
               <w:ind w:left="200" w:right="200" w:firstLine="0" w:firstLineChars="0"/>
+              <w:rPr>
+                <w:rFonts w:ascii="Arial" w:hAnsi="Arial" w:eastAsia="Arial" w:cs="Arial"/>
+                <w:i w:val="false"/>
+                <w:b w:val="false"/>
+                <w:u w:val="none"/>
+                <w:strike w:val="false"/>
+                <w:sz w:val="21"/>
+                <w:szCs w:val="21"/>
+                <w:color w:val="000000"/>
+              </w:rPr>
             </w:pPr>
             <w:r>
               <w:rPr>
@@ -6068,6 +7011,7 @@
                 <w:i w:val="false"/>
                 <w:b w:val="true"/>
                 <w:u w:val="none"/>
+                <w:strike w:val="false"/>
                 <w:sz w:val="22"/>
                 <w:szCs w:val="22"/>
                 <w:color w:val="063360"/>
@@ -6080,6 +7024,7 @@
                 <w:i w:val="false"/>
                 <w:b w:val="false"/>
                 <w:u w:val="none"/>
+                <w:strike w:val="false"/>
                 <w:sz w:val="21"/>
                 <w:szCs w:val="21"/>
                 <w:color w:val="000000"/>
@@ -6092,6 +7037,7 @@
                 <w:i w:val="false"/>
                 <w:b w:val="false"/>
                 <w:u w:val="none"/>
+                <w:strike w:val="false"/>
                 <w:sz w:val="21"/>
                 <w:szCs w:val="21"/>
                 <w:color w:val="000000"/>
@@ -6104,6 +7050,7 @@
                 <w:i w:val="false"/>
                 <w:b w:val="false"/>
                 <w:u w:val="none"/>
+                <w:strike w:val="false"/>
                 <w:sz w:val="21"/>
                 <w:szCs w:val="21"/>
                 <w:color w:val="000000"/>
@@ -6116,18 +7063,20 @@
                 <w:i w:val="false"/>
                 <w:b w:val="false"/>
                 <w:u w:val="none"/>
-                <w:sz w:val="21"/>
-                <w:szCs w:val="21"/>
-                <w:color w:val="000000"/>
-              </w:rPr>
-              <w:t xml:space="preserve">2. How many treated units had no close match, and what happened to those units?</w:t>
-            </w:r>
-            <w:r>
-              <w:rPr>
-                <w:rFonts w:ascii="Arial" w:hAnsi="Arial" w:eastAsia="Arial" w:cs="Arial"/>
-                <w:i w:val="false"/>
-                <w:b w:val="false"/>
-                <w:u w:val="none"/>
+                <w:strike w:val="false"/>
+                <w:sz w:val="21"/>
+                <w:szCs w:val="21"/>
+                <w:color w:val="000000"/>
+              </w:rPr>
+              <w:t xml:space="preserve">2. How many treated units had no close match, and how often was each twin reused?</w:t>
+            </w:r>
+            <w:r>
+              <w:rPr>
+                <w:rFonts w:ascii="Arial" w:hAnsi="Arial" w:eastAsia="Arial" w:cs="Arial"/>
+                <w:i w:val="false"/>
+                <w:b w:val="false"/>
+                <w:u w:val="none"/>
+                <w:strike w:val="false"/>
                 <w:sz w:val="21"/>
                 <w:szCs w:val="21"/>
                 <w:color w:val="000000"/>
@@ -6140,6 +7089,7 @@
                 <w:i w:val="false"/>
                 <w:b w:val="false"/>
                 <w:u w:val="none"/>
+                <w:strike w:val="false"/>
                 <w:sz w:val="21"/>
                 <w:szCs w:val="21"/>
                 <w:color w:val="000000"/>
@@ -6152,6 +7102,7 @@
                 <w:i w:val="false"/>
                 <w:b w:val="false"/>
                 <w:u w:val="none"/>
+                <w:strike w:val="false"/>
                 <w:sz w:val="21"/>
                 <w:szCs w:val="21"/>
                 <w:color w:val="000000"/>
@@ -6164,18 +7115,20 @@
                 <w:i w:val="false"/>
                 <w:b w:val="false"/>
                 <w:u w:val="none"/>
-                <w:sz w:val="21"/>
-                <w:szCs w:val="21"/>
-                <w:color w:val="000000"/>
-              </w:rPr>
-              <w:t xml:space="preserve">4. Does the answer hold if you change what you matched on, or compare changes instead of levels?</w:t>
-            </w:r>
-            <w:r>
-              <w:rPr>
-                <w:rFonts w:ascii="Arial" w:hAnsi="Arial" w:eastAsia="Arial" w:cs="Arial"/>
-                <w:i w:val="false"/>
-                <w:b w:val="false"/>
-                <w:u w:val="none"/>
+                <w:strike w:val="false"/>
+                <w:sz w:val="21"/>
+                <w:szCs w:val="21"/>
+                <w:color w:val="000000"/>
+              </w:rPr>
+              <w:t xml:space="preserve">4. Does the answer hold if you change what you matched on?</w:t>
+            </w:r>
+            <w:r>
+              <w:rPr>
+                <w:rFonts w:ascii="Arial" w:hAnsi="Arial" w:eastAsia="Arial" w:cs="Arial"/>
+                <w:i w:val="false"/>
+                <w:b w:val="false"/>
+                <w:u w:val="none"/>
+                <w:strike w:val="false"/>
                 <w:sz w:val="21"/>
                 <w:szCs w:val="21"/>
                 <w:color w:val="000000"/>
@@ -6188,6 +7141,7 @@
                 <w:i w:val="false"/>
                 <w:b w:val="false"/>
                 <w:u w:val="none"/>
+                <w:strike w:val="false"/>
                 <w:sz w:val="21"/>
                 <w:szCs w:val="21"/>
                 <w:color w:val="000000"/>
@@ -6200,6 +7154,7 @@
                 <w:i w:val="false"/>
                 <w:b w:val="false"/>
                 <w:u w:val="none"/>
+                <w:strike w:val="false"/>
                 <w:sz w:val="21"/>
                 <w:szCs w:val="21"/>
                 <w:color w:val="000000"/>
@@ -6212,6 +7167,7 @@
                 <w:i w:val="false"/>
                 <w:b w:val="false"/>
                 <w:u w:val="none"/>
+                <w:strike w:val="false"/>
                 <w:sz w:val="21"/>
                 <w:szCs w:val="21"/>
                 <w:color w:val="000000"/>
@@ -6224,6 +7180,7 @@
                 <w:i w:val="false"/>
                 <w:b w:val="false"/>
                 <w:u w:val="none"/>
+                <w:strike w:val="false"/>
                 <w:sz w:val="21"/>
                 <w:szCs w:val="21"/>
                 <w:color w:val="000000"/>
@@ -6236,6 +7193,7 @@
                 <w:i w:val="false"/>
                 <w:b w:val="false"/>
                 <w:u w:val="none"/>
+                <w:strike w:val="false"/>
                 <w:sz w:val="21"/>
                 <w:szCs w:val="21"/>
                 <w:color w:val="000000"/>
@@ -6248,6 +7206,7 @@
                 <w:i w:val="false"/>
                 <w:b w:val="false"/>
                 <w:u w:val="none"/>
+                <w:strike w:val="false"/>
                 <w:sz w:val="21"/>
                 <w:szCs w:val="21"/>
                 <w:color w:val="000000"/>
@@ -6275,7 +7234,6 @@
           </w:tcPr>
           <w:p>
             <w:pPr>
-              <w:pStyle w:val="Normal"/>
               <w:jc w:val="left"/>
               <w:pBdr>
                 <w:bottom w:val="none" w:sz="0" w:space="0" w:color="000000"/>
@@ -6285,6 +7243,16 @@
               </w:pBdr>
               <w:spacing w:after="200" w:before="200" w:line="240"/>
               <w:ind w:left="200" w:right="200" w:firstLine="0" w:firstLineChars="0"/>
+              <w:rPr>
+                <w:rFonts w:ascii="Arial" w:hAnsi="Arial" w:eastAsia="Arial" w:cs="Arial"/>
+                <w:i w:val="false"/>
+                <w:b w:val="false"/>
+                <w:u w:val="none"/>
+                <w:strike w:val="false"/>
+                <w:sz w:val="21"/>
+                <w:szCs w:val="21"/>
+                <w:color w:val="000000"/>
+              </w:rPr>
             </w:pPr>
             <w:r>
               <w:rPr>
@@ -6292,6 +7260,7 @@
                 <w:i w:val="false"/>
                 <w:b w:val="true"/>
                 <w:u w:val="none"/>
+                <w:strike w:val="false"/>
                 <w:sz w:val="22"/>
                 <w:szCs w:val="22"/>
                 <w:color w:val="063360"/>
@@ -6304,6 +7273,7 @@
                 <w:i w:val="false"/>
                 <w:b w:val="false"/>
                 <w:u w:val="none"/>
+                <w:strike w:val="false"/>
                 <w:sz w:val="21"/>
                 <w:szCs w:val="21"/>
                 <w:color w:val="000000"/>
@@ -6316,6 +7286,7 @@
                 <w:i w:val="false"/>
                 <w:b w:val="false"/>
                 <w:u w:val="none"/>
+                <w:strike w:val="false"/>
                 <w:sz w:val="21"/>
                 <w:szCs w:val="21"/>
                 <w:color w:val="000000"/>
@@ -6328,6 +7299,7 @@
                 <w:i w:val="false"/>
                 <w:b w:val="false"/>
                 <w:u w:val="none"/>
+                <w:strike w:val="false"/>
                 <w:sz w:val="21"/>
                 <w:szCs w:val="21"/>
                 <w:color w:val="000000"/>
@@ -6340,18 +7312,20 @@
                 <w:i w:val="false"/>
                 <w:b w:val="false"/>
                 <w:u w:val="none"/>
-                <w:sz w:val="21"/>
-                <w:szCs w:val="21"/>
-                <w:color w:val="000000"/>
-              </w:rPr>
-              <w:t xml:space="preserve">2. How many treated units had no close match, and what happened to those units?</w:t>
-            </w:r>
-            <w:r>
-              <w:rPr>
-                <w:rFonts w:ascii="Arial" w:hAnsi="Arial" w:eastAsia="Arial" w:cs="Arial"/>
-                <w:i w:val="false"/>
-                <w:b w:val="false"/>
-                <w:u w:val="none"/>
+                <w:strike w:val="false"/>
+                <w:sz w:val="21"/>
+                <w:szCs w:val="21"/>
+                <w:color w:val="000000"/>
+              </w:rPr>
+              <w:t xml:space="preserve">2. How many treated units had no close match, and how often was each twin reused?</w:t>
+            </w:r>
+            <w:r>
+              <w:rPr>
+                <w:rFonts w:ascii="Arial" w:hAnsi="Arial" w:eastAsia="Arial" w:cs="Arial"/>
+                <w:i w:val="false"/>
+                <w:b w:val="false"/>
+                <w:u w:val="none"/>
+                <w:strike w:val="false"/>
                 <w:sz w:val="21"/>
                 <w:szCs w:val="21"/>
                 <w:color w:val="000000"/>
@@ -6364,6 +7338,7 @@
                 <w:i w:val="false"/>
                 <w:b w:val="false"/>
                 <w:u w:val="none"/>
+                <w:strike w:val="false"/>
                 <w:sz w:val="21"/>
                 <w:szCs w:val="21"/>
                 <w:color w:val="000000"/>
@@ -6376,6 +7351,7 @@
                 <w:i w:val="false"/>
                 <w:b w:val="false"/>
                 <w:u w:val="none"/>
+                <w:strike w:val="false"/>
                 <w:sz w:val="21"/>
                 <w:szCs w:val="21"/>
                 <w:color w:val="000000"/>
@@ -6388,18 +7364,20 @@
                 <w:i w:val="false"/>
                 <w:b w:val="false"/>
                 <w:u w:val="none"/>
-                <w:sz w:val="21"/>
-                <w:szCs w:val="21"/>
-                <w:color w:val="000000"/>
-              </w:rPr>
-              <w:t xml:space="preserve">4. Does the answer hold if you change what you matched on, or compare changes instead of levels?</w:t>
-            </w:r>
-            <w:r>
-              <w:rPr>
-                <w:rFonts w:ascii="Arial" w:hAnsi="Arial" w:eastAsia="Arial" w:cs="Arial"/>
-                <w:i w:val="false"/>
-                <w:b w:val="false"/>
-                <w:u w:val="none"/>
+                <w:strike w:val="false"/>
+                <w:sz w:val="21"/>
+                <w:szCs w:val="21"/>
+                <w:color w:val="000000"/>
+              </w:rPr>
+              <w:t xml:space="preserve">4. Does the answer hold if you change what you matched on?</w:t>
+            </w:r>
+            <w:r>
+              <w:rPr>
+                <w:rFonts w:ascii="Arial" w:hAnsi="Arial" w:eastAsia="Arial" w:cs="Arial"/>
+                <w:i w:val="false"/>
+                <w:b w:val="false"/>
+                <w:u w:val="none"/>
+                <w:strike w:val="false"/>
                 <w:sz w:val="21"/>
                 <w:szCs w:val="21"/>
                 <w:color w:val="000000"/>
@@ -6412,6 +7390,7 @@
                 <w:i w:val="false"/>
                 <w:b w:val="false"/>
                 <w:u w:val="none"/>
+                <w:strike w:val="false"/>
                 <w:sz w:val="21"/>
                 <w:szCs w:val="21"/>
                 <w:color w:val="000000"/>
@@ -6424,6 +7403,7 @@
                 <w:i w:val="false"/>
                 <w:b w:val="false"/>
                 <w:u w:val="none"/>
+                <w:strike w:val="false"/>
                 <w:sz w:val="21"/>
                 <w:szCs w:val="21"/>
                 <w:color w:val="000000"/>
@@ -6436,6 +7416,7 @@
                 <w:i w:val="false"/>
                 <w:b w:val="false"/>
                 <w:u w:val="none"/>
+                <w:strike w:val="false"/>
                 <w:sz w:val="21"/>
                 <w:szCs w:val="21"/>
                 <w:color w:val="000000"/>
@@ -6448,6 +7429,7 @@
                 <w:i w:val="false"/>
                 <w:b w:val="false"/>
                 <w:u w:val="none"/>
+                <w:strike w:val="false"/>
                 <w:sz w:val="21"/>
                 <w:szCs w:val="21"/>
                 <w:color w:val="000000"/>
@@ -6460,6 +7442,7 @@
                 <w:i w:val="false"/>
                 <w:b w:val="false"/>
                 <w:u w:val="none"/>
+                <w:strike w:val="false"/>
                 <w:sz w:val="21"/>
                 <w:szCs w:val="21"/>
                 <w:color w:val="000000"/>
@@ -6472,6 +7455,7 @@
                 <w:i w:val="false"/>
                 <w:b w:val="false"/>
                 <w:u w:val="none"/>
+                <w:strike w:val="false"/>
                 <w:sz w:val="21"/>
                 <w:szCs w:val="21"/>
                 <w:color w:val="000000"/>
@@ -6505,7 +7489,6 @@
           </w:tcPr>
           <w:p>
             <w:pPr>
-              <w:pStyle w:val="Normal"/>
               <w:jc w:val="left"/>
               <w:pBdr>
                 <w:bottom w:val="none" w:sz="0" w:space="0" w:color="000000"/>
@@ -6515,6 +7498,16 @@
               </w:pBdr>
               <w:spacing w:after="200" w:before="200" w:line="240"/>
               <w:ind w:left="200" w:right="200" w:firstLine="0" w:firstLineChars="0"/>
+              <w:rPr>
+                <w:rFonts w:ascii="Arial" w:hAnsi="Arial" w:eastAsia="Arial" w:cs="Arial"/>
+                <w:i w:val="false"/>
+                <w:b w:val="false"/>
+                <w:u w:val="none"/>
+                <w:strike w:val="false"/>
+                <w:sz w:val="21"/>
+                <w:szCs w:val="21"/>
+                <w:color w:val="000000"/>
+              </w:rPr>
             </w:pPr>
             <w:r>
               <w:rPr>
@@ -6522,6 +7515,7 @@
                 <w:i w:val="false"/>
                 <w:b w:val="true"/>
                 <w:u w:val="none"/>
+                <w:strike w:val="false"/>
                 <w:sz w:val="22"/>
                 <w:szCs w:val="22"/>
                 <w:color w:val="063360"/>
@@ -6534,6 +7528,7 @@
                 <w:i w:val="false"/>
                 <w:b w:val="false"/>
                 <w:u w:val="none"/>
+                <w:strike w:val="false"/>
                 <w:sz w:val="21"/>
                 <w:szCs w:val="21"/>
                 <w:color w:val="000000"/>
@@ -6546,6 +7541,7 @@
                 <w:i w:val="false"/>
                 <w:b w:val="false"/>
                 <w:u w:val="none"/>
+                <w:strike w:val="false"/>
                 <w:sz w:val="21"/>
                 <w:szCs w:val="21"/>
                 <w:color w:val="000000"/>
@@ -6558,6 +7554,7 @@
                 <w:i w:val="false"/>
                 <w:b w:val="false"/>
                 <w:u w:val="none"/>
+                <w:strike w:val="false"/>
                 <w:sz w:val="21"/>
                 <w:szCs w:val="21"/>
                 <w:color w:val="000000"/>
@@ -6570,18 +7567,20 @@
                 <w:i w:val="false"/>
                 <w:b w:val="false"/>
                 <w:u w:val="none"/>
-                <w:sz w:val="21"/>
-                <w:szCs w:val="21"/>
-                <w:color w:val="000000"/>
-              </w:rPr>
-              <w:t xml:space="preserve">2. How many treated units had no close match, and what happened to those units?</w:t>
-            </w:r>
-            <w:r>
-              <w:rPr>
-                <w:rFonts w:ascii="Arial" w:hAnsi="Arial" w:eastAsia="Arial" w:cs="Arial"/>
-                <w:i w:val="false"/>
-                <w:b w:val="false"/>
-                <w:u w:val="none"/>
+                <w:strike w:val="false"/>
+                <w:sz w:val="21"/>
+                <w:szCs w:val="21"/>
+                <w:color w:val="000000"/>
+              </w:rPr>
+              <w:t xml:space="preserve">2. How many treated units had no close match, and how often was each twin reused?</w:t>
+            </w:r>
+            <w:r>
+              <w:rPr>
+                <w:rFonts w:ascii="Arial" w:hAnsi="Arial" w:eastAsia="Arial" w:cs="Arial"/>
+                <w:i w:val="false"/>
+                <w:b w:val="false"/>
+                <w:u w:val="none"/>
+                <w:strike w:val="false"/>
                 <w:sz w:val="21"/>
                 <w:szCs w:val="21"/>
                 <w:color w:val="000000"/>
@@ -6594,6 +7593,7 @@
                 <w:i w:val="false"/>
                 <w:b w:val="false"/>
                 <w:u w:val="none"/>
+                <w:strike w:val="false"/>
                 <w:sz w:val="21"/>
                 <w:szCs w:val="21"/>
                 <w:color w:val="000000"/>
@@ -6606,6 +7606,7 @@
                 <w:i w:val="false"/>
                 <w:b w:val="false"/>
                 <w:u w:val="none"/>
+                <w:strike w:val="false"/>
                 <w:sz w:val="21"/>
                 <w:szCs w:val="21"/>
                 <w:color w:val="000000"/>
@@ -6618,18 +7619,20 @@
                 <w:i w:val="false"/>
                 <w:b w:val="false"/>
                 <w:u w:val="none"/>
-                <w:sz w:val="21"/>
-                <w:szCs w:val="21"/>
-                <w:color w:val="000000"/>
-              </w:rPr>
-              <w:t xml:space="preserve">4. Does the answer hold if you change what you matched on, or compare changes instead of levels?</w:t>
-            </w:r>
-            <w:r>
-              <w:rPr>
-                <w:rFonts w:ascii="Arial" w:hAnsi="Arial" w:eastAsia="Arial" w:cs="Arial"/>
-                <w:i w:val="false"/>
-                <w:b w:val="false"/>
-                <w:u w:val="none"/>
+                <w:strike w:val="false"/>
+                <w:sz w:val="21"/>
+                <w:szCs w:val="21"/>
+                <w:color w:val="000000"/>
+              </w:rPr>
+              <w:t xml:space="preserve">4. Does the answer hold if you change what you matched on?</w:t>
+            </w:r>
+            <w:r>
+              <w:rPr>
+                <w:rFonts w:ascii="Arial" w:hAnsi="Arial" w:eastAsia="Arial" w:cs="Arial"/>
+                <w:i w:val="false"/>
+                <w:b w:val="false"/>
+                <w:u w:val="none"/>
+                <w:strike w:val="false"/>
                 <w:sz w:val="21"/>
                 <w:szCs w:val="21"/>
                 <w:color w:val="000000"/>
@@ -6642,6 +7645,7 @@
                 <w:i w:val="false"/>
                 <w:b w:val="false"/>
                 <w:u w:val="none"/>
+                <w:strike w:val="false"/>
                 <w:sz w:val="21"/>
                 <w:szCs w:val="21"/>
                 <w:color w:val="000000"/>
@@ -6654,6 +7658,7 @@
                 <w:i w:val="false"/>
                 <w:b w:val="false"/>
                 <w:u w:val="none"/>
+                <w:strike w:val="false"/>
                 <w:sz w:val="21"/>
                 <w:szCs w:val="21"/>
                 <w:color w:val="000000"/>
@@ -6666,6 +7671,7 @@
                 <w:i w:val="false"/>
                 <w:b w:val="false"/>
                 <w:u w:val="none"/>
+                <w:strike w:val="false"/>
                 <w:sz w:val="21"/>
                 <w:szCs w:val="21"/>
                 <w:color w:val="000000"/>
@@ -6678,6 +7684,7 @@
                 <w:i w:val="false"/>
                 <w:b w:val="false"/>
                 <w:u w:val="none"/>
+                <w:strike w:val="false"/>
                 <w:sz w:val="21"/>
                 <w:szCs w:val="21"/>
                 <w:color w:val="000000"/>
@@ -6690,6 +7697,7 @@
                 <w:i w:val="false"/>
                 <w:b w:val="false"/>
                 <w:u w:val="none"/>
+                <w:strike w:val="false"/>
                 <w:sz w:val="21"/>
                 <w:szCs w:val="21"/>
                 <w:color w:val="000000"/>
@@ -6702,6 +7710,7 @@
                 <w:i w:val="false"/>
                 <w:b w:val="false"/>
                 <w:u w:val="none"/>
+                <w:strike w:val="false"/>
                 <w:sz w:val="21"/>
                 <w:szCs w:val="21"/>
                 <w:color w:val="000000"/>
@@ -6729,7 +7738,6 @@
           </w:tcPr>
           <w:p>
             <w:pPr>
-              <w:pStyle w:val="Normal"/>
               <w:jc w:val="left"/>
               <w:pBdr>
                 <w:bottom w:val="none" w:sz="0" w:space="0" w:color="000000"/>
@@ -6739,6 +7747,16 @@
               </w:pBdr>
               <w:spacing w:after="200" w:before="200" w:line="240"/>
               <w:ind w:left="200" w:right="200" w:firstLine="0" w:firstLineChars="0"/>
+              <w:rPr>
+                <w:rFonts w:ascii="Arial" w:hAnsi="Arial" w:eastAsia="Arial" w:cs="Arial"/>
+                <w:i w:val="false"/>
+                <w:b w:val="false"/>
+                <w:u w:val="none"/>
+                <w:strike w:val="false"/>
+                <w:sz w:val="21"/>
+                <w:szCs w:val="21"/>
+                <w:color w:val="000000"/>
+              </w:rPr>
             </w:pPr>
             <w:r>
               <w:rPr>
@@ -6746,6 +7764,7 @@
                 <w:i w:val="false"/>
                 <w:b w:val="true"/>
                 <w:u w:val="none"/>
+                <w:strike w:val="false"/>
                 <w:sz w:val="22"/>
                 <w:szCs w:val="22"/>
                 <w:color w:val="063360"/>
@@ -6758,6 +7777,7 @@
                 <w:i w:val="false"/>
                 <w:b w:val="false"/>
                 <w:u w:val="none"/>
+                <w:strike w:val="false"/>
                 <w:sz w:val="21"/>
                 <w:szCs w:val="21"/>
                 <w:color w:val="000000"/>
@@ -6770,6 +7790,7 @@
                 <w:i w:val="false"/>
                 <w:b w:val="false"/>
                 <w:u w:val="none"/>
+                <w:strike w:val="false"/>
                 <w:sz w:val="21"/>
                 <w:szCs w:val="21"/>
                 <w:color w:val="000000"/>
@@ -6782,6 +7803,7 @@
                 <w:i w:val="false"/>
                 <w:b w:val="false"/>
                 <w:u w:val="none"/>
+                <w:strike w:val="false"/>
                 <w:sz w:val="21"/>
                 <w:szCs w:val="21"/>
                 <w:color w:val="000000"/>
@@ -6794,18 +7816,20 @@
                 <w:i w:val="false"/>
                 <w:b w:val="false"/>
                 <w:u w:val="none"/>
-                <w:sz w:val="21"/>
-                <w:szCs w:val="21"/>
-                <w:color w:val="000000"/>
-              </w:rPr>
-              <w:t xml:space="preserve">2. How many treated units had no close match, and what happened to those units?</w:t>
-            </w:r>
-            <w:r>
-              <w:rPr>
-                <w:rFonts w:ascii="Arial" w:hAnsi="Arial" w:eastAsia="Arial" w:cs="Arial"/>
-                <w:i w:val="false"/>
-                <w:b w:val="false"/>
-                <w:u w:val="none"/>
+                <w:strike w:val="false"/>
+                <w:sz w:val="21"/>
+                <w:szCs w:val="21"/>
+                <w:color w:val="000000"/>
+              </w:rPr>
+              <w:t xml:space="preserve">2. How many treated units had no close match, and how often was each twin reused?</w:t>
+            </w:r>
+            <w:r>
+              <w:rPr>
+                <w:rFonts w:ascii="Arial" w:hAnsi="Arial" w:eastAsia="Arial" w:cs="Arial"/>
+                <w:i w:val="false"/>
+                <w:b w:val="false"/>
+                <w:u w:val="none"/>
+                <w:strike w:val="false"/>
                 <w:sz w:val="21"/>
                 <w:szCs w:val="21"/>
                 <w:color w:val="000000"/>
@@ -6818,6 +7842,7 @@
                 <w:i w:val="false"/>
                 <w:b w:val="false"/>
                 <w:u w:val="none"/>
+                <w:strike w:val="false"/>
                 <w:sz w:val="21"/>
                 <w:szCs w:val="21"/>
                 <w:color w:val="000000"/>
@@ -6830,6 +7855,7 @@
                 <w:i w:val="false"/>
                 <w:b w:val="false"/>
                 <w:u w:val="none"/>
+                <w:strike w:val="false"/>
                 <w:sz w:val="21"/>
                 <w:szCs w:val="21"/>
                 <w:color w:val="000000"/>
@@ -6842,18 +7868,20 @@
                 <w:i w:val="false"/>
                 <w:b w:val="false"/>
                 <w:u w:val="none"/>
-                <w:sz w:val="21"/>
-                <w:szCs w:val="21"/>
-                <w:color w:val="000000"/>
-              </w:rPr>
-              <w:t xml:space="preserve">4. Does the answer hold if you change what you matched on, or compare changes instead of levels?</w:t>
-            </w:r>
-            <w:r>
-              <w:rPr>
-                <w:rFonts w:ascii="Arial" w:hAnsi="Arial" w:eastAsia="Arial" w:cs="Arial"/>
-                <w:i w:val="false"/>
-                <w:b w:val="false"/>
-                <w:u w:val="none"/>
+                <w:strike w:val="false"/>
+                <w:sz w:val="21"/>
+                <w:szCs w:val="21"/>
+                <w:color w:val="000000"/>
+              </w:rPr>
+              <w:t xml:space="preserve">4. Does the answer hold if you change what you matched on?</w:t>
+            </w:r>
+            <w:r>
+              <w:rPr>
+                <w:rFonts w:ascii="Arial" w:hAnsi="Arial" w:eastAsia="Arial" w:cs="Arial"/>
+                <w:i w:val="false"/>
+                <w:b w:val="false"/>
+                <w:u w:val="none"/>
+                <w:strike w:val="false"/>
                 <w:sz w:val="21"/>
                 <w:szCs w:val="21"/>
                 <w:color w:val="000000"/>
@@ -6866,6 +7894,7 @@
                 <w:i w:val="false"/>
                 <w:b w:val="false"/>
                 <w:u w:val="none"/>
+                <w:strike w:val="false"/>
                 <w:sz w:val="21"/>
                 <w:szCs w:val="21"/>
                 <w:color w:val="000000"/>
@@ -6878,6 +7907,7 @@
                 <w:i w:val="false"/>
                 <w:b w:val="false"/>
                 <w:u w:val="none"/>
+                <w:strike w:val="false"/>
                 <w:sz w:val="21"/>
                 <w:szCs w:val="21"/>
                 <w:color w:val="000000"/>
@@ -6890,6 +7920,7 @@
                 <w:i w:val="false"/>
                 <w:b w:val="false"/>
                 <w:u w:val="none"/>
+                <w:strike w:val="false"/>
                 <w:sz w:val="21"/>
                 <w:szCs w:val="21"/>
                 <w:color w:val="000000"/>
@@ -6902,6 +7933,7 @@
                 <w:i w:val="false"/>
                 <w:b w:val="false"/>
                 <w:u w:val="none"/>
+                <w:strike w:val="false"/>
                 <w:sz w:val="21"/>
                 <w:szCs w:val="21"/>
                 <w:color w:val="000000"/>
@@ -6914,6 +7946,7 @@
                 <w:i w:val="false"/>
                 <w:b w:val="false"/>
                 <w:u w:val="none"/>
+                <w:strike w:val="false"/>
                 <w:sz w:val="21"/>
                 <w:szCs w:val="21"/>
                 <w:color w:val="000000"/>
@@ -6926,6 +7959,7 @@
                 <w:i w:val="false"/>
                 <w:b w:val="false"/>
                 <w:u w:val="none"/>
+                <w:strike w:val="false"/>
                 <w:sz w:val="21"/>
                 <w:szCs w:val="21"/>
                 <w:color w:val="000000"/>
@@ -6959,7 +7993,6 @@
           </w:tcPr>
           <w:p>
             <w:pPr>
-              <w:pStyle w:val="Normal"/>
               <w:jc w:val="left"/>
               <w:pBdr>
                 <w:bottom w:val="none" w:sz="0" w:space="0" w:color="000000"/>
@@ -6969,6 +8002,16 @@
               </w:pBdr>
               <w:spacing w:after="200" w:before="200" w:line="240"/>
               <w:ind w:left="200" w:right="200" w:firstLine="0" w:firstLineChars="0"/>
+              <w:rPr>
+                <w:rFonts w:ascii="Arial" w:hAnsi="Arial" w:eastAsia="Arial" w:cs="Arial"/>
+                <w:i w:val="false"/>
+                <w:b w:val="false"/>
+                <w:u w:val="none"/>
+                <w:strike w:val="false"/>
+                <w:sz w:val="21"/>
+                <w:szCs w:val="21"/>
+                <w:color w:val="000000"/>
+              </w:rPr>
             </w:pPr>
             <w:r>
               <w:rPr>
@@ -6976,6 +8019,7 @@
                 <w:i w:val="false"/>
                 <w:b w:val="true"/>
                 <w:u w:val="none"/>
+                <w:strike w:val="false"/>
                 <w:sz w:val="22"/>
                 <w:szCs w:val="22"/>
                 <w:color w:val="063360"/>
@@ -6988,6 +8032,7 @@
                 <w:i w:val="false"/>
                 <w:b w:val="false"/>
                 <w:u w:val="none"/>
+                <w:strike w:val="false"/>
                 <w:sz w:val="21"/>
                 <w:szCs w:val="21"/>
                 <w:color w:val="000000"/>
@@ -7000,6 +8045,7 @@
                 <w:i w:val="false"/>
                 <w:b w:val="false"/>
                 <w:u w:val="none"/>
+                <w:strike w:val="false"/>
                 <w:sz w:val="21"/>
                 <w:szCs w:val="21"/>
                 <w:color w:val="000000"/>
@@ -7012,6 +8058,7 @@
                 <w:i w:val="false"/>
                 <w:b w:val="false"/>
                 <w:u w:val="none"/>
+                <w:strike w:val="false"/>
                 <w:sz w:val="21"/>
                 <w:szCs w:val="21"/>
                 <w:color w:val="000000"/>
@@ -7024,18 +8071,20 @@
                 <w:i w:val="false"/>
                 <w:b w:val="false"/>
                 <w:u w:val="none"/>
-                <w:sz w:val="21"/>
-                <w:szCs w:val="21"/>
-                <w:color w:val="000000"/>
-              </w:rPr>
-              <w:t xml:space="preserve">2. How many treated units had no close match, and what happened to those units?</w:t>
-            </w:r>
-            <w:r>
-              <w:rPr>
-                <w:rFonts w:ascii="Arial" w:hAnsi="Arial" w:eastAsia="Arial" w:cs="Arial"/>
-                <w:i w:val="false"/>
-                <w:b w:val="false"/>
-                <w:u w:val="none"/>
+                <w:strike w:val="false"/>
+                <w:sz w:val="21"/>
+                <w:szCs w:val="21"/>
+                <w:color w:val="000000"/>
+              </w:rPr>
+              <w:t xml:space="preserve">2. How many treated units had no close match, and how often was each twin reused?</w:t>
+            </w:r>
+            <w:r>
+              <w:rPr>
+                <w:rFonts w:ascii="Arial" w:hAnsi="Arial" w:eastAsia="Arial" w:cs="Arial"/>
+                <w:i w:val="false"/>
+                <w:b w:val="false"/>
+                <w:u w:val="none"/>
+                <w:strike w:val="false"/>
                 <w:sz w:val="21"/>
                 <w:szCs w:val="21"/>
                 <w:color w:val="000000"/>
@@ -7048,6 +8097,7 @@
                 <w:i w:val="false"/>
                 <w:b w:val="false"/>
                 <w:u w:val="none"/>
+                <w:strike w:val="false"/>
                 <w:sz w:val="21"/>
                 <w:szCs w:val="21"/>
                 <w:color w:val="000000"/>
@@ -7060,6 +8110,7 @@
                 <w:i w:val="false"/>
                 <w:b w:val="false"/>
                 <w:u w:val="none"/>
+                <w:strike w:val="false"/>
                 <w:sz w:val="21"/>
                 <w:szCs w:val="21"/>
                 <w:color w:val="000000"/>
@@ -7072,18 +8123,20 @@
                 <w:i w:val="false"/>
                 <w:b w:val="false"/>
                 <w:u w:val="none"/>
-                <w:sz w:val="21"/>
-                <w:szCs w:val="21"/>
-                <w:color w:val="000000"/>
-              </w:rPr>
-              <w:t xml:space="preserve">4. Does the answer hold if you change what you matched on, or compare changes instead of levels?</w:t>
-            </w:r>
-            <w:r>
-              <w:rPr>
-                <w:rFonts w:ascii="Arial" w:hAnsi="Arial" w:eastAsia="Arial" w:cs="Arial"/>
-                <w:i w:val="false"/>
-                <w:b w:val="false"/>
-                <w:u w:val="none"/>
+                <w:strike w:val="false"/>
+                <w:sz w:val="21"/>
+                <w:szCs w:val="21"/>
+                <w:color w:val="000000"/>
+              </w:rPr>
+              <w:t xml:space="preserve">4. Does the answer hold if you change what you matched on?</w:t>
+            </w:r>
+            <w:r>
+              <w:rPr>
+                <w:rFonts w:ascii="Arial" w:hAnsi="Arial" w:eastAsia="Arial" w:cs="Arial"/>
+                <w:i w:val="false"/>
+                <w:b w:val="false"/>
+                <w:u w:val="none"/>
+                <w:strike w:val="false"/>
                 <w:sz w:val="21"/>
                 <w:szCs w:val="21"/>
                 <w:color w:val="000000"/>
@@ -7096,6 +8149,7 @@
                 <w:i w:val="false"/>
                 <w:b w:val="false"/>
                 <w:u w:val="none"/>
+                <w:strike w:val="false"/>
                 <w:sz w:val="21"/>
                 <w:szCs w:val="21"/>
                 <w:color w:val="000000"/>
@@ -7108,6 +8162,7 @@
                 <w:i w:val="false"/>
                 <w:b w:val="false"/>
                 <w:u w:val="none"/>
+                <w:strike w:val="false"/>
                 <w:sz w:val="21"/>
                 <w:szCs w:val="21"/>
                 <w:color w:val="000000"/>
@@ -7120,6 +8175,7 @@
                 <w:i w:val="false"/>
                 <w:b w:val="false"/>
                 <w:u w:val="none"/>
+                <w:strike w:val="false"/>
                 <w:sz w:val="21"/>
                 <w:szCs w:val="21"/>
                 <w:color w:val="000000"/>
@@ -7132,6 +8188,7 @@
                 <w:i w:val="false"/>
                 <w:b w:val="false"/>
                 <w:u w:val="none"/>
+                <w:strike w:val="false"/>
                 <w:sz w:val="21"/>
                 <w:szCs w:val="21"/>
                 <w:color w:val="000000"/>
@@ -7144,6 +8201,7 @@
                 <w:i w:val="false"/>
                 <w:b w:val="false"/>
                 <w:u w:val="none"/>
+                <w:strike w:val="false"/>
                 <w:sz w:val="21"/>
                 <w:szCs w:val="21"/>
                 <w:color w:val="000000"/>
@@ -7156,6 +8214,7 @@
                 <w:i w:val="false"/>
                 <w:b w:val="false"/>
                 <w:u w:val="none"/>
+                <w:strike w:val="false"/>
                 <w:sz w:val="21"/>
                 <w:szCs w:val="21"/>
                 <w:color w:val="000000"/>
@@ -7183,7 +8242,6 @@
           </w:tcPr>
           <w:p>
             <w:pPr>
-              <w:pStyle w:val="Normal"/>
               <w:jc w:val="left"/>
               <w:pBdr>
                 <w:bottom w:val="none" w:sz="0" w:space="0" w:color="000000"/>
@@ -7193,6 +8251,16 @@
               </w:pBdr>
               <w:spacing w:after="200" w:before="200" w:line="240"/>
               <w:ind w:left="200" w:right="200" w:firstLine="0" w:firstLineChars="0"/>
+              <w:rPr>
+                <w:rFonts w:ascii="Arial" w:hAnsi="Arial" w:eastAsia="Arial" w:cs="Arial"/>
+                <w:i w:val="false"/>
+                <w:b w:val="false"/>
+                <w:u w:val="none"/>
+                <w:strike w:val="false"/>
+                <w:sz w:val="21"/>
+                <w:szCs w:val="21"/>
+                <w:color w:val="000000"/>
+              </w:rPr>
             </w:pPr>
             <w:r>
               <w:rPr>
@@ -7200,6 +8268,7 @@
                 <w:i w:val="false"/>
                 <w:b w:val="true"/>
                 <w:u w:val="none"/>
+                <w:strike w:val="false"/>
                 <w:sz w:val="22"/>
                 <w:szCs w:val="22"/>
                 <w:color w:val="063360"/>
@@ -7212,6 +8281,7 @@
                 <w:i w:val="false"/>
                 <w:b w:val="false"/>
                 <w:u w:val="none"/>
+                <w:strike w:val="false"/>
                 <w:sz w:val="21"/>
                 <w:szCs w:val="21"/>
                 <w:color w:val="000000"/>
@@ -7224,6 +8294,7 @@
                 <w:i w:val="false"/>
                 <w:b w:val="false"/>
                 <w:u w:val="none"/>
+                <w:strike w:val="false"/>
                 <w:sz w:val="21"/>
                 <w:szCs w:val="21"/>
                 <w:color w:val="000000"/>
@@ -7236,6 +8307,7 @@
                 <w:i w:val="false"/>
                 <w:b w:val="false"/>
                 <w:u w:val="none"/>
+                <w:strike w:val="false"/>
                 <w:sz w:val="21"/>
                 <w:szCs w:val="21"/>
                 <w:color w:val="000000"/>
@@ -7248,18 +8320,20 @@
                 <w:i w:val="false"/>
                 <w:b w:val="false"/>
                 <w:u w:val="none"/>
-                <w:sz w:val="21"/>
-                <w:szCs w:val="21"/>
-                <w:color w:val="000000"/>
-              </w:rPr>
-              <w:t xml:space="preserve">2. How many treated units had no close match, and what happened to those units?</w:t>
-            </w:r>
-            <w:r>
-              <w:rPr>
-                <w:rFonts w:ascii="Arial" w:hAnsi="Arial" w:eastAsia="Arial" w:cs="Arial"/>
-                <w:i w:val="false"/>
-                <w:b w:val="false"/>
-                <w:u w:val="none"/>
+                <w:strike w:val="false"/>
+                <w:sz w:val="21"/>
+                <w:szCs w:val="21"/>
+                <w:color w:val="000000"/>
+              </w:rPr>
+              <w:t xml:space="preserve">2. How many treated units had no close match, and how often was each twin reused?</w:t>
+            </w:r>
+            <w:r>
+              <w:rPr>
+                <w:rFonts w:ascii="Arial" w:hAnsi="Arial" w:eastAsia="Arial" w:cs="Arial"/>
+                <w:i w:val="false"/>
+                <w:b w:val="false"/>
+                <w:u w:val="none"/>
+                <w:strike w:val="false"/>
                 <w:sz w:val="21"/>
                 <w:szCs w:val="21"/>
                 <w:color w:val="000000"/>
@@ -7272,6 +8346,7 @@
                 <w:i w:val="false"/>
                 <w:b w:val="false"/>
                 <w:u w:val="none"/>
+                <w:strike w:val="false"/>
                 <w:sz w:val="21"/>
                 <w:szCs w:val="21"/>
                 <w:color w:val="000000"/>
@@ -7284,6 +8359,7 @@
                 <w:i w:val="false"/>
                 <w:b w:val="false"/>
                 <w:u w:val="none"/>
+                <w:strike w:val="false"/>
                 <w:sz w:val="21"/>
                 <w:szCs w:val="21"/>
                 <w:color w:val="000000"/>
@@ -7296,18 +8372,20 @@
                 <w:i w:val="false"/>
                 <w:b w:val="false"/>
                 <w:u w:val="none"/>
-                <w:sz w:val="21"/>
-                <w:szCs w:val="21"/>
-                <w:color w:val="000000"/>
-              </w:rPr>
-              <w:t xml:space="preserve">4. Does the answer hold if you change what you matched on, or compare changes instead of levels?</w:t>
-            </w:r>
-            <w:r>
-              <w:rPr>
-                <w:rFonts w:ascii="Arial" w:hAnsi="Arial" w:eastAsia="Arial" w:cs="Arial"/>
-                <w:i w:val="false"/>
-                <w:b w:val="false"/>
-                <w:u w:val="none"/>
+                <w:strike w:val="false"/>
+                <w:sz w:val="21"/>
+                <w:szCs w:val="21"/>
+                <w:color w:val="000000"/>
+              </w:rPr>
+              <w:t xml:space="preserve">4. Does the answer hold if you change what you matched on?</w:t>
+            </w:r>
+            <w:r>
+              <w:rPr>
+                <w:rFonts w:ascii="Arial" w:hAnsi="Arial" w:eastAsia="Arial" w:cs="Arial"/>
+                <w:i w:val="false"/>
+                <w:b w:val="false"/>
+                <w:u w:val="none"/>
+                <w:strike w:val="false"/>
                 <w:sz w:val="21"/>
                 <w:szCs w:val="21"/>
                 <w:color w:val="000000"/>
@@ -7320,6 +8398,7 @@
                 <w:i w:val="false"/>
                 <w:b w:val="false"/>
                 <w:u w:val="none"/>
+                <w:strike w:val="false"/>
                 <w:sz w:val="21"/>
                 <w:szCs w:val="21"/>
                 <w:color w:val="000000"/>
@@ -7332,6 +8411,7 @@
                 <w:i w:val="false"/>
                 <w:b w:val="false"/>
                 <w:u w:val="none"/>
+                <w:strike w:val="false"/>
                 <w:sz w:val="21"/>
                 <w:szCs w:val="21"/>
                 <w:color w:val="000000"/>
@@ -7344,6 +8424,7 @@
                 <w:i w:val="false"/>
                 <w:b w:val="false"/>
                 <w:u w:val="none"/>
+                <w:strike w:val="false"/>
                 <w:sz w:val="21"/>
                 <w:szCs w:val="21"/>
                 <w:color w:val="000000"/>
@@ -7356,6 +8437,7 @@
                 <w:i w:val="false"/>
                 <w:b w:val="false"/>
                 <w:u w:val="none"/>
+                <w:strike w:val="false"/>
                 <w:sz w:val="21"/>
                 <w:szCs w:val="21"/>
                 <w:color w:val="000000"/>
@@ -7368,6 +8450,7 @@
                 <w:i w:val="false"/>
                 <w:b w:val="false"/>
                 <w:u w:val="none"/>
+                <w:strike w:val="false"/>
                 <w:sz w:val="21"/>
                 <w:szCs w:val="21"/>
                 <w:color w:val="000000"/>
@@ -7380,6 +8463,7 @@
                 <w:i w:val="false"/>
                 <w:b w:val="false"/>
                 <w:u w:val="none"/>
+                <w:strike w:val="false"/>
                 <w:sz w:val="21"/>
                 <w:szCs w:val="21"/>
                 <w:color w:val="000000"/>
@@ -7390,11 +8474,11 @@
         </w:tc>
       </w:tr>
     </w:tbl>
-    <w:sectPr w:officer="true">
-      <w:pgMar w:header="720" w:bottom="1008" w:top="1008" w:right="1152" w:left="1152" w:footer="720" w:gutter="720"/>
+    <w:sectPr>
+      <w:pgMar w:header="708" w:bottom="1008" w:top="1008" w:right="1152" w:left="1152" w:footer="708" w:gutter="0"/>
       <w:pgSz w:h="16838" w:w="11906" w:orient="portrait"/>
+      <w:type w:val="continuous"/>
       <w:cols/>
-      <w:type w:val="continuous"/>
     </w:sectPr>
   </w:body>
 </w:document>

--- a/docs/handouts/Oct13_session3_handouts.docx
+++ b/docs/handouts/Oct13_session3_handouts.docx
@@ -98,7 +98,7 @@
           <w:szCs w:val="18"/>
           <w:color w:val="545860"/>
         </w:rPr>
-        <w:t xml:space="preserve">Fictional GreenWaste case | invented figures</w:t>
+        <w:t xml:space="preserve">GreenWaste is a fictional training case.</w:t>
       </w:r>
     </w:p>
     <w:p>
